--- a/electrical-focused-english-cv.docx
+++ b/electrical-focused-english-cv.docx
@@ -1,20 +1,19 @@
 
 <file path=word/document.xml><?xml version="1.0" encoding="utf-8"?>
-<w:document xmlns:mc="http://schemas.openxmlformats.org/markup-compatibility/2006" xmlns:ve="http://schemas.openxmlformats.org/markup-compatibility/2006" xmlns:o="urn:schemas-microsoft-com:office:office" xmlns:r="http://schemas.openxmlformats.org/officeDocument/2006/relationships" xmlns:m="http://schemas.openxmlformats.org/officeDocument/2006/math" xmlns:v="urn:schemas-microsoft-com:vml" xmlns:wp="http://schemas.openxmlformats.org/drawingml/2006/wordprocessingDrawing" xmlns:w10="urn:schemas-microsoft-com:office:word" xmlns:w="http://schemas.openxmlformats.org/wordprocessingml/2006/main" xmlns:wne="http://schemas.microsoft.com/office/word/2006/wordml" xmlns:a="http://schemas.openxmlformats.org/drawingml/2006/main" xmlns:pic="http://schemas.openxmlformats.org/drawingml/2006/picture" xmlns:wpg="http://schemas.microsoft.com/office/word/2010/wordprocessingGroup" xmlns:wps="http://schemas.microsoft.com/office/word/2010/wordprocessingShape" xmlns:w14="http://schemas.microsoft.com/office/word/2010/wordml" mc:Ignorable="w14" xml:space="preserve">
+<w:document xmlns:wpc="http://schemas.microsoft.com/office/word/2010/wordprocessingCanvas" xmlns:cx="http://schemas.microsoft.com/office/drawing/2014/chartex" xmlns:cx1="http://schemas.microsoft.com/office/drawing/2015/9/8/chartex" xmlns:cx2="http://schemas.microsoft.com/office/drawing/2015/10/21/chartex" xmlns:cx3="http://schemas.microsoft.com/office/drawing/2016/5/9/chartex" xmlns:cx4="http://schemas.microsoft.com/office/drawing/2016/5/10/chartex" xmlns:cx5="http://schemas.microsoft.com/office/drawing/2016/5/11/chartex" xmlns:cx6="http://schemas.microsoft.com/office/drawing/2016/5/12/chartex" xmlns:cx7="http://schemas.microsoft.com/office/drawing/2016/5/13/chartex" xmlns:cx8="http://schemas.microsoft.com/office/drawing/2016/5/14/chartex" xmlns:mc="http://schemas.openxmlformats.org/markup-compatibility/2006" xmlns:aink="http://schemas.microsoft.com/office/drawing/2016/ink" xmlns:am3d="http://schemas.microsoft.com/office/drawing/2017/model3d" xmlns:o="urn:schemas-microsoft-com:office:office" xmlns:oel="http://schemas.microsoft.com/office/2019/extlst" xmlns:r="http://schemas.openxmlformats.org/officeDocument/2006/relationships" xmlns:m="http://schemas.openxmlformats.org/officeDocument/2006/math" xmlns:v="urn:schemas-microsoft-com:vml" xmlns:wp14="http://schemas.microsoft.com/office/word/2010/wordprocessingDrawing" xmlns:wp="http://schemas.openxmlformats.org/drawingml/2006/wordprocessingDrawing" xmlns:w10="urn:schemas-microsoft-com:office:word" xmlns:w="http://schemas.openxmlformats.org/wordprocessingml/2006/main" xmlns:w14="http://schemas.microsoft.com/office/word/2010/wordml" xmlns:w15="http://schemas.microsoft.com/office/word/2012/wordml" xmlns:w16cex="http://schemas.microsoft.com/office/word/2018/wordml/cex" xmlns:w16cid="http://schemas.microsoft.com/office/word/2016/wordml/cid" xmlns:w16="http://schemas.microsoft.com/office/word/2018/wordml" xmlns:w16du="http://schemas.microsoft.com/office/word/2023/wordml/word16du" xmlns:w16sdtdh="http://schemas.microsoft.com/office/word/2020/wordml/sdtdatahash" xmlns:w16sdtfl="http://schemas.microsoft.com/office/word/2024/wordml/sdtformatlock" xmlns:w16se="http://schemas.microsoft.com/office/word/2015/wordml/symex" xmlns:wpg="http://schemas.microsoft.com/office/word/2010/wordprocessingGroup" xmlns:wpi="http://schemas.microsoft.com/office/word/2010/wordprocessingInk" xmlns:wne="http://schemas.microsoft.com/office/word/2006/wordml" xmlns:wps="http://schemas.microsoft.com/office/word/2010/wordprocessingShape" mc:Ignorable="w14 w15 w16se w16cid w16 w16cex w16sdtdh w16sdtfl w16du wp14">
   <w:body>
     <w:p>
       <w:pPr>
         <w:pStyle w:val="Title"/>
       </w:pPr>
       <w:r>
-        <w:rPr/>
         <w:t>ALHASSAN</w:t>
       </w:r>
       <w:r>
         <w:rPr>
           <w:spacing w:val="-29"/>
         </w:rPr>
-        <w:t> </w:t>
+        <w:t xml:space="preserve"> </w:t>
       </w:r>
       <w:r>
         <w:rPr>
@@ -26,8 +25,7 @@
     <w:p>
       <w:pPr>
         <w:spacing w:before="123"/>
-        <w:ind w:left="4248" w:right="0" w:firstLine="0"/>
-        <w:jc w:val="left"/>
+        <w:ind w:left="4248"/>
         <w:rPr>
           <w:rFonts w:ascii="Arial MT"/>
           <w:sz w:val="20"/>
@@ -47,7 +45,7 @@
           <w:spacing w:val="-10"/>
           <w:sz w:val="20"/>
         </w:rPr>
-        <w:t> </w:t>
+        <w:t xml:space="preserve"> </w:t>
       </w:r>
       <w:r>
         <w:rPr>
@@ -63,7 +61,7 @@
           <w:spacing w:val="-10"/>
           <w:sz w:val="20"/>
         </w:rPr>
-        <w:t> </w:t>
+        <w:t xml:space="preserve"> </w:t>
       </w:r>
       <w:r>
         <w:rPr>
@@ -79,15 +77,7 @@
           <w:spacing w:val="-10"/>
           <w:sz w:val="20"/>
         </w:rPr>
-        <w:t> </w:t>
-      </w:r>
-      <w:r>
-        <w:rPr>
-          <w:rFonts w:ascii="Arial MT"/>
-          <w:spacing w:val="-2"/>
-          <w:sz w:val="20"/>
-        </w:rPr>
-        <w:t>ELECTRICAL</w:t>
+        <w:t xml:space="preserve"> </w:t>
       </w:r>
       <w:r>
         <w:rPr>
@@ -95,15 +85,7 @@
           <w:spacing w:val="-10"/>
           <w:sz w:val="20"/>
         </w:rPr>
-        <w:t> </w:t>
-      </w:r>
-      <w:r>
-        <w:rPr>
-          <w:rFonts w:ascii="Arial MT"/>
-          <w:spacing w:val="-2"/>
-          <w:sz w:val="20"/>
-        </w:rPr>
-        <w:t>ENGINEER</w:t>
+        <w:t>MJUKVARUUTVECKLARE</w:t>
       </w:r>
     </w:p>
     <w:p>
@@ -161,7 +143,7 @@
           <w:color w:val="323B4B"/>
           <w:spacing w:val="53"/>
         </w:rPr>
-        <w:t> </w:t>
+        <w:t xml:space="preserve"> </w:t>
       </w:r>
       <w:r>
         <w:rPr>
@@ -185,7 +167,6 @@
     <w:p>
       <w:pPr>
         <w:pStyle w:val="BodyText"/>
-        <w:spacing w:after="0"/>
         <w:rPr>
           <w:rFonts w:ascii="Arial"/>
           <w:b/>
@@ -194,7 +175,8 @@
         <w:sectPr>
           <w:type w:val="continuous"/>
           <w:pgSz w:w="11910" w:h="16850"/>
-          <w:pgMar w:top="1380" w:bottom="0" w:left="283" w:right="141"/>
+          <w:pgMar w:top="1380" w:right="141" w:bottom="0" w:left="283" w:header="720" w:footer="720" w:gutter="0"/>
+          <w:cols w:space="720"/>
         </w:sectPr>
       </w:pPr>
     </w:p>
@@ -222,12 +204,10 @@
     <w:p>
       <w:pPr>
         <w:spacing w:before="1"/>
-        <w:ind w:left="99" w:right="0" w:firstLine="0"/>
-        <w:jc w:val="left"/>
+        <w:ind w:left="99"/>
         <w:rPr>
           <w:rFonts w:ascii="Arial"/>
           <w:b/>
-          <w:sz w:val="22"/>
         </w:rPr>
       </w:pPr>
       <w:r>
@@ -236,7 +216,6 @@
           <w:b/>
           <w:color w:val="323B4B"/>
           <w:spacing w:val="20"/>
-          <w:sz w:val="22"/>
         </w:rPr>
         <w:t>CONTACT</w:t>
       </w:r>
@@ -255,8 +234,7 @@
     <w:p>
       <w:pPr>
         <w:spacing w:before="1"/>
-        <w:ind w:left="461" w:right="0" w:firstLine="0"/>
-        <w:jc w:val="left"/>
+        <w:ind w:left="461"/>
         <w:rPr>
           <w:sz w:val="20"/>
         </w:rPr>
@@ -274,7 +252,7 @@
           <w:spacing w:val="-9"/>
           <w:sz w:val="20"/>
         </w:rPr>
-        <w:t> </w:t>
+        <w:t xml:space="preserve"> </w:t>
       </w:r>
       <w:r>
         <w:rPr>
@@ -289,7 +267,7 @@
           <w:spacing w:val="-9"/>
           <w:sz w:val="20"/>
         </w:rPr>
-        <w:t> </w:t>
+        <w:t xml:space="preserve"> </w:t>
       </w:r>
       <w:r>
         <w:rPr>
@@ -304,7 +282,7 @@
           <w:spacing w:val="-8"/>
           <w:sz w:val="20"/>
         </w:rPr>
-        <w:t> </w:t>
+        <w:t xml:space="preserve"> </w:t>
       </w:r>
       <w:r>
         <w:rPr>
@@ -318,13 +296,12 @@
     <w:p>
       <w:pPr>
         <w:spacing w:before="63"/>
-        <w:ind w:left="461" w:right="0" w:firstLine="0"/>
-        <w:jc w:val="left"/>
+        <w:ind w:left="461"/>
         <w:rPr>
           <w:sz w:val="20"/>
         </w:rPr>
       </w:pPr>
-      <w:hyperlink r:id="rId5">
+      <w:hyperlink r:id="rId4">
         <w:r>
           <w:rPr>
             <w:color w:val="323B4B"/>
@@ -337,9 +314,8 @@
     </w:p>
     <w:p>
       <w:pPr>
-        <w:spacing w:line="223" w:lineRule="auto" w:before="53"/>
-        <w:ind w:left="429" w:right="0" w:firstLine="0"/>
-        <w:jc w:val="left"/>
+        <w:spacing w:before="53" w:line="223" w:lineRule="auto"/>
+        <w:ind w:left="429"/>
         <w:rPr>
           <w:sz w:val="20"/>
         </w:rPr>
@@ -357,7 +333,7 @@
           <w:spacing w:val="-6"/>
           <w:sz w:val="20"/>
         </w:rPr>
-        <w:t> </w:t>
+        <w:t xml:space="preserve"> </w:t>
       </w:r>
       <w:r>
         <w:rPr>
@@ -372,7 +348,7 @@
           <w:spacing w:val="-6"/>
           <w:sz w:val="20"/>
         </w:rPr>
-        <w:t> </w:t>
+        <w:t xml:space="preserve"> </w:t>
       </w:r>
       <w:r>
         <w:rPr>
@@ -387,7 +363,7 @@
           <w:spacing w:val="-2"/>
           <w:sz w:val="20"/>
         </w:rPr>
-        <w:t> </w:t>
+        <w:t xml:space="preserve"> </w:t>
       </w:r>
       <w:r>
         <w:rPr>
@@ -399,15 +375,14 @@
     </w:p>
     <w:p>
       <w:pPr>
-        <w:spacing w:line="266" w:lineRule="auto" w:before="98"/>
-        <w:ind w:left="99" w:right="452" w:firstLine="0"/>
+        <w:spacing w:before="98" w:line="266" w:lineRule="auto"/>
+        <w:ind w:left="99" w:right="452"/>
         <w:jc w:val="both"/>
         <w:rPr>
           <w:sz w:val="18"/>
         </w:rPr>
       </w:pPr>
       <w:r>
-        <w:rPr/>
         <w:br w:type="column"/>
       </w:r>
       <w:r>
@@ -423,7 +398,7 @@
           <w:spacing w:val="40"/>
           <w:sz w:val="18"/>
         </w:rPr>
-        <w:t> </w:t>
+        <w:t xml:space="preserve"> </w:t>
       </w:r>
       <w:r>
         <w:rPr>
@@ -439,7 +414,7 @@
           <w:spacing w:val="-5"/>
           <w:sz w:val="18"/>
         </w:rPr>
-        <w:t> </w:t>
+        <w:t xml:space="preserve"> </w:t>
       </w:r>
       <w:r>
         <w:rPr>
@@ -464,7 +439,7 @@
           <w:spacing w:val="-5"/>
           <w:sz w:val="18"/>
         </w:rPr>
-        <w:t> </w:t>
+        <w:t xml:space="preserve"> </w:t>
       </w:r>
       <w:r>
         <w:rPr>
@@ -480,7 +455,7 @@
           <w:spacing w:val="-5"/>
           <w:sz w:val="18"/>
         </w:rPr>
-        <w:t> </w:t>
+        <w:t xml:space="preserve"> </w:t>
       </w:r>
       <w:r>
         <w:rPr>
@@ -496,7 +471,7 @@
           <w:spacing w:val="-5"/>
           <w:sz w:val="18"/>
         </w:rPr>
-        <w:t> </w:t>
+        <w:t xml:space="preserve"> </w:t>
       </w:r>
       <w:r>
         <w:rPr>
@@ -512,7 +487,7 @@
           <w:spacing w:val="-5"/>
           <w:sz w:val="18"/>
         </w:rPr>
-        <w:t> </w:t>
+        <w:t xml:space="preserve"> </w:t>
       </w:r>
       <w:r>
         <w:rPr>
@@ -528,7 +503,7 @@
           <w:spacing w:val="-5"/>
           <w:sz w:val="18"/>
         </w:rPr>
-        <w:t> </w:t>
+        <w:t xml:space="preserve"> </w:t>
       </w:r>
       <w:r>
         <w:rPr>
@@ -544,7 +519,7 @@
           <w:spacing w:val="-5"/>
           <w:sz w:val="18"/>
         </w:rPr>
-        <w:t> </w:t>
+        <w:t xml:space="preserve"> </w:t>
       </w:r>
       <w:r>
         <w:rPr>
@@ -560,7 +535,7 @@
           <w:spacing w:val="-5"/>
           <w:sz w:val="18"/>
         </w:rPr>
-        <w:t> </w:t>
+        <w:t xml:space="preserve"> </w:t>
       </w:r>
       <w:r>
         <w:rPr>
@@ -576,7 +551,7 @@
           <w:spacing w:val="-5"/>
           <w:sz w:val="18"/>
         </w:rPr>
-        <w:t> </w:t>
+        <w:t xml:space="preserve"> </w:t>
       </w:r>
       <w:r>
         <w:rPr>
@@ -592,7 +567,7 @@
           <w:spacing w:val="-5"/>
           <w:sz w:val="18"/>
         </w:rPr>
-        <w:t> </w:t>
+        <w:t xml:space="preserve"> </w:t>
       </w:r>
       <w:r>
         <w:rPr>
@@ -600,7 +575,7 @@
           <w:spacing w:val="-4"/>
           <w:sz w:val="18"/>
         </w:rPr>
-        <w:t>ranges </w:t>
+        <w:t xml:space="preserve">ranges </w:t>
       </w:r>
       <w:r>
         <w:rPr>
@@ -615,7 +590,7 @@
           <w:spacing w:val="-12"/>
           <w:sz w:val="18"/>
         </w:rPr>
-        <w:t> </w:t>
+        <w:t xml:space="preserve"> </w:t>
       </w:r>
       <w:r>
         <w:rPr>
@@ -632,7 +607,7 @@
           <w:spacing w:val="-10"/>
           <w:sz w:val="18"/>
         </w:rPr>
-        <w:t> </w:t>
+        <w:t xml:space="preserve"> </w:t>
       </w:r>
       <w:r>
         <w:rPr>
@@ -649,7 +624,7 @@
           <w:spacing w:val="-10"/>
           <w:sz w:val="18"/>
         </w:rPr>
-        <w:t> </w:t>
+        <w:t xml:space="preserve"> </w:t>
       </w:r>
       <w:r>
         <w:rPr>
@@ -666,7 +641,7 @@
           <w:spacing w:val="-10"/>
           <w:sz w:val="18"/>
         </w:rPr>
-        <w:t> </w:t>
+        <w:t xml:space="preserve"> </w:t>
       </w:r>
       <w:r>
         <w:rPr>
@@ -683,7 +658,7 @@
           <w:spacing w:val="-10"/>
           <w:sz w:val="18"/>
         </w:rPr>
-        <w:t> </w:t>
+        <w:t xml:space="preserve"> </w:t>
       </w:r>
       <w:r>
         <w:rPr>
@@ -700,7 +675,7 @@
           <w:spacing w:val="-10"/>
           <w:sz w:val="18"/>
         </w:rPr>
-        <w:t> </w:t>
+        <w:t xml:space="preserve"> </w:t>
       </w:r>
       <w:r>
         <w:rPr>
@@ -717,7 +692,7 @@
           <w:spacing w:val="-9"/>
           <w:sz w:val="18"/>
         </w:rPr>
-        <w:t> </w:t>
+        <w:t xml:space="preserve"> </w:t>
       </w:r>
       <w:r>
         <w:rPr>
@@ -732,7 +707,7 @@
           <w:spacing w:val="-12"/>
           <w:sz w:val="18"/>
         </w:rPr>
-        <w:t> </w:t>
+        <w:t xml:space="preserve"> </w:t>
       </w:r>
       <w:r>
         <w:rPr>
@@ -747,14 +722,14 @@
           <w:spacing w:val="-12"/>
           <w:sz w:val="18"/>
         </w:rPr>
-        <w:t> </w:t>
-      </w:r>
-      <w:r>
-        <w:rPr>
-          <w:color w:val="323B4B"/>
-          <w:sz w:val="18"/>
-        </w:rPr>
-        <w:t>including </w:t>
+        <w:t xml:space="preserve"> </w:t>
+      </w:r>
+      <w:r>
+        <w:rPr>
+          <w:color w:val="323B4B"/>
+          <w:sz w:val="18"/>
+        </w:rPr>
+        <w:t xml:space="preserve">including </w:t>
       </w:r>
       <w:r>
         <w:rPr>
@@ -769,7 +744,7 @@
           <w:color w:val="323B4B"/>
           <w:sz w:val="18"/>
         </w:rPr>
-        <w:t>) to modern web development. With a specialization in </w:t>
+        <w:t xml:space="preserve">) to modern web development. With a specialization in </w:t>
       </w:r>
       <w:r>
         <w:rPr>
@@ -787,7 +762,7 @@
           <w:spacing w:val="-7"/>
           <w:sz w:val="18"/>
         </w:rPr>
-        <w:t> </w:t>
+        <w:t xml:space="preserve"> </w:t>
       </w:r>
       <w:r>
         <w:rPr>
@@ -805,7 +780,7 @@
           <w:spacing w:val="-7"/>
           <w:sz w:val="18"/>
         </w:rPr>
-        <w:t> </w:t>
+        <w:t xml:space="preserve"> </w:t>
       </w:r>
       <w:r>
         <w:rPr>
@@ -823,7 +798,7 @@
           <w:spacing w:val="-7"/>
           <w:sz w:val="18"/>
         </w:rPr>
-        <w:t> </w:t>
+        <w:t xml:space="preserve"> </w:t>
       </w:r>
       <w:r>
         <w:rPr>
@@ -848,7 +823,7 @@
           <w:spacing w:val="-9"/>
           <w:sz w:val="18"/>
         </w:rPr>
-        <w:t> </w:t>
+        <w:t xml:space="preserve"> </w:t>
       </w:r>
       <w:r>
         <w:rPr>
@@ -864,7 +839,7 @@
           <w:spacing w:val="-8"/>
           <w:sz w:val="18"/>
         </w:rPr>
-        <w:t> </w:t>
+        <w:t xml:space="preserve"> </w:t>
       </w:r>
       <w:r>
         <w:rPr>
@@ -880,7 +855,7 @@
           <w:spacing w:val="-8"/>
           <w:sz w:val="18"/>
         </w:rPr>
-        <w:t> </w:t>
+        <w:t xml:space="preserve"> </w:t>
       </w:r>
       <w:r>
         <w:rPr>
@@ -896,7 +871,7 @@
           <w:spacing w:val="-8"/>
           <w:sz w:val="18"/>
         </w:rPr>
-        <w:t> </w:t>
+        <w:t xml:space="preserve"> </w:t>
       </w:r>
       <w:r>
         <w:rPr>
@@ -904,7 +879,7 @@
           <w:spacing w:val="-6"/>
           <w:sz w:val="18"/>
         </w:rPr>
-        <w:t>to </w:t>
+        <w:t xml:space="preserve">to </w:t>
       </w:r>
       <w:r>
         <w:rPr>
@@ -919,7 +894,7 @@
           <w:spacing w:val="-6"/>
           <w:sz w:val="18"/>
         </w:rPr>
-        <w:t> </w:t>
+        <w:t xml:space="preserve"> </w:t>
       </w:r>
       <w:r>
         <w:rPr>
@@ -948,7 +923,7 @@
           <w:color w:val="323B4B"/>
           <w:spacing w:val="30"/>
         </w:rPr>
-        <w:t> </w:t>
+        <w:t xml:space="preserve"> </w:t>
       </w:r>
       <w:r>
         <w:rPr>
@@ -961,13 +936,12 @@
     <w:p>
       <w:pPr>
         <w:pStyle w:val="Heading1"/>
-        <w:spacing w:after="0"/>
         <w:jc w:val="both"/>
         <w:sectPr>
           <w:type w:val="continuous"/>
           <w:pgSz w:w="11910" w:h="16850"/>
-          <w:pgMar w:top="1380" w:bottom="0" w:left="283" w:right="141"/>
-          <w:cols w:num="2" w:equalWidth="0">
+          <w:pgMar w:top="1380" w:right="141" w:bottom="0" w:left="283" w:header="720" w:footer="720" w:gutter="0"/>
+          <w:cols w:num="2" w:space="720" w:equalWidth="0">
             <w:col w:w="2837" w:space="1514"/>
             <w:col w:w="7135"/>
           </w:cols>
@@ -977,13 +951,12 @@
     <w:p>
       <w:pPr>
         <w:spacing w:before="79"/>
-        <w:ind w:left="412" w:right="0" w:firstLine="0"/>
-        <w:jc w:val="left"/>
+        <w:ind w:left="412"/>
         <w:rPr>
           <w:sz w:val="20"/>
         </w:rPr>
       </w:pPr>
-      <w:hyperlink r:id="rId6">
+      <w:hyperlink r:id="rId5">
         <w:r>
           <w:rPr>
             <w:color w:val="323B4B"/>
@@ -996,9 +969,8 @@
     </w:p>
     <w:p>
       <w:pPr>
-        <w:spacing w:line="300" w:lineRule="atLeast" w:before="0"/>
-        <w:ind w:left="415" w:right="0" w:firstLine="0"/>
-        <w:jc w:val="left"/>
+        <w:spacing w:line="300" w:lineRule="atLeast"/>
+        <w:ind w:left="415"/>
         <w:rPr>
           <w:sz w:val="20"/>
         </w:rPr>
@@ -1009,9 +981,9 @@
           <w:spacing w:val="-2"/>
           <w:sz w:val="20"/>
         </w:rPr>
-        <w:t>linkedin.com/in/alhassanjawad </w:t>
-      </w:r>
-      <w:hyperlink r:id="rId7">
+        <w:t xml:space="preserve">linkedin.com/in/alhassanjawad </w:t>
+      </w:r>
+      <w:hyperlink r:id="rId6">
         <w:r>
           <w:rPr>
             <w:color w:val="323B4B"/>
@@ -1025,15 +997,13 @@
     <w:p>
       <w:pPr>
         <w:spacing w:before="222"/>
-        <w:ind w:left="412" w:right="0" w:firstLine="0"/>
-        <w:jc w:val="left"/>
+        <w:ind w:left="412"/>
         <w:rPr>
           <w:b/>
           <w:sz w:val="20"/>
         </w:rPr>
       </w:pPr>
       <w:r>
-        <w:rPr/>
         <w:br w:type="column"/>
       </w:r>
       <w:r>
@@ -1052,7 +1022,7 @@
           <w:spacing w:val="1"/>
           <w:sz w:val="20"/>
         </w:rPr>
-        <w:t> </w:t>
+        <w:t xml:space="preserve"> </w:t>
       </w:r>
       <w:r>
         <w:rPr>
@@ -1067,8 +1037,7 @@
     <w:p>
       <w:pPr>
         <w:spacing w:before="63"/>
-        <w:ind w:left="412" w:right="0" w:firstLine="0"/>
-        <w:jc w:val="left"/>
+        <w:ind w:left="412"/>
         <w:rPr>
           <w:sz w:val="20"/>
         </w:rPr>
@@ -1086,7 +1055,7 @@
           <w:spacing w:val="-1"/>
           <w:sz w:val="20"/>
         </w:rPr>
-        <w:t> </w:t>
+        <w:t xml:space="preserve"> </w:t>
       </w:r>
       <w:r>
         <w:rPr>
@@ -1101,7 +1070,7 @@
           <w:spacing w:val="-1"/>
           <w:sz w:val="20"/>
         </w:rPr>
-        <w:t> </w:t>
+        <w:t xml:space="preserve"> </w:t>
       </w:r>
       <w:r>
         <w:rPr>
@@ -1114,26 +1083,18 @@
     </w:p>
     <w:p>
       <w:pPr>
-        <w:spacing w:line="240" w:lineRule="auto" w:before="66"/>
+        <w:spacing w:before="66"/>
         <w:rPr>
           <w:sz w:val="18"/>
         </w:rPr>
       </w:pPr>
       <w:r>
-        <w:rPr/>
         <w:br w:type="column"/>
-      </w:r>
-      <w:r>
-        <w:rPr>
-          <w:sz w:val="18"/>
-        </w:rPr>
       </w:r>
     </w:p>
     <w:p>
       <w:pPr>
-        <w:spacing w:before="0"/>
-        <w:ind w:left="412" w:right="0" w:firstLine="0"/>
-        <w:jc w:val="left"/>
+        <w:ind w:left="412"/>
         <w:rPr>
           <w:sz w:val="18"/>
         </w:rPr>
@@ -1151,7 +1112,7 @@
           <w:spacing w:val="-10"/>
           <w:sz w:val="18"/>
         </w:rPr>
-        <w:t> </w:t>
+        <w:t xml:space="preserve"> </w:t>
       </w:r>
       <w:r>
         <w:rPr>
@@ -1166,14 +1127,14 @@
           <w:spacing w:val="-9"/>
           <w:sz w:val="18"/>
         </w:rPr>
-        <w:t> </w:t>
-      </w:r>
-      <w:r>
-        <w:rPr>
-          <w:color w:val="323B4B"/>
-          <w:sz w:val="18"/>
-        </w:rPr>
-        <w:t>-</w:t>
+        <w:t xml:space="preserve"> </w:t>
+      </w:r>
+      <w:r>
+        <w:rPr>
+          <w:color w:val="323B4B"/>
+          <w:sz w:val="18"/>
+        </w:rPr>
+        <w:t>–</w:t>
       </w:r>
       <w:r>
         <w:rPr>
@@ -1181,7 +1142,7 @@
           <w:spacing w:val="-10"/>
           <w:sz w:val="18"/>
         </w:rPr>
-        <w:t> </w:t>
+        <w:t xml:space="preserve"> </w:t>
       </w:r>
       <w:r>
         <w:rPr>
@@ -1189,21 +1150,19 @@
           <w:spacing w:val="-2"/>
           <w:sz w:val="18"/>
         </w:rPr>
-        <w:t>PRESENT</w:t>
+        <w:t>Dec 2025</w:t>
       </w:r>
     </w:p>
     <w:p>
       <w:pPr>
-        <w:spacing w:after="0"/>
-        <w:jc w:val="left"/>
         <w:rPr>
           <w:sz w:val="18"/>
         </w:rPr>
         <w:sectPr>
           <w:type w:val="continuous"/>
           <w:pgSz w:w="11910" w:h="16850"/>
-          <w:pgMar w:top="1380" w:bottom="0" w:left="283" w:right="141"/>
-          <w:cols w:num="3" w:equalWidth="0">
+          <w:pgMar w:top="1380" w:right="141" w:bottom="0" w:left="283" w:header="720" w:footer="720" w:gutter="0"/>
+          <w:cols w:num="3" w:space="720" w:equalWidth="0">
             <w:col w:w="3283" w:space="755"/>
             <w:col w:w="2920" w:space="1975"/>
             <w:col w:w="2553"/>
@@ -1214,12 +1173,11 @@
     <w:p>
       <w:pPr>
         <w:spacing w:before="178"/>
-        <w:ind w:left="32" w:right="0" w:firstLine="0"/>
-        <w:jc w:val="left"/>
+        <w:ind w:left="32"/>
         <w:rPr>
           <w:rFonts w:ascii="Arial"/>
           <w:b/>
-          <w:sz w:val="22"/>
+          <w:lang w:val="sv-SE"/>
         </w:rPr>
       </w:pPr>
       <w:r>
@@ -1229,7 +1187,7 @@
           <w:color w:val="323B4B"/>
           <w:spacing w:val="23"/>
           <w:w w:val="105"/>
-          <w:sz w:val="22"/>
+          <w:lang w:val="sv-SE"/>
         </w:rPr>
         <w:t>PROGRAMMING</w:t>
       </w:r>
@@ -1240,9 +1198,9 @@
           <w:color w:val="323B4B"/>
           <w:spacing w:val="59"/>
           <w:w w:val="150"/>
-          <w:sz w:val="22"/>
-        </w:rPr>
-        <w:t> </w:t>
+          <w:lang w:val="sv-SE"/>
+        </w:rPr>
+        <w:t xml:space="preserve"> </w:t>
       </w:r>
       <w:r>
         <w:rPr>
@@ -1251,24 +1209,25 @@
           <w:color w:val="323B4B"/>
           <w:spacing w:val="16"/>
           <w:w w:val="90"/>
-          <w:sz w:val="22"/>
+          <w:lang w:val="sv-SE"/>
         </w:rPr>
         <w:t>SKILLS</w:t>
       </w:r>
     </w:p>
     <w:p>
       <w:pPr>
-        <w:spacing w:line="388" w:lineRule="auto" w:before="165"/>
-        <w:ind w:left="274" w:right="1492" w:firstLine="0"/>
-        <w:jc w:val="left"/>
-        <w:rPr>
-          <w:sz w:val="20"/>
+        <w:spacing w:before="165" w:line="388" w:lineRule="auto"/>
+        <w:ind w:left="274" w:right="1492"/>
+        <w:rPr>
+          <w:sz w:val="20"/>
+          <w:lang w:val="sv-SE"/>
         </w:rPr>
       </w:pPr>
       <w:r>
         <w:rPr>
           <w:color w:val="323B4B"/>
           <w:sz w:val="20"/>
+          <w:lang w:val="sv-SE"/>
         </w:rPr>
         <w:t>Python</w:t>
       </w:r>
@@ -1277,13 +1236,15 @@
           <w:color w:val="323B4B"/>
           <w:spacing w:val="-16"/>
           <w:sz w:val="20"/>
-        </w:rPr>
-        <w:t> </w:t>
-      </w:r>
-      <w:r>
-        <w:rPr>
-          <w:color w:val="323B4B"/>
-          <w:sz w:val="20"/>
+          <w:lang w:val="sv-SE"/>
+        </w:rPr>
+        <w:t xml:space="preserve"> </w:t>
+      </w:r>
+      <w:r>
+        <w:rPr>
+          <w:color w:val="323B4B"/>
+          <w:sz w:val="20"/>
+          <w:lang w:val="sv-SE"/>
         </w:rPr>
         <w:t>&amp;</w:t>
       </w:r>
@@ -1292,28 +1253,28 @@
           <w:color w:val="323B4B"/>
           <w:spacing w:val="-16"/>
           <w:sz w:val="20"/>
-        </w:rPr>
-        <w:t> </w:t>
-      </w:r>
-      <w:r>
-        <w:rPr>
-          <w:color w:val="323B4B"/>
-          <w:sz w:val="20"/>
+          <w:lang w:val="sv-SE"/>
+        </w:rPr>
+        <w:t xml:space="preserve"> </w:t>
+      </w:r>
+      <w:r>
+        <w:rPr>
+          <w:color w:val="323B4B"/>
+          <w:sz w:val="20"/>
+          <w:lang w:val="sv-SE"/>
         </w:rPr>
         <w:t>Java C &amp; C++</w:t>
       </w:r>
     </w:p>
     <w:p>
       <w:pPr>
-        <w:spacing w:line="160" w:lineRule="exact" w:before="0"/>
-        <w:ind w:left="32" w:right="0" w:firstLine="0"/>
-        <w:jc w:val="left"/>
+        <w:spacing w:line="160" w:lineRule="exact"/>
+        <w:ind w:left="32"/>
         <w:rPr>
           <w:sz w:val="18"/>
         </w:rPr>
       </w:pPr>
       <w:r>
-        <w:rPr/>
         <w:br w:type="column"/>
       </w:r>
       <w:r>
@@ -1331,7 +1292,7 @@
           <w:w w:val="105"/>
           <w:sz w:val="18"/>
         </w:rPr>
-        <w:t> </w:t>
+        <w:t xml:space="preserve"> </w:t>
       </w:r>
       <w:r>
         <w:rPr>
@@ -1348,7 +1309,7 @@
           <w:w w:val="105"/>
           <w:sz w:val="18"/>
         </w:rPr>
-        <w:t> </w:t>
+        <w:t xml:space="preserve"> </w:t>
       </w:r>
       <w:r>
         <w:rPr>
@@ -1365,7 +1326,7 @@
           <w:w w:val="105"/>
           <w:sz w:val="18"/>
         </w:rPr>
-        <w:t> </w:t>
+        <w:t xml:space="preserve"> </w:t>
       </w:r>
       <w:r>
         <w:rPr>
@@ -1382,7 +1343,7 @@
           <w:w w:val="105"/>
           <w:sz w:val="18"/>
         </w:rPr>
-        <w:t> </w:t>
+        <w:t xml:space="preserve"> </w:t>
       </w:r>
       <w:r>
         <w:rPr>
@@ -1399,7 +1360,7 @@
           <w:w w:val="105"/>
           <w:sz w:val="18"/>
         </w:rPr>
-        <w:t> </w:t>
+        <w:t xml:space="preserve"> </w:t>
       </w:r>
       <w:r>
         <w:rPr>
@@ -1416,7 +1377,7 @@
           <w:w w:val="105"/>
           <w:sz w:val="18"/>
         </w:rPr>
-        <w:t> </w:t>
+        <w:t xml:space="preserve"> </w:t>
       </w:r>
       <w:r>
         <w:rPr>
@@ -1433,7 +1394,7 @@
           <w:w w:val="105"/>
           <w:sz w:val="18"/>
         </w:rPr>
-        <w:t> </w:t>
+        <w:t xml:space="preserve"> </w:t>
       </w:r>
       <w:r>
         <w:rPr>
@@ -1450,7 +1411,7 @@
           <w:w w:val="105"/>
           <w:sz w:val="18"/>
         </w:rPr>
-        <w:t> </w:t>
+        <w:t xml:space="preserve"> </w:t>
       </w:r>
       <w:r>
         <w:rPr>
@@ -1465,8 +1426,7 @@
     <w:p>
       <w:pPr>
         <w:spacing w:before="23"/>
-        <w:ind w:left="32" w:right="0" w:firstLine="0"/>
-        <w:jc w:val="left"/>
+        <w:ind w:left="32"/>
         <w:rPr>
           <w:sz w:val="18"/>
         </w:rPr>
@@ -1484,7 +1444,7 @@
           <w:spacing w:val="-3"/>
           <w:sz w:val="18"/>
         </w:rPr>
-        <w:t> </w:t>
+        <w:t xml:space="preserve"> </w:t>
       </w:r>
       <w:r>
         <w:rPr>
@@ -1499,7 +1459,7 @@
           <w:spacing w:val="-3"/>
           <w:sz w:val="18"/>
         </w:rPr>
-        <w:t> </w:t>
+        <w:t xml:space="preserve"> </w:t>
       </w:r>
       <w:r>
         <w:rPr>
@@ -1512,9 +1472,8 @@
     </w:p>
     <w:p>
       <w:pPr>
-        <w:spacing w:line="266" w:lineRule="auto" w:before="22"/>
-        <w:ind w:left="32" w:right="0" w:firstLine="0"/>
-        <w:jc w:val="left"/>
+        <w:spacing w:before="22" w:line="266" w:lineRule="auto"/>
+        <w:ind w:left="32"/>
         <w:rPr>
           <w:sz w:val="18"/>
         </w:rPr>
@@ -1532,7 +1491,7 @@
           <w:spacing w:val="80"/>
           <w:sz w:val="18"/>
         </w:rPr>
-        <w:t> </w:t>
+        <w:t xml:space="preserve"> </w:t>
       </w:r>
       <w:r>
         <w:rPr>
@@ -1547,7 +1506,7 @@
           <w:spacing w:val="80"/>
           <w:sz w:val="18"/>
         </w:rPr>
-        <w:t> </w:t>
+        <w:t xml:space="preserve"> </w:t>
       </w:r>
       <w:r>
         <w:rPr>
@@ -1562,7 +1521,7 @@
           <w:spacing w:val="80"/>
           <w:sz w:val="18"/>
         </w:rPr>
-        <w:t> </w:t>
+        <w:t xml:space="preserve"> </w:t>
       </w:r>
       <w:r>
         <w:rPr>
@@ -1577,7 +1536,7 @@
           <w:spacing w:val="80"/>
           <w:sz w:val="18"/>
         </w:rPr>
-        <w:t> </w:t>
+        <w:t xml:space="preserve"> </w:t>
       </w:r>
       <w:r>
         <w:rPr>
@@ -1592,7 +1551,7 @@
           <w:spacing w:val="80"/>
           <w:sz w:val="18"/>
         </w:rPr>
-        <w:t> </w:t>
+        <w:t xml:space="preserve"> </w:t>
       </w:r>
       <w:r>
         <w:rPr>
@@ -1607,7 +1566,7 @@
           <w:spacing w:val="80"/>
           <w:sz w:val="18"/>
         </w:rPr>
-        <w:t> </w:t>
+        <w:t xml:space="preserve"> </w:t>
       </w:r>
       <w:r>
         <w:rPr>
@@ -1622,7 +1581,7 @@
           <w:spacing w:val="80"/>
           <w:sz w:val="18"/>
         </w:rPr>
-        <w:t> </w:t>
+        <w:t xml:space="preserve"> </w:t>
       </w:r>
       <w:r>
         <w:rPr>
@@ -1637,7 +1596,7 @@
           <w:spacing w:val="80"/>
           <w:sz w:val="18"/>
         </w:rPr>
-        <w:t> </w:t>
+        <w:t xml:space="preserve"> </w:t>
       </w:r>
       <w:r>
         <w:rPr>
@@ -1652,7 +1611,7 @@
           <w:spacing w:val="-18"/>
           <w:sz w:val="18"/>
         </w:rPr>
-        <w:t> </w:t>
+        <w:t xml:space="preserve"> </w:t>
       </w:r>
       <w:r>
         <w:rPr>
@@ -1664,9 +1623,8 @@
     </w:p>
     <w:p>
       <w:pPr>
-        <w:spacing w:line="266" w:lineRule="auto" w:before="0"/>
-        <w:ind w:left="32" w:right="0" w:firstLine="0"/>
-        <w:jc w:val="left"/>
+        <w:spacing w:line="266" w:lineRule="auto"/>
+        <w:ind w:left="32"/>
         <w:rPr>
           <w:sz w:val="18"/>
         </w:rPr>
@@ -1677,79 +1635,7 @@
           <w:w w:val="105"/>
           <w:sz w:val="18"/>
         </w:rPr>
-        <w:t>Apply</w:t>
-      </w:r>
-      <w:r>
-        <w:rPr>
-          <w:color w:val="323B4B"/>
-          <w:w w:val="105"/>
-          <w:sz w:val="18"/>
-        </w:rPr>
-        <w:t> industry</w:t>
-      </w:r>
-      <w:r>
-        <w:rPr>
-          <w:color w:val="323B4B"/>
-          <w:w w:val="105"/>
-          <w:sz w:val="18"/>
-        </w:rPr>
-        <w:t> best</w:t>
-      </w:r>
-      <w:r>
-        <w:rPr>
-          <w:color w:val="323B4B"/>
-          <w:w w:val="105"/>
-          <w:sz w:val="18"/>
-        </w:rPr>
-        <w:t> practices</w:t>
-      </w:r>
-      <w:r>
-        <w:rPr>
-          <w:color w:val="323B4B"/>
-          <w:w w:val="105"/>
-          <w:sz w:val="18"/>
-        </w:rPr>
-        <w:t> and</w:t>
-      </w:r>
-      <w:r>
-        <w:rPr>
-          <w:color w:val="323B4B"/>
-          <w:w w:val="105"/>
-          <w:sz w:val="18"/>
-        </w:rPr>
-        <w:t> technical</w:t>
-      </w:r>
-      <w:r>
-        <w:rPr>
-          <w:color w:val="323B4B"/>
-          <w:w w:val="105"/>
-          <w:sz w:val="18"/>
-        </w:rPr>
-        <w:t> standards</w:t>
-      </w:r>
-      <w:r>
-        <w:rPr>
-          <w:color w:val="323B4B"/>
-          <w:w w:val="105"/>
-          <w:sz w:val="18"/>
-        </w:rPr>
-        <w:t> to</w:t>
-      </w:r>
-      <w:r>
-        <w:rPr>
-          <w:color w:val="323B4B"/>
-          <w:w w:val="105"/>
-          <w:sz w:val="18"/>
-        </w:rPr>
-        <w:t> solve</w:t>
-      </w:r>
-      <w:r>
-        <w:rPr>
-          <w:color w:val="323B4B"/>
-          <w:w w:val="105"/>
-          <w:sz w:val="18"/>
-        </w:rPr>
-        <w:t> real-world</w:t>
+        <w:t>Apply industry best practices and technical standards to solve real-world</w:t>
       </w:r>
       <w:r>
         <w:rPr>
@@ -1758,7 +1644,7 @@
           <w:w w:val="105"/>
           <w:sz w:val="18"/>
         </w:rPr>
-        <w:t> </w:t>
+        <w:t xml:space="preserve"> </w:t>
       </w:r>
       <w:r>
         <w:rPr>
@@ -1772,16 +1658,15 @@
     </w:p>
     <w:p>
       <w:pPr>
-        <w:spacing w:after="0" w:line="266" w:lineRule="auto"/>
-        <w:jc w:val="left"/>
+        <w:spacing w:line="266" w:lineRule="auto"/>
         <w:rPr>
           <w:sz w:val="18"/>
         </w:rPr>
         <w:sectPr>
           <w:type w:val="continuous"/>
           <w:pgSz w:w="11910" w:h="16850"/>
-          <w:pgMar w:top="1380" w:bottom="0" w:left="283" w:right="141"/>
-          <w:cols w:num="2" w:equalWidth="0">
+          <w:pgMar w:top="1380" w:right="141" w:bottom="0" w:left="283" w:header="720" w:footer="720" w:gutter="0"/>
+          <w:cols w:num="2" w:space="720" w:equalWidth="0">
             <w:col w:w="3096" w:space="1642"/>
             <w:col w:w="6748"/>
           </w:cols>
@@ -1790,9 +1675,8 @@
     </w:p>
     <w:p>
       <w:pPr>
-        <w:spacing w:line="388" w:lineRule="auto" w:before="0"/>
-        <w:ind w:left="274" w:right="38" w:firstLine="0"/>
-        <w:jc w:val="left"/>
+        <w:spacing w:line="388" w:lineRule="auto"/>
+        <w:ind w:left="274" w:right="38"/>
         <w:rPr>
           <w:sz w:val="20"/>
         </w:rPr>
@@ -1810,7 +1694,7 @@
           <w:spacing w:val="-16"/>
           <w:sz w:val="20"/>
         </w:rPr>
-        <w:t> </w:t>
+        <w:t xml:space="preserve"> </w:t>
       </w:r>
       <w:r>
         <w:rPr>
@@ -1825,14 +1709,14 @@
           <w:spacing w:val="-16"/>
           <w:sz w:val="20"/>
         </w:rPr>
-        <w:t> </w:t>
-      </w:r>
-      <w:r>
-        <w:rPr>
-          <w:color w:val="323B4B"/>
-          <w:sz w:val="20"/>
-        </w:rPr>
-        <w:t>TypeScript </w:t>
+        <w:t xml:space="preserve"> </w:t>
+      </w:r>
+      <w:r>
+        <w:rPr>
+          <w:color w:val="323B4B"/>
+          <w:sz w:val="20"/>
+        </w:rPr>
+        <w:t xml:space="preserve">TypeScript </w:t>
       </w:r>
       <w:r>
         <w:rPr>
@@ -1846,15 +1730,13 @@
     <w:p>
       <w:pPr>
         <w:spacing w:before="88"/>
-        <w:ind w:left="274" w:right="0" w:firstLine="0"/>
-        <w:jc w:val="left"/>
+        <w:ind w:left="274"/>
         <w:rPr>
           <w:b/>
           <w:sz w:val="20"/>
         </w:rPr>
       </w:pPr>
       <w:r>
-        <w:rPr/>
         <w:br w:type="column"/>
       </w:r>
       <w:r>
@@ -1873,7 +1755,7 @@
           <w:spacing w:val="4"/>
           <w:sz w:val="20"/>
         </w:rPr>
-        <w:t> </w:t>
+        <w:t xml:space="preserve"> </w:t>
       </w:r>
       <w:r>
         <w:rPr>
@@ -1891,7 +1773,7 @@
           <w:spacing w:val="5"/>
           <w:sz w:val="20"/>
         </w:rPr>
-        <w:t> </w:t>
+        <w:t xml:space="preserve"> </w:t>
       </w:r>
       <w:r>
         <w:rPr>
@@ -1909,7 +1791,7 @@
           <w:spacing w:val="4"/>
           <w:sz w:val="20"/>
         </w:rPr>
-        <w:t> </w:t>
+        <w:t xml:space="preserve"> </w:t>
       </w:r>
       <w:r>
         <w:rPr>
@@ -1925,8 +1807,7 @@
     <w:p>
       <w:pPr>
         <w:spacing w:before="63"/>
-        <w:ind w:left="274" w:right="0" w:firstLine="0"/>
-        <w:jc w:val="left"/>
+        <w:ind w:left="274"/>
         <w:rPr>
           <w:sz w:val="20"/>
         </w:rPr>
@@ -1946,7 +1827,7 @@
           <w:w w:val="105"/>
           <w:sz w:val="20"/>
         </w:rPr>
-        <w:t> </w:t>
+        <w:t xml:space="preserve"> </w:t>
       </w:r>
       <w:r>
         <w:rPr>
@@ -1963,7 +1844,7 @@
           <w:w w:val="105"/>
           <w:sz w:val="20"/>
         </w:rPr>
-        <w:t> </w:t>
+        <w:t xml:space="preserve"> </w:t>
       </w:r>
       <w:r>
         <w:rPr>
@@ -1980,7 +1861,7 @@
           <w:w w:val="105"/>
           <w:sz w:val="20"/>
         </w:rPr>
-        <w:t> </w:t>
+        <w:t xml:space="preserve"> </w:t>
       </w:r>
       <w:r>
         <w:rPr>
@@ -1995,14 +1876,12 @@
     <w:p>
       <w:pPr>
         <w:spacing w:before="149"/>
-        <w:ind w:left="274" w:right="0" w:firstLine="0"/>
-        <w:jc w:val="left"/>
+        <w:ind w:left="274"/>
         <w:rPr>
           <w:sz w:val="18"/>
         </w:rPr>
       </w:pPr>
       <w:r>
-        <w:rPr/>
         <w:br w:type="column"/>
       </w:r>
       <w:r>
@@ -2018,7 +1897,7 @@
           <w:spacing w:val="-3"/>
           <w:sz w:val="18"/>
         </w:rPr>
-        <w:t> </w:t>
+        <w:t xml:space="preserve"> </w:t>
       </w:r>
       <w:r>
         <w:rPr>
@@ -2033,7 +1912,7 @@
           <w:spacing w:val="-3"/>
           <w:sz w:val="18"/>
         </w:rPr>
-        <w:t> </w:t>
+        <w:t xml:space="preserve"> </w:t>
       </w:r>
       <w:r>
         <w:rPr>
@@ -2048,7 +1927,7 @@
           <w:spacing w:val="-3"/>
           <w:sz w:val="18"/>
         </w:rPr>
-        <w:t> </w:t>
+        <w:t xml:space="preserve"> </w:t>
       </w:r>
       <w:r>
         <w:rPr>
@@ -2063,7 +1942,7 @@
           <w:spacing w:val="-3"/>
           <w:sz w:val="18"/>
         </w:rPr>
-        <w:t> </w:t>
+        <w:t xml:space="preserve"> </w:t>
       </w:r>
       <w:r>
         <w:rPr>
@@ -2076,16 +1955,14 @@
     </w:p>
     <w:p>
       <w:pPr>
-        <w:spacing w:after="0"/>
-        <w:jc w:val="left"/>
         <w:rPr>
           <w:sz w:val="18"/>
         </w:rPr>
         <w:sectPr>
           <w:type w:val="continuous"/>
           <w:pgSz w:w="11910" w:h="16850"/>
-          <w:pgMar w:top="1380" w:bottom="0" w:left="283" w:right="141"/>
-          <w:cols w:num="3" w:equalWidth="0">
+          <w:pgMar w:top="1380" w:right="141" w:bottom="0" w:left="283" w:header="720" w:footer="720" w:gutter="0"/>
+          <w:cols w:num="3" w:space="720" w:equalWidth="0">
             <w:col w:w="2402" w:space="1774"/>
             <w:col w:w="3511" w:space="1391"/>
             <w:col w:w="2408"/>
@@ -2095,13 +1972,12 @@
     </w:p>
     <w:p>
       <w:pPr>
-        <w:spacing w:line="300" w:lineRule="auto" w:before="0"/>
-        <w:ind w:left="32" w:right="0" w:firstLine="241"/>
+        <w:spacing w:line="300" w:lineRule="auto"/>
+        <w:ind w:left="32" w:firstLine="241"/>
         <w:jc w:val="both"/>
         <w:rPr>
           <w:rFonts w:ascii="Arial"/>
           <w:b/>
-          <w:sz w:val="22"/>
         </w:rPr>
       </w:pPr>
       <w:r>
@@ -2117,7 +1993,7 @@
           <w:spacing w:val="-16"/>
           <w:sz w:val="20"/>
         </w:rPr>
-        <w:t> </w:t>
+        <w:t xml:space="preserve"> </w:t>
       </w:r>
       <w:r>
         <w:rPr>
@@ -2132,7 +2008,7 @@
           <w:spacing w:val="-16"/>
           <w:sz w:val="20"/>
         </w:rPr>
-        <w:t> </w:t>
+        <w:t xml:space="preserve"> </w:t>
       </w:r>
       <w:r>
         <w:rPr>
@@ -2147,14 +2023,14 @@
           <w:spacing w:val="-15"/>
           <w:sz w:val="20"/>
         </w:rPr>
-        <w:t> </w:t>
-      </w:r>
-      <w:r>
-        <w:rPr>
-          <w:color w:val="323B4B"/>
-          <w:sz w:val="20"/>
-        </w:rPr>
-        <w:t>optimization </w:t>
+        <w:t xml:space="preserve"> </w:t>
+      </w:r>
+      <w:r>
+        <w:rPr>
+          <w:color w:val="323B4B"/>
+          <w:sz w:val="20"/>
+        </w:rPr>
+        <w:t xml:space="preserve">optimization </w:t>
       </w:r>
       <w:r>
         <w:rPr>
@@ -2162,61 +2038,45 @@
           <w:b/>
           <w:color w:val="323B4B"/>
           <w:spacing w:val="23"/>
-          <w:sz w:val="22"/>
-        </w:rPr>
-        <w:t>ELECTRICAL</w:t>
+        </w:rPr>
+        <w:t xml:space="preserve">ELECTRICAL </w:t>
       </w:r>
       <w:r>
         <w:rPr>
           <w:rFonts w:ascii="Arial"/>
           <w:b/>
           <w:color w:val="323B4B"/>
-          <w:spacing w:val="23"/>
-          <w:sz w:val="22"/>
-        </w:rPr>
-        <w:t> </w:t>
+        </w:rPr>
+        <w:t xml:space="preserve">&amp; </w:t>
       </w:r>
       <w:r>
         <w:rPr>
           <w:rFonts w:ascii="Arial"/>
           <w:b/>
           <w:color w:val="323B4B"/>
-          <w:sz w:val="22"/>
-        </w:rPr>
-        <w:t>&amp; </w:t>
+          <w:spacing w:val="22"/>
+        </w:rPr>
+        <w:t xml:space="preserve">CONTROL </w:t>
       </w:r>
       <w:r>
         <w:rPr>
           <w:rFonts w:ascii="Arial"/>
           <w:b/>
           <w:color w:val="323B4B"/>
-          <w:spacing w:val="22"/>
-          <w:sz w:val="22"/>
-        </w:rPr>
-        <w:t>CONTROL </w:t>
-      </w:r>
-      <w:r>
-        <w:rPr>
-          <w:rFonts w:ascii="Arial"/>
-          <w:b/>
-          <w:color w:val="323B4B"/>
           <w:spacing w:val="20"/>
-          <w:sz w:val="22"/>
         </w:rPr>
         <w:t>SYSTEMS</w:t>
       </w:r>
     </w:p>
     <w:p>
       <w:pPr>
-        <w:spacing w:line="164" w:lineRule="exact" w:before="0"/>
-        <w:ind w:left="32" w:right="0" w:firstLine="0"/>
-        <w:jc w:val="left"/>
+        <w:spacing w:line="164" w:lineRule="exact"/>
+        <w:ind w:left="32"/>
         <w:rPr>
           <w:sz w:val="18"/>
         </w:rPr>
       </w:pPr>
       <w:r>
-        <w:rPr/>
         <w:br w:type="column"/>
       </w:r>
       <w:r>
@@ -2234,7 +2094,7 @@
           <w:w w:val="105"/>
           <w:sz w:val="18"/>
         </w:rPr>
-        <w:t> </w:t>
+        <w:t xml:space="preserve"> </w:t>
       </w:r>
       <w:r>
         <w:rPr>
@@ -2251,7 +2111,7 @@
           <w:w w:val="105"/>
           <w:sz w:val="18"/>
         </w:rPr>
-        <w:t> </w:t>
+        <w:t xml:space="preserve"> </w:t>
       </w:r>
       <w:r>
         <w:rPr>
@@ -2268,7 +2128,7 @@
           <w:w w:val="105"/>
           <w:sz w:val="18"/>
         </w:rPr>
-        <w:t> </w:t>
+        <w:t xml:space="preserve"> </w:t>
       </w:r>
       <w:r>
         <w:rPr>
@@ -2285,7 +2145,7 @@
           <w:w w:val="105"/>
           <w:sz w:val="18"/>
         </w:rPr>
-        <w:t> </w:t>
+        <w:t xml:space="preserve"> </w:t>
       </w:r>
       <w:r>
         <w:rPr>
@@ -2302,7 +2162,7 @@
           <w:w w:val="105"/>
           <w:sz w:val="18"/>
         </w:rPr>
-        <w:t> </w:t>
+        <w:t xml:space="preserve"> </w:t>
       </w:r>
       <w:r>
         <w:rPr>
@@ -2319,7 +2179,7 @@
           <w:w w:val="105"/>
           <w:sz w:val="18"/>
         </w:rPr>
-        <w:t> </w:t>
+        <w:t xml:space="preserve"> </w:t>
       </w:r>
       <w:r>
         <w:rPr>
@@ -2336,7 +2196,7 @@
           <w:w w:val="105"/>
           <w:sz w:val="18"/>
         </w:rPr>
-        <w:t> </w:t>
+        <w:t xml:space="preserve"> </w:t>
       </w:r>
       <w:r>
         <w:rPr>
@@ -2353,7 +2213,7 @@
           <w:w w:val="105"/>
           <w:sz w:val="18"/>
         </w:rPr>
-        <w:t> </w:t>
+        <w:t xml:space="preserve"> </w:t>
       </w:r>
       <w:r>
         <w:rPr>
@@ -2370,7 +2230,7 @@
           <w:w w:val="105"/>
           <w:sz w:val="18"/>
         </w:rPr>
-        <w:t> </w:t>
+        <w:t xml:space="preserve"> </w:t>
       </w:r>
       <w:r>
         <w:rPr>
@@ -2385,8 +2245,7 @@
     <w:p>
       <w:pPr>
         <w:spacing w:before="23"/>
-        <w:ind w:left="32" w:right="0" w:firstLine="0"/>
-        <w:jc w:val="left"/>
+        <w:ind w:left="32"/>
         <w:rPr>
           <w:sz w:val="18"/>
         </w:rPr>
@@ -2404,7 +2263,7 @@
           <w:spacing w:val="5"/>
           <w:sz w:val="18"/>
         </w:rPr>
-        <w:t> </w:t>
+        <w:t xml:space="preserve"> </w:t>
       </w:r>
       <w:r>
         <w:rPr>
@@ -2419,7 +2278,7 @@
           <w:spacing w:val="5"/>
           <w:sz w:val="18"/>
         </w:rPr>
-        <w:t> </w:t>
+        <w:t xml:space="preserve"> </w:t>
       </w:r>
       <w:r>
         <w:rPr>
@@ -2434,7 +2293,7 @@
           <w:spacing w:val="6"/>
           <w:sz w:val="18"/>
         </w:rPr>
-        <w:t> </w:t>
+        <w:t xml:space="preserve"> </w:t>
       </w:r>
       <w:r>
         <w:rPr>
@@ -2447,9 +2306,8 @@
     </w:p>
     <w:p>
       <w:pPr>
-        <w:spacing w:line="266" w:lineRule="auto" w:before="22"/>
-        <w:ind w:left="32" w:right="0" w:firstLine="0"/>
-        <w:jc w:val="left"/>
+        <w:spacing w:before="22" w:line="266" w:lineRule="auto"/>
+        <w:ind w:left="32"/>
         <w:rPr>
           <w:sz w:val="18"/>
         </w:rPr>
@@ -2459,14 +2317,7 @@
           <w:color w:val="323B4B"/>
           <w:sz w:val="18"/>
         </w:rPr>
-        <w:t>Fixed an email marketing system with standard strategies, and optimized </w:t>
-      </w:r>
-      <w:r>
-        <w:rPr>
-          <w:color w:val="323B4B"/>
-          <w:sz w:val="18"/>
-        </w:rPr>
-        <w:t>and </w:t>
+        <w:t xml:space="preserve">Fixed an email marketing system with standard strategies, and optimized and </w:t>
       </w:r>
       <w:r>
         <w:rPr>
@@ -2479,16 +2330,15 @@
     </w:p>
     <w:p>
       <w:pPr>
-        <w:spacing w:after="0" w:line="266" w:lineRule="auto"/>
-        <w:jc w:val="left"/>
+        <w:spacing w:line="266" w:lineRule="auto"/>
         <w:rPr>
           <w:sz w:val="18"/>
         </w:rPr>
         <w:sectPr>
           <w:type w:val="continuous"/>
           <w:pgSz w:w="11910" w:h="16850"/>
-          <w:pgMar w:top="1380" w:bottom="0" w:left="283" w:right="141"/>
-          <w:cols w:num="2" w:equalWidth="0">
+          <w:pgMar w:top="1380" w:right="141" w:bottom="0" w:left="283" w:header="720" w:footer="720" w:gutter="0"/>
+          <w:cols w:num="2" w:space="720" w:equalWidth="0">
             <w:col w:w="3310" w:space="1427"/>
             <w:col w:w="6749"/>
           </w:cols>
@@ -2498,8 +2348,7 @@
     <w:p>
       <w:pPr>
         <w:spacing w:before="37"/>
-        <w:ind w:left="274" w:right="0" w:firstLine="0"/>
-        <w:jc w:val="left"/>
+        <w:ind w:left="274"/>
         <w:rPr>
           <w:sz w:val="20"/>
         </w:rPr>
@@ -2519,7 +2368,7 @@
           <w:w w:val="105"/>
           <w:sz w:val="20"/>
         </w:rPr>
-        <w:t> </w:t>
+        <w:t xml:space="preserve"> </w:t>
       </w:r>
       <w:r>
         <w:rPr>
@@ -2536,7 +2385,7 @@
           <w:w w:val="105"/>
           <w:sz w:val="20"/>
         </w:rPr>
-        <w:t> </w:t>
+        <w:t xml:space="preserve"> </w:t>
       </w:r>
       <w:r>
         <w:rPr>
@@ -2550,9 +2399,8 @@
     </w:p>
     <w:p>
       <w:pPr>
-        <w:spacing w:line="229" w:lineRule="exact" w:before="149"/>
-        <w:ind w:left="274" w:right="0" w:firstLine="0"/>
-        <w:jc w:val="left"/>
+        <w:spacing w:before="149" w:line="229" w:lineRule="exact"/>
+        <w:ind w:left="274"/>
         <w:rPr>
           <w:sz w:val="20"/>
         </w:rPr>
@@ -2570,7 +2418,7 @@
           <w:spacing w:val="10"/>
           <w:sz w:val="20"/>
         </w:rPr>
-        <w:t> </w:t>
+        <w:t xml:space="preserve"> </w:t>
       </w:r>
       <w:r>
         <w:rPr>
@@ -2584,15 +2432,13 @@
     <w:p>
       <w:pPr>
         <w:spacing w:before="20"/>
-        <w:ind w:left="274" w:right="0" w:firstLine="0"/>
-        <w:jc w:val="left"/>
+        <w:ind w:left="274"/>
         <w:rPr>
           <w:b/>
           <w:sz w:val="20"/>
         </w:rPr>
       </w:pPr>
       <w:r>
-        <w:rPr/>
         <w:br w:type="column"/>
       </w:r>
       <w:r>
@@ -2611,7 +2457,7 @@
           <w:spacing w:val="-11"/>
           <w:sz w:val="20"/>
         </w:rPr>
-        <w:t> </w:t>
+        <w:t xml:space="preserve"> </w:t>
       </w:r>
       <w:r>
         <w:rPr>
@@ -2626,8 +2472,7 @@
     <w:p>
       <w:pPr>
         <w:spacing w:before="63"/>
-        <w:ind w:left="274" w:right="0" w:firstLine="0"/>
-        <w:jc w:val="left"/>
+        <w:ind w:left="274"/>
         <w:rPr>
           <w:sz w:val="20"/>
         </w:rPr>
@@ -2648,7 +2493,7 @@
           <w:w w:val="105"/>
           <w:sz w:val="20"/>
         </w:rPr>
-        <w:t> </w:t>
+        <w:t xml:space="preserve"> </w:t>
       </w:r>
       <w:r>
         <w:rPr>
@@ -2663,14 +2508,12 @@
     <w:p>
       <w:pPr>
         <w:spacing w:before="27"/>
-        <w:ind w:left="274" w:right="0" w:firstLine="0"/>
-        <w:jc w:val="left"/>
+        <w:ind w:left="274"/>
         <w:rPr>
           <w:sz w:val="18"/>
         </w:rPr>
       </w:pPr>
       <w:r>
-        <w:rPr/>
         <w:br w:type="column"/>
       </w:r>
       <w:r>
@@ -2686,7 +2529,7 @@
           <w:spacing w:val="-15"/>
           <w:sz w:val="18"/>
         </w:rPr>
-        <w:t> </w:t>
+        <w:t xml:space="preserve"> </w:t>
       </w:r>
       <w:r>
         <w:rPr>
@@ -2701,7 +2544,7 @@
           <w:spacing w:val="-14"/>
           <w:sz w:val="18"/>
         </w:rPr>
-        <w:t> </w:t>
+        <w:t xml:space="preserve"> </w:t>
       </w:r>
       <w:r>
         <w:rPr>
@@ -2714,16 +2557,14 @@
     </w:p>
     <w:p>
       <w:pPr>
-        <w:spacing w:after="0"/>
-        <w:jc w:val="left"/>
         <w:rPr>
           <w:sz w:val="18"/>
         </w:rPr>
         <w:sectPr>
           <w:type w:val="continuous"/>
           <w:pgSz w:w="11910" w:h="16850"/>
-          <w:pgMar w:top="1380" w:bottom="0" w:left="283" w:right="141"/>
-          <w:cols w:num="3" w:equalWidth="0">
+          <w:pgMar w:top="1380" w:right="141" w:bottom="0" w:left="283" w:header="720" w:footer="720" w:gutter="0"/>
+          <w:cols w:num="3" w:space="720" w:equalWidth="0">
             <w:col w:w="2207" w:space="1983"/>
             <w:col w:w="2116" w:space="3488"/>
             <w:col w:w="1692"/>
@@ -2733,9 +2574,8 @@
     </w:p>
     <w:p>
       <w:pPr>
-        <w:spacing w:line="390" w:lineRule="atLeast" w:before="12"/>
-        <w:ind w:left="274" w:right="38" w:firstLine="0"/>
-        <w:jc w:val="left"/>
+        <w:spacing w:before="12" w:line="390" w:lineRule="atLeast"/>
+        <w:ind w:left="274" w:right="38"/>
         <w:rPr>
           <w:sz w:val="20"/>
         </w:rPr>
@@ -2753,14 +2593,14 @@
           <w:spacing w:val="-2"/>
           <w:sz w:val="20"/>
         </w:rPr>
-        <w:t> </w:t>
-      </w:r>
-      <w:r>
-        <w:rPr>
-          <w:color w:val="323B4B"/>
-          <w:sz w:val="20"/>
-        </w:rPr>
-        <w:t>Systems </w:t>
+        <w:t xml:space="preserve"> </w:t>
+      </w:r>
+      <w:r>
+        <w:rPr>
+          <w:color w:val="323B4B"/>
+          <w:sz w:val="20"/>
+        </w:rPr>
+        <w:t xml:space="preserve">Systems </w:t>
       </w:r>
       <w:r>
         <w:rPr>
@@ -2776,7 +2616,7 @@
           <w:spacing w:val="-14"/>
           <w:sz w:val="20"/>
         </w:rPr>
-        <w:t> </w:t>
+        <w:t xml:space="preserve"> </w:t>
       </w:r>
       <w:r>
         <w:rPr>
@@ -2792,7 +2632,7 @@
           <w:spacing w:val="-14"/>
           <w:sz w:val="20"/>
         </w:rPr>
-        <w:t> </w:t>
+        <w:t xml:space="preserve"> </w:t>
       </w:r>
       <w:r>
         <w:rPr>
@@ -2808,7 +2648,7 @@
           <w:spacing w:val="-13"/>
           <w:sz w:val="20"/>
         </w:rPr>
-        <w:t> </w:t>
+        <w:t xml:space="preserve"> </w:t>
       </w:r>
       <w:r>
         <w:rPr>
@@ -2816,7 +2656,7 @@
           <w:spacing w:val="-2"/>
           <w:sz w:val="20"/>
         </w:rPr>
-        <w:t>ESP32) </w:t>
+        <w:t xml:space="preserve">ESP32) </w:t>
       </w:r>
       <w:r>
         <w:rPr>
@@ -2831,7 +2671,7 @@
           <w:spacing w:val="-2"/>
           <w:sz w:val="20"/>
         </w:rPr>
-        <w:t> </w:t>
+        <w:t xml:space="preserve"> </w:t>
       </w:r>
       <w:r>
         <w:rPr>
@@ -2843,15 +2683,13 @@
     </w:p>
     <w:p>
       <w:pPr>
-        <w:spacing w:line="266" w:lineRule="auto" w:before="0"/>
-        <w:ind w:left="274" w:right="0" w:firstLine="0"/>
-        <w:jc w:val="left"/>
+        <w:spacing w:line="266" w:lineRule="auto"/>
+        <w:ind w:left="274"/>
         <w:rPr>
           <w:sz w:val="18"/>
         </w:rPr>
       </w:pPr>
       <w:r>
-        <w:rPr/>
         <w:br w:type="column"/>
       </w:r>
       <w:r>
@@ -2869,7 +2707,7 @@
           <w:w w:val="105"/>
           <w:sz w:val="18"/>
         </w:rPr>
-        <w:t> </w:t>
+        <w:t xml:space="preserve"> </w:t>
       </w:r>
       <w:r>
         <w:rPr>
@@ -2886,7 +2724,7 @@
           <w:w w:val="105"/>
           <w:sz w:val="18"/>
         </w:rPr>
-        <w:t> </w:t>
+        <w:t xml:space="preserve"> </w:t>
       </w:r>
       <w:r>
         <w:rPr>
@@ -2899,9 +2737,8 @@
     </w:p>
     <w:p>
       <w:pPr>
-        <w:spacing w:line="215" w:lineRule="exact" w:before="0"/>
-        <w:ind w:left="274" w:right="0" w:firstLine="0"/>
-        <w:jc w:val="left"/>
+        <w:spacing w:line="215" w:lineRule="exact"/>
+        <w:ind w:left="274"/>
         <w:rPr>
           <w:sz w:val="18"/>
         </w:rPr>
@@ -2919,7 +2756,7 @@
           <w:spacing w:val="7"/>
           <w:sz w:val="18"/>
         </w:rPr>
-        <w:t> </w:t>
+        <w:t xml:space="preserve"> </w:t>
       </w:r>
       <w:r>
         <w:rPr>
@@ -2934,7 +2771,7 @@
           <w:spacing w:val="8"/>
           <w:sz w:val="18"/>
         </w:rPr>
-        <w:t> </w:t>
+        <w:t xml:space="preserve"> </w:t>
       </w:r>
       <w:r>
         <w:rPr>
@@ -2949,7 +2786,7 @@
           <w:spacing w:val="8"/>
           <w:sz w:val="18"/>
         </w:rPr>
-        <w:t> </w:t>
+        <w:t xml:space="preserve"> </w:t>
       </w:r>
       <w:r>
         <w:rPr>
@@ -2962,9 +2799,8 @@
     </w:p>
     <w:p>
       <w:pPr>
-        <w:spacing w:line="266" w:lineRule="auto" w:before="17"/>
-        <w:ind w:left="274" w:right="0" w:firstLine="0"/>
-        <w:jc w:val="left"/>
+        <w:spacing w:before="17" w:line="266" w:lineRule="auto"/>
+        <w:ind w:left="274"/>
         <w:rPr>
           <w:sz w:val="18"/>
         </w:rPr>
@@ -2985,7 +2821,7 @@
           <w:w w:val="105"/>
           <w:sz w:val="18"/>
         </w:rPr>
-        <w:t> </w:t>
+        <w:t xml:space="preserve"> </w:t>
       </w:r>
       <w:r>
         <w:rPr>
@@ -3003,7 +2839,7 @@
           <w:w w:val="105"/>
           <w:sz w:val="18"/>
         </w:rPr>
-        <w:t> </w:t>
+        <w:t xml:space="preserve"> </w:t>
       </w:r>
       <w:r>
         <w:rPr>
@@ -3021,7 +2857,7 @@
           <w:w w:val="105"/>
           <w:sz w:val="18"/>
         </w:rPr>
-        <w:t> </w:t>
+        <w:t xml:space="preserve"> </w:t>
       </w:r>
       <w:r>
         <w:rPr>
@@ -3039,7 +2875,7 @@
           <w:w w:val="105"/>
           <w:sz w:val="18"/>
         </w:rPr>
-        <w:t> </w:t>
+        <w:t xml:space="preserve"> </w:t>
       </w:r>
       <w:r>
         <w:rPr>
@@ -3057,7 +2893,7 @@
           <w:w w:val="105"/>
           <w:sz w:val="18"/>
         </w:rPr>
-        <w:t> </w:t>
+        <w:t xml:space="preserve"> </w:t>
       </w:r>
       <w:r>
         <w:rPr>
@@ -3075,7 +2911,7 @@
           <w:w w:val="105"/>
           <w:sz w:val="18"/>
         </w:rPr>
-        <w:t> </w:t>
+        <w:t xml:space="preserve"> </w:t>
       </w:r>
       <w:r>
         <w:rPr>
@@ -3093,7 +2929,7 @@
           <w:w w:val="105"/>
           <w:sz w:val="18"/>
         </w:rPr>
-        <w:t> </w:t>
+        <w:t xml:space="preserve"> </w:t>
       </w:r>
       <w:r>
         <w:rPr>
@@ -3111,7 +2947,7 @@
           <w:w w:val="105"/>
           <w:sz w:val="18"/>
         </w:rPr>
-        <w:t> </w:t>
+        <w:t xml:space="preserve"> </w:t>
       </w:r>
       <w:r>
         <w:rPr>
@@ -3129,7 +2965,7 @@
           <w:w w:val="105"/>
           <w:sz w:val="18"/>
         </w:rPr>
-        <w:t> </w:t>
+        <w:t xml:space="preserve"> </w:t>
       </w:r>
       <w:r>
         <w:rPr>
@@ -3138,7 +2974,7 @@
           <w:w w:val="105"/>
           <w:sz w:val="18"/>
         </w:rPr>
-        <w:t>address </w:t>
+        <w:t xml:space="preserve">address </w:t>
       </w:r>
       <w:r>
         <w:rPr>
@@ -3155,7 +2991,7 @@
           <w:w w:val="105"/>
           <w:sz w:val="18"/>
         </w:rPr>
-        <w:t> </w:t>
+        <w:t xml:space="preserve"> </w:t>
       </w:r>
       <w:r>
         <w:rPr>
@@ -3168,16 +3004,15 @@
     </w:p>
     <w:p>
       <w:pPr>
-        <w:spacing w:after="0" w:line="266" w:lineRule="auto"/>
-        <w:jc w:val="left"/>
+        <w:spacing w:line="266" w:lineRule="auto"/>
         <w:rPr>
           <w:sz w:val="18"/>
         </w:rPr>
         <w:sectPr>
           <w:type w:val="continuous"/>
           <w:pgSz w:w="11910" w:h="16850"/>
-          <w:pgMar w:top="1380" w:bottom="0" w:left="283" w:right="141"/>
-          <w:cols w:num="2" w:equalWidth="0">
+          <w:pgMar w:top="1380" w:right="141" w:bottom="0" w:left="283" w:header="720" w:footer="720" w:gutter="0"/>
+          <w:cols w:num="2" w:space="720" w:equalWidth="0">
             <w:col w:w="2266" w:space="2230"/>
             <w:col w:w="6990"/>
           </w:cols>
@@ -3187,15 +3022,13 @@
     <w:p>
       <w:pPr>
         <w:tabs>
-          <w:tab w:pos="3110" w:val="left" w:leader="none"/>
+          <w:tab w:val="left" w:pos="3110"/>
         </w:tabs>
         <w:spacing w:before="57"/>
-        <w:ind w:left="32" w:right="0" w:firstLine="0"/>
-        <w:jc w:val="left"/>
+        <w:ind w:left="32"/>
         <w:rPr>
           <w:rFonts w:ascii="Arial"/>
           <w:b/>
-          <w:sz w:val="22"/>
         </w:rPr>
       </w:pPr>
       <w:r>
@@ -3204,7 +3037,6 @@
           <w:b/>
           <w:color w:val="323B4B"/>
           <w:spacing w:val="19"/>
-          <w:sz w:val="22"/>
           <w:u w:val="single" w:color="323B4B"/>
         </w:rPr>
         <w:t>SOFT</w:t>
@@ -3215,10 +3047,9 @@
           <w:b/>
           <w:color w:val="323B4B"/>
           <w:spacing w:val="26"/>
-          <w:sz w:val="22"/>
           <w:u w:val="single" w:color="323B4B"/>
         </w:rPr>
-        <w:t> </w:t>
+        <w:t xml:space="preserve"> </w:t>
       </w:r>
       <w:r>
         <w:rPr>
@@ -3226,7 +3057,6 @@
           <w:b/>
           <w:color w:val="323B4B"/>
           <w:spacing w:val="19"/>
-          <w:sz w:val="22"/>
           <w:u w:val="single" w:color="323B4B"/>
         </w:rPr>
         <w:t>SKILLS</w:t>
@@ -3236,7 +3066,6 @@
           <w:rFonts w:ascii="Arial"/>
           <w:b/>
           <w:color w:val="323B4B"/>
-          <w:sz w:val="22"/>
           <w:u w:val="single" w:color="323B4B"/>
         </w:rPr>
         <w:tab/>
@@ -3245,8 +3074,7 @@
     <w:p>
       <w:pPr>
         <w:spacing w:before="23"/>
-        <w:ind w:left="274" w:right="0" w:firstLine="0"/>
-        <w:jc w:val="left"/>
+        <w:ind w:left="274"/>
         <w:rPr>
           <w:sz w:val="20"/>
         </w:rPr>
@@ -3264,7 +3092,7 @@
           <w:spacing w:val="-6"/>
           <w:sz w:val="20"/>
         </w:rPr>
-        <w:t> </w:t>
+        <w:t xml:space="preserve"> </w:t>
       </w:r>
       <w:r>
         <w:rPr>
@@ -3272,21 +3100,19 @@
           <w:spacing w:val="-2"/>
           <w:sz w:val="20"/>
         </w:rPr>
-        <w:t>Solving,</w:t>
+        <w:t>Solving</w:t>
       </w:r>
     </w:p>
     <w:p>
       <w:pPr>
         <w:spacing w:before="45"/>
-        <w:ind w:left="32" w:right="0" w:firstLine="0"/>
-        <w:jc w:val="left"/>
+        <w:ind w:left="32"/>
         <w:rPr>
           <w:b/>
           <w:sz w:val="20"/>
         </w:rPr>
       </w:pPr>
       <w:r>
-        <w:rPr/>
         <w:br w:type="column"/>
       </w:r>
       <w:r>
@@ -3305,7 +3131,7 @@
           <w:spacing w:val="-13"/>
           <w:sz w:val="20"/>
         </w:rPr>
-        <w:t> </w:t>
+        <w:t xml:space="preserve"> </w:t>
       </w:r>
       <w:r>
         <w:rPr>
@@ -3323,7 +3149,7 @@
           <w:spacing w:val="-12"/>
           <w:sz w:val="20"/>
         </w:rPr>
-        <w:t> </w:t>
+        <w:t xml:space="preserve"> </w:t>
       </w:r>
       <w:r>
         <w:rPr>
@@ -3341,7 +3167,7 @@
           <w:spacing w:val="-13"/>
           <w:sz w:val="20"/>
         </w:rPr>
-        <w:t> </w:t>
+        <w:t xml:space="preserve"> </w:t>
       </w:r>
       <w:r>
         <w:rPr>
@@ -3359,7 +3185,7 @@
           <w:spacing w:val="-12"/>
           <w:sz w:val="20"/>
         </w:rPr>
-        <w:t> </w:t>
+        <w:t xml:space="preserve"> </w:t>
       </w:r>
       <w:r>
         <w:rPr>
@@ -3377,7 +3203,7 @@
           <w:spacing w:val="-12"/>
           <w:sz w:val="20"/>
         </w:rPr>
-        <w:t> </w:t>
+        <w:t xml:space="preserve"> </w:t>
       </w:r>
       <w:r>
         <w:rPr>
@@ -3392,8 +3218,7 @@
     <w:p>
       <w:pPr>
         <w:spacing w:before="63"/>
-        <w:ind w:left="32" w:right="0" w:firstLine="0"/>
-        <w:jc w:val="left"/>
+        <w:ind w:left="32"/>
         <w:rPr>
           <w:sz w:val="20"/>
         </w:rPr>
@@ -3411,7 +3236,7 @@
           <w:spacing w:val="1"/>
           <w:sz w:val="20"/>
         </w:rPr>
-        <w:t> </w:t>
+        <w:t xml:space="preserve"> </w:t>
       </w:r>
       <w:r>
         <w:rPr>
@@ -3426,7 +3251,7 @@
           <w:spacing w:val="1"/>
           <w:sz w:val="20"/>
         </w:rPr>
-        <w:t> </w:t>
+        <w:t xml:space="preserve"> </w:t>
       </w:r>
       <w:r>
         <w:rPr>
@@ -3441,7 +3266,7 @@
           <w:spacing w:val="1"/>
           <w:sz w:val="20"/>
         </w:rPr>
-        <w:t> </w:t>
+        <w:t xml:space="preserve"> </w:t>
       </w:r>
       <w:r>
         <w:rPr>
@@ -3455,14 +3280,12 @@
     <w:p>
       <w:pPr>
         <w:spacing w:before="52"/>
-        <w:ind w:left="32" w:right="0" w:firstLine="0"/>
-        <w:jc w:val="left"/>
+        <w:ind w:left="32"/>
         <w:rPr>
           <w:sz w:val="18"/>
         </w:rPr>
       </w:pPr>
       <w:r>
-        <w:rPr/>
         <w:br w:type="column"/>
       </w:r>
       <w:r>
@@ -3478,7 +3301,7 @@
           <w:spacing w:val="-4"/>
           <w:sz w:val="18"/>
         </w:rPr>
-        <w:t> </w:t>
+        <w:t xml:space="preserve"> </w:t>
       </w:r>
       <w:r>
         <w:rPr>
@@ -3493,7 +3316,7 @@
           <w:spacing w:val="-3"/>
           <w:sz w:val="18"/>
         </w:rPr>
-        <w:t> </w:t>
+        <w:t xml:space="preserve"> </w:t>
       </w:r>
       <w:r>
         <w:rPr>
@@ -3508,7 +3331,7 @@
           <w:spacing w:val="-3"/>
           <w:sz w:val="18"/>
         </w:rPr>
-        <w:t> </w:t>
+        <w:t xml:space="preserve"> </w:t>
       </w:r>
       <w:r>
         <w:rPr>
@@ -3523,21 +3346,19 @@
           <w:spacing w:val="-4"/>
           <w:sz w:val="18"/>
         </w:rPr>
-        <w:t> 2024</w:t>
+        <w:t xml:space="preserve"> 2024</w:t>
       </w:r>
     </w:p>
     <w:p>
       <w:pPr>
-        <w:spacing w:after="0"/>
-        <w:jc w:val="left"/>
         <w:rPr>
           <w:sz w:val="18"/>
         </w:rPr>
         <w:sectPr>
           <w:type w:val="continuous"/>
           <w:pgSz w:w="11910" w:h="16850"/>
-          <w:pgMar w:top="1380" w:bottom="0" w:left="283" w:right="141"/>
-          <w:cols w:num="3" w:equalWidth="0">
+          <w:pgMar w:top="1380" w:right="141" w:bottom="0" w:left="283" w:header="720" w:footer="720" w:gutter="0"/>
+          <w:cols w:num="3" w:space="720" w:equalWidth="0">
             <w:col w:w="3111" w:space="1321"/>
             <w:col w:w="4300" w:space="423"/>
             <w:col w:w="2331"/>
@@ -3548,8 +3369,7 @@
     <w:p>
       <w:pPr>
         <w:spacing w:before="133"/>
-        <w:ind w:left="274" w:right="0" w:firstLine="0"/>
-        <w:jc w:val="left"/>
+        <w:ind w:left="274"/>
         <w:rPr>
           <w:sz w:val="20"/>
         </w:rPr>
@@ -3568,7 +3388,7 @@
           <w:spacing w:val="-3"/>
           <w:sz w:val="20"/>
         </w:rPr>
-        <w:t> </w:t>
+        <w:t xml:space="preserve"> </w:t>
       </w:r>
       <w:r>
         <w:rPr>
@@ -3581,9 +3401,8 @@
     </w:p>
     <w:p>
       <w:pPr>
-        <w:spacing w:line="390" w:lineRule="atLeast" w:before="0"/>
-        <w:ind w:left="274" w:right="0" w:firstLine="0"/>
-        <w:jc w:val="left"/>
+        <w:spacing w:line="390" w:lineRule="atLeast"/>
+        <w:ind w:left="274"/>
         <w:rPr>
           <w:sz w:val="20"/>
         </w:rPr>
@@ -3601,7 +3420,7 @@
           <w:spacing w:val="-16"/>
           <w:sz w:val="20"/>
         </w:rPr>
-        <w:t> </w:t>
+        <w:t xml:space="preserve"> </w:t>
       </w:r>
       <w:r>
         <w:rPr>
@@ -3616,7 +3435,7 @@
           <w:spacing w:val="-16"/>
           <w:sz w:val="20"/>
         </w:rPr>
-        <w:t> </w:t>
+        <w:t xml:space="preserve"> </w:t>
       </w:r>
       <w:r>
         <w:rPr>
@@ -3631,14 +3450,14 @@
           <w:spacing w:val="-15"/>
           <w:sz w:val="20"/>
         </w:rPr>
-        <w:t> </w:t>
-      </w:r>
-      <w:r>
-        <w:rPr>
-          <w:color w:val="323B4B"/>
-          <w:sz w:val="20"/>
-        </w:rPr>
-        <w:t>Management </w:t>
+        <w:t xml:space="preserve"> </w:t>
+      </w:r>
+      <w:r>
+        <w:rPr>
+          <w:color w:val="323B4B"/>
+          <w:sz w:val="20"/>
+        </w:rPr>
+        <w:t xml:space="preserve">Management </w:t>
       </w:r>
       <w:r>
         <w:rPr>
@@ -3651,13 +3470,11 @@
     </w:p>
     <w:p>
       <w:pPr>
-        <w:spacing w:line="214" w:lineRule="exact" w:before="63"/>
-        <w:ind w:left="72" w:right="0" w:firstLine="0"/>
-        <w:jc w:val="left"/>
+        <w:spacing w:before="63" w:line="214" w:lineRule="exact"/>
+        <w:ind w:left="72"/>
         <w:rPr>
           <w:rFonts w:ascii="Arial"/>
           <w:b/>
-          <w:sz w:val="22"/>
         </w:rPr>
       </w:pPr>
       <w:r>
@@ -3666,22 +3483,19 @@
           <w:b/>
           <w:color w:val="323B4B"/>
           <w:spacing w:val="21"/>
-          <w:sz w:val="22"/>
         </w:rPr>
         <w:t>LANGUAGES</w:t>
       </w:r>
     </w:p>
     <w:p>
       <w:pPr>
-        <w:spacing w:line="266" w:lineRule="auto" w:before="86"/>
-        <w:ind w:left="428" w:right="0" w:firstLine="0"/>
-        <w:jc w:val="left"/>
+        <w:spacing w:before="86" w:line="266" w:lineRule="auto"/>
+        <w:ind w:left="428"/>
         <w:rPr>
           <w:sz w:val="18"/>
         </w:rPr>
       </w:pPr>
       <w:r>
-        <w:rPr/>
         <w:br w:type="column"/>
       </w:r>
       <w:r>
@@ -3697,7 +3511,7 @@
           <w:spacing w:val="70"/>
           <w:sz w:val="18"/>
         </w:rPr>
-        <w:t> </w:t>
+        <w:t xml:space="preserve"> </w:t>
       </w:r>
       <w:r>
         <w:rPr>
@@ -3712,7 +3526,7 @@
           <w:spacing w:val="70"/>
           <w:sz w:val="18"/>
         </w:rPr>
-        <w:t> </w:t>
+        <w:t xml:space="preserve"> </w:t>
       </w:r>
       <w:r>
         <w:rPr>
@@ -3727,7 +3541,7 @@
           <w:spacing w:val="70"/>
           <w:sz w:val="18"/>
         </w:rPr>
-        <w:t> </w:t>
+        <w:t xml:space="preserve"> </w:t>
       </w:r>
       <w:r>
         <w:rPr>
@@ -3742,7 +3556,7 @@
           <w:spacing w:val="70"/>
           <w:sz w:val="18"/>
         </w:rPr>
-        <w:t> </w:t>
+        <w:t xml:space="preserve"> </w:t>
       </w:r>
       <w:r>
         <w:rPr>
@@ -3757,7 +3571,7 @@
           <w:spacing w:val="70"/>
           <w:sz w:val="18"/>
         </w:rPr>
-        <w:t> </w:t>
+        <w:t xml:space="preserve"> </w:t>
       </w:r>
       <w:r>
         <w:rPr>
@@ -3772,7 +3586,7 @@
           <w:spacing w:val="70"/>
           <w:sz w:val="18"/>
         </w:rPr>
-        <w:t> </w:t>
+        <w:t xml:space="preserve"> </w:t>
       </w:r>
       <w:r>
         <w:rPr>
@@ -3787,7 +3601,7 @@
           <w:spacing w:val="70"/>
           <w:sz w:val="18"/>
         </w:rPr>
-        <w:t> </w:t>
+        <w:t xml:space="preserve"> </w:t>
       </w:r>
       <w:r>
         <w:rPr>
@@ -3802,7 +3616,7 @@
           <w:spacing w:val="70"/>
           <w:sz w:val="18"/>
         </w:rPr>
-        <w:t> </w:t>
+        <w:t xml:space="preserve"> </w:t>
       </w:r>
       <w:r>
         <w:rPr>
@@ -3817,7 +3631,7 @@
           <w:spacing w:val="70"/>
           <w:sz w:val="18"/>
         </w:rPr>
-        <w:t> </w:t>
+        <w:t xml:space="preserve"> </w:t>
       </w:r>
       <w:r>
         <w:rPr>
@@ -3832,21 +3646,14 @@
           <w:spacing w:val="70"/>
           <w:sz w:val="18"/>
         </w:rPr>
-        <w:t> </w:t>
-      </w:r>
-      <w:r>
-        <w:rPr>
-          <w:color w:val="323B4B"/>
-          <w:sz w:val="18"/>
-        </w:rPr>
-        <w:t>end-to-</w:t>
-      </w:r>
-      <w:r>
-        <w:rPr>
-          <w:color w:val="323B4B"/>
-          <w:sz w:val="18"/>
-        </w:rPr>
-        <w:t>end technical development, from initial architecture to feature implementation.</w:t>
+        <w:t xml:space="preserve"> </w:t>
+      </w:r>
+      <w:r>
+        <w:rPr>
+          <w:color w:val="323B4B"/>
+          <w:sz w:val="18"/>
+        </w:rPr>
+        <w:t>end-to-end technical development, from initial architecture to feature implementation.</w:t>
       </w:r>
     </w:p>
     <w:p>
@@ -3867,12 +3674,11 @@
     <w:p>
       <w:pPr>
         <w:pStyle w:val="Heading1"/>
-        <w:spacing w:after="0"/>
         <w:sectPr>
           <w:type w:val="continuous"/>
           <w:pgSz w:w="11910" w:h="16850"/>
-          <w:pgMar w:top="1380" w:bottom="0" w:left="283" w:right="141"/>
-          <w:cols w:num="2" w:equalWidth="0">
+          <w:pgMar w:top="1380" w:right="141" w:bottom="0" w:left="283" w:header="720" w:footer="720" w:gutter="0"/>
+          <w:cols w:num="2" w:space="720" w:equalWidth="0">
             <w:col w:w="2654" w:space="1689"/>
             <w:col w:w="7143"/>
           </w:cols>
@@ -3881,21 +3687,21 @@
     </w:p>
     <w:p>
       <w:pPr>
-        <w:spacing w:line="268" w:lineRule="auto" w:before="106"/>
-        <w:ind w:left="293" w:right="940" w:firstLine="0"/>
-        <w:jc w:val="left"/>
+        <w:spacing w:before="106" w:line="268" w:lineRule="auto"/>
+        <w:ind w:left="293" w:right="940"/>
         <w:rPr>
           <w:sz w:val="20"/>
         </w:rPr>
       </w:pPr>
       <w:r>
         <w:rPr>
+          <w:noProof/>
           <w:sz w:val="20"/>
         </w:rPr>
         <mc:AlternateContent>
-          <mc:Choice Requires="wps">
+          <mc:Choice Requires="wpg">
             <w:drawing>
-              <wp:anchor distT="0" distB="0" distL="0" distR="0" allowOverlap="1" layoutInCell="1" locked="0" behindDoc="1" simplePos="0" relativeHeight="487483392">
+              <wp:anchor distT="0" distB="0" distL="0" distR="0" simplePos="0" relativeHeight="487483392" behindDoc="1" locked="0" layoutInCell="1" allowOverlap="1" wp14:anchorId="29DDF8DD" wp14:editId="01792CC5">
                 <wp:simplePos x="0" y="0"/>
                 <wp:positionH relativeFrom="page">
                   <wp:posOffset>0</wp:posOffset>
@@ -3908,17 +3714,19 @@
                 <wp:wrapNone/>
                 <wp:docPr id="1" name="Group 1"/>
                 <wp:cNvGraphicFramePr>
-                  <a:graphicFrameLocks/>
+                  <a:graphicFrameLocks xmlns:a="http://schemas.openxmlformats.org/drawingml/2006/main"/>
                 </wp:cNvGraphicFramePr>
-                <a:graphic>
+                <a:graphic xmlns:a="http://schemas.openxmlformats.org/drawingml/2006/main">
                   <a:graphicData uri="http://schemas.microsoft.com/office/word/2010/wordprocessingGroup">
                     <wpg:wgp>
-                      <wpg:cNvPr id="1" name="Group 1"/>
-                      <wpg:cNvGrpSpPr/>
+                      <wpg:cNvGrpSpPr>
+                        <a:grpSpLocks/>
+                      </wpg:cNvGrpSpPr>
                       <wpg:grpSpPr>
                         <a:xfrm>
                           <a:off x="0" y="0"/>
                           <a:ext cx="7562850" cy="10696575"/>
+                          <a:chOff x="0" y="11"/>
                           <a:chExt cx="7562850" cy="10696575"/>
                         </a:xfrm>
                       </wpg:grpSpPr>
@@ -4386,13 +4194,13 @@
                           <a:noAutofit/>
                         </wps:bodyPr>
                       </wps:wsp>
-                      <pic:pic>
+                      <pic:pic xmlns:pic="http://schemas.openxmlformats.org/drawingml/2006/picture">
                         <pic:nvPicPr>
                           <pic:cNvPr id="4" name="Image 4"/>
                           <pic:cNvPicPr/>
                         </pic:nvPicPr>
                         <pic:blipFill>
-                          <a:blip r:embed="rId8" cstate="print"/>
+                          <a:blip r:embed="rId7" cstate="print"/>
                           <a:stretch>
                             <a:fillRect/>
                           </a:stretch>
@@ -4788,13 +4596,13 @@
                           <a:noAutofit/>
                         </wps:bodyPr>
                       </wps:wsp>
-                      <pic:pic>
+                      <pic:pic xmlns:pic="http://schemas.openxmlformats.org/drawingml/2006/picture">
                         <pic:nvPicPr>
                           <pic:cNvPr id="8" name="Image 8"/>
                           <pic:cNvPicPr/>
                         </pic:nvPicPr>
                         <pic:blipFill>
-                          <a:blip r:embed="rId9" cstate="print"/>
+                          <a:blip r:embed="rId8" cstate="print"/>
                           <a:stretch>
                             <a:fillRect/>
                           </a:stretch>
@@ -5095,13 +4903,13 @@
                           <a:noAutofit/>
                         </wps:bodyPr>
                       </wps:wsp>
-                      <pic:pic>
+                      <pic:pic xmlns:pic="http://schemas.openxmlformats.org/drawingml/2006/picture">
                         <pic:nvPicPr>
                           <pic:cNvPr id="10" name="Image 10"/>
                           <pic:cNvPicPr/>
                         </pic:nvPicPr>
                         <pic:blipFill>
-                          <a:blip r:embed="rId10" cstate="print"/>
+                          <a:blip r:embed="rId9" cstate="print"/>
                           <a:stretch>
                             <a:fillRect/>
                           </a:stretch>
@@ -5131,7 +4939,7 @@
                             <a:cxnLst/>
                             <a:rect l="l" t="t" r="r" b="b"/>
                             <a:pathLst>
-                              <a:path w="0" h="1143000">
+                              <a:path h="1143000">
                                 <a:moveTo>
                                   <a:pt x="0" y="0"/>
                                 </a:moveTo>
@@ -5155,13 +4963,13 @@
                           <a:noAutofit/>
                         </wps:bodyPr>
                       </wps:wsp>
-                      <pic:pic>
+                      <pic:pic xmlns:pic="http://schemas.openxmlformats.org/drawingml/2006/picture">
                         <pic:nvPicPr>
                           <pic:cNvPr id="12" name="Image 12"/>
                           <pic:cNvPicPr/>
                         </pic:nvPicPr>
                         <pic:blipFill>
-                          <a:blip r:embed="rId11" cstate="print"/>
+                          <a:blip r:embed="rId10" cstate="print"/>
                           <a:stretch>
                             <a:fillRect/>
                           </a:stretch>
@@ -5191,7 +4999,7 @@
                             <a:cxnLst/>
                             <a:rect l="l" t="t" r="r" b="b"/>
                             <a:pathLst>
-                              <a:path w="0" h="4411345">
+                              <a:path h="4411345">
                                 <a:moveTo>
                                   <a:pt x="0" y="0"/>
                                 </a:moveTo>
@@ -5230,7 +5038,7 @@
                             <a:cxnLst/>
                             <a:rect l="l" t="t" r="r" b="b"/>
                             <a:pathLst>
-                              <a:path w="0" h="1471930">
+                              <a:path h="1471930">
                                 <a:moveTo>
                                   <a:pt x="0" y="0"/>
                                 </a:moveTo>
@@ -5254,13 +5062,13 @@
                           <a:noAutofit/>
                         </wps:bodyPr>
                       </wps:wsp>
-                      <pic:pic>
+                      <pic:pic xmlns:pic="http://schemas.openxmlformats.org/drawingml/2006/picture">
                         <pic:nvPicPr>
                           <pic:cNvPr id="15" name="Image 15"/>
                           <pic:cNvPicPr/>
                         </pic:nvPicPr>
                         <pic:blipFill>
-                          <a:blip r:embed="rId11" cstate="print"/>
+                          <a:blip r:embed="rId10" cstate="print"/>
                           <a:stretch>
                             <a:fillRect/>
                           </a:stretch>
@@ -5275,13 +5083,13 @@
                           </a:prstGeom>
                         </pic:spPr>
                       </pic:pic>
-                      <pic:pic>
+                      <pic:pic xmlns:pic="http://schemas.openxmlformats.org/drawingml/2006/picture">
                         <pic:nvPicPr>
                           <pic:cNvPr id="16" name="Image 16"/>
                           <pic:cNvPicPr/>
                         </pic:nvPicPr>
                         <pic:blipFill>
-                          <a:blip r:embed="rId12" cstate="print"/>
+                          <a:blip r:embed="rId11" cstate="print"/>
                           <a:stretch>
                             <a:fillRect/>
                           </a:stretch>
@@ -5726,13 +5534,13 @@
                           <a:noAutofit/>
                         </wps:bodyPr>
                       </wps:wsp>
-                      <pic:pic>
+                      <pic:pic xmlns:pic="http://schemas.openxmlformats.org/drawingml/2006/picture">
                         <pic:nvPicPr>
                           <pic:cNvPr id="18" name="Image 18"/>
                           <pic:cNvPicPr/>
                         </pic:nvPicPr>
                         <pic:blipFill>
-                          <a:blip r:embed="rId13" cstate="print"/>
+                          <a:blip r:embed="rId12" cstate="print"/>
                           <a:stretch>
                             <a:fillRect/>
                           </a:stretch>
@@ -5747,13 +5555,13 @@
                           </a:prstGeom>
                         </pic:spPr>
                       </pic:pic>
-                      <pic:pic>
+                      <pic:pic xmlns:pic="http://schemas.openxmlformats.org/drawingml/2006/picture">
                         <pic:nvPicPr>
                           <pic:cNvPr id="19" name="Image 19"/>
                           <pic:cNvPicPr/>
                         </pic:nvPicPr>
                         <pic:blipFill>
-                          <a:blip r:embed="rId14" cstate="print"/>
+                          <a:blip r:embed="rId13" cstate="print"/>
                           <a:stretch>
                             <a:fillRect/>
                           </a:stretch>
@@ -5768,13 +5576,13 @@
                           </a:prstGeom>
                         </pic:spPr>
                       </pic:pic>
-                      <pic:pic>
+                      <pic:pic xmlns:pic="http://schemas.openxmlformats.org/drawingml/2006/picture">
                         <pic:nvPicPr>
                           <pic:cNvPr id="20" name="Image 20"/>
                           <pic:cNvPicPr/>
                         </pic:nvPicPr>
                         <pic:blipFill>
-                          <a:blip r:embed="rId15" cstate="print"/>
+                          <a:blip r:embed="rId14" cstate="print"/>
                           <a:stretch>
                             <a:fillRect/>
                           </a:stretch>
@@ -5789,13 +5597,13 @@
                           </a:prstGeom>
                         </pic:spPr>
                       </pic:pic>
-                      <pic:pic>
+                      <pic:pic xmlns:pic="http://schemas.openxmlformats.org/drawingml/2006/picture">
                         <pic:nvPicPr>
                           <pic:cNvPr id="21" name="Image 21"/>
                           <pic:cNvPicPr/>
                         </pic:nvPicPr>
                         <pic:blipFill>
-                          <a:blip r:embed="rId16" cstate="print"/>
+                          <a:blip r:embed="rId15" cstate="print"/>
                           <a:stretch>
                             <a:fillRect/>
                           </a:stretch>
@@ -5810,13 +5618,13 @@
                           </a:prstGeom>
                         </pic:spPr>
                       </pic:pic>
-                      <pic:pic>
+                      <pic:pic xmlns:pic="http://schemas.openxmlformats.org/drawingml/2006/picture">
                         <pic:nvPicPr>
                           <pic:cNvPr id="22" name="Image 22"/>
                           <pic:cNvPicPr/>
                         </pic:nvPicPr>
                         <pic:blipFill>
-                          <a:blip r:embed="rId17" cstate="print"/>
+                          <a:blip r:embed="rId16" cstate="print"/>
                           <a:stretch>
                             <a:fillRect/>
                           </a:stretch>
@@ -5831,13 +5639,13 @@
                           </a:prstGeom>
                         </pic:spPr>
                       </pic:pic>
-                      <pic:pic>
+                      <pic:pic xmlns:pic="http://schemas.openxmlformats.org/drawingml/2006/picture">
                         <pic:nvPicPr>
                           <pic:cNvPr id="23" name="Image 23"/>
                           <pic:cNvPicPr/>
                         </pic:nvPicPr>
                         <pic:blipFill>
-                          <a:blip r:embed="rId18" cstate="print"/>
+                          <a:blip r:embed="rId17" cstate="print"/>
                           <a:stretch>
                             <a:fillRect/>
                           </a:stretch>
@@ -5852,13 +5660,13 @@
                           </a:prstGeom>
                         </pic:spPr>
                       </pic:pic>
-                      <pic:pic>
+                      <pic:pic xmlns:pic="http://schemas.openxmlformats.org/drawingml/2006/picture">
                         <pic:nvPicPr>
                           <pic:cNvPr id="24" name="Image 24"/>
                           <pic:cNvPicPr/>
                         </pic:nvPicPr>
                         <pic:blipFill>
-                          <a:blip r:embed="rId19" cstate="print"/>
+                          <a:blip r:embed="rId18" cstate="print"/>
                           <a:stretch>
                             <a:fillRect/>
                           </a:stretch>
@@ -6132,13 +5940,13 @@
                           <a:noAutofit/>
                         </wps:bodyPr>
                       </wps:wsp>
-                      <pic:pic>
+                      <pic:pic xmlns:pic="http://schemas.openxmlformats.org/drawingml/2006/picture">
                         <pic:nvPicPr>
                           <pic:cNvPr id="26" name="Image 26"/>
                           <pic:cNvPicPr/>
                         </pic:nvPicPr>
                         <pic:blipFill>
-                          <a:blip r:embed="rId11" cstate="print"/>
+                          <a:blip r:embed="rId10" cstate="print"/>
                           <a:stretch>
                             <a:fillRect/>
                           </a:stretch>
@@ -6247,13 +6055,13 @@
                           <a:noAutofit/>
                         </wps:bodyPr>
                       </wps:wsp>
-                      <pic:pic>
+                      <pic:pic xmlns:pic="http://schemas.openxmlformats.org/drawingml/2006/picture">
                         <pic:nvPicPr>
                           <pic:cNvPr id="28" name="Image 28"/>
                           <pic:cNvPicPr/>
                         </pic:nvPicPr>
                         <pic:blipFill>
-                          <a:blip r:embed="rId11" cstate="print"/>
+                          <a:blip r:embed="rId10" cstate="print"/>
                           <a:stretch>
                             <a:fillRect/>
                           </a:stretch>
@@ -6395,13 +6203,13 @@
                           <a:noAutofit/>
                         </wps:bodyPr>
                       </wps:wsp>
-                      <pic:pic>
+                      <pic:pic xmlns:pic="http://schemas.openxmlformats.org/drawingml/2006/picture">
                         <pic:nvPicPr>
                           <pic:cNvPr id="30" name="Image 30"/>
                           <pic:cNvPicPr/>
                         </pic:nvPicPr>
                         <pic:blipFill>
-                          <a:blip r:embed="rId19" cstate="print"/>
+                          <a:blip r:embed="rId18" cstate="print"/>
                           <a:stretch>
                             <a:fillRect/>
                           </a:stretch>
@@ -6477,13 +6285,13 @@
                           <a:noAutofit/>
                         </wps:bodyPr>
                       </wps:wsp>
-                      <pic:pic>
+                      <pic:pic xmlns:pic="http://schemas.openxmlformats.org/drawingml/2006/picture">
                         <pic:nvPicPr>
                           <pic:cNvPr id="32" name="Image 32"/>
                           <pic:cNvPicPr/>
                         </pic:nvPicPr>
                         <pic:blipFill>
-                          <a:blip r:embed="rId20" cstate="print"/>
+                          <a:blip r:embed="rId19" cstate="print"/>
                           <a:stretch>
                             <a:fillRect/>
                           </a:stretch>
@@ -6506,112 +6314,120 @@
           </mc:Choice>
           <mc:Fallback>
             <w:pict>
-              <v:group style="position:absolute;margin-left:0pt;margin-top:-.000004pt;width:595.5pt;height:842.25pt;mso-position-horizontal-relative:page;mso-position-vertical-relative:page;z-index:-15833088" id="docshapegroup1" coordorigin="0,0" coordsize="11910,16845">
-                <v:shape style="position:absolute;left:0;top:0;width:11910;height:16845" id="docshape2" coordorigin="0,0" coordsize="11910,16845" path="m11909,0l0,0,0,2019,0,2818,0,16845,3658,16845,3658,2818,11909,2818,11909,0xe" filled="true" fillcolor="#e3e3e3" stroked="false">
+              <v:group w14:anchorId="268FB1B4" id="Group 1" o:spid="_x0000_s1026" style="position:absolute;margin-left:0;margin-top:0;width:595.5pt;height:842.25pt;z-index:-15833088;mso-wrap-distance-left:0;mso-wrap-distance-right:0;mso-position-horizontal-relative:page;mso-position-vertical-relative:page" coordorigin="" coordsize="75628,106965" o:gfxdata="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">
+                <v:shape id="Graphic 2" o:spid="_x0000_s1027" style="position:absolute;width:75628;height:106965;visibility:visible;mso-wrap-style:square;v-text-anchor:top" coordsize="7562850,10696575" o:gfxdata="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" path="m7562380,l,,,1281988r,507251l,10696575r2322969,l2322969,1789239r5239411,l7562380,xe" fillcolor="#e3e3e3" stroked="f">
                   <v:path arrowok="t"/>
-                  <v:fill type="solid"/>
                 </v:shape>
-                <v:shape style="position:absolute;left:434;top:1191;width:2819;height:2819" id="docshape3" coordorigin="434,1191" coordsize="2819,2819" path="m1843,4010l1769,4008,1695,4002,1622,3992,1551,3979,1480,3963,1412,3942,1344,3919,1279,3892,1215,3862,1152,3829,1092,3793,1034,3754,978,3713,924,3668,872,3621,823,3572,776,3520,731,3466,690,3410,651,3352,615,3291,582,3229,552,3165,525,3100,501,3032,481,2963,465,2893,451,2822,442,2749,436,2675,434,2600,436,2526,442,2452,451,2379,465,2307,481,2237,501,2168,525,2101,552,2036,582,1972,615,1909,651,1849,690,1791,731,1735,776,1681,823,1629,872,1579,924,1533,978,1488,1034,1447,1092,1408,1152,1372,1215,1339,1279,1309,1344,1282,1412,1258,1480,1238,1551,1221,1622,1208,1695,1199,1769,1193,1843,1191,1918,1193,1992,1199,2065,1208,2136,1221,2207,1238,2275,1258,2343,1282,2408,1309,2472,1339,2534,1372,2595,1408,2653,1447,2709,1488,2763,1533,2815,1579,2864,1629,2911,1681,2956,1735,2997,1791,3036,1849,3072,1909,3105,1972,3135,2036,3162,2101,3185,2168,3206,2237,3222,2307,3236,2379,3245,2452,3251,2526,3253,2600,3251,2675,3245,2749,3236,2822,3222,2893,3206,2963,3185,3032,3162,3100,3135,3165,3105,3229,3072,3291,3036,3352,2997,3410,2956,3466,2911,3520,2864,3572,2815,3621,2763,3668,2709,3713,2653,3754,2595,3793,2534,3829,2472,3862,2408,3892,2343,3919,2275,3942,2207,3963,2136,3979,2065,3992,1992,4002,1918,4008,1843,4010xe" filled="true" fillcolor="#fdfdfd" stroked="false">
+                <v:shape id="Graphic 3" o:spid="_x0000_s1028" style="position:absolute;left:2756;top:7562;width:17901;height:17901;visibility:visible;mso-wrap-style:square;v-text-anchor:top" coordsize="1790064,1790064" o:gfxdata="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" path="m894951,1789902r-47530,-1240l800537,1784982r-46176,-6059l708955,1770549r-44574,-10629l620701,1747099r-42726,-14952l536267,1715127r-40629,-19027l456150,1675128r-38285,-22856l380845,1627595r-35695,-26436l310845,1573026r-32856,-29770l246646,1511913r-29770,-32856l188743,1444751r-26437,-35694l137630,1372037r-22856,-38285l93802,1294264,74775,1253635,57755,1211927,42803,1169201,29982,1125521,19353,1080946r-8374,-45406l4920,989365,1240,942481,,894951,1240,847421,4920,800537r6059,-46176l19353,708955,29982,664381,42803,620701,57755,577975,74775,536267,93802,495638r20972,-39488l137630,417865r24676,-37020l188743,345150r28133,-34305l246646,277989r31343,-31343l310845,216876r34305,-28133l380845,162306r37020,-24676l456150,114774,495638,93802,536267,74775,577975,57755,620701,42803,664381,29982,708955,19353r45406,-8374l800537,4920,847421,1240,894951,r47530,1240l989365,4920r46175,6059l1080946,19353r44575,10629l1169201,42803r42726,14952l1253635,74775r40629,19027l1333752,114774r38285,22856l1409057,162306r35694,26437l1479057,216876r32856,29770l1543256,277989r29770,32856l1601159,345150r26436,35695l1652272,417865r22856,38285l1696100,495638r19027,40629l1732147,577975r14952,42726l1759920,664381r10629,44574l1778923,754361r6059,46176l1788662,847421r1240,47530l1788662,942481r-3680,46884l1778923,1035540r-8374,45406l1759920,1125521r-12821,43680l1732147,1211927r-17020,41708l1696100,1294264r-20972,39488l1652272,1372037r-24677,37020l1601159,1444751r-28133,34306l1543256,1511913r-31343,31343l1479057,1573026r-34306,28133l1409057,1627595r-37020,24677l1333752,1675128r-39488,20972l1253635,1715127r-41708,17020l1169201,1747099r-43680,12821l1080946,1770549r-45406,8374l989365,1784982r-46884,3680l894951,1789902xe" fillcolor="#fdfdfd" stroked="f">
                   <v:path arrowok="t"/>
-                  <v:fill type="solid"/>
                 </v:shape>
-                <v:shape style="position:absolute;left:509;top:1265;width:2669;height:2669" type="#_x0000_t75" id="docshape4" stroked="false">
-                  <v:imagedata r:id="rId8" o:title=""/>
-                </v:shape>
-                <v:shape style="position:absolute;left:357;top:14221;width:3037;height:2033" id="docshape5" coordorigin="357,14222" coordsize="3037,2033" path="m417,14930l416,14926,413,14919,411,14915,405,14910,402,14908,395,14904,391,14904,383,14904,379,14904,372,14908,369,14910,363,14915,361,14919,358,14926,357,14930,357,14938,358,14942,361,14949,363,14952,369,14958,372,14960,379,14963,383,14964,391,14964,395,14963,402,14960,405,14958,411,14952,413,14949,416,14942,417,14938,417,14934,417,14930xm417,14660l416,14656,413,14648,411,14645,405,14640,402,14637,395,14634,391,14634,383,14634,379,14634,372,14637,369,14640,363,14645,361,14648,358,14656,357,14660,357,14668,358,14671,361,14679,363,14682,369,14688,372,14690,379,14693,383,14694,391,14694,395,14693,402,14690,405,14688,411,14682,413,14679,416,14671,417,14668,417,14664,417,14660xm417,14390l416,14386,413,14378,411,14375,405,14370,402,14367,395,14364,391,14364,383,14364,379,14364,372,14367,369,14370,363,14375,361,14378,358,14386,357,14390,357,14398,358,14401,361,14409,363,14412,369,14418,372,14420,379,14423,383,14424,391,14424,395,14423,402,14420,405,14418,411,14412,413,14409,416,14401,417,14398,417,14394,417,14390xm3393,16236l363,16236,363,16254,3393,16254,3393,16236xm3393,14222l365,14222,365,14240,3393,14240,3393,14222xe" filled="true" fillcolor="#323b4b" stroked="false">
-                  <v:path arrowok="t"/>
-                  <v:fill type="solid"/>
-                </v:shape>
-                <v:shape style="position:absolute;left:4705;top:3959;width:6610;height:9923" id="docshape6" coordorigin="4705,3960" coordsize="6610,9923" path="m11300,6328l4733,6328,4733,6345,11300,6345,11300,6328xm11315,13865l4705,13865,4705,13882,11315,13882,11315,13865xm11315,3960l4733,3960,4733,3977,11315,3977,11315,3960xe" filled="true" fillcolor="#163753" stroked="false">
-                  <v:path arrowok="t"/>
-                  <v:fill type="solid"/>
-                </v:shape>
-                <v:shape style="position:absolute;left:3973;top:3563;width:404;height:10309" id="docshape7" coordorigin="3973,3564" coordsize="404,10309" path="m4377,13671l4361,13592,4318,13528,4254,13485,4175,13469,4097,13485,4032,13528,3989,13592,3973,13671,3989,13749,4032,13813,4097,13856,4175,13872,4254,13856,4318,13813,4361,13749,4377,13671xm4377,3765l4361,3687,4318,3623,4254,3580,4175,3564,4097,3580,4032,3623,3989,3687,3973,3765,3989,3844,4032,3908,4097,3951,4175,3967,4254,3951,4318,3908,4361,3844,4377,3765xe" filled="true" fillcolor="#323b4b" stroked="false">
-                  <v:path arrowok="t"/>
-                  <v:fill type="solid"/>
-                </v:shape>
-                <v:shape style="position:absolute;left:4083;top:3657;width:179;height:211" type="#_x0000_t75" id="docshape8" stroked="false">
-                  <v:imagedata r:id="rId9" o:title=""/>
-                </v:shape>
-                <v:shape style="position:absolute;left:3973;top:5932;width:404;height:404" id="docshape9" coordorigin="3973,5932" coordsize="404,404" path="m4204,6061l4202,6049,4195,6040,4186,6034,4175,6032,4164,6034,4155,6040,4148,6049,4146,6061,4204,6061xm4259,6106l4253,6099,4245,6099,4097,6099,4091,6106,4091,6121,4097,6128,4105,6128,4105,6145,4111,6152,4127,6152,4134,6145,4134,6128,4216,6128,4216,6145,4223,6152,4239,6152,4245,6145,4245,6128,4253,6128,4259,6121,4259,6106xm4377,6134l4361,6055,4326,6003,4318,5991,4298,5978,4298,6089,4298,6220,4296,6231,4289,6240,4280,6247,4269,6249,4081,6249,4070,6247,4061,6240,4054,6231,4052,6220,4052,6089,4054,6078,4061,6069,4070,6063,4081,6061,4117,6061,4122,6038,4134,6020,4153,6008,4175,6003,4197,6008,4216,6020,4228,6038,4233,6061,4269,6061,4280,6063,4289,6069,4296,6078,4298,6089,4298,5978,4253,5948,4175,5932,4097,5948,4032,5991,3989,6055,3973,6134,3989,6212,4032,6276,4097,6320,4175,6335,4253,6320,4318,6276,4336,6249,4361,6212,4377,6134xe" filled="true" fillcolor="#323b4b" stroked="false">
-                  <v:path arrowok="t"/>
-                  <v:fill type="solid"/>
-                </v:shape>
-                <v:shape style="position:absolute;left:4034;top:13573;width:282;height:194" type="#_x0000_t75" id="docshape10" stroked="false">
-                  <v:imagedata r:id="rId10" o:title=""/>
-                </v:shape>
-                <v:line style="position:absolute" from="4175,3967" to="4175,5767" stroked="true" strokeweight=".750283pt" strokecolor="#323b4b">
-                  <v:stroke dashstyle="solid"/>
-                </v:line>
-                <v:shape style="position:absolute;left:4101;top:4595;width:148;height:148" type="#_x0000_t75" id="docshape11" stroked="false">
-                  <v:imagedata r:id="rId11" o:title=""/>
-                </v:shape>
-                <v:line style="position:absolute" from="4175,6336" to="4175,13282" stroked="true" strokeweight=".750283pt" strokecolor="#323b4b">
-                  <v:stroke dashstyle="solid"/>
-                </v:line>
-                <v:line style="position:absolute" from="4175,13872" to="4175,16190" stroked="true" strokeweight=".750283pt" strokecolor="#323b4b">
-                  <v:stroke dashstyle="solid"/>
-                </v:line>
-                <v:shape style="position:absolute;left:4101;top:14207;width:148;height:148" type="#_x0000_t75" id="docshape12" stroked="false">
-                  <v:imagedata r:id="rId11" o:title=""/>
-                </v:shape>
-                <v:shape style="position:absolute;left:4101;top:15491;width:148;height:148" type="#_x0000_t75" id="docshape13" stroked="false">
-                  <v:imagedata r:id="rId12" o:title=""/>
-                </v:shape>
-                <v:shape style="position:absolute;left:315;top:5058;width:3078;height:10312" id="docshape14" coordorigin="316,5059" coordsize="3078,10312" path="m397,12005l397,12002,393,11994,391,11991,386,11985,382,11983,375,11980,371,11979,363,11979,359,11980,352,11983,349,11985,343,11991,341,11994,338,12002,337,12005,337,12013,338,12017,341,12025,343,12028,349,12033,352,12036,359,12039,363,12039,371,12039,375,12039,382,12036,386,12033,391,12028,393,12025,397,12017,397,12013,397,12009,397,12005xm397,11615l397,11611,393,11604,391,11601,386,11595,382,11593,375,11590,371,11589,363,11589,359,11590,352,11593,349,11595,343,11601,341,11604,338,11611,337,11615,337,11623,338,11627,341,11634,343,11638,349,11643,352,11645,359,11649,363,11649,371,11649,375,11649,382,11645,386,11643,391,11638,393,11634,397,11627,397,11623,397,11619,397,11615xm397,11225l397,11221,393,11214,391,11211,386,11205,382,11203,375,11200,371,11199,363,11199,359,11200,352,11203,349,11205,343,11211,341,11214,338,11221,337,11225,337,11233,338,11237,341,11244,343,11248,349,11253,352,11255,359,11258,363,11259,371,11259,375,11258,382,11255,386,11253,391,11248,393,11244,397,11237,397,11233,397,11229,397,11225xm397,10835l397,10831,393,10824,391,10821,386,10815,382,10813,375,10810,371,10809,363,10809,359,10810,352,10813,349,10815,343,10821,341,10824,338,10831,337,10835,337,10843,338,10847,341,10854,343,10857,349,10863,352,10865,359,10868,363,10869,371,10869,375,10868,382,10865,386,10863,391,10857,393,10854,397,10847,397,10843,397,10839,397,10835xm397,10445l397,10441,393,10434,391,10430,386,10425,382,10423,375,10420,371,10419,363,10419,359,10420,352,10423,349,10425,343,10430,341,10434,338,10441,337,10445,337,10453,338,10457,341,10464,343,10467,349,10473,352,10475,359,10478,363,10479,371,10479,375,10478,382,10475,386,10473,391,10467,393,10464,397,10457,397,10453,397,10449,397,10445xm397,9461l397,9457,393,9450,391,9446,386,9441,382,9439,375,9436,371,9435,363,9435,359,9436,352,9439,349,9441,343,9446,341,9450,338,9457,337,9461,337,9469,338,9473,341,9480,343,9483,349,9489,352,9491,359,9494,363,9495,371,9495,375,9494,382,9491,386,9489,391,9483,393,9480,397,9473,397,9469,397,9465,397,9461xm397,9071l397,9067,393,9060,391,9056,386,9051,382,9049,375,9045,371,9045,363,9045,359,9045,352,9049,349,9051,343,9056,341,9060,338,9067,337,9071,337,9079,338,9083,341,9090,343,9093,349,9099,352,9101,359,9104,363,9105,371,9105,375,9104,382,9101,386,9099,391,9093,393,9090,397,9083,397,9079,397,9075,397,9071xm397,8681l397,8677,393,8669,391,8666,386,8661,382,8658,375,8655,371,8655,363,8655,359,8655,352,8658,349,8661,343,8666,341,8669,338,8677,337,8681,337,8689,338,8692,341,8700,343,8703,349,8709,352,8711,359,8714,363,8715,371,8715,375,8714,382,8711,386,8709,391,8703,393,8700,397,8692,397,8689,397,8685,397,8681xm397,8290l397,8287,393,8279,391,8276,386,8270,382,8268,375,8265,371,8264,363,8264,359,8265,352,8268,349,8270,343,8276,341,8279,338,8287,337,8290,337,8298,338,8302,341,8310,343,8313,349,8318,352,8321,359,8324,363,8324,371,8324,375,8324,382,8321,386,8318,391,8313,393,8310,397,8302,397,8298,397,8294,397,8290xm397,7900l397,7896,393,7889,391,7886,386,7880,382,7878,375,7875,371,7874,363,7874,359,7875,352,7878,349,7880,343,7886,341,7889,338,7896,337,7900,337,7908,338,7912,341,7919,343,7923,349,7928,352,7930,359,7934,363,7934,371,7934,375,7934,382,7930,386,7928,391,7923,393,7919,397,7912,397,7908,397,7904,397,7900xm3393,15352l363,15352,363,15370,3393,15370,3393,15352xm3393,10290l316,10290,316,10306,3393,10306,3393,10290xm3393,7694l316,7694,316,7710,3393,7710,3393,7694xm3393,5059l365,5059,365,5077,3393,5077,3393,5059xe" filled="true" fillcolor="#323b4b" stroked="false">
-                  <v:path arrowok="t"/>
-                  <v:fill type="solid"/>
-                </v:shape>
-                <v:shape style="position:absolute;left:385;top:5226;width:192;height:192" type="#_x0000_t75" id="docshape15" stroked="false">
-                  <v:imagedata r:id="rId13" o:title=""/>
-                </v:shape>
-                <v:shape style="position:absolute;left:382;top:5555;width:204;height:146" type="#_x0000_t75" id="docshape16" stroked="false">
-                  <v:imagedata r:id="rId14" o:title=""/>
-                </v:shape>
-                <v:shape style="position:absolute;left:405;top:5905;width:167;height:256" type="#_x0000_t75" id="docshape17" stroked="false">
-                  <v:imagedata r:id="rId15" o:title=""/>
-                </v:shape>
-                <v:shape style="position:absolute;left:367;top:6341;width:204;height:196" type="#_x0000_t75" id="docshape18" stroked="false">
-                  <v:imagedata r:id="rId16" o:title=""/>
-                </v:shape>
-                <v:shape style="position:absolute;left:370;top:6989;width:196;height:196" type="#_x0000_t75" id="docshape19" stroked="false">
-                  <v:imagedata r:id="rId17" o:title=""/>
-                </v:shape>
-                <v:shape style="position:absolute;left:370;top:6680;width:211;height:211" type="#_x0000_t75" id="docshape20" stroked="false">
-                  <v:imagedata r:id="rId18" o:title=""/>
-                </v:shape>
-                <v:shape style="position:absolute;left:4115;top:10370;width:148;height:148" type="#_x0000_t75" id="docshape21" stroked="false">
-                  <v:imagedata r:id="rId19" o:title=""/>
-                </v:shape>
-                <v:shape style="position:absolute;left:337;top:11012;width:4546;height:2786" id="docshape22" coordorigin="337,11013" coordsize="4546,2786" path="m397,13765l397,13761,393,13753,391,13750,386,13745,382,13742,375,13739,371,13739,363,13739,359,13739,352,13742,349,13745,343,13750,341,13753,338,13761,337,13765,337,13773,338,13776,341,13784,343,13787,349,13793,352,13795,359,13798,363,13799,371,13799,375,13798,382,13795,386,13793,391,13787,393,13784,397,13776,397,13773,397,13769,397,13765xm397,13374l397,13371,393,13363,391,13360,386,13354,382,13352,375,13349,371,13348,363,13348,359,13349,352,13352,349,13354,343,13360,341,13363,338,13371,337,13374,337,13382,338,13386,341,13394,343,13397,349,13402,352,13405,359,13408,363,13408,371,13408,375,13408,382,13405,386,13402,391,13397,393,13394,397,13386,397,13382,397,13378,397,13374xm397,12984l397,12980,393,12973,391,12970,386,12964,382,12962,375,12959,371,12958,363,12958,359,12959,352,12962,349,12964,343,12970,341,12973,338,12980,337,12984,337,12992,338,12996,341,13003,343,13007,349,13012,352,13014,359,13018,363,13018,371,13018,375,13018,382,13014,386,13012,391,13007,393,13003,397,12996,397,12992,397,12988,397,12984xm397,12594l397,12590,393,12583,391,12580,386,12574,382,12572,375,12569,371,12568,363,12568,359,12569,352,12572,349,12574,343,12580,341,12583,338,12590,337,12594,337,12602,338,12606,341,12613,343,12617,349,12622,352,12624,359,12627,363,12628,371,12628,375,12627,382,12624,386,12622,391,12617,393,12613,397,12606,397,12602,397,12598,397,12594xm4883,11759l4882,11755,4879,11748,4877,11745,4871,11739,4868,11737,4860,11734,4856,11733,4849,11733,4845,11734,4837,11737,4834,11739,4828,11745,4826,11748,4823,11755,4823,11759,4823,11767,4823,11771,4826,11778,4828,11781,4834,11787,4837,11789,4845,11792,4849,11793,4856,11793,4860,11792,4868,11789,4871,11787,4877,11781,4879,11778,4882,11771,4883,11767,4883,11763,4883,11759xm4883,11519l4882,11515,4879,11508,4877,11505,4871,11499,4868,11497,4860,11494,4856,11493,4849,11493,4845,11494,4837,11497,4834,11499,4828,11505,4826,11508,4823,11515,4823,11519,4823,11527,4823,11531,4826,11538,4828,11541,4834,11547,4837,11549,4845,11552,4849,11553,4856,11553,4860,11552,4868,11549,4871,11547,4877,11541,4879,11538,4882,11531,4883,11527,4883,11523,4883,11519xm4883,11039l4882,11035,4879,11028,4877,11024,4871,11019,4868,11017,4860,11013,4856,11013,4849,11013,4845,11013,4837,11017,4834,11019,4828,11024,4826,11028,4823,11035,4823,11039,4823,11047,4823,11051,4826,11058,4828,11061,4834,11067,4837,11069,4845,11072,4849,11073,4856,11073,4860,11072,4868,11069,4871,11067,4877,11061,4879,11058,4882,11051,4883,11047,4883,11043,4883,11039xe" filled="true" fillcolor="#323b4b" stroked="false">
-                  <v:path arrowok="t"/>
-                  <v:fill type="solid"/>
-                </v:shape>
-                <v:shape style="position:absolute;left:4101;top:8722;width:148;height:148" type="#_x0000_t75" id="docshape23" stroked="false">
-                  <v:imagedata r:id="rId11" o:title=""/>
-                </v:shape>
-                <v:shape style="position:absolute;left:4822;top:9373;width:61;height:541" id="docshape24" coordorigin="4823,9374" coordsize="61,541" path="m4883,9880l4882,9876,4879,9869,4877,9866,4871,9860,4868,9858,4860,9855,4856,9854,4849,9854,4845,9855,4837,9858,4834,9860,4828,9866,4826,9869,4823,9876,4823,9880,4823,9888,4823,9892,4826,9899,4828,9902,4834,9908,4837,9910,4845,9913,4849,9914,4856,9914,4860,9913,4868,9910,4871,9908,4877,9902,4879,9899,4882,9892,4883,9888,4883,9884,4883,9880xm4883,9400l4882,9396,4879,9389,4877,9385,4871,9380,4868,9378,4860,9375,4856,9374,4849,9374,4845,9375,4837,9378,4834,9380,4828,9385,4826,9389,4823,9396,4823,9400,4823,9408,4823,9412,4826,9419,4828,9422,4834,9428,4837,9430,4845,9433,4849,9434,4856,9434,4860,9433,4868,9430,4871,9428,4877,9422,4879,9419,4882,9412,4883,9408,4883,9404,4883,9400xe" filled="true" fillcolor="#323b4b" stroked="false">
-                  <v:path arrowok="t"/>
-                  <v:fill type="solid"/>
-                </v:shape>
-                <v:shape style="position:absolute;left:4101;top:6549;width:148;height:148" type="#_x0000_t75" id="docshape25" stroked="false">
-                  <v:imagedata r:id="rId11" o:title=""/>
-                </v:shape>
-                <v:shape style="position:absolute;left:4822;top:7200;width:61;height:1021" id="docshape26" coordorigin="4823,7201" coordsize="61,1021" path="m4883,8187l4882,8183,4879,8176,4877,8173,4871,8167,4868,8165,4860,8162,4856,8161,4849,8161,4845,8162,4837,8165,4834,8167,4828,8173,4826,8176,4823,8183,4823,8187,4823,8195,4823,8199,4826,8206,4828,8209,4834,8215,4837,8217,4845,8220,4849,8221,4856,8221,4860,8220,4868,8217,4871,8215,4877,8209,4879,8206,4882,8199,4883,8195,4883,8191,4883,8187xm4883,7707l4882,7703,4879,7696,4877,7692,4871,7687,4868,7685,4860,7682,4856,7681,4849,7681,4845,7682,4837,7685,4834,7687,4828,7692,4826,7696,4823,7703,4823,7707,4823,7715,4823,7719,4826,7726,4828,7729,4834,7735,4837,7737,4845,7740,4849,7741,4856,7741,4860,7740,4868,7737,4871,7735,4877,7729,4879,7726,4882,7719,4883,7715,4883,7711,4883,7707xm4883,7227l4882,7223,4879,7216,4877,7212,4871,7207,4868,7204,4860,7201,4856,7201,4849,7201,4845,7201,4837,7204,4834,7207,4828,7212,4826,7216,4823,7223,4823,7227,4823,7235,4823,7239,4826,7246,4828,7249,4834,7255,4837,7257,4845,7260,4849,7261,4856,7261,4860,7260,4868,7257,4871,7255,4877,7249,4879,7246,4882,7239,4883,7235,4883,7231,4883,7227xe" filled="true" fillcolor="#323b4b" stroked="false">
-                  <v:path arrowok="t"/>
-                  <v:fill type="solid"/>
-                </v:shape>
-                <v:shape style="position:absolute;left:4115;top:12249;width:148;height:148" type="#_x0000_t75" id="docshape27" stroked="false">
-                  <v:imagedata r:id="rId19" o:title=""/>
-                </v:shape>
-                <v:shape style="position:absolute;left:4822;top:12891;width:61;height:61" id="docshape28" coordorigin="4823,12892" coordsize="61,61" path="m4856,12952l4849,12952,4845,12951,4823,12926,4823,12918,4849,12892,4856,12892,4883,12922,4883,12926,4856,12952xe" filled="true" fillcolor="#323b4b" stroked="false">
-                  <v:path arrowok="t"/>
-                  <v:fill type="solid"/>
-                </v:shape>
-                <v:shape style="position:absolute;left:8456;top:171;width:3182;height:1366" type="#_x0000_t75" id="docshape29" stroked="false">
+                <v:shapetype id="_x0000_t75" coordsize="21600,21600" o:spt="75" o:preferrelative="t" path="m@4@5l@4@11@9@11@9@5xe" filled="f" stroked="f">
+                  <v:stroke joinstyle="miter"/>
+                  <v:formulas>
+                    <v:f eqn="if lineDrawn pixelLineWidth 0"/>
+                    <v:f eqn="sum @0 1 0"/>
+                    <v:f eqn="sum 0 0 @1"/>
+                    <v:f eqn="prod @2 1 2"/>
+                    <v:f eqn="prod @3 21600 pixelWidth"/>
+                    <v:f eqn="prod @3 21600 pixelHeight"/>
+                    <v:f eqn="sum @0 0 1"/>
+                    <v:f eqn="prod @6 1 2"/>
+                    <v:f eqn="prod @7 21600 pixelWidth"/>
+                    <v:f eqn="sum @8 21600 0"/>
+                    <v:f eqn="prod @7 21600 pixelHeight"/>
+                    <v:f eqn="sum @10 21600 0"/>
+                  </v:formulas>
+                  <v:path o:extrusionok="f" gradientshapeok="t" o:connecttype="rect"/>
+                  <o:lock v:ext="edit" aspectratio="t"/>
+                </v:shapetype>
+                <v:shape id="Image 4" o:spid="_x0000_s1029" type="#_x0000_t75" style="position:absolute;left:3232;top:8038;width:16947;height:16947;visibility:visible;mso-wrap-style:square" o:gfxdata="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">
                   <v:imagedata r:id="rId20" o:title=""/>
                 </v:shape>
-                <w10:wrap type="none"/>
+                <v:shape id="Graphic 5" o:spid="_x0000_s1030" style="position:absolute;left:2267;top:90309;width:19285;height:12909;visibility:visible;mso-wrap-style:square;v-text-anchor:top" coordsize="1928495,1290955" o:gfxdata="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" path="m38112,449503l21590,432968r-5055,l,449503r,5055l16535,471081r5055,l38112,454558r,-2527l38112,449503xem38112,277990l21590,261454r-5055,l,277990r,5054l16535,299567r5055,l38112,283044r,-2527l38112,277990xem38112,106476l21590,89941r-5055,l,106476r,5055l16535,128054r5055,l38112,111531r,-2527l38112,106476xem1928025,1279169r-1924152,l3873,1290612r1924152,l1928025,1279169xem1928025,l4851,r,11455l1928025,11455r,-11455xe" fillcolor="#323b4b" stroked="f">
+                  <v:path arrowok="t"/>
+                </v:shape>
+                <v:shape id="Graphic 6" o:spid="_x0000_s1031" style="position:absolute;left:29877;top:25144;width:41973;height:63011;visibility:visible;mso-wrap-style:square;v-text-anchor:top" coordsize="4197350,6301105" o:gfxdata="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" path="m4188028,1503997r-4170160,l17868,1514767r4170160,l4188028,1503997xem4197070,6289713l,6289713r,10769l4197070,6300482r,-10769xem4197070,l17868,r,10769l4197070,10769r,-10769xe" fillcolor="#163753" stroked="f">
+                  <v:path arrowok="t"/>
+                </v:shape>
+                <v:shape id="Graphic 7" o:spid="_x0000_s1032" style="position:absolute;left:25230;top:22629;width:2566;height:65462;visibility:visible;mso-wrap-style:square;v-text-anchor:top" coordsize="256540,6546215" o:gfxdata="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" path="m256222,6417818r-10071,-49860l218706,6327229r-40729,-27458l128117,6289700r-49873,10071l37528,6327229r-27457,40729l,6417818r10071,49873l37528,6508407r40716,27457l128117,6545935r49860,-10071l218706,6508407r27445,-40716l256222,6417818xem256222,128117l246151,78244,218706,37528,177977,10071,128117,,78244,10071,37528,37528,10071,78244,,128117r10071,49860l37528,218706r40716,27458l128117,256222r49860,-10058l218706,218706r27445,-40729l256222,128117xe" fillcolor="#323b4b" stroked="f">
+                  <v:path arrowok="t"/>
+                </v:shape>
+                <v:shape id="Image 8" o:spid="_x0000_s1033" type="#_x0000_t75" style="position:absolute;left:25933;top:23223;width:1133;height:1334;visibility:visible;mso-wrap-style:square" o:gfxdata="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">
+                  <v:imagedata r:id="rId21" o:title=""/>
+                </v:shape>
+                <v:shape id="Graphic 9" o:spid="_x0000_s1034" style="position:absolute;left:25230;top:37669;width:2566;height:2565;visibility:visible;mso-wrap-style:square;v-text-anchor:top" coordsize="256540,256540" o:gfxdata="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" path="m146329,81597r-1435,-7125l140970,68656r-5817,-3912l128041,63309r-7125,1435l115112,68656r-3924,5816l109753,81597r36576,xem181686,110070r-4102,-4089l172542,105981r-94056,l74396,110070r,10097l78486,124256r5054,l83540,135407r4090,4089l97739,139496r4089,-4089l101828,124256r52426,l154254,135407r4089,4089l168440,139496r4102,-4089l172542,124256r5042,l181686,120167r,-10097xem256082,128041l246024,78206,223647,45021r-5068,-7518l206070,29083r,70802l206070,182778r-1448,7125l200710,195707r-5816,3924l187782,201066r-119482,l61188,199631r-5816,-3924l51447,189903r-1435,-7125l50012,99885r1435,-7125l55372,86944r5816,-3912l68300,81597r23165,l94335,67360r7849,-11633l113804,47891r14237,-2870l142278,47891r11620,7836l161734,67360r2883,14237l187782,81597r7112,1435l200710,86944r3912,5816l206070,99885r,-70802l177876,10071,128041,,78206,10071,37503,37503,10058,78206,,128041r10058,49847l37503,218579r40703,27445l128041,256082r49835,-10058l218579,218579r11811,-17513l246024,177888r10058,-49847xe" fillcolor="#323b4b" stroked="f">
+                  <v:path arrowok="t"/>
+                </v:shape>
+                <v:shape id="Image 10" o:spid="_x0000_s1035" type="#_x0000_t75" style="position:absolute;left:25620;top:86192;width:1786;height:1229;visibility:visible;mso-wrap-style:square" o:gfxdata="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">
+                  <v:imagedata r:id="rId22" o:title=""/>
+                </v:shape>
+                <v:shape id="Graphic 11" o:spid="_x0000_s1036" style="position:absolute;left:26511;top:25192;width:13;height:11430;visibility:visible;mso-wrap-style:square;v-text-anchor:top" coordsize="1270,1143000" o:gfxdata="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" path="m,l,1142933e" filled="f" strokecolor="#323b4b" strokeweight=".26467mm">
+                  <v:path arrowok="t"/>
+                </v:shape>
+                <v:shape id="Image 12" o:spid="_x0000_s1037" type="#_x0000_t75" style="position:absolute;left:26041;top:29180;width:940;height:940;visibility:visible;mso-wrap-style:square" o:gfxdata="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">
+                  <v:imagedata r:id="rId23" o:title=""/>
+                </v:shape>
+                <v:shape id="Graphic 13" o:spid="_x0000_s1038" style="position:absolute;left:26511;top:40232;width:12;height:44113;visibility:visible;mso-wrap-style:square;v-text-anchor:top" coordsize="1270,4411345" o:gfxdata="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" path="m,l,4411140e" filled="f" strokecolor="#323b4b" strokeweight=".26467mm">
+                  <v:path arrowok="t"/>
+                </v:shape>
+                <v:shape id="Graphic 14" o:spid="_x0000_s1039" style="position:absolute;left:26511;top:88089;width:13;height:14719;visibility:visible;mso-wrap-style:square;v-text-anchor:top" coordsize="1270,1471930" o:gfxdata="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" path="m,l,1471828e" filled="f" strokecolor="#323b4b" strokeweight=".26467mm">
+                  <v:path arrowok="t"/>
+                </v:shape>
+                <v:shape id="Image 15" o:spid="_x0000_s1040" type="#_x0000_t75" style="position:absolute;left:26041;top:90219;width:940;height:939;visibility:visible;mso-wrap-style:square" o:gfxdata="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">
+                  <v:imagedata r:id="rId23" o:title=""/>
+                </v:shape>
+                <v:shape id="Image 16" o:spid="_x0000_s1041" type="#_x0000_t75" style="position:absolute;left:26041;top:98371;width:940;height:939;visibility:visible;mso-wrap-style:square" o:gfxdata="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">
+                  <v:imagedata r:id="rId24" o:title=""/>
+                </v:shape>
+                <v:shape id="Graphic 17" o:spid="_x0000_s1042" style="position:absolute;left:2004;top:32121;width:19545;height:65482;visibility:visible;mso-wrap-style:square;v-text-anchor:top" coordsize="1954530,6548120" o:gfxdata="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" path="m51803,4411269l35280,4394746r-5054,l13690,4411269r,5054l30226,4432859r5054,l51803,4416323r,-2527l51803,4411269xem51803,4163530l35280,4147007r-5054,l13690,4163530r,5054l30226,4185120r5054,l51803,4168584r,-2527l51803,4163530xem51803,3915791l35280,3899255r-5054,l13690,3915791r,5054l30226,3937368r5054,l51803,3920845r,-2527l51803,3915791xem51803,3668039l35280,3651516r-5054,l13690,3668039r,5055l30226,3689629r5054,l51803,3673094r,-2528l51803,3668039xem51803,3420300l35280,3403765r-5054,l13690,3420300r,5055l30226,3441890r5054,l51803,3425355r,-2528l51803,3420300xem51803,2795473l35280,2778950r-5054,l13690,2795473r,5054l30226,2817063r5054,l51803,2800527r,-2527l51803,2795473xem51803,2547734l35280,2531199r-5054,l13690,2547734r,5055l30226,2569311r5054,l51803,2552789r,-2528l51803,2547734xem51803,2299995l35280,2283460r-5054,l13690,2299995r,5055l30226,2321572r5054,l51803,2305050r,-2528l51803,2299995xem51803,2052243l35280,2035721r-5054,l13690,2052243r,5055l30226,2073833r5054,l51803,2057298r,-2527l51803,2052243xem51803,1804504l35280,1787969r-5054,l13690,1804504r,5055l30226,1826082r5054,l51803,1809559r,-2527l51803,1804504xem1954301,6536576r-1924152,l30149,6548031r1924152,l1954301,6536576xem1954301,3322028l,3322028r,10223l1954301,3332251r,-10223xem1954301,1673682l,1673682r,10223l1954301,1683905r,-10223xem1954301,l31127,r,11442l1954301,11442r,-11442xe" fillcolor="#323b4b" stroked="f">
+                  <v:path arrowok="t"/>
+                </v:shape>
+                <v:shape id="Image 18" o:spid="_x0000_s1043" type="#_x0000_t75" style="position:absolute;left:2448;top:33189;width:1215;height:1216;visibility:visible;mso-wrap-style:square" o:gfxdata="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">
+                  <v:imagedata r:id="rId25" o:title=""/>
+                </v:shape>
+                <v:shape id="Image 19" o:spid="_x0000_s1044" type="#_x0000_t75" style="position:absolute;left:2428;top:35277;width:1294;height:924;visibility:visible;mso-wrap-style:square" o:gfxdata="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">
+                  <v:imagedata r:id="rId26" o:title=""/>
+                </v:shape>
+                <v:shape id="Image 20" o:spid="_x0000_s1045" type="#_x0000_t75" style="position:absolute;left:2577;top:37497;width:1057;height:1621;visibility:visible;mso-wrap-style:square" o:gfxdata="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">
+                  <v:imagedata r:id="rId27" o:title=""/>
+                </v:shape>
+                <v:shape id="Image 21" o:spid="_x0000_s1046" type="#_x0000_t75" style="position:absolute;left:2336;top:40266;width:1294;height:1239;visibility:visible;mso-wrap-style:square" o:gfxdata="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">
+                  <v:imagedata r:id="rId28" o:title=""/>
+                </v:shape>
+                <v:shape id="Image 22" o:spid="_x0000_s1047" type="#_x0000_t75" style="position:absolute;left:2352;top:44384;width:1239;height:1239;visibility:visible;mso-wrap-style:square" o:gfxdata="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">
+                  <v:imagedata r:id="rId29" o:title=""/>
+                </v:shape>
+                <v:shape id="Image 23" o:spid="_x0000_s1048" type="#_x0000_t75" style="position:absolute;left:2352;top:42423;width:1334;height:1334;visibility:visible;mso-wrap-style:square" o:gfxdata="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">
+                  <v:imagedata r:id="rId30" o:title=""/>
+                </v:shape>
+                <v:shape id="Image 24" o:spid="_x0000_s1049" type="#_x0000_t75" style="position:absolute;left:26132;top:65850;width:939;height:939;visibility:visible;mso-wrap-style:square" o:gfxdata="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">
+                  <v:imagedata r:id="rId31" o:title=""/>
+                </v:shape>
+                <v:shape id="Graphic 25" o:spid="_x0000_s1050" style="position:absolute;left:2141;top:69930;width:28867;height:17691;visibility:visible;mso-wrap-style:square;v-text-anchor:top" coordsize="2886710,1769110" o:gfxdata="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" path="m38112,1747443l21590,1730908r-5055,l,1747443r,5055l16535,1769021r5055,l38112,1752498r,-2527l38112,1747443xem38112,1499692l21590,1483169r-5055,l,1499692r,5054l16535,1521282r5055,l38112,1504746r,-2527l38112,1499692xem38112,1251953l21590,1235417r-5055,l,1251953r,5054l16535,1273543r5055,l38112,1257007r,-2527l38112,1251953xem38112,1004214l21590,987679r-5055,l,1004214r,5055l16535,1025791r5055,l38112,1009269r,-2528l38112,1004214xem2886252,473913r-16535,-16536l2864662,457377r-16522,16536l2848140,478967r16522,16523l2869717,495490r16535,-16523l2886252,476440r,-2527xem2886252,321449r-16535,-16535l2864662,304914r-16522,16535l2848140,326504r16522,16535l2869717,343039r16535,-16535l2886252,323977r,-2528xem2886252,16535l2869717,r-5055,l2848140,16535r,5055l2864662,38125r5055,l2886252,21590r,-2528l2886252,16535xe" fillcolor="#323b4b" stroked="f">
+                  <v:path arrowok="t"/>
+                </v:shape>
+                <v:shape id="Image 26" o:spid="_x0000_s1051" type="#_x0000_t75" style="position:absolute;left:26041;top:55386;width:940;height:939;visibility:visible;mso-wrap-style:square" o:gfxdata="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">
+                  <v:imagedata r:id="rId23" o:title=""/>
+                </v:shape>
+                <v:shape id="Graphic 27" o:spid="_x0000_s1052" style="position:absolute;left:30622;top:59523;width:388;height:3436;visibility:visible;mso-wrap-style:square;v-text-anchor:top" coordsize="38735,343535" o:gfxdata="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" path="m38112,321449l21577,304914r-5055,l,321449r,5055l16522,343027r5055,l38112,326504r,-2527l38112,321449xem38112,16535l21577,,16522,,,16535r,5055l16522,38112r5055,l38112,21590r,-2528l38112,16535xe" fillcolor="#323b4b" stroked="f">
+                  <v:path arrowok="t"/>
+                </v:shape>
+                <v:shape id="Image 28" o:spid="_x0000_s1053" type="#_x0000_t75" style="position:absolute;left:26041;top:41586;width:940;height:940;visibility:visible;mso-wrap-style:square" o:gfxdata="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">
+                  <v:imagedata r:id="rId23" o:title=""/>
+                </v:shape>
+                <v:shape id="Graphic 29" o:spid="_x0000_s1054" style="position:absolute;left:30622;top:45724;width:388;height:6483;visibility:visible;mso-wrap-style:square;v-text-anchor:top" coordsize="38735,648335" o:gfxdata="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" path="m38112,626364l21577,609828r-5055,l,626364r,5054l16522,647941r5055,l38112,631418r,-2527l38112,626364xem38112,321449l21577,304914r-5055,l,321449r,5055l16522,343027r5055,l38112,326504r,-2527l38112,321449xem38112,16535l21577,,16522,,,16535r,5042l16522,38112r5055,l38112,21577r,-2515l38112,16535xe" fillcolor="#323b4b" stroked="f">
+                  <v:path arrowok="t"/>
+                </v:shape>
+                <v:shape id="Image 30" o:spid="_x0000_s1055" type="#_x0000_t75" style="position:absolute;left:26132;top:77782;width:939;height:939;visibility:visible;mso-wrap-style:square" o:gfxdata="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">
+                  <v:imagedata r:id="rId31" o:title=""/>
+                </v:shape>
+                <v:shape id="Graphic 31" o:spid="_x0000_s1056" style="position:absolute;left:30622;top:81862;width:388;height:387;visibility:visible;mso-wrap-style:square;v-text-anchor:top" coordsize="38735,38735" o:gfxdata="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" path="m21584,38114r-5054,l14099,37630,,21584,,16530,16530,r5054,l38114,19057r,2527l21584,38114xe" fillcolor="#323b4b" stroked="f">
+                  <v:path arrowok="t"/>
+                </v:shape>
+                <v:shape id="Image 32" o:spid="_x0000_s1057" type="#_x0000_t75" style="position:absolute;left:53700;top:1086;width:20201;height:8671;visibility:visible;mso-wrap-style:square" o:gfxdata="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">
+                  <v:imagedata r:id="rId32" o:title=""/>
+                </v:shape>
+                <w10:wrap anchorx="page" anchory="page"/>
               </v:group>
             </w:pict>
           </mc:Fallback>
@@ -6631,7 +6447,7 @@
           <w:spacing w:val="-14"/>
           <w:sz w:val="20"/>
         </w:rPr>
-        <w:t> </w:t>
+        <w:t xml:space="preserve"> </w:t>
       </w:r>
       <w:r>
         <w:rPr>
@@ -6639,7 +6455,7 @@
           <w:spacing w:val="-2"/>
           <w:sz w:val="20"/>
         </w:rPr>
-        <w:t>(Fluent) </w:t>
+        <w:t xml:space="preserve">(Fluent) </w:t>
       </w:r>
       <w:r>
         <w:rPr>
@@ -6654,7 +6470,7 @@
           <w:spacing w:val="-2"/>
           <w:sz w:val="20"/>
         </w:rPr>
-        <w:t> </w:t>
+        <w:t xml:space="preserve"> </w:t>
       </w:r>
       <w:r>
         <w:rPr>
@@ -6669,7 +6485,7 @@
           <w:spacing w:val="-2"/>
           <w:sz w:val="20"/>
         </w:rPr>
-        <w:t> </w:t>
+        <w:t xml:space="preserve"> </w:t>
       </w:r>
       <w:r>
         <w:rPr>
@@ -6681,13 +6497,11 @@
     </w:p>
     <w:p>
       <w:pPr>
-        <w:spacing w:line="249" w:lineRule="exact" w:before="0"/>
-        <w:ind w:left="71" w:right="0" w:firstLine="0"/>
-        <w:jc w:val="left"/>
+        <w:spacing w:line="249" w:lineRule="exact"/>
+        <w:ind w:left="71"/>
         <w:rPr>
           <w:rFonts w:ascii="Arial"/>
           <w:b/>
-          <w:sz w:val="22"/>
         </w:rPr>
       </w:pPr>
       <w:r>
@@ -6696,20 +6510,18 @@
           <w:b/>
           <w:color w:val="323B4B"/>
           <w:spacing w:val="21"/>
-          <w:sz w:val="22"/>
         </w:rPr>
         <w:t>INTERESTS</w:t>
       </w:r>
     </w:p>
     <w:p>
       <w:pPr>
-        <w:spacing w:line="264" w:lineRule="auto" w:before="95"/>
-        <w:ind w:left="71" w:right="0" w:firstLine="14"/>
+        <w:spacing w:before="95" w:line="264" w:lineRule="auto"/>
+        <w:ind w:left="71" w:firstLine="14"/>
         <w:jc w:val="both"/>
         <w:rPr>
           <w:rFonts w:ascii="Arial"/>
           <w:b/>
-          <w:sz w:val="22"/>
         </w:rPr>
       </w:pPr>
       <w:r>
@@ -6726,7 +6538,7 @@
           <w:spacing w:val="-14"/>
           <w:sz w:val="20"/>
         </w:rPr>
-        <w:t> </w:t>
+        <w:t xml:space="preserve"> </w:t>
       </w:r>
       <w:r>
         <w:rPr>
@@ -6742,7 +6554,7 @@
           <w:spacing w:val="-14"/>
           <w:sz w:val="20"/>
         </w:rPr>
-        <w:t> </w:t>
+        <w:t xml:space="preserve"> </w:t>
       </w:r>
       <w:r>
         <w:rPr>
@@ -6758,7 +6570,7 @@
           <w:spacing w:val="-13"/>
           <w:sz w:val="20"/>
         </w:rPr>
-        <w:t> </w:t>
+        <w:t xml:space="preserve"> </w:t>
       </w:r>
       <w:r>
         <w:rPr>
@@ -6766,7 +6578,7 @@
           <w:spacing w:val="-2"/>
           <w:sz w:val="20"/>
         </w:rPr>
-        <w:t>books </w:t>
+        <w:t xml:space="preserve">books </w:t>
       </w:r>
       <w:r>
         <w:rPr>
@@ -6781,7 +6593,7 @@
           <w:spacing w:val="-14"/>
           <w:sz w:val="20"/>
         </w:rPr>
-        <w:t> </w:t>
+        <w:t xml:space="preserve"> </w:t>
       </w:r>
       <w:r>
         <w:rPr>
@@ -6796,7 +6608,7 @@
           <w:spacing w:val="-14"/>
           <w:sz w:val="20"/>
         </w:rPr>
-        <w:t> </w:t>
+        <w:t xml:space="preserve"> </w:t>
       </w:r>
       <w:r>
         <w:rPr>
@@ -6811,7 +6623,7 @@
           <w:spacing w:val="-15"/>
           <w:sz w:val="20"/>
         </w:rPr>
-        <w:t> </w:t>
+        <w:t xml:space="preserve"> </w:t>
       </w:r>
       <w:r>
         <w:rPr>
@@ -6826,14 +6638,14 @@
           <w:spacing w:val="-14"/>
           <w:sz w:val="20"/>
         </w:rPr>
-        <w:t> </w:t>
-      </w:r>
-      <w:r>
-        <w:rPr>
-          <w:color w:val="323B4B"/>
-          <w:sz w:val="20"/>
-        </w:rPr>
-        <w:t>family </w:t>
+        <w:t xml:space="preserve"> </w:t>
+      </w:r>
+      <w:r>
+        <w:rPr>
+          <w:color w:val="323B4B"/>
+          <w:sz w:val="20"/>
+        </w:rPr>
+        <w:t xml:space="preserve">family </w:t>
       </w:r>
       <w:r>
         <w:rPr>
@@ -6841,7 +6653,6 @@
           <w:b/>
           <w:color w:val="323B4B"/>
           <w:spacing w:val="21"/>
-          <w:sz w:val="22"/>
         </w:rPr>
         <w:t>REFERENCES</w:t>
       </w:r>
@@ -6849,16 +6660,12 @@
     <w:p>
       <w:pPr>
         <w:spacing w:before="37"/>
-        <w:ind w:left="75" w:right="0" w:firstLine="0"/>
+        <w:ind w:left="75"/>
         <w:jc w:val="both"/>
-        <w:rPr>
-          <w:sz w:val="22"/>
-        </w:rPr>
       </w:pPr>
       <w:r>
         <w:rPr>
           <w:color w:val="323B4B"/>
-          <w:sz w:val="22"/>
         </w:rPr>
         <w:t>Available</w:t>
       </w:r>
@@ -6866,14 +6673,12 @@
         <w:rPr>
           <w:color w:val="323B4B"/>
           <w:spacing w:val="-11"/>
-          <w:sz w:val="22"/>
-        </w:rPr>
-        <w:t> </w:t>
-      </w:r>
-      <w:r>
-        <w:rPr>
-          <w:color w:val="323B4B"/>
-          <w:sz w:val="22"/>
+        </w:rPr>
+        <w:t xml:space="preserve"> </w:t>
+      </w:r>
+      <w:r>
+        <w:rPr>
+          <w:color w:val="323B4B"/>
         </w:rPr>
         <w:t>on</w:t>
       </w:r>
@@ -6881,30 +6686,26 @@
         <w:rPr>
           <w:color w:val="323B4B"/>
           <w:spacing w:val="-10"/>
-          <w:sz w:val="22"/>
-        </w:rPr>
-        <w:t> </w:t>
+        </w:rPr>
+        <w:t xml:space="preserve"> </w:t>
       </w:r>
       <w:r>
         <w:rPr>
           <w:color w:val="323B4B"/>
           <w:spacing w:val="-2"/>
-          <w:sz w:val="22"/>
         </w:rPr>
         <w:t>request</w:t>
       </w:r>
     </w:p>
     <w:p>
       <w:pPr>
-        <w:spacing w:line="285" w:lineRule="auto" w:before="0"/>
-        <w:ind w:left="106" w:right="0" w:hanging="36"/>
-        <w:jc w:val="left"/>
+        <w:spacing w:line="285" w:lineRule="auto"/>
+        <w:ind w:left="106" w:hanging="36"/>
         <w:rPr>
           <w:sz w:val="20"/>
         </w:rPr>
       </w:pPr>
       <w:r>
-        <w:rPr/>
         <w:br w:type="column"/>
       </w:r>
       <w:r>
@@ -6923,7 +6724,7 @@
           <w:spacing w:val="-17"/>
           <w:sz w:val="20"/>
         </w:rPr>
-        <w:t> </w:t>
+        <w:t xml:space="preserve"> </w:t>
       </w:r>
       <w:r>
         <w:rPr>
@@ -6941,7 +6742,7 @@
           <w:spacing w:val="-17"/>
           <w:sz w:val="20"/>
         </w:rPr>
-        <w:t> </w:t>
+        <w:t xml:space="preserve"> </w:t>
       </w:r>
       <w:r>
         <w:rPr>
@@ -6959,7 +6760,7 @@
           <w:spacing w:val="-17"/>
           <w:sz w:val="20"/>
         </w:rPr>
-        <w:t> </w:t>
+        <w:t xml:space="preserve"> </w:t>
       </w:r>
       <w:r>
         <w:rPr>
@@ -6977,7 +6778,7 @@
           <w:spacing w:val="-17"/>
           <w:sz w:val="20"/>
         </w:rPr>
-        <w:t> </w:t>
+        <w:t xml:space="preserve"> </w:t>
       </w:r>
       <w:r>
         <w:rPr>
@@ -6995,7 +6796,7 @@
           <w:spacing w:val="-17"/>
           <w:sz w:val="20"/>
         </w:rPr>
-        <w:t> </w:t>
+        <w:t xml:space="preserve"> </w:t>
       </w:r>
       <w:r>
         <w:rPr>
@@ -7013,7 +6814,7 @@
           <w:spacing w:val="-17"/>
           <w:sz w:val="20"/>
         </w:rPr>
-        <w:t> </w:t>
+        <w:t xml:space="preserve"> </w:t>
       </w:r>
       <w:r>
         <w:rPr>
@@ -7022,7 +6823,7 @@
           <w:spacing w:val="-2"/>
           <w:sz w:val="20"/>
         </w:rPr>
-        <w:t>Engineering </w:t>
+        <w:t xml:space="preserve">Engineering </w:t>
       </w:r>
       <w:r>
         <w:rPr>
@@ -7037,7 +6838,7 @@
           <w:spacing w:val="-1"/>
           <w:sz w:val="20"/>
         </w:rPr>
-        <w:t> </w:t>
+        <w:t xml:space="preserve"> </w:t>
       </w:r>
       <w:r>
         <w:rPr>
@@ -7052,7 +6853,7 @@
           <w:spacing w:val="-1"/>
           <w:sz w:val="20"/>
         </w:rPr>
-        <w:t> </w:t>
+        <w:t xml:space="preserve"> </w:t>
       </w:r>
       <w:r>
         <w:rPr>
@@ -7067,7 +6868,7 @@
           <w:spacing w:val="-1"/>
           <w:sz w:val="20"/>
         </w:rPr>
-        <w:t> </w:t>
+        <w:t xml:space="preserve"> </w:t>
       </w:r>
       <w:r>
         <w:rPr>
@@ -7082,7 +6883,7 @@
           <w:spacing w:val="-1"/>
           <w:sz w:val="20"/>
         </w:rPr>
-        <w:t> </w:t>
+        <w:t xml:space="preserve"> </w:t>
       </w:r>
       <w:r>
         <w:rPr>
@@ -7097,7 +6898,7 @@
           <w:spacing w:val="-1"/>
           <w:sz w:val="20"/>
         </w:rPr>
-        <w:t> </w:t>
+        <w:t xml:space="preserve"> </w:t>
       </w:r>
       <w:r>
         <w:rPr>
@@ -7112,22 +6913,22 @@
           <w:spacing w:val="-1"/>
           <w:sz w:val="20"/>
         </w:rPr>
-        <w:t> </w:t>
-      </w:r>
-      <w:r>
-        <w:rPr>
-          <w:color w:val="323B4B"/>
-          <w:sz w:val="20"/>
-        </w:rPr>
-        <w:t>University </w:t>
-      </w:r>
-      <w:r>
-        <w:rPr>
-          <w:b/>
-          <w:color w:val="323B4B"/>
-          <w:sz w:val="20"/>
-        </w:rPr>
-        <w:t>Specialization: </w:t>
+        <w:t xml:space="preserve"> </w:t>
+      </w:r>
+      <w:r>
+        <w:rPr>
+          <w:color w:val="323B4B"/>
+          <w:sz w:val="20"/>
+        </w:rPr>
+        <w:t xml:space="preserve">University </w:t>
+      </w:r>
+      <w:r>
+        <w:rPr>
+          <w:b/>
+          <w:color w:val="323B4B"/>
+          <w:sz w:val="20"/>
+        </w:rPr>
+        <w:t xml:space="preserve">Specialization: </w:t>
       </w:r>
       <w:r>
         <w:rPr>
@@ -7140,8 +6941,7 @@
     <w:p>
       <w:pPr>
         <w:spacing w:before="116"/>
-        <w:ind w:left="71" w:right="0" w:firstLine="0"/>
-        <w:jc w:val="left"/>
+        <w:ind w:left="71"/>
         <w:rPr>
           <w:b/>
           <w:sz w:val="20"/>
@@ -7163,7 +6963,7 @@
           <w:spacing w:val="-18"/>
           <w:sz w:val="20"/>
         </w:rPr>
-        <w:t> </w:t>
+        <w:t xml:space="preserve"> </w:t>
       </w:r>
       <w:r>
         <w:rPr>
@@ -7181,7 +6981,7 @@
           <w:spacing w:val="-18"/>
           <w:sz w:val="20"/>
         </w:rPr>
-        <w:t> </w:t>
+        <w:t xml:space="preserve"> </w:t>
       </w:r>
       <w:r>
         <w:rPr>
@@ -7199,7 +6999,7 @@
           <w:spacing w:val="-17"/>
           <w:sz w:val="20"/>
         </w:rPr>
-        <w:t> </w:t>
+        <w:t xml:space="preserve"> </w:t>
       </w:r>
       <w:r>
         <w:rPr>
@@ -7217,7 +7017,7 @@
           <w:spacing w:val="-18"/>
           <w:sz w:val="20"/>
         </w:rPr>
-        <w:t> </w:t>
+        <w:t xml:space="preserve"> </w:t>
       </w:r>
       <w:r>
         <w:rPr>
@@ -7235,7 +7035,7 @@
           <w:spacing w:val="-17"/>
           <w:sz w:val="20"/>
         </w:rPr>
-        <w:t> </w:t>
+        <w:t xml:space="preserve"> </w:t>
       </w:r>
       <w:r>
         <w:rPr>
@@ -7253,7 +7053,7 @@
           <w:spacing w:val="-18"/>
           <w:sz w:val="20"/>
         </w:rPr>
-        <w:t> </w:t>
+        <w:t xml:space="preserve"> </w:t>
       </w:r>
       <w:r>
         <w:rPr>
@@ -7268,8 +7068,7 @@
     <w:p>
       <w:pPr>
         <w:spacing w:before="63"/>
-        <w:ind w:left="71" w:right="0" w:firstLine="0"/>
-        <w:jc w:val="left"/>
+        <w:ind w:left="71"/>
         <w:rPr>
           <w:sz w:val="20"/>
         </w:rPr>
@@ -7287,7 +7086,7 @@
           <w:spacing w:val="-5"/>
           <w:sz w:val="20"/>
         </w:rPr>
-        <w:t> </w:t>
+        <w:t xml:space="preserve"> </w:t>
       </w:r>
       <w:r>
         <w:rPr>
@@ -7302,7 +7101,7 @@
           <w:spacing w:val="-5"/>
           <w:sz w:val="20"/>
         </w:rPr>
-        <w:t> </w:t>
+        <w:t xml:space="preserve"> </w:t>
       </w:r>
       <w:r>
         <w:rPr>
@@ -7317,7 +7116,7 @@
           <w:spacing w:val="-5"/>
           <w:sz w:val="20"/>
         </w:rPr>
-        <w:t> </w:t>
+        <w:t xml:space="preserve"> </w:t>
       </w:r>
       <w:r>
         <w:rPr>
@@ -7332,7 +7131,7 @@
           <w:spacing w:val="-4"/>
           <w:sz w:val="20"/>
         </w:rPr>
-        <w:t> </w:t>
+        <w:t xml:space="preserve"> </w:t>
       </w:r>
       <w:r>
         <w:rPr>
@@ -7347,7 +7146,7 @@
           <w:spacing w:val="-5"/>
           <w:sz w:val="20"/>
         </w:rPr>
-        <w:t> </w:t>
+        <w:t xml:space="preserve"> </w:t>
       </w:r>
       <w:r>
         <w:rPr>
@@ -7362,7 +7161,7 @@
           <w:spacing w:val="-5"/>
           <w:sz w:val="20"/>
         </w:rPr>
-        <w:t> </w:t>
+        <w:t xml:space="preserve"> </w:t>
       </w:r>
       <w:r>
         <w:rPr>
@@ -7376,14 +7175,12 @@
     <w:p>
       <w:pPr>
         <w:spacing w:before="1"/>
-        <w:ind w:left="71" w:right="0" w:firstLine="0"/>
-        <w:jc w:val="left"/>
+        <w:ind w:left="71"/>
         <w:rPr>
           <w:sz w:val="18"/>
         </w:rPr>
       </w:pPr>
       <w:r>
-        <w:rPr/>
         <w:br w:type="column"/>
       </w:r>
       <w:r>
@@ -7399,7 +7196,7 @@
           <w:spacing w:val="-15"/>
           <w:sz w:val="18"/>
         </w:rPr>
-        <w:t> </w:t>
+        <w:t xml:space="preserve"> </w:t>
       </w:r>
       <w:r>
         <w:rPr>
@@ -7414,7 +7211,7 @@
           <w:spacing w:val="-14"/>
           <w:sz w:val="18"/>
         </w:rPr>
-        <w:t> </w:t>
+        <w:t xml:space="preserve"> </w:t>
       </w:r>
       <w:r>
         <w:rPr>
@@ -7427,7 +7224,6 @@
     </w:p>
     <w:p>
       <w:pPr>
-        <w:spacing w:line="240" w:lineRule="auto" w:before="0"/>
         <w:rPr>
           <w:sz w:val="18"/>
         </w:rPr>
@@ -7435,7 +7231,6 @@
     </w:p>
     <w:p>
       <w:pPr>
-        <w:spacing w:line="240" w:lineRule="auto" w:before="0"/>
         <w:rPr>
           <w:sz w:val="18"/>
         </w:rPr>
@@ -7443,7 +7238,6 @@
     </w:p>
     <w:p>
       <w:pPr>
-        <w:spacing w:line="240" w:lineRule="auto" w:before="0"/>
         <w:rPr>
           <w:sz w:val="18"/>
         </w:rPr>
@@ -7451,7 +7245,7 @@
     </w:p>
     <w:p>
       <w:pPr>
-        <w:spacing w:line="240" w:lineRule="auto" w:before="196"/>
+        <w:spacing w:before="196"/>
         <w:rPr>
           <w:sz w:val="18"/>
         </w:rPr>
@@ -7459,9 +7253,7 @@
     </w:p>
     <w:p>
       <w:pPr>
-        <w:spacing w:before="0"/>
-        <w:ind w:left="85" w:right="0" w:firstLine="0"/>
-        <w:jc w:val="left"/>
+        <w:ind w:left="85"/>
         <w:rPr>
           <w:sz w:val="18"/>
         </w:rPr>
@@ -7479,7 +7271,7 @@
           <w:spacing w:val="-15"/>
           <w:sz w:val="18"/>
         </w:rPr>
-        <w:t> </w:t>
+        <w:t xml:space="preserve"> </w:t>
       </w:r>
       <w:r>
         <w:rPr>
@@ -7494,7 +7286,7 @@
           <w:spacing w:val="-14"/>
           <w:sz w:val="18"/>
         </w:rPr>
-        <w:t> </w:t>
+        <w:t xml:space="preserve"> </w:t>
       </w:r>
       <w:r>
         <w:rPr>
@@ -7507,16 +7299,14 @@
     </w:p>
     <w:p>
       <w:pPr>
-        <w:spacing w:after="0"/>
-        <w:jc w:val="left"/>
         <w:rPr>
           <w:sz w:val="18"/>
         </w:rPr>
         <w:sectPr>
           <w:type w:val="continuous"/>
           <w:pgSz w:w="11910" w:h="16850"/>
-          <w:pgMar w:top="1380" w:bottom="0" w:left="283" w:right="141"/>
-          <w:cols w:num="3" w:equalWidth="0">
+          <w:pgMar w:top="1380" w:right="141" w:bottom="0" w:left="283" w:header="720" w:footer="720" w:gutter="0"/>
+          <w:cols w:num="3" w:space="720" w:equalWidth="0">
             <w:col w:w="2692" w:space="1651"/>
             <w:col w:w="5202" w:space="438"/>
             <w:col w:w="1503"/>
@@ -7527,8 +7317,7 @@
     <w:p>
       <w:pPr>
         <w:spacing w:before="123"/>
-        <w:ind w:left="36" w:right="0" w:firstLine="0"/>
-        <w:jc w:val="left"/>
+        <w:ind w:left="36"/>
         <w:rPr>
           <w:rFonts w:ascii="Arial Black"/>
           <w:sz w:val="15"/>
@@ -7537,10 +7326,12 @@
       <w:r>
         <w:rPr>
           <w:rFonts w:ascii="Arial Black"/>
+          <w:noProof/>
           <w:sz w:val="15"/>
         </w:rPr>
+        <w:lastRenderedPageBreak/>
         <w:drawing>
-          <wp:anchor distT="0" distB="0" distL="0" distR="0" allowOverlap="1" layoutInCell="1" locked="0" behindDoc="0" simplePos="0" relativeHeight="15729152">
+          <wp:anchor distT="0" distB="0" distL="0" distR="0" simplePos="0" relativeHeight="15729152" behindDoc="0" locked="0" layoutInCell="1" allowOverlap="1" wp14:anchorId="1111DA0C" wp14:editId="74E6B7D4">
             <wp:simplePos x="0" y="0"/>
             <wp:positionH relativeFrom="page">
               <wp:posOffset>5370075</wp:posOffset>
@@ -7553,17 +7344,17 @@
             <wp:wrapNone/>
             <wp:docPr id="33" name="Image 33"/>
             <wp:cNvGraphicFramePr>
-              <a:graphicFrameLocks/>
+              <a:graphicFrameLocks xmlns:a="http://schemas.openxmlformats.org/drawingml/2006/main"/>
             </wp:cNvGraphicFramePr>
-            <a:graphic>
+            <a:graphic xmlns:a="http://schemas.openxmlformats.org/drawingml/2006/main">
               <a:graphicData uri="http://schemas.openxmlformats.org/drawingml/2006/picture">
-                <pic:pic>
+                <pic:pic xmlns:pic="http://schemas.openxmlformats.org/drawingml/2006/picture">
                   <pic:nvPicPr>
                     <pic:cNvPr id="33" name="Image 33"/>
                     <pic:cNvPicPr/>
                   </pic:nvPicPr>
                   <pic:blipFill>
-                    <a:blip r:embed="rId20" cstate="print"/>
+                    <a:blip r:embed="rId19" cstate="print"/>
                     <a:stretch>
                       <a:fillRect/>
                     </a:stretch>
@@ -7598,7 +7389,7 @@
           <w:w w:val="85"/>
           <w:sz w:val="15"/>
         </w:rPr>
-        <w:t> </w:t>
+        <w:t xml:space="preserve"> </w:t>
       </w:r>
       <w:r>
         <w:rPr>
@@ -7615,7 +7406,7 @@
           <w:w w:val="85"/>
           <w:sz w:val="15"/>
         </w:rPr>
-        <w:t> </w:t>
+        <w:t xml:space="preserve"> </w:t>
       </w:r>
       <w:r>
         <w:rPr>
@@ -7631,7 +7422,7 @@
           <w:spacing w:val="-8"/>
           <w:sz w:val="15"/>
         </w:rPr>
-        <w:t> </w:t>
+        <w:t xml:space="preserve"> </w:t>
       </w:r>
       <w:r>
         <w:rPr>
@@ -7647,7 +7438,7 @@
           <w:spacing w:val="-8"/>
           <w:sz w:val="15"/>
         </w:rPr>
-        <w:t> </w:t>
+        <w:t xml:space="preserve"> </w:t>
       </w:r>
       <w:r>
         <w:rPr>
@@ -7680,9 +7471,7 @@
     </w:p>
     <w:p>
       <w:pPr>
-        <w:spacing w:before="0"/>
         <w:ind w:left="2681" w:right="1677" w:firstLine="987"/>
-        <w:jc w:val="left"/>
         <w:rPr>
           <w:rFonts w:ascii="Arial Black" w:hAnsi="Arial Black"/>
           <w:sz w:val="35"/>
@@ -7694,7 +7483,7 @@
           <w:w w:val="90"/>
           <w:sz w:val="35"/>
         </w:rPr>
-        <w:t>SELECTED PROJECTS – </w:t>
+        <w:t xml:space="preserve">SELECTED PROJECTS – </w:t>
       </w:r>
       <w:r>
         <w:rPr>
@@ -7708,7 +7497,7 @@
     <w:p>
       <w:pPr>
         <w:pStyle w:val="BodyText"/>
-        <w:spacing w:line="232" w:lineRule="auto" w:before="99"/>
+        <w:spacing w:before="99" w:line="232" w:lineRule="auto"/>
         <w:ind w:left="181" w:right="3339"/>
         <w:rPr>
           <w:rFonts w:ascii="Arial Black"/>
@@ -7726,7 +7515,7 @@
           <w:rFonts w:ascii="Arial Black"/>
           <w:spacing w:val="80"/>
         </w:rPr>
-        <w:t> </w:t>
+        <w:t xml:space="preserve"> </w:t>
       </w:r>
       <w:r>
         <w:rPr>
@@ -7739,30 +7528,31 @@
     <w:p>
       <w:pPr>
         <w:pStyle w:val="BodyText"/>
-        <w:spacing w:line="213" w:lineRule="auto" w:before="21"/>
+        <w:spacing w:before="21" w:line="213" w:lineRule="auto"/>
         <w:ind w:left="570" w:hanging="254"/>
       </w:pPr>
       <w:r>
         <w:rPr>
+          <w:noProof/>
           <w:position w:val="5"/>
         </w:rPr>
         <w:drawing>
-          <wp:inline distT="0" distB="0" distL="0" distR="0">
+          <wp:inline distT="0" distB="0" distL="0" distR="0" wp14:anchorId="52272611" wp14:editId="42EC434D">
             <wp:extent cx="47642" cy="47642"/>
             <wp:effectExtent l="0" t="0" r="0" b="0"/>
             <wp:docPr id="34" name="Image 34"/>
             <wp:cNvGraphicFramePr>
-              <a:graphicFrameLocks/>
+              <a:graphicFrameLocks xmlns:a="http://schemas.openxmlformats.org/drawingml/2006/main"/>
             </wp:cNvGraphicFramePr>
-            <a:graphic>
+            <a:graphic xmlns:a="http://schemas.openxmlformats.org/drawingml/2006/main">
               <a:graphicData uri="http://schemas.openxmlformats.org/drawingml/2006/picture">
-                <pic:pic>
+                <pic:pic xmlns:pic="http://schemas.openxmlformats.org/drawingml/2006/picture">
                   <pic:nvPicPr>
                     <pic:cNvPr id="34" name="Image 34"/>
                     <pic:cNvPicPr/>
                   </pic:nvPicPr>
                   <pic:blipFill>
-                    <a:blip r:embed="rId21" cstate="print"/>
+                    <a:blip r:embed="rId33" cstate="print"/>
                     <a:stretch>
                       <a:fillRect/>
                     </a:stretch>
@@ -7784,16 +7574,11 @@
       </w:r>
       <w:r>
         <w:rPr>
-          <w:position w:val="5"/>
-        </w:rPr>
-      </w:r>
-      <w:r>
-        <w:rPr>
           <w:rFonts w:ascii="Times New Roman"/>
           <w:spacing w:val="40"/>
           <w:sz w:val="20"/>
         </w:rPr>
-        <w:t>  </w:t>
+        <w:t xml:space="preserve">  </w:t>
       </w:r>
       <w:r>
         <w:rPr>
@@ -7805,7 +7590,7 @@
         <w:rPr>
           <w:spacing w:val="-15"/>
         </w:rPr>
-        <w:t> </w:t>
+        <w:t xml:space="preserve"> </w:t>
       </w:r>
       <w:r>
         <w:rPr>
@@ -7817,7 +7602,7 @@
         <w:rPr>
           <w:spacing w:val="-15"/>
         </w:rPr>
-        <w:t> </w:t>
+        <w:t xml:space="preserve"> </w:t>
       </w:r>
       <w:r>
         <w:rPr>
@@ -7829,7 +7614,7 @@
         <w:rPr>
           <w:spacing w:val="-15"/>
         </w:rPr>
-        <w:t> </w:t>
+        <w:t xml:space="preserve"> </w:t>
       </w:r>
       <w:r>
         <w:rPr>
@@ -7841,7 +7626,7 @@
         <w:rPr>
           <w:spacing w:val="-15"/>
         </w:rPr>
-        <w:t> </w:t>
+        <w:t xml:space="preserve"> </w:t>
       </w:r>
       <w:r>
         <w:rPr>
@@ -7853,7 +7638,7 @@
         <w:rPr>
           <w:spacing w:val="-15"/>
         </w:rPr>
-        <w:t> </w:t>
+        <w:t xml:space="preserve"> </w:t>
       </w:r>
       <w:r>
         <w:rPr>
@@ -7867,7 +7652,7 @@
           <w:rFonts w:ascii="Arial Black"/>
           <w:spacing w:val="-21"/>
         </w:rPr>
-        <w:t> </w:t>
+        <w:t xml:space="preserve"> </w:t>
       </w:r>
       <w:r>
         <w:rPr>
@@ -7881,7 +7666,7 @@
           <w:rFonts w:ascii="Arial Black"/>
           <w:spacing w:val="-21"/>
         </w:rPr>
-        <w:t> </w:t>
+        <w:t xml:space="preserve"> </w:t>
       </w:r>
       <w:r>
         <w:rPr>
@@ -7895,7 +7680,7 @@
           <w:rFonts w:ascii="Arial Black"/>
           <w:spacing w:val="-21"/>
         </w:rPr>
-        <w:t> </w:t>
+        <w:t xml:space="preserve"> </w:t>
       </w:r>
       <w:r>
         <w:rPr>
@@ -7909,7 +7694,7 @@
           <w:rFonts w:ascii="Arial Black"/>
           <w:spacing w:val="-21"/>
         </w:rPr>
-        <w:t> </w:t>
+        <w:t xml:space="preserve"> </w:t>
       </w:r>
       <w:r>
         <w:rPr>
@@ -7923,7 +7708,7 @@
           <w:rFonts w:ascii="Arial Black"/>
           <w:spacing w:val="-21"/>
         </w:rPr>
-        <w:t> </w:t>
+        <w:t xml:space="preserve"> </w:t>
       </w:r>
       <w:r>
         <w:rPr>
@@ -7937,106 +7722,96 @@
           <w:rFonts w:ascii="Arial Black"/>
           <w:spacing w:val="-19"/>
         </w:rPr>
-        <w:t> </w:t>
+        <w:t xml:space="preserve"> </w:t>
       </w:r>
       <w:r>
         <w:rPr>
           <w:spacing w:val="-8"/>
         </w:rPr>
-        <w:t>to </w:t>
-      </w:r>
-      <w:r>
-        <w:rPr/>
+        <w:t xml:space="preserve">to </w:t>
+      </w:r>
+      <w:r>
         <w:t>regulate</w:t>
       </w:r>
       <w:r>
         <w:rPr>
           <w:spacing w:val="-3"/>
         </w:rPr>
-        <w:t> </w:t>
-      </w:r>
-      <w:r>
-        <w:rPr/>
+        <w:t xml:space="preserve"> </w:t>
+      </w:r>
+      <w:r>
         <w:t>temperature</w:t>
       </w:r>
       <w:r>
         <w:rPr>
           <w:spacing w:val="-3"/>
         </w:rPr>
-        <w:t> </w:t>
-      </w:r>
-      <w:r>
-        <w:rPr/>
+        <w:t xml:space="preserve"> </w:t>
+      </w:r>
+      <w:r>
         <w:t>and</w:t>
       </w:r>
       <w:r>
         <w:rPr>
           <w:spacing w:val="-3"/>
         </w:rPr>
-        <w:t> </w:t>
-      </w:r>
-      <w:r>
-        <w:rPr/>
+        <w:t xml:space="preserve"> </w:t>
+      </w:r>
+      <w:r>
         <w:t>humidity</w:t>
       </w:r>
       <w:r>
         <w:rPr>
           <w:spacing w:val="-3"/>
         </w:rPr>
-        <w:t> </w:t>
-      </w:r>
-      <w:r>
-        <w:rPr/>
+        <w:t xml:space="preserve"> </w:t>
+      </w:r>
+      <w:r>
         <w:t>in</w:t>
       </w:r>
       <w:r>
         <w:rPr>
           <w:spacing w:val="-3"/>
         </w:rPr>
-        <w:t> </w:t>
-      </w:r>
-      <w:r>
-        <w:rPr/>
+        <w:t xml:space="preserve"> </w:t>
+      </w:r>
+      <w:r>
         <w:t>a</w:t>
       </w:r>
       <w:r>
         <w:rPr>
           <w:spacing w:val="-3"/>
         </w:rPr>
-        <w:t> </w:t>
-      </w:r>
-      <w:r>
-        <w:rPr/>
+        <w:t xml:space="preserve"> </w:t>
+      </w:r>
+      <w:r>
         <w:t>MIMO</w:t>
       </w:r>
       <w:r>
         <w:rPr>
           <w:spacing w:val="-3"/>
         </w:rPr>
-        <w:t> </w:t>
-      </w:r>
-      <w:r>
-        <w:rPr/>
+        <w:t xml:space="preserve"> </w:t>
+      </w:r>
+      <w:r>
         <w:t>(Multiple-Input</w:t>
       </w:r>
       <w:r>
         <w:rPr>
           <w:spacing w:val="-3"/>
         </w:rPr>
-        <w:t> </w:t>
-      </w:r>
-      <w:r>
-        <w:rPr/>
+        <w:t xml:space="preserve"> </w:t>
+      </w:r>
+      <w:r>
         <w:t>Multiple-Output)</w:t>
       </w:r>
       <w:r>
         <w:rPr>
           <w:spacing w:val="-3"/>
         </w:rPr>
-        <w:t> </w:t>
-      </w:r>
-      <w:r>
-        <w:rPr/>
+        <w:t xml:space="preserve"> </w:t>
+      </w:r>
+      <w:r>
         <w:t>system.</w:t>
       </w:r>
     </w:p>
@@ -8048,25 +7823,26 @@
       </w:pPr>
       <w:r>
         <w:rPr>
+          <w:noProof/>
           <w:position w:val="5"/>
         </w:rPr>
         <w:drawing>
-          <wp:inline distT="0" distB="0" distL="0" distR="0">
+          <wp:inline distT="0" distB="0" distL="0" distR="0" wp14:anchorId="7CDEB4BD" wp14:editId="06C8B9B7">
             <wp:extent cx="47642" cy="47642"/>
             <wp:effectExtent l="0" t="0" r="0" b="0"/>
             <wp:docPr id="35" name="Image 35"/>
             <wp:cNvGraphicFramePr>
-              <a:graphicFrameLocks/>
+              <a:graphicFrameLocks xmlns:a="http://schemas.openxmlformats.org/drawingml/2006/main"/>
             </wp:cNvGraphicFramePr>
-            <a:graphic>
+            <a:graphic xmlns:a="http://schemas.openxmlformats.org/drawingml/2006/main">
               <a:graphicData uri="http://schemas.openxmlformats.org/drawingml/2006/picture">
-                <pic:pic>
+                <pic:pic xmlns:pic="http://schemas.openxmlformats.org/drawingml/2006/picture">
                   <pic:nvPicPr>
                     <pic:cNvPr id="35" name="Image 35"/>
                     <pic:cNvPicPr/>
                   </pic:nvPicPr>
                   <pic:blipFill>
-                    <a:blip r:embed="rId21" cstate="print"/>
+                    <a:blip r:embed="rId33" cstate="print"/>
                     <a:stretch>
                       <a:fillRect/>
                     </a:stretch>
@@ -8088,22 +7864,17 @@
       </w:r>
       <w:r>
         <w:rPr>
-          <w:position w:val="5"/>
-        </w:rPr>
-      </w:r>
-      <w:r>
-        <w:rPr>
           <w:rFonts w:ascii="Times New Roman"/>
           <w:spacing w:val="66"/>
           <w:sz w:val="20"/>
         </w:rPr>
-        <w:t>  </w:t>
+        <w:t xml:space="preserve">  </w:t>
       </w:r>
       <w:r>
         <w:rPr>
           <w:spacing w:val="-6"/>
         </w:rPr>
-        <w:t>Utilized </w:t>
+        <w:t xml:space="preserve">Utilized </w:t>
       </w:r>
       <w:r>
         <w:rPr>
@@ -8117,14 +7888,14 @@
           <w:rFonts w:ascii="Arial Black"/>
           <w:spacing w:val="-7"/>
         </w:rPr>
-        <w:t> </w:t>
+        <w:t xml:space="preserve"> </w:t>
       </w:r>
       <w:r>
         <w:rPr>
           <w:rFonts w:ascii="Arial Black"/>
           <w:spacing w:val="-6"/>
         </w:rPr>
-        <w:t>sensors </w:t>
+        <w:t xml:space="preserve">sensors </w:t>
       </w:r>
       <w:r>
         <w:rPr>
@@ -8140,94 +7911,85 @@
         <w:ind w:left="570"/>
       </w:pPr>
       <w:r>
-        <w:rPr/>
         <w:t>environment,</w:t>
       </w:r>
       <w:r>
         <w:rPr>
           <w:spacing w:val="-14"/>
         </w:rPr>
-        <w:t> </w:t>
-      </w:r>
-      <w:r>
-        <w:rPr/>
+        <w:t xml:space="preserve"> </w:t>
+      </w:r>
+      <w:r>
         <w:t>demonstrating</w:t>
       </w:r>
       <w:r>
         <w:rPr>
           <w:spacing w:val="-13"/>
         </w:rPr>
-        <w:t> </w:t>
-      </w:r>
-      <w:r>
-        <w:rPr/>
+        <w:t xml:space="preserve"> </w:t>
+      </w:r>
+      <w:r>
         <w:t>practical</w:t>
       </w:r>
       <w:r>
         <w:rPr>
           <w:spacing w:val="-13"/>
         </w:rPr>
-        <w:t> </w:t>
-      </w:r>
-      <w:r>
-        <w:rPr/>
+        <w:t xml:space="preserve"> </w:t>
+      </w:r>
+      <w:r>
         <w:t>application</w:t>
       </w:r>
       <w:r>
         <w:rPr>
           <w:spacing w:val="-13"/>
         </w:rPr>
-        <w:t> </w:t>
-      </w:r>
-      <w:r>
-        <w:rPr/>
+        <w:t xml:space="preserve"> </w:t>
+      </w:r>
+      <w:r>
         <w:t>of</w:t>
       </w:r>
       <w:r>
         <w:rPr>
           <w:spacing w:val="-13"/>
         </w:rPr>
-        <w:t> </w:t>
-      </w:r>
-      <w:r>
-        <w:rPr/>
+        <w:t xml:space="preserve"> </w:t>
+      </w:r>
+      <w:r>
         <w:t>control</w:t>
       </w:r>
       <w:r>
         <w:rPr>
           <w:spacing w:val="-13"/>
         </w:rPr>
-        <w:t> </w:t>
-      </w:r>
-      <w:r>
-        <w:rPr/>
+        <w:t xml:space="preserve"> </w:t>
+      </w:r>
+      <w:r>
         <w:t>theory</w:t>
       </w:r>
       <w:r>
         <w:rPr>
           <w:spacing w:val="-13"/>
         </w:rPr>
-        <w:t> </w:t>
-      </w:r>
-      <w:r>
-        <w:rPr/>
+        <w:t xml:space="preserve"> </w:t>
+      </w:r>
+      <w:r>
         <w:t>and</w:t>
       </w:r>
       <w:r>
         <w:rPr>
           <w:spacing w:val="-14"/>
         </w:rPr>
-        <w:t> </w:t>
-      </w:r>
-      <w:r>
-        <w:rPr/>
+        <w:t xml:space="preserve"> </w:t>
+      </w:r>
+      <w:r>
         <w:t>embedded</w:t>
       </w:r>
       <w:r>
         <w:rPr>
           <w:spacing w:val="-13"/>
         </w:rPr>
-        <w:t> </w:t>
+        <w:t xml:space="preserve"> </w:t>
       </w:r>
       <w:r>
         <w:rPr>
@@ -8250,14 +8012,7 @@
           <w:rFonts w:ascii="Arial Black"/>
           <w:w w:val="85"/>
         </w:rPr>
-        <w:t>Bachelor's Thesis: Smart Building Energy Management </w:t>
-      </w:r>
-      <w:r>
-        <w:rPr>
-          <w:rFonts w:ascii="Arial Black"/>
-          <w:w w:val="85"/>
-        </w:rPr>
-        <w:t>(2022) </w:t>
+        <w:t xml:space="preserve">Bachelor's Thesis: Smart Building Energy Management (2022) </w:t>
       </w:r>
       <w:r>
         <w:rPr>
@@ -8270,30 +8025,31 @@
     <w:p>
       <w:pPr>
         <w:pStyle w:val="BodyText"/>
-        <w:spacing w:line="213" w:lineRule="auto" w:before="9"/>
+        <w:spacing w:before="9" w:line="213" w:lineRule="auto"/>
         <w:ind w:left="570" w:hanging="254"/>
       </w:pPr>
       <w:r>
         <w:rPr>
+          <w:noProof/>
           <w:position w:val="5"/>
         </w:rPr>
         <w:drawing>
-          <wp:inline distT="0" distB="0" distL="0" distR="0">
+          <wp:inline distT="0" distB="0" distL="0" distR="0" wp14:anchorId="5D89491E" wp14:editId="76C6E11B">
             <wp:extent cx="47642" cy="47642"/>
             <wp:effectExtent l="0" t="0" r="0" b="0"/>
             <wp:docPr id="36" name="Image 36"/>
             <wp:cNvGraphicFramePr>
-              <a:graphicFrameLocks/>
+              <a:graphicFrameLocks xmlns:a="http://schemas.openxmlformats.org/drawingml/2006/main"/>
             </wp:cNvGraphicFramePr>
-            <a:graphic>
+            <a:graphic xmlns:a="http://schemas.openxmlformats.org/drawingml/2006/main">
               <a:graphicData uri="http://schemas.openxmlformats.org/drawingml/2006/picture">
-                <pic:pic>
+                <pic:pic xmlns:pic="http://schemas.openxmlformats.org/drawingml/2006/picture">
                   <pic:nvPicPr>
                     <pic:cNvPr id="36" name="Image 36"/>
                     <pic:cNvPicPr/>
                   </pic:nvPicPr>
                   <pic:blipFill>
-                    <a:blip r:embed="rId21" cstate="print"/>
+                    <a:blip r:embed="rId33" cstate="print"/>
                     <a:stretch>
                       <a:fillRect/>
                     </a:stretch>
@@ -8315,16 +8071,11 @@
       </w:r>
       <w:r>
         <w:rPr>
-          <w:position w:val="5"/>
-        </w:rPr>
-      </w:r>
-      <w:r>
-        <w:rPr>
           <w:rFonts w:ascii="Times New Roman"/>
           <w:spacing w:val="40"/>
           <w:sz w:val="20"/>
         </w:rPr>
-        <w:t>  </w:t>
+        <w:t xml:space="preserve">  </w:t>
       </w:r>
       <w:r>
         <w:rPr>
@@ -8336,7 +8087,7 @@
         <w:rPr>
           <w:spacing w:val="-15"/>
         </w:rPr>
-        <w:t> </w:t>
+        <w:t xml:space="preserve"> </w:t>
       </w:r>
       <w:r>
         <w:rPr>
@@ -8348,7 +8099,7 @@
         <w:rPr>
           <w:spacing w:val="-15"/>
         </w:rPr>
-        <w:t> </w:t>
+        <w:t xml:space="preserve"> </w:t>
       </w:r>
       <w:r>
         <w:rPr>
@@ -8360,7 +8111,7 @@
         <w:rPr>
           <w:spacing w:val="-15"/>
         </w:rPr>
-        <w:t> </w:t>
+        <w:t xml:space="preserve"> </w:t>
       </w:r>
       <w:r>
         <w:rPr>
@@ -8372,7 +8123,7 @@
         <w:rPr>
           <w:spacing w:val="-15"/>
         </w:rPr>
-        <w:t> </w:t>
+        <w:t xml:space="preserve"> </w:t>
       </w:r>
       <w:r>
         <w:rPr>
@@ -8384,7 +8135,7 @@
         <w:rPr>
           <w:spacing w:val="-15"/>
         </w:rPr>
-        <w:t> </w:t>
+        <w:t xml:space="preserve"> </w:t>
       </w:r>
       <w:r>
         <w:rPr>
@@ -8396,7 +8147,7 @@
         <w:rPr>
           <w:spacing w:val="-15"/>
         </w:rPr>
-        <w:t> </w:t>
+        <w:t xml:space="preserve"> </w:t>
       </w:r>
       <w:r>
         <w:rPr>
@@ -8408,7 +8159,7 @@
         <w:rPr>
           <w:spacing w:val="-15"/>
         </w:rPr>
-        <w:t> </w:t>
+        <w:t xml:space="preserve"> </w:t>
       </w:r>
       <w:r>
         <w:rPr>
@@ -8422,7 +8173,7 @@
           <w:rFonts w:ascii="Arial Black"/>
           <w:spacing w:val="-21"/>
         </w:rPr>
-        <w:t> </w:t>
+        <w:t xml:space="preserve"> </w:t>
       </w:r>
       <w:r>
         <w:rPr>
@@ -8436,7 +8187,7 @@
           <w:rFonts w:ascii="Arial Black"/>
           <w:spacing w:val="-19"/>
         </w:rPr>
-        <w:t> </w:t>
+        <w:t xml:space="preserve"> </w:t>
       </w:r>
       <w:r>
         <w:rPr>
@@ -8448,7 +8199,7 @@
         <w:rPr>
           <w:spacing w:val="-15"/>
         </w:rPr>
-        <w:t> </w:t>
+        <w:t xml:space="preserve"> </w:t>
       </w:r>
       <w:r>
         <w:rPr>
@@ -8460,7 +8211,7 @@
         <w:rPr>
           <w:spacing w:val="-15"/>
         </w:rPr>
-        <w:t> </w:t>
+        <w:t xml:space="preserve"> </w:t>
       </w:r>
       <w:r>
         <w:rPr>
@@ -8472,7 +8223,7 @@
         <w:rPr>
           <w:spacing w:val="-15"/>
         </w:rPr>
-        <w:t> </w:t>
+        <w:t xml:space="preserve"> </w:t>
       </w:r>
       <w:r>
         <w:rPr>
@@ -8484,7 +8235,7 @@
         <w:rPr>
           <w:spacing w:val="-15"/>
         </w:rPr>
-        <w:t> </w:t>
+        <w:t xml:space="preserve"> </w:t>
       </w:r>
       <w:r>
         <w:rPr>
@@ -8496,7 +8247,7 @@
         <w:rPr>
           <w:spacing w:val="-15"/>
         </w:rPr>
-        <w:t> </w:t>
+        <w:t xml:space="preserve"> </w:t>
       </w:r>
       <w:r>
         <w:rPr>
@@ -8508,13 +8259,13 @@
         <w:rPr>
           <w:spacing w:val="-15"/>
         </w:rPr>
-        <w:t> </w:t>
+        <w:t xml:space="preserve"> </w:t>
       </w:r>
       <w:r>
         <w:rPr>
           <w:spacing w:val="-4"/>
         </w:rPr>
-        <w:t>commercial </w:t>
+        <w:t xml:space="preserve">commercial </w:t>
       </w:r>
       <w:r>
         <w:rPr>
@@ -8531,25 +8282,26 @@
       </w:pPr>
       <w:r>
         <w:rPr>
+          <w:noProof/>
           <w:position w:val="5"/>
         </w:rPr>
         <w:drawing>
-          <wp:inline distT="0" distB="0" distL="0" distR="0">
+          <wp:inline distT="0" distB="0" distL="0" distR="0" wp14:anchorId="46B6C783" wp14:editId="6D10CC6C">
             <wp:extent cx="47642" cy="47642"/>
             <wp:effectExtent l="0" t="0" r="0" b="0"/>
             <wp:docPr id="37" name="Image 37"/>
             <wp:cNvGraphicFramePr>
-              <a:graphicFrameLocks/>
+              <a:graphicFrameLocks xmlns:a="http://schemas.openxmlformats.org/drawingml/2006/main"/>
             </wp:cNvGraphicFramePr>
-            <a:graphic>
+            <a:graphic xmlns:a="http://schemas.openxmlformats.org/drawingml/2006/main">
               <a:graphicData uri="http://schemas.openxmlformats.org/drawingml/2006/picture">
-                <pic:pic>
+                <pic:pic xmlns:pic="http://schemas.openxmlformats.org/drawingml/2006/picture">
                   <pic:nvPicPr>
                     <pic:cNvPr id="37" name="Image 37"/>
                     <pic:cNvPicPr/>
                   </pic:nvPicPr>
                   <pic:blipFill>
-                    <a:blip r:embed="rId21" cstate="print"/>
+                    <a:blip r:embed="rId33" cstate="print"/>
                     <a:stretch>
                       <a:fillRect/>
                     </a:stretch>
@@ -8571,42 +8323,37 @@
       </w:r>
       <w:r>
         <w:rPr>
-          <w:position w:val="5"/>
-        </w:rPr>
-      </w:r>
-      <w:r>
-        <w:rPr>
           <w:rFonts w:ascii="Times New Roman"/>
           <w:spacing w:val="67"/>
           <w:sz w:val="20"/>
         </w:rPr>
-        <w:t>  </w:t>
+        <w:t xml:space="preserve">  </w:t>
       </w:r>
       <w:r>
         <w:rPr>
           <w:spacing w:val="-6"/>
         </w:rPr>
-        <w:t>Analyzed data from </w:t>
+        <w:t xml:space="preserve">Analyzed data from </w:t>
       </w:r>
       <w:r>
         <w:rPr>
           <w:rFonts w:ascii="Arial Black"/>
           <w:spacing w:val="-6"/>
         </w:rPr>
-        <w:t>IoT sensors </w:t>
+        <w:t xml:space="preserve">IoT sensors </w:t>
       </w:r>
       <w:r>
         <w:rPr>
           <w:spacing w:val="-6"/>
         </w:rPr>
-        <w:t>and implemented predictive algorithms using </w:t>
+        <w:t xml:space="preserve">and implemented predictive algorithms using </w:t>
       </w:r>
       <w:r>
         <w:rPr>
           <w:rFonts w:ascii="Arial Black"/>
           <w:spacing w:val="-6"/>
         </w:rPr>
-        <w:t>Python </w:t>
+        <w:t xml:space="preserve">Python </w:t>
       </w:r>
       <w:r>
         <w:rPr>
@@ -8633,7 +8380,7 @@
           <w:rFonts w:ascii="Arial Black"/>
           <w:spacing w:val="-20"/>
         </w:rPr>
-        <w:t> </w:t>
+        <w:t xml:space="preserve"> </w:t>
       </w:r>
       <w:r>
         <w:rPr>
@@ -8645,7 +8392,7 @@
         <w:rPr>
           <w:spacing w:val="-13"/>
         </w:rPr>
-        <w:t> </w:t>
+        <w:t xml:space="preserve"> </w:t>
       </w:r>
       <w:r>
         <w:rPr>
@@ -8657,7 +8404,7 @@
         <w:rPr>
           <w:spacing w:val="-13"/>
         </w:rPr>
-        <w:t> </w:t>
+        <w:t xml:space="preserve"> </w:t>
       </w:r>
       <w:r>
         <w:rPr>
@@ -8669,7 +8416,7 @@
         <w:rPr>
           <w:spacing w:val="-14"/>
         </w:rPr>
-        <w:t> </w:t>
+        <w:t xml:space="preserve"> </w:t>
       </w:r>
       <w:r>
         <w:rPr>
@@ -8681,7 +8428,7 @@
         <w:rPr>
           <w:spacing w:val="-13"/>
         </w:rPr>
-        <w:t> </w:t>
+        <w:t xml:space="preserve"> </w:t>
       </w:r>
       <w:r>
         <w:rPr>
@@ -8693,7 +8440,7 @@
         <w:rPr>
           <w:spacing w:val="-13"/>
         </w:rPr>
-        <w:t> </w:t>
+        <w:t xml:space="preserve"> </w:t>
       </w:r>
       <w:r>
         <w:rPr>
@@ -8710,25 +8457,26 @@
       </w:pPr>
       <w:r>
         <w:rPr>
+          <w:noProof/>
           <w:position w:val="5"/>
         </w:rPr>
         <w:drawing>
-          <wp:inline distT="0" distB="0" distL="0" distR="0">
+          <wp:inline distT="0" distB="0" distL="0" distR="0" wp14:anchorId="387F314A" wp14:editId="0292A6A6">
             <wp:extent cx="47642" cy="47642"/>
             <wp:effectExtent l="0" t="0" r="0" b="0"/>
             <wp:docPr id="38" name="Image 38"/>
             <wp:cNvGraphicFramePr>
-              <a:graphicFrameLocks/>
+              <a:graphicFrameLocks xmlns:a="http://schemas.openxmlformats.org/drawingml/2006/main"/>
             </wp:cNvGraphicFramePr>
-            <a:graphic>
+            <a:graphic xmlns:a="http://schemas.openxmlformats.org/drawingml/2006/main">
               <a:graphicData uri="http://schemas.openxmlformats.org/drawingml/2006/picture">
-                <pic:pic>
+                <pic:pic xmlns:pic="http://schemas.openxmlformats.org/drawingml/2006/picture">
                   <pic:nvPicPr>
                     <pic:cNvPr id="38" name="Image 38"/>
                     <pic:cNvPicPr/>
                   </pic:nvPicPr>
                   <pic:blipFill>
-                    <a:blip r:embed="rId21" cstate="print"/>
+                    <a:blip r:embed="rId33" cstate="print"/>
                     <a:stretch>
                       <a:fillRect/>
                     </a:stretch>
@@ -8750,16 +8498,11 @@
       </w:r>
       <w:r>
         <w:rPr>
-          <w:position w:val="5"/>
-        </w:rPr>
-      </w:r>
-      <w:r>
-        <w:rPr>
           <w:rFonts w:ascii="Times New Roman"/>
           <w:spacing w:val="40"/>
           <w:sz w:val="20"/>
         </w:rPr>
-        <w:t>  </w:t>
+        <w:t xml:space="preserve">  </w:t>
       </w:r>
       <w:r>
         <w:rPr>
@@ -8772,7 +8515,7 @@
         <w:rPr>
           <w:spacing w:val="-6"/>
         </w:rPr>
-        <w:t>: Achieved a </w:t>
+        <w:t xml:space="preserve">: Achieved a </w:t>
       </w:r>
       <w:r>
         <w:rPr>
@@ -8786,7 +8529,7 @@
           <w:rFonts w:ascii="Arial Black"/>
           <w:spacing w:val="-10"/>
         </w:rPr>
-        <w:t> </w:t>
+        <w:t xml:space="preserve"> </w:t>
       </w:r>
       <w:r>
         <w:rPr>
@@ -8800,7 +8543,7 @@
           <w:rFonts w:ascii="Arial Black"/>
           <w:spacing w:val="-8"/>
         </w:rPr>
-        <w:t> </w:t>
+        <w:t xml:space="preserve"> </w:t>
       </w:r>
       <w:r>
         <w:rPr>
@@ -8831,7 +8574,7 @@
           <w:spacing w:val="-8"/>
           <w:w w:val="90"/>
         </w:rPr>
-        <w:t> </w:t>
+        <w:t xml:space="preserve"> </w:t>
       </w:r>
       <w:r>
         <w:rPr>
@@ -8846,7 +8589,7 @@
           <w:spacing w:val="-8"/>
           <w:w w:val="90"/>
         </w:rPr>
-        <w:t> </w:t>
+        <w:t xml:space="preserve"> </w:t>
       </w:r>
       <w:r>
         <w:rPr>
@@ -8861,7 +8604,7 @@
           <w:spacing w:val="-8"/>
           <w:w w:val="90"/>
         </w:rPr>
-        <w:t> </w:t>
+        <w:t xml:space="preserve"> </w:t>
       </w:r>
       <w:r>
         <w:rPr>
@@ -8876,14 +8619,14 @@
           <w:spacing w:val="-8"/>
           <w:w w:val="90"/>
         </w:rPr>
-        <w:t> </w:t>
+        <w:t xml:space="preserve"> </w:t>
       </w:r>
       <w:r>
         <w:rPr>
           <w:rFonts w:ascii="Arial Black"/>
           <w:w w:val="90"/>
         </w:rPr>
-        <w:t>(2022) </w:t>
+        <w:t xml:space="preserve">(2022) </w:t>
       </w:r>
       <w:r>
         <w:rPr>
@@ -8899,7 +8642,7 @@
           <w:spacing w:val="-15"/>
           <w:w w:val="90"/>
         </w:rPr>
-        <w:t> </w:t>
+        <w:t xml:space="preserve"> </w:t>
       </w:r>
       <w:r>
         <w:rPr>
@@ -8915,7 +8658,7 @@
           <w:spacing w:val="-15"/>
           <w:w w:val="90"/>
         </w:rPr>
-        <w:t> </w:t>
+        <w:t xml:space="preserve"> </w:t>
       </w:r>
       <w:r>
         <w:rPr>
@@ -8931,7 +8674,7 @@
           <w:spacing w:val="-15"/>
           <w:w w:val="90"/>
         </w:rPr>
-        <w:t> </w:t>
+        <w:t xml:space="preserve"> </w:t>
       </w:r>
       <w:r>
         <w:rPr>
@@ -8947,7 +8690,7 @@
           <w:spacing w:val="-15"/>
           <w:w w:val="90"/>
         </w:rPr>
-        <w:t> </w:t>
+        <w:t xml:space="preserve"> </w:t>
       </w:r>
       <w:r>
         <w:rPr>
@@ -8963,7 +8706,7 @@
           <w:spacing w:val="-15"/>
           <w:w w:val="90"/>
         </w:rPr>
-        <w:t> </w:t>
+        <w:t xml:space="preserve"> </w:t>
       </w:r>
       <w:r>
         <w:rPr>
@@ -8977,30 +8720,31 @@
     <w:p>
       <w:pPr>
         <w:pStyle w:val="BodyText"/>
-        <w:spacing w:line="213" w:lineRule="auto" w:before="9"/>
+        <w:spacing w:before="9" w:line="213" w:lineRule="auto"/>
         <w:ind w:left="570" w:hanging="254"/>
       </w:pPr>
       <w:r>
         <w:rPr>
+          <w:noProof/>
           <w:position w:val="5"/>
         </w:rPr>
         <w:drawing>
-          <wp:inline distT="0" distB="0" distL="0" distR="0">
+          <wp:inline distT="0" distB="0" distL="0" distR="0" wp14:anchorId="4F0FDBB6" wp14:editId="2E6CB1CF">
             <wp:extent cx="47642" cy="47642"/>
             <wp:effectExtent l="0" t="0" r="0" b="0"/>
             <wp:docPr id="39" name="Image 39"/>
             <wp:cNvGraphicFramePr>
-              <a:graphicFrameLocks/>
+              <a:graphicFrameLocks xmlns:a="http://schemas.openxmlformats.org/drawingml/2006/main"/>
             </wp:cNvGraphicFramePr>
-            <a:graphic>
+            <a:graphic xmlns:a="http://schemas.openxmlformats.org/drawingml/2006/main">
               <a:graphicData uri="http://schemas.openxmlformats.org/drawingml/2006/picture">
-                <pic:pic>
+                <pic:pic xmlns:pic="http://schemas.openxmlformats.org/drawingml/2006/picture">
                   <pic:nvPicPr>
                     <pic:cNvPr id="39" name="Image 39"/>
                     <pic:cNvPicPr/>
                   </pic:nvPicPr>
                   <pic:blipFill>
-                    <a:blip r:embed="rId21" cstate="print"/>
+                    <a:blip r:embed="rId33" cstate="print"/>
                     <a:stretch>
                       <a:fillRect/>
                     </a:stretch>
@@ -9022,16 +8766,11 @@
       </w:r>
       <w:r>
         <w:rPr>
-          <w:position w:val="5"/>
-        </w:rPr>
-      </w:r>
-      <w:r>
-        <w:rPr>
           <w:rFonts w:ascii="Times New Roman"/>
           <w:spacing w:val="65"/>
           <w:sz w:val="20"/>
         </w:rPr>
-        <w:t> </w:t>
+        <w:t xml:space="preserve"> </w:t>
       </w:r>
       <w:r>
         <w:rPr>
@@ -9043,7 +8782,7 @@
         <w:rPr>
           <w:spacing w:val="-17"/>
         </w:rPr>
-        <w:t> </w:t>
+        <w:t xml:space="preserve"> </w:t>
       </w:r>
       <w:r>
         <w:rPr>
@@ -9055,7 +8794,7 @@
         <w:rPr>
           <w:spacing w:val="-17"/>
         </w:rPr>
-        <w:t> </w:t>
+        <w:t xml:space="preserve"> </w:t>
       </w:r>
       <w:r>
         <w:rPr>
@@ -9067,7 +8806,7 @@
         <w:rPr>
           <w:spacing w:val="-17"/>
         </w:rPr>
-        <w:t> </w:t>
+        <w:t xml:space="preserve"> </w:t>
       </w:r>
       <w:r>
         <w:rPr>
@@ -9081,7 +8820,7 @@
           <w:rFonts w:ascii="Arial Black"/>
           <w:spacing w:val="-23"/>
         </w:rPr>
-        <w:t> </w:t>
+        <w:t xml:space="preserve"> </w:t>
       </w:r>
       <w:r>
         <w:rPr>
@@ -9093,7 +8832,7 @@
         <w:rPr>
           <w:spacing w:val="-17"/>
         </w:rPr>
-        <w:t> </w:t>
+        <w:t xml:space="preserve"> </w:t>
       </w:r>
       <w:r>
         <w:rPr>
@@ -9107,7 +8846,7 @@
           <w:rFonts w:ascii="Arial Black"/>
           <w:spacing w:val="-23"/>
         </w:rPr>
-        <w:t> </w:t>
+        <w:t xml:space="preserve"> </w:t>
       </w:r>
       <w:r>
         <w:rPr>
@@ -9121,7 +8860,7 @@
           <w:rFonts w:ascii="Arial Black"/>
           <w:spacing w:val="-21"/>
         </w:rPr>
-        <w:t> </w:t>
+        <w:t xml:space="preserve"> </w:t>
       </w:r>
       <w:r>
         <w:rPr>
@@ -9133,7 +8872,7 @@
         <w:rPr>
           <w:spacing w:val="-17"/>
         </w:rPr>
-        <w:t> </w:t>
+        <w:t xml:space="preserve"> </w:t>
       </w:r>
       <w:r>
         <w:rPr>
@@ -9145,7 +8884,7 @@
         <w:rPr>
           <w:spacing w:val="-17"/>
         </w:rPr>
-        <w:t> </w:t>
+        <w:t xml:space="preserve"> </w:t>
       </w:r>
       <w:r>
         <w:rPr>
@@ -9157,13 +8896,13 @@
         <w:rPr>
           <w:spacing w:val="-17"/>
         </w:rPr>
-        <w:t> </w:t>
+        <w:t xml:space="preserve"> </w:t>
       </w:r>
       <w:r>
         <w:rPr>
           <w:spacing w:val="-4"/>
         </w:rPr>
-        <w:t>electrical </w:t>
+        <w:t xml:space="preserve">electrical </w:t>
       </w:r>
       <w:r>
         <w:rPr>
@@ -9175,30 +8914,31 @@
     <w:p>
       <w:pPr>
         <w:pStyle w:val="BodyText"/>
-        <w:spacing w:line="213" w:lineRule="auto" w:before="1"/>
+        <w:spacing w:before="1" w:line="213" w:lineRule="auto"/>
         <w:ind w:left="570" w:right="286" w:hanging="254"/>
       </w:pPr>
       <w:r>
         <w:rPr>
+          <w:noProof/>
           <w:position w:val="5"/>
         </w:rPr>
         <w:drawing>
-          <wp:inline distT="0" distB="0" distL="0" distR="0">
+          <wp:inline distT="0" distB="0" distL="0" distR="0" wp14:anchorId="1AEE10C4" wp14:editId="3A05FC61">
             <wp:extent cx="47642" cy="47642"/>
             <wp:effectExtent l="0" t="0" r="0" b="0"/>
             <wp:docPr id="40" name="Image 40"/>
             <wp:cNvGraphicFramePr>
-              <a:graphicFrameLocks/>
+              <a:graphicFrameLocks xmlns:a="http://schemas.openxmlformats.org/drawingml/2006/main"/>
             </wp:cNvGraphicFramePr>
-            <a:graphic>
+            <a:graphic xmlns:a="http://schemas.openxmlformats.org/drawingml/2006/main">
               <a:graphicData uri="http://schemas.openxmlformats.org/drawingml/2006/picture">
-                <pic:pic>
+                <pic:pic xmlns:pic="http://schemas.openxmlformats.org/drawingml/2006/picture">
                   <pic:nvPicPr>
                     <pic:cNvPr id="40" name="Image 40"/>
                     <pic:cNvPicPr/>
                   </pic:nvPicPr>
                   <pic:blipFill>
-                    <a:blip r:embed="rId22" cstate="print"/>
+                    <a:blip r:embed="rId34" cstate="print"/>
                     <a:stretch>
                       <a:fillRect/>
                     </a:stretch>
@@ -9220,149 +8960,133 @@
       </w:r>
       <w:r>
         <w:rPr>
-          <w:position w:val="5"/>
-        </w:rPr>
-      </w:r>
-      <w:r>
-        <w:rPr>
           <w:rFonts w:ascii="Times New Roman"/>
           <w:spacing w:val="77"/>
           <w:sz w:val="20"/>
         </w:rPr>
-        <w:t> </w:t>
-      </w:r>
-      <w:r>
-        <w:rPr/>
+        <w:t xml:space="preserve"> </w:t>
+      </w:r>
+      <w:r>
         <w:t>Implemented</w:t>
       </w:r>
       <w:r>
         <w:rPr>
           <w:spacing w:val="-18"/>
         </w:rPr>
-        <w:t> </w:t>
-      </w:r>
-      <w:r>
-        <w:rPr/>
+        <w:t xml:space="preserve"> </w:t>
+      </w:r>
+      <w:r>
         <w:t>digital</w:t>
       </w:r>
       <w:r>
         <w:rPr>
           <w:spacing w:val="-19"/>
         </w:rPr>
-        <w:t> </w:t>
-      </w:r>
-      <w:r>
-        <w:rPr/>
+        <w:t xml:space="preserve"> </w:t>
+      </w:r>
+      <w:r>
         <w:t>filter</w:t>
       </w:r>
       <w:r>
         <w:rPr>
           <w:spacing w:val="-18"/>
         </w:rPr>
-        <w:t> </w:t>
-      </w:r>
-      <w:r>
-        <w:rPr/>
+        <w:t xml:space="preserve"> </w:t>
+      </w:r>
+      <w:r>
         <w:t>design</w:t>
       </w:r>
       <w:r>
         <w:rPr>
           <w:spacing w:val="-18"/>
         </w:rPr>
-        <w:t> </w:t>
-      </w:r>
-      <w:r>
-        <w:rPr/>
+        <w:t xml:space="preserve"> </w:t>
+      </w:r>
+      <w:r>
         <w:t>and</w:t>
       </w:r>
       <w:r>
         <w:rPr>
           <w:spacing w:val="-18"/>
         </w:rPr>
-        <w:t> </w:t>
-      </w:r>
-      <w:r>
-        <w:rPr/>
+        <w:t xml:space="preserve"> </w:t>
+      </w:r>
+      <w:r>
         <w:t>anomaly</w:t>
       </w:r>
       <w:r>
         <w:rPr>
           <w:spacing w:val="-18"/>
         </w:rPr>
-        <w:t> </w:t>
-      </w:r>
-      <w:r>
-        <w:rPr/>
+        <w:t xml:space="preserve"> </w:t>
+      </w:r>
+      <w:r>
         <w:t>detection</w:t>
       </w:r>
       <w:r>
         <w:rPr>
           <w:spacing w:val="-19"/>
         </w:rPr>
-        <w:t> </w:t>
-      </w:r>
-      <w:r>
-        <w:rPr/>
+        <w:t xml:space="preserve"> </w:t>
+      </w:r>
+      <w:r>
         <w:t>to</w:t>
       </w:r>
       <w:r>
         <w:rPr>
           <w:spacing w:val="-18"/>
         </w:rPr>
-        <w:t> </w:t>
-      </w:r>
-      <w:r>
-        <w:rPr/>
+        <w:t xml:space="preserve"> </w:t>
+      </w:r>
+      <w:r>
         <w:t>extract</w:t>
       </w:r>
       <w:r>
         <w:rPr>
           <w:spacing w:val="-18"/>
         </w:rPr>
-        <w:t> </w:t>
-      </w:r>
-      <w:r>
-        <w:rPr/>
+        <w:t xml:space="preserve"> </w:t>
+      </w:r>
+      <w:r>
         <w:t>meaningful</w:t>
       </w:r>
       <w:r>
         <w:rPr>
           <w:spacing w:val="-18"/>
         </w:rPr>
-        <w:t> </w:t>
-      </w:r>
-      <w:r>
-        <w:rPr/>
+        <w:t xml:space="preserve"> </w:t>
+      </w:r>
+      <w:r>
         <w:t>insights</w:t>
       </w:r>
       <w:r>
         <w:rPr>
           <w:spacing w:val="-18"/>
         </w:rPr>
-        <w:t> </w:t>
-      </w:r>
-      <w:r>
-        <w:rPr/>
+        <w:t xml:space="preserve"> </w:t>
+      </w:r>
+      <w:r>
         <w:t>from noisy signal data.</w:t>
       </w:r>
     </w:p>
     <w:sectPr>
       <w:pgSz w:w="11910" w:h="16850"/>
-      <w:pgMar w:top="160" w:bottom="280" w:left="283" w:right="141"/>
+      <w:pgMar w:top="160" w:right="141" w:bottom="280" w:left="283" w:header="720" w:footer="720" w:gutter="0"/>
+      <w:cols w:space="720"/>
     </w:sectPr>
   </w:body>
 </w:document>
 </file>
 
 <file path=word/styles.xml><?xml version="1.0" encoding="utf-8"?>
-<w:styles xmlns:r="http://schemas.openxmlformats.org/officeDocument/2006/relationships" xmlns:w="http://schemas.openxmlformats.org/wordprocessingml/2006/main">
+<w:styles xmlns:mc="http://schemas.openxmlformats.org/markup-compatibility/2006" xmlns:r="http://schemas.openxmlformats.org/officeDocument/2006/relationships" xmlns:w="http://schemas.openxmlformats.org/wordprocessingml/2006/main" xmlns:w14="http://schemas.microsoft.com/office/word/2010/wordml" xmlns:w15="http://schemas.microsoft.com/office/word/2012/wordml" xmlns:w16cex="http://schemas.microsoft.com/office/word/2018/wordml/cex" xmlns:w16cid="http://schemas.microsoft.com/office/word/2016/wordml/cid" xmlns:w16="http://schemas.microsoft.com/office/word/2018/wordml" xmlns:w16du="http://schemas.microsoft.com/office/word/2023/wordml/word16du" xmlns:w16sdtdh="http://schemas.microsoft.com/office/word/2020/wordml/sdtdatahash" xmlns:w16sdtfl="http://schemas.microsoft.com/office/word/2024/wordml/sdtformatlock" xmlns:w16se="http://schemas.microsoft.com/office/word/2015/wordml/symex" mc:Ignorable="w14 w15 w16se w16cid w16 w16cex w16sdtdh w16sdtfl w16du">
   <w:docDefaults>
     <w:rPrDefault>
       <w:rPr>
-        <w:rFonts w:cstheme="minorBidi" w:hAnsiTheme="minorHAnsi" w:eastAsiaTheme="minorHAnsi" w:asciiTheme="minorHAnsi"/>
+        <w:rFonts w:asciiTheme="minorHAnsi" w:eastAsiaTheme="minorHAnsi" w:hAnsiTheme="minorHAnsi" w:cstheme="minorBidi"/>
         <w:sz w:val="22"/>
         <w:szCs w:val="22"/>
-        <w:lang w:val="en-US" w:bidi="ar-SA" w:eastAsia="en-US"/>
+        <w:lang w:val="en-US" w:eastAsia="en-US" w:bidi="ar-SA"/>
       </w:rPr>
     </w:rPrDefault>
     <w:pPrDefault>
@@ -9370,117 +9094,476 @@
         <w:widowControl w:val="0"/>
         <w:autoSpaceDE w:val="0"/>
         <w:autoSpaceDN w:val="0"/>
-        <w:spacing w:lineRule="auto" w:line="240" w:before="0" w:after="0"/>
-        <w:ind w:left="0" w:right="0"/>
-        <w:jc w:val="left"/>
       </w:pPr>
     </w:pPrDefault>
   </w:docDefaults>
-  <w:style w:styleId="DefaultParagraphFont" w:default="1" w:type="character">
+  <w:latentStyles w:defLockedState="0" w:defUIPriority="99" w:defSemiHidden="0" w:defUnhideWhenUsed="0" w:defQFormat="0" w:count="376">
+    <w:lsdException w:name="Normal" w:uiPriority="0" w:qFormat="1"/>
+    <w:lsdException w:name="heading 1" w:uiPriority="9" w:qFormat="1"/>
+    <w:lsdException w:name="heading 2" w:semiHidden="1" w:uiPriority="9" w:unhideWhenUsed="1" w:qFormat="1"/>
+    <w:lsdException w:name="heading 3" w:semiHidden="1" w:uiPriority="9" w:unhideWhenUsed="1" w:qFormat="1"/>
+    <w:lsdException w:name="heading 4" w:semiHidden="1" w:uiPriority="9" w:unhideWhenUsed="1" w:qFormat="1"/>
+    <w:lsdException w:name="heading 5" w:semiHidden="1" w:uiPriority="9" w:unhideWhenUsed="1" w:qFormat="1"/>
+    <w:lsdException w:name="heading 6" w:semiHidden="1" w:uiPriority="9" w:unhideWhenUsed="1" w:qFormat="1"/>
+    <w:lsdException w:name="heading 7" w:semiHidden="1" w:uiPriority="9" w:unhideWhenUsed="1" w:qFormat="1"/>
+    <w:lsdException w:name="heading 8" w:semiHidden="1" w:uiPriority="9" w:unhideWhenUsed="1" w:qFormat="1"/>
+    <w:lsdException w:name="heading 9" w:semiHidden="1" w:uiPriority="9" w:unhideWhenUsed="1" w:qFormat="1"/>
+    <w:lsdException w:name="index 1" w:semiHidden="1" w:unhideWhenUsed="1"/>
+    <w:lsdException w:name="index 2" w:semiHidden="1" w:unhideWhenUsed="1"/>
+    <w:lsdException w:name="index 3" w:semiHidden="1" w:unhideWhenUsed="1"/>
+    <w:lsdException w:name="index 4" w:semiHidden="1" w:unhideWhenUsed="1"/>
+    <w:lsdException w:name="index 5" w:semiHidden="1" w:unhideWhenUsed="1"/>
+    <w:lsdException w:name="index 6" w:semiHidden="1" w:unhideWhenUsed="1"/>
+    <w:lsdException w:name="index 7" w:semiHidden="1" w:unhideWhenUsed="1"/>
+    <w:lsdException w:name="index 8" w:semiHidden="1" w:unhideWhenUsed="1"/>
+    <w:lsdException w:name="index 9" w:semiHidden="1" w:unhideWhenUsed="1"/>
+    <w:lsdException w:name="toc 1" w:semiHidden="1" w:uiPriority="39" w:unhideWhenUsed="1"/>
+    <w:lsdException w:name="toc 2" w:semiHidden="1" w:uiPriority="39" w:unhideWhenUsed="1"/>
+    <w:lsdException w:name="toc 3" w:semiHidden="1" w:uiPriority="39" w:unhideWhenUsed="1"/>
+    <w:lsdException w:name="toc 4" w:semiHidden="1" w:uiPriority="39" w:unhideWhenUsed="1"/>
+    <w:lsdException w:name="toc 5" w:semiHidden="1" w:uiPriority="39" w:unhideWhenUsed="1"/>
+    <w:lsdException w:name="toc 6" w:semiHidden="1" w:uiPriority="39" w:unhideWhenUsed="1"/>
+    <w:lsdException w:name="toc 7" w:semiHidden="1" w:uiPriority="39" w:unhideWhenUsed="1"/>
+    <w:lsdException w:name="toc 8" w:semiHidden="1" w:uiPriority="39" w:unhideWhenUsed="1"/>
+    <w:lsdException w:name="toc 9" w:semiHidden="1" w:uiPriority="39" w:unhideWhenUsed="1"/>
+    <w:lsdException w:name="Normal Indent" w:semiHidden="1" w:unhideWhenUsed="1"/>
+    <w:lsdException w:name="footnote text" w:semiHidden="1" w:unhideWhenUsed="1"/>
+    <w:lsdException w:name="annotation text" w:semiHidden="1" w:unhideWhenUsed="1"/>
+    <w:lsdException w:name="header" w:semiHidden="1" w:unhideWhenUsed="1"/>
+    <w:lsdException w:name="footer" w:semiHidden="1" w:unhideWhenUsed="1"/>
+    <w:lsdException w:name="index heading" w:semiHidden="1" w:unhideWhenUsed="1"/>
+    <w:lsdException w:name="caption" w:semiHidden="1" w:uiPriority="35" w:unhideWhenUsed="1" w:qFormat="1"/>
+    <w:lsdException w:name="table of figures" w:semiHidden="1" w:unhideWhenUsed="1"/>
+    <w:lsdException w:name="envelope address" w:semiHidden="1" w:unhideWhenUsed="1"/>
+    <w:lsdException w:name="envelope return" w:semiHidden="1" w:unhideWhenUsed="1"/>
+    <w:lsdException w:name="footnote reference" w:semiHidden="1" w:unhideWhenUsed="1"/>
+    <w:lsdException w:name="annotation reference" w:semiHidden="1" w:unhideWhenUsed="1"/>
+    <w:lsdException w:name="line number" w:semiHidden="1" w:unhideWhenUsed="1"/>
+    <w:lsdException w:name="page number" w:semiHidden="1" w:unhideWhenUsed="1"/>
+    <w:lsdException w:name="endnote reference" w:semiHidden="1" w:unhideWhenUsed="1"/>
+    <w:lsdException w:name="endnote text" w:semiHidden="1" w:unhideWhenUsed="1"/>
+    <w:lsdException w:name="table of authorities" w:semiHidden="1" w:unhideWhenUsed="1"/>
+    <w:lsdException w:name="macro" w:semiHidden="1" w:unhideWhenUsed="1"/>
+    <w:lsdException w:name="toa heading" w:semiHidden="1" w:unhideWhenUsed="1"/>
+    <w:lsdException w:name="List" w:semiHidden="1" w:unhideWhenUsed="1"/>
+    <w:lsdException w:name="List Bullet" w:semiHidden="1" w:unhideWhenUsed="1"/>
+    <w:lsdException w:name="List Number" w:semiHidden="1" w:unhideWhenUsed="1"/>
+    <w:lsdException w:name="List 2" w:semiHidden="1" w:unhideWhenUsed="1"/>
+    <w:lsdException w:name="List 3" w:semiHidden="1" w:unhideWhenUsed="1"/>
+    <w:lsdException w:name="List 4" w:semiHidden="1" w:unhideWhenUsed="1"/>
+    <w:lsdException w:name="List 5" w:semiHidden="1" w:unhideWhenUsed="1"/>
+    <w:lsdException w:name="List Bullet 2" w:semiHidden="1" w:unhideWhenUsed="1"/>
+    <w:lsdException w:name="List Bullet 3" w:semiHidden="1" w:unhideWhenUsed="1"/>
+    <w:lsdException w:name="List Bullet 4" w:semiHidden="1" w:unhideWhenUsed="1"/>
+    <w:lsdException w:name="List Bullet 5" w:semiHidden="1" w:unhideWhenUsed="1"/>
+    <w:lsdException w:name="List Number 2" w:semiHidden="1" w:unhideWhenUsed="1"/>
+    <w:lsdException w:name="List Number 3" w:semiHidden="1" w:unhideWhenUsed="1"/>
+    <w:lsdException w:name="List Number 4" w:semiHidden="1" w:unhideWhenUsed="1"/>
+    <w:lsdException w:name="List Number 5" w:semiHidden="1" w:unhideWhenUsed="1"/>
+    <w:lsdException w:name="Title" w:uiPriority="10" w:qFormat="1"/>
+    <w:lsdException w:name="Closing" w:semiHidden="1" w:unhideWhenUsed="1"/>
+    <w:lsdException w:name="Signature" w:semiHidden="1" w:unhideWhenUsed="1"/>
+    <w:lsdException w:name="Default Paragraph Font" w:semiHidden="1" w:uiPriority="1" w:unhideWhenUsed="1"/>
+    <w:lsdException w:name="Body Text" w:semiHidden="1" w:unhideWhenUsed="1"/>
+    <w:lsdException w:name="Body Text Indent" w:semiHidden="1" w:unhideWhenUsed="1"/>
+    <w:lsdException w:name="List Continue" w:semiHidden="1" w:unhideWhenUsed="1"/>
+    <w:lsdException w:name="List Continue 2" w:semiHidden="1" w:unhideWhenUsed="1"/>
+    <w:lsdException w:name="List Continue 3" w:semiHidden="1" w:unhideWhenUsed="1"/>
+    <w:lsdException w:name="List Continue 4" w:semiHidden="1" w:unhideWhenUsed="1"/>
+    <w:lsdException w:name="List Continue 5" w:semiHidden="1" w:unhideWhenUsed="1"/>
+    <w:lsdException w:name="Message Header" w:semiHidden="1" w:unhideWhenUsed="1"/>
+    <w:lsdException w:name="Subtitle" w:uiPriority="11" w:qFormat="1"/>
+    <w:lsdException w:name="Salutation" w:semiHidden="1" w:unhideWhenUsed="1"/>
+    <w:lsdException w:name="Date" w:semiHidden="1" w:unhideWhenUsed="1"/>
+    <w:lsdException w:name="Body Text First Indent" w:semiHidden="1" w:unhideWhenUsed="1"/>
+    <w:lsdException w:name="Body Text First Indent 2" w:semiHidden="1" w:unhideWhenUsed="1"/>
+    <w:lsdException w:name="Note Heading" w:semiHidden="1" w:unhideWhenUsed="1"/>
+    <w:lsdException w:name="Body Text 2" w:semiHidden="1" w:unhideWhenUsed="1"/>
+    <w:lsdException w:name="Body Text 3" w:semiHidden="1" w:unhideWhenUsed="1"/>
+    <w:lsdException w:name="Body Text Indent 2" w:semiHidden="1" w:unhideWhenUsed="1"/>
+    <w:lsdException w:name="Body Text Indent 3" w:semiHidden="1" w:unhideWhenUsed="1"/>
+    <w:lsdException w:name="Block Text" w:semiHidden="1" w:unhideWhenUsed="1"/>
+    <w:lsdException w:name="Hyperlink" w:semiHidden="1" w:unhideWhenUsed="1"/>
+    <w:lsdException w:name="FollowedHyperlink" w:semiHidden="1" w:unhideWhenUsed="1"/>
+    <w:lsdException w:name="Strong" w:uiPriority="22" w:qFormat="1"/>
+    <w:lsdException w:name="Emphasis" w:uiPriority="20" w:qFormat="1"/>
+    <w:lsdException w:name="Document Map" w:semiHidden="1" w:unhideWhenUsed="1"/>
+    <w:lsdException w:name="Plain Text" w:semiHidden="1" w:unhideWhenUsed="1"/>
+    <w:lsdException w:name="E-mail Signature" w:semiHidden="1" w:unhideWhenUsed="1"/>
+    <w:lsdException w:name="HTML Top of Form" w:semiHidden="1" w:unhideWhenUsed="1"/>
+    <w:lsdException w:name="HTML Bottom of Form" w:semiHidden="1" w:unhideWhenUsed="1"/>
+    <w:lsdException w:name="Normal (Web)" w:semiHidden="1" w:unhideWhenUsed="1"/>
+    <w:lsdException w:name="HTML Acronym" w:semiHidden="1" w:unhideWhenUsed="1"/>
+    <w:lsdException w:name="HTML Address" w:semiHidden="1" w:unhideWhenUsed="1"/>
+    <w:lsdException w:name="HTML Cite" w:semiHidden="1" w:unhideWhenUsed="1"/>
+    <w:lsdException w:name="HTML Code" w:semiHidden="1" w:unhideWhenUsed="1"/>
+    <w:lsdException w:name="HTML Definition" w:semiHidden="1" w:unhideWhenUsed="1"/>
+    <w:lsdException w:name="HTML Keyboard" w:semiHidden="1" w:unhideWhenUsed="1"/>
+    <w:lsdException w:name="HTML Preformatted" w:semiHidden="1" w:unhideWhenUsed="1"/>
+    <w:lsdException w:name="HTML Sample" w:semiHidden="1" w:unhideWhenUsed="1"/>
+    <w:lsdException w:name="HTML Typewriter" w:semiHidden="1" w:unhideWhenUsed="1"/>
+    <w:lsdException w:name="HTML Variable" w:semiHidden="1" w:unhideWhenUsed="1"/>
+    <w:lsdException w:name="Normal Table" w:semiHidden="1" w:unhideWhenUsed="1"/>
+    <w:lsdException w:name="annotation subject" w:semiHidden="1" w:unhideWhenUsed="1"/>
+    <w:lsdException w:name="No List" w:semiHidden="1" w:unhideWhenUsed="1"/>
+    <w:lsdException w:name="Outline List 1" w:semiHidden="1" w:unhideWhenUsed="1"/>
+    <w:lsdException w:name="Outline List 2" w:semiHidden="1" w:unhideWhenUsed="1"/>
+    <w:lsdException w:name="Outline List 3" w:semiHidden="1" w:unhideWhenUsed="1"/>
+    <w:lsdException w:name="Table Simple 1" w:semiHidden="1" w:unhideWhenUsed="1"/>
+    <w:lsdException w:name="Table Simple 2" w:semiHidden="1" w:unhideWhenUsed="1"/>
+    <w:lsdException w:name="Table Simple 3" w:semiHidden="1" w:unhideWhenUsed="1"/>
+    <w:lsdException w:name="Table Classic 1" w:semiHidden="1" w:unhideWhenUsed="1"/>
+    <w:lsdException w:name="Table Classic 2" w:semiHidden="1" w:unhideWhenUsed="1"/>
+    <w:lsdException w:name="Table Classic 3" w:semiHidden="1" w:unhideWhenUsed="1"/>
+    <w:lsdException w:name="Table Classic 4" w:semiHidden="1" w:unhideWhenUsed="1"/>
+    <w:lsdException w:name="Table Colorful 1" w:semiHidden="1" w:unhideWhenUsed="1"/>
+    <w:lsdException w:name="Table Colorful 2" w:semiHidden="1" w:unhideWhenUsed="1"/>
+    <w:lsdException w:name="Table Colorful 3" w:semiHidden="1" w:unhideWhenUsed="1"/>
+    <w:lsdException w:name="Table Columns 1" w:semiHidden="1" w:unhideWhenUsed="1"/>
+    <w:lsdException w:name="Table Columns 2" w:semiHidden="1" w:unhideWhenUsed="1"/>
+    <w:lsdException w:name="Table Columns 3" w:semiHidden="1" w:unhideWhenUsed="1"/>
+    <w:lsdException w:name="Table Columns 4" w:semiHidden="1" w:unhideWhenUsed="1"/>
+    <w:lsdException w:name="Table Columns 5" w:semiHidden="1" w:unhideWhenUsed="1"/>
+    <w:lsdException w:name="Table Grid 1" w:semiHidden="1" w:unhideWhenUsed="1"/>
+    <w:lsdException w:name="Table Grid 2" w:semiHidden="1" w:unhideWhenUsed="1"/>
+    <w:lsdException w:name="Table Grid 3" w:semiHidden="1" w:unhideWhenUsed="1"/>
+    <w:lsdException w:name="Table Grid 4" w:semiHidden="1" w:unhideWhenUsed="1"/>
+    <w:lsdException w:name="Table Grid 5" w:semiHidden="1" w:unhideWhenUsed="1"/>
+    <w:lsdException w:name="Table Grid 6" w:semiHidden="1" w:unhideWhenUsed="1"/>
+    <w:lsdException w:name="Table Grid 7" w:semiHidden="1" w:unhideWhenUsed="1"/>
+    <w:lsdException w:name="Table Grid 8" w:semiHidden="1" w:unhideWhenUsed="1"/>
+    <w:lsdException w:name="Table List 1" w:semiHidden="1" w:unhideWhenUsed="1"/>
+    <w:lsdException w:name="Table List 2" w:semiHidden="1" w:unhideWhenUsed="1"/>
+    <w:lsdException w:name="Table List 3" w:semiHidden="1" w:unhideWhenUsed="1"/>
+    <w:lsdException w:name="Table List 4" w:semiHidden="1" w:unhideWhenUsed="1"/>
+    <w:lsdException w:name="Table List 5" w:semiHidden="1" w:unhideWhenUsed="1"/>
+    <w:lsdException w:name="Table List 6" w:semiHidden="1" w:unhideWhenUsed="1"/>
+    <w:lsdException w:name="Table List 7" w:semiHidden="1" w:unhideWhenUsed="1"/>
+    <w:lsdException w:name="Table List 8" w:semiHidden="1" w:unhideWhenUsed="1"/>
+    <w:lsdException w:name="Table 3D effects 1" w:semiHidden="1" w:unhideWhenUsed="1"/>
+    <w:lsdException w:name="Table 3D effects 2" w:semiHidden="1" w:unhideWhenUsed="1"/>
+    <w:lsdException w:name="Table 3D effects 3" w:semiHidden="1" w:unhideWhenUsed="1"/>
+    <w:lsdException w:name="Table Contemporary" w:semiHidden="1" w:unhideWhenUsed="1"/>
+    <w:lsdException w:name="Table Elegant" w:semiHidden="1" w:unhideWhenUsed="1"/>
+    <w:lsdException w:name="Table Professional" w:semiHidden="1" w:unhideWhenUsed="1"/>
+    <w:lsdException w:name="Table Subtle 1" w:semiHidden="1" w:unhideWhenUsed="1"/>
+    <w:lsdException w:name="Table Subtle 2" w:semiHidden="1" w:unhideWhenUsed="1"/>
+    <w:lsdException w:name="Table Web 1" w:semiHidden="1" w:unhideWhenUsed="1"/>
+    <w:lsdException w:name="Table Web 2" w:semiHidden="1" w:unhideWhenUsed="1"/>
+    <w:lsdException w:name="Table Web 3" w:semiHidden="1" w:unhideWhenUsed="1"/>
+    <w:lsdException w:name="Balloon Text" w:semiHidden="1" w:unhideWhenUsed="1"/>
+    <w:lsdException w:name="Table Grid" w:uiPriority="39"/>
+    <w:lsdException w:name="Table Theme" w:semiHidden="1" w:unhideWhenUsed="1"/>
+    <w:lsdException w:name="Placeholder Text" w:semiHidden="1"/>
+    <w:lsdException w:name="No Spacing" w:uiPriority="1" w:qFormat="1"/>
+    <w:lsdException w:name="Light Shading" w:uiPriority="60"/>
+    <w:lsdException w:name="Light List" w:uiPriority="61"/>
+    <w:lsdException w:name="Light Grid" w:uiPriority="62"/>
+    <w:lsdException w:name="Medium Shading 1" w:uiPriority="63"/>
+    <w:lsdException w:name="Medium Shading 2" w:uiPriority="64"/>
+    <w:lsdException w:name="Medium List 1" w:uiPriority="65"/>
+    <w:lsdException w:name="Medium List 2" w:uiPriority="66"/>
+    <w:lsdException w:name="Medium Grid 1" w:uiPriority="67"/>
+    <w:lsdException w:name="Medium Grid 2" w:uiPriority="68"/>
+    <w:lsdException w:name="Medium Grid 3" w:uiPriority="69"/>
+    <w:lsdException w:name="Dark List" w:uiPriority="70"/>
+    <w:lsdException w:name="Colorful Shading" w:uiPriority="71"/>
+    <w:lsdException w:name="Colorful List" w:uiPriority="72"/>
+    <w:lsdException w:name="Colorful Grid" w:uiPriority="73"/>
+    <w:lsdException w:name="Light Shading Accent 1" w:uiPriority="60"/>
+    <w:lsdException w:name="Light List Accent 1" w:uiPriority="61"/>
+    <w:lsdException w:name="Light Grid Accent 1" w:uiPriority="62"/>
+    <w:lsdException w:name="Medium Shading 1 Accent 1" w:uiPriority="63"/>
+    <w:lsdException w:name="Medium Shading 2 Accent 1" w:uiPriority="64"/>
+    <w:lsdException w:name="Medium List 1 Accent 1" w:uiPriority="65"/>
+    <w:lsdException w:name="Revision" w:semiHidden="1"/>
+    <w:lsdException w:name="List Paragraph" w:uiPriority="34" w:qFormat="1"/>
+    <w:lsdException w:name="Quote" w:uiPriority="29" w:qFormat="1"/>
+    <w:lsdException w:name="Intense Quote" w:uiPriority="30" w:qFormat="1"/>
+    <w:lsdException w:name="Medium List 2 Accent 1" w:uiPriority="66"/>
+    <w:lsdException w:name="Medium Grid 1 Accent 1" w:uiPriority="67"/>
+    <w:lsdException w:name="Medium Grid 2 Accent 1" w:uiPriority="68"/>
+    <w:lsdException w:name="Medium Grid 3 Accent 1" w:uiPriority="69"/>
+    <w:lsdException w:name="Dark List Accent 1" w:uiPriority="70"/>
+    <w:lsdException w:name="Colorful Shading Accent 1" w:uiPriority="71"/>
+    <w:lsdException w:name="Colorful List Accent 1" w:uiPriority="72"/>
+    <w:lsdException w:name="Colorful Grid Accent 1" w:uiPriority="73"/>
+    <w:lsdException w:name="Light Shading Accent 2" w:uiPriority="60"/>
+    <w:lsdException w:name="Light List Accent 2" w:uiPriority="61"/>
+    <w:lsdException w:name="Light Grid Accent 2" w:uiPriority="62"/>
+    <w:lsdException w:name="Medium Shading 1 Accent 2" w:uiPriority="63"/>
+    <w:lsdException w:name="Medium Shading 2 Accent 2" w:uiPriority="64"/>
+    <w:lsdException w:name="Medium List 1 Accent 2" w:uiPriority="65"/>
+    <w:lsdException w:name="Medium List 2 Accent 2" w:uiPriority="66"/>
+    <w:lsdException w:name="Medium Grid 1 Accent 2" w:uiPriority="67"/>
+    <w:lsdException w:name="Medium Grid 2 Accent 2" w:uiPriority="68"/>
+    <w:lsdException w:name="Medium Grid 3 Accent 2" w:uiPriority="69"/>
+    <w:lsdException w:name="Dark List Accent 2" w:uiPriority="70"/>
+    <w:lsdException w:name="Colorful Shading Accent 2" w:uiPriority="71"/>
+    <w:lsdException w:name="Colorful List Accent 2" w:uiPriority="72"/>
+    <w:lsdException w:name="Colorful Grid Accent 2" w:uiPriority="73"/>
+    <w:lsdException w:name="Light Shading Accent 3" w:uiPriority="60"/>
+    <w:lsdException w:name="Light List Accent 3" w:uiPriority="61"/>
+    <w:lsdException w:name="Light Grid Accent 3" w:uiPriority="62"/>
+    <w:lsdException w:name="Medium Shading 1 Accent 3" w:uiPriority="63"/>
+    <w:lsdException w:name="Medium Shading 2 Accent 3" w:uiPriority="64"/>
+    <w:lsdException w:name="Medium List 1 Accent 3" w:uiPriority="65"/>
+    <w:lsdException w:name="Medium List 2 Accent 3" w:uiPriority="66"/>
+    <w:lsdException w:name="Medium Grid 1 Accent 3" w:uiPriority="67"/>
+    <w:lsdException w:name="Medium Grid 2 Accent 3" w:uiPriority="68"/>
+    <w:lsdException w:name="Medium Grid 3 Accent 3" w:uiPriority="69"/>
+    <w:lsdException w:name="Dark List Accent 3" w:uiPriority="70"/>
+    <w:lsdException w:name="Colorful Shading Accent 3" w:uiPriority="71"/>
+    <w:lsdException w:name="Colorful List Accent 3" w:uiPriority="72"/>
+    <w:lsdException w:name="Colorful Grid Accent 3" w:uiPriority="73"/>
+    <w:lsdException w:name="Light Shading Accent 4" w:uiPriority="60"/>
+    <w:lsdException w:name="Light List Accent 4" w:uiPriority="61"/>
+    <w:lsdException w:name="Light Grid Accent 4" w:uiPriority="62"/>
+    <w:lsdException w:name="Medium Shading 1 Accent 4" w:uiPriority="63"/>
+    <w:lsdException w:name="Medium Shading 2 Accent 4" w:uiPriority="64"/>
+    <w:lsdException w:name="Medium List 1 Accent 4" w:uiPriority="65"/>
+    <w:lsdException w:name="Medium List 2 Accent 4" w:uiPriority="66"/>
+    <w:lsdException w:name="Medium Grid 1 Accent 4" w:uiPriority="67"/>
+    <w:lsdException w:name="Medium Grid 2 Accent 4" w:uiPriority="68"/>
+    <w:lsdException w:name="Medium Grid 3 Accent 4" w:uiPriority="69"/>
+    <w:lsdException w:name="Dark List Accent 4" w:uiPriority="70"/>
+    <w:lsdException w:name="Colorful Shading Accent 4" w:uiPriority="71"/>
+    <w:lsdException w:name="Colorful List Accent 4" w:uiPriority="72"/>
+    <w:lsdException w:name="Colorful Grid Accent 4" w:uiPriority="73"/>
+    <w:lsdException w:name="Light Shading Accent 5" w:uiPriority="60"/>
+    <w:lsdException w:name="Light List Accent 5" w:uiPriority="61"/>
+    <w:lsdException w:name="Light Grid Accent 5" w:uiPriority="62"/>
+    <w:lsdException w:name="Medium Shading 1 Accent 5" w:uiPriority="63"/>
+    <w:lsdException w:name="Medium Shading 2 Accent 5" w:uiPriority="64"/>
+    <w:lsdException w:name="Medium List 1 Accent 5" w:uiPriority="65"/>
+    <w:lsdException w:name="Medium List 2 Accent 5" w:uiPriority="66"/>
+    <w:lsdException w:name="Medium Grid 1 Accent 5" w:uiPriority="67"/>
+    <w:lsdException w:name="Medium Grid 2 Accent 5" w:uiPriority="68"/>
+    <w:lsdException w:name="Medium Grid 3 Accent 5" w:uiPriority="69"/>
+    <w:lsdException w:name="Dark List Accent 5" w:uiPriority="70"/>
+    <w:lsdException w:name="Colorful Shading Accent 5" w:uiPriority="71"/>
+    <w:lsdException w:name="Colorful List Accent 5" w:uiPriority="72"/>
+    <w:lsdException w:name="Colorful Grid Accent 5" w:uiPriority="73"/>
+    <w:lsdException w:name="Light Shading Accent 6" w:uiPriority="60"/>
+    <w:lsdException w:name="Light List Accent 6" w:uiPriority="61"/>
+    <w:lsdException w:name="Light Grid Accent 6" w:uiPriority="62"/>
+    <w:lsdException w:name="Medium Shading 1 Accent 6" w:uiPriority="63"/>
+    <w:lsdException w:name="Medium Shading 2 Accent 6" w:uiPriority="64"/>
+    <w:lsdException w:name="Medium List 1 Accent 6" w:uiPriority="65"/>
+    <w:lsdException w:name="Medium List 2 Accent 6" w:uiPriority="66"/>
+    <w:lsdException w:name="Medium Grid 1 Accent 6" w:uiPriority="67"/>
+    <w:lsdException w:name="Medium Grid 2 Accent 6" w:uiPriority="68"/>
+    <w:lsdException w:name="Medium Grid 3 Accent 6" w:uiPriority="69"/>
+    <w:lsdException w:name="Dark List Accent 6" w:uiPriority="70"/>
+    <w:lsdException w:name="Colorful Shading Accent 6" w:uiPriority="71"/>
+    <w:lsdException w:name="Colorful List Accent 6" w:uiPriority="72"/>
+    <w:lsdException w:name="Colorful Grid Accent 6" w:uiPriority="73"/>
+    <w:lsdException w:name="Subtle Emphasis" w:uiPriority="19" w:qFormat="1"/>
+    <w:lsdException w:name="Intense Emphasis" w:uiPriority="21" w:qFormat="1"/>
+    <w:lsdException w:name="Subtle Reference" w:uiPriority="31" w:qFormat="1"/>
+    <w:lsdException w:name="Intense Reference" w:uiPriority="32" w:qFormat="1"/>
+    <w:lsdException w:name="Book Title" w:uiPriority="33" w:qFormat="1"/>
+    <w:lsdException w:name="Bibliography" w:semiHidden="1" w:uiPriority="37" w:unhideWhenUsed="1"/>
+    <w:lsdException w:name="TOC Heading" w:semiHidden="1" w:uiPriority="39" w:unhideWhenUsed="1" w:qFormat="1"/>
+    <w:lsdException w:name="Plain Table 1" w:uiPriority="41"/>
+    <w:lsdException w:name="Plain Table 2" w:uiPriority="42"/>
+    <w:lsdException w:name="Plain Table 3" w:uiPriority="43"/>
+    <w:lsdException w:name="Plain Table 4" w:uiPriority="44"/>
+    <w:lsdException w:name="Plain Table 5" w:uiPriority="45"/>
+    <w:lsdException w:name="Grid Table Light" w:uiPriority="40"/>
+    <w:lsdException w:name="Grid Table 1 Light" w:uiPriority="46"/>
+    <w:lsdException w:name="Grid Table 2" w:uiPriority="47"/>
+    <w:lsdException w:name="Grid Table 3" w:uiPriority="48"/>
+    <w:lsdException w:name="Grid Table 4" w:uiPriority="49"/>
+    <w:lsdException w:name="Grid Table 5 Dark" w:uiPriority="50"/>
+    <w:lsdException w:name="Grid Table 6 Colorful" w:uiPriority="51"/>
+    <w:lsdException w:name="Grid Table 7 Colorful" w:uiPriority="52"/>
+    <w:lsdException w:name="Grid Table 1 Light Accent 1" w:uiPriority="46"/>
+    <w:lsdException w:name="Grid Table 2 Accent 1" w:uiPriority="47"/>
+    <w:lsdException w:name="Grid Table 3 Accent 1" w:uiPriority="48"/>
+    <w:lsdException w:name="Grid Table 4 Accent 1" w:uiPriority="49"/>
+    <w:lsdException w:name="Grid Table 5 Dark Accent 1" w:uiPriority="50"/>
+    <w:lsdException w:name="Grid Table 6 Colorful Accent 1" w:uiPriority="51"/>
+    <w:lsdException w:name="Grid Table 7 Colorful Accent 1" w:uiPriority="52"/>
+    <w:lsdException w:name="Grid Table 1 Light Accent 2" w:uiPriority="46"/>
+    <w:lsdException w:name="Grid Table 2 Accent 2" w:uiPriority="47"/>
+    <w:lsdException w:name="Grid Table 3 Accent 2" w:uiPriority="48"/>
+    <w:lsdException w:name="Grid Table 4 Accent 2" w:uiPriority="49"/>
+    <w:lsdException w:name="Grid Table 5 Dark Accent 2" w:uiPriority="50"/>
+    <w:lsdException w:name="Grid Table 6 Colorful Accent 2" w:uiPriority="51"/>
+    <w:lsdException w:name="Grid Table 7 Colorful Accent 2" w:uiPriority="52"/>
+    <w:lsdException w:name="Grid Table 1 Light Accent 3" w:uiPriority="46"/>
+    <w:lsdException w:name="Grid Table 2 Accent 3" w:uiPriority="47"/>
+    <w:lsdException w:name="Grid Table 3 Accent 3" w:uiPriority="48"/>
+    <w:lsdException w:name="Grid Table 4 Accent 3" w:uiPriority="49"/>
+    <w:lsdException w:name="Grid Table 5 Dark Accent 3" w:uiPriority="50"/>
+    <w:lsdException w:name="Grid Table 6 Colorful Accent 3" w:uiPriority="51"/>
+    <w:lsdException w:name="Grid Table 7 Colorful Accent 3" w:uiPriority="52"/>
+    <w:lsdException w:name="Grid Table 1 Light Accent 4" w:uiPriority="46"/>
+    <w:lsdException w:name="Grid Table 2 Accent 4" w:uiPriority="47"/>
+    <w:lsdException w:name="Grid Table 3 Accent 4" w:uiPriority="48"/>
+    <w:lsdException w:name="Grid Table 4 Accent 4" w:uiPriority="49"/>
+    <w:lsdException w:name="Grid Table 5 Dark Accent 4" w:uiPriority="50"/>
+    <w:lsdException w:name="Grid Table 6 Colorful Accent 4" w:uiPriority="51"/>
+    <w:lsdException w:name="Grid Table 7 Colorful Accent 4" w:uiPriority="52"/>
+    <w:lsdException w:name="Grid Table 1 Light Accent 5" w:uiPriority="46"/>
+    <w:lsdException w:name="Grid Table 2 Accent 5" w:uiPriority="47"/>
+    <w:lsdException w:name="Grid Table 3 Accent 5" w:uiPriority="48"/>
+    <w:lsdException w:name="Grid Table 4 Accent 5" w:uiPriority="49"/>
+    <w:lsdException w:name="Grid Table 5 Dark Accent 5" w:uiPriority="50"/>
+    <w:lsdException w:name="Grid Table 6 Colorful Accent 5" w:uiPriority="51"/>
+    <w:lsdException w:name="Grid Table 7 Colorful Accent 5" w:uiPriority="52"/>
+    <w:lsdException w:name="Grid Table 1 Light Accent 6" w:uiPriority="46"/>
+    <w:lsdException w:name="Grid Table 2 Accent 6" w:uiPriority="47"/>
+    <w:lsdException w:name="Grid Table 3 Accent 6" w:uiPriority="48"/>
+    <w:lsdException w:name="Grid Table 4 Accent 6" w:uiPriority="49"/>
+    <w:lsdException w:name="Grid Table 5 Dark Accent 6" w:uiPriority="50"/>
+    <w:lsdException w:name="Grid Table 6 Colorful Accent 6" w:uiPriority="51"/>
+    <w:lsdException w:name="Grid Table 7 Colorful Accent 6" w:uiPriority="52"/>
+    <w:lsdException w:name="List Table 1 Light" w:uiPriority="46"/>
+    <w:lsdException w:name="List Table 2" w:uiPriority="47"/>
+    <w:lsdException w:name="List Table 3" w:uiPriority="48"/>
+    <w:lsdException w:name="List Table 4" w:uiPriority="49"/>
+    <w:lsdException w:name="List Table 5 Dark" w:uiPriority="50"/>
+    <w:lsdException w:name="List Table 6 Colorful" w:uiPriority="51"/>
+    <w:lsdException w:name="List Table 7 Colorful" w:uiPriority="52"/>
+    <w:lsdException w:name="List Table 1 Light Accent 1" w:uiPriority="46"/>
+    <w:lsdException w:name="List Table 2 Accent 1" w:uiPriority="47"/>
+    <w:lsdException w:name="List Table 3 Accent 1" w:uiPriority="48"/>
+    <w:lsdException w:name="List Table 4 Accent 1" w:uiPriority="49"/>
+    <w:lsdException w:name="List Table 5 Dark Accent 1" w:uiPriority="50"/>
+    <w:lsdException w:name="List Table 6 Colorful Accent 1" w:uiPriority="51"/>
+    <w:lsdException w:name="List Table 7 Colorful Accent 1" w:uiPriority="52"/>
+    <w:lsdException w:name="List Table 1 Light Accent 2" w:uiPriority="46"/>
+    <w:lsdException w:name="List Table 2 Accent 2" w:uiPriority="47"/>
+    <w:lsdException w:name="List Table 3 Accent 2" w:uiPriority="48"/>
+    <w:lsdException w:name="List Table 4 Accent 2" w:uiPriority="49"/>
+    <w:lsdException w:name="List Table 5 Dark Accent 2" w:uiPriority="50"/>
+    <w:lsdException w:name="List Table 6 Colorful Accent 2" w:uiPriority="51"/>
+    <w:lsdException w:name="List Table 7 Colorful Accent 2" w:uiPriority="52"/>
+    <w:lsdException w:name="List Table 1 Light Accent 3" w:uiPriority="46"/>
+    <w:lsdException w:name="List Table 2 Accent 3" w:uiPriority="47"/>
+    <w:lsdException w:name="List Table 3 Accent 3" w:uiPriority="48"/>
+    <w:lsdException w:name="List Table 4 Accent 3" w:uiPriority="49"/>
+    <w:lsdException w:name="List Table 5 Dark Accent 3" w:uiPriority="50"/>
+    <w:lsdException w:name="List Table 6 Colorful Accent 3" w:uiPriority="51"/>
+    <w:lsdException w:name="List Table 7 Colorful Accent 3" w:uiPriority="52"/>
+    <w:lsdException w:name="List Table 1 Light Accent 4" w:uiPriority="46"/>
+    <w:lsdException w:name="List Table 2 Accent 4" w:uiPriority="47"/>
+    <w:lsdException w:name="List Table 3 Accent 4" w:uiPriority="48"/>
+    <w:lsdException w:name="List Table 4 Accent 4" w:uiPriority="49"/>
+    <w:lsdException w:name="List Table 5 Dark Accent 4" w:uiPriority="50"/>
+    <w:lsdException w:name="List Table 6 Colorful Accent 4" w:uiPriority="51"/>
+    <w:lsdException w:name="List Table 7 Colorful Accent 4" w:uiPriority="52"/>
+    <w:lsdException w:name="List Table 1 Light Accent 5" w:uiPriority="46"/>
+    <w:lsdException w:name="List Table 2 Accent 5" w:uiPriority="47"/>
+    <w:lsdException w:name="List Table 3 Accent 5" w:uiPriority="48"/>
+    <w:lsdException w:name="List Table 4 Accent 5" w:uiPriority="49"/>
+    <w:lsdException w:name="List Table 5 Dark Accent 5" w:uiPriority="50"/>
+    <w:lsdException w:name="List Table 6 Colorful Accent 5" w:uiPriority="51"/>
+    <w:lsdException w:name="List Table 7 Colorful Accent 5" w:uiPriority="52"/>
+    <w:lsdException w:name="List Table 1 Light Accent 6" w:uiPriority="46"/>
+    <w:lsdException w:name="List Table 2 Accent 6" w:uiPriority="47"/>
+    <w:lsdException w:name="List Table 3 Accent 6" w:uiPriority="48"/>
+    <w:lsdException w:name="List Table 4 Accent 6" w:uiPriority="49"/>
+    <w:lsdException w:name="List Table 5 Dark Accent 6" w:uiPriority="50"/>
+    <w:lsdException w:name="List Table 6 Colorful Accent 6" w:uiPriority="51"/>
+    <w:lsdException w:name="List Table 7 Colorful Accent 6" w:uiPriority="52"/>
+    <w:lsdException w:name="Mention" w:semiHidden="1" w:unhideWhenUsed="1"/>
+    <w:lsdException w:name="Smart Hyperlink" w:semiHidden="1" w:unhideWhenUsed="1"/>
+    <w:lsdException w:name="Hashtag" w:semiHidden="1" w:unhideWhenUsed="1"/>
+    <w:lsdException w:name="Unresolved Mention" w:semiHidden="1" w:unhideWhenUsed="1"/>
+    <w:lsdException w:name="Smart Link" w:semiHidden="1" w:unhideWhenUsed="1"/>
+  </w:latentStyles>
+  <w:style w:type="paragraph" w:default="1" w:styleId="Normal">
+    <w:name w:val="Normal"/>
+    <w:qFormat/>
+    <w:rPr>
+      <w:rFonts w:ascii="Tahoma" w:eastAsia="Tahoma" w:hAnsi="Tahoma" w:cs="Tahoma"/>
+    </w:rPr>
+  </w:style>
+  <w:style w:type="paragraph" w:styleId="Heading1">
+    <w:name w:val="heading 1"/>
+    <w:basedOn w:val="Normal"/>
+    <w:uiPriority w:val="9"/>
+    <w:qFormat/>
+    <w:pPr>
+      <w:outlineLvl w:val="0"/>
+    </w:pPr>
+    <w:rPr>
+      <w:rFonts w:ascii="Arial" w:eastAsia="Arial" w:hAnsi="Arial" w:cs="Arial"/>
+      <w:b/>
+      <w:bCs/>
+      <w:sz w:val="26"/>
+      <w:szCs w:val="26"/>
+    </w:rPr>
+  </w:style>
+  <w:style w:type="character" w:default="1" w:styleId="DefaultParagraphFont">
     <w:name w:val="Default Paragraph Font"/>
     <w:uiPriority w:val="1"/>
     <w:semiHidden/>
     <w:unhideWhenUsed/>
   </w:style>
-  <w:style w:styleId="TableNormal" w:default="1" w:type="table">
-    <w:name w:val="Table Normal"/>
-    <w:uiPriority w:val="2"/>
+  <w:style w:type="table" w:default="1" w:styleId="TableNormal">
+    <w:name w:val="Normal Table"/>
+    <w:uiPriority w:val="99"/>
     <w:semiHidden/>
     <w:unhideWhenUsed/>
-    <w:qFormat/>
     <w:tblPr>
       <w:tblInd w:w="0" w:type="dxa"/>
       <w:tblCellMar>
         <w:top w:w="0" w:type="dxa"/>
-        <w:left w:w="0" w:type="dxa"/>
+        <w:left w:w="108" w:type="dxa"/>
         <w:bottom w:w="0" w:type="dxa"/>
-        <w:right w:w="0" w:type="dxa"/>
+        <w:right w:w="108" w:type="dxa"/>
       </w:tblCellMar>
     </w:tblPr>
   </w:style>
-  <w:style w:styleId="NoList" w:default="1" w:type="numbering">
+  <w:style w:type="numbering" w:default="1" w:styleId="NoList">
     <w:name w:val="No List"/>
     <w:uiPriority w:val="99"/>
     <w:semiHidden/>
     <w:unhideWhenUsed/>
   </w:style>
-  <w:style w:default="1" w:styleId="Normal" w:type="paragraph">
-    <w:name w:val="Normal"/>
-    <w:uiPriority w:val="1"/>
-    <w:qFormat/>
-    <w:pPr/>
-    <w:rPr>
-      <w:rFonts w:ascii="Tahoma" w:hAnsi="Tahoma" w:eastAsia="Tahoma" w:cs="Tahoma"/>
-      <w:lang w:val="en-US" w:eastAsia="en-US" w:bidi="ar-SA"/>
-    </w:rPr>
-  </w:style>
-  <w:style w:styleId="BodyText" w:type="paragraph">
+  <w:style w:type="paragraph" w:styleId="BodyText">
     <w:name w:val="Body Text"/>
     <w:basedOn w:val="Normal"/>
     <w:uiPriority w:val="1"/>
     <w:qFormat/>
-    <w:pPr/>
     <w:rPr>
-      <w:rFonts w:ascii="Lucida Sans Unicode" w:hAnsi="Lucida Sans Unicode" w:eastAsia="Lucida Sans Unicode" w:cs="Lucida Sans Unicode"/>
+      <w:rFonts w:ascii="Lucida Sans Unicode" w:eastAsia="Lucida Sans Unicode" w:hAnsi="Lucida Sans Unicode" w:cs="Lucida Sans Unicode"/>
       <w:sz w:val="23"/>
       <w:szCs w:val="23"/>
-      <w:lang w:val="en-US" w:eastAsia="en-US" w:bidi="ar-SA"/>
     </w:rPr>
   </w:style>
-  <w:style w:styleId="Heading1" w:type="paragraph">
-    <w:name w:val="Heading 1"/>
-    <w:basedOn w:val="Normal"/>
-    <w:uiPriority w:val="1"/>
-    <w:qFormat/>
-    <w:pPr>
-      <w:outlineLvl w:val="1"/>
-    </w:pPr>
-    <w:rPr>
-      <w:rFonts w:ascii="Arial" w:hAnsi="Arial" w:eastAsia="Arial" w:cs="Arial"/>
-      <w:b/>
-      <w:bCs/>
-      <w:sz w:val="26"/>
-      <w:szCs w:val="26"/>
-      <w:lang w:val="en-US" w:eastAsia="en-US" w:bidi="ar-SA"/>
-    </w:rPr>
-  </w:style>
-  <w:style w:styleId="Title" w:type="paragraph">
+  <w:style w:type="paragraph" w:styleId="Title">
     <w:name w:val="Title"/>
     <w:basedOn w:val="Normal"/>
-    <w:uiPriority w:val="1"/>
+    <w:uiPriority w:val="10"/>
     <w:qFormat/>
     <w:pPr>
       <w:spacing w:before="60"/>
       <w:ind w:left="4248"/>
     </w:pPr>
     <w:rPr>
-      <w:rFonts w:ascii="Arial" w:hAnsi="Arial" w:eastAsia="Arial" w:cs="Arial"/>
+      <w:rFonts w:ascii="Arial" w:eastAsia="Arial" w:hAnsi="Arial" w:cs="Arial"/>
       <w:b/>
       <w:bCs/>
       <w:sz w:val="44"/>
       <w:szCs w:val="44"/>
-      <w:lang w:val="en-US" w:eastAsia="en-US" w:bidi="ar-SA"/>
     </w:rPr>
   </w:style>
-  <w:style w:styleId="ListParagraph" w:type="paragraph">
+  <w:style w:type="paragraph" w:styleId="ListParagraph">
     <w:name w:val="List Paragraph"/>
     <w:basedOn w:val="Normal"/>
     <w:uiPriority w:val="1"/>
     <w:qFormat/>
-    <w:pPr/>
-    <w:rPr>
-      <w:lang w:val="en-US" w:eastAsia="en-US" w:bidi="ar-SA"/>
-    </w:rPr>
   </w:style>
-  <w:style w:styleId="TableParagraph" w:type="paragraph">
+  <w:style w:type="paragraph" w:customStyle="1" w:styleId="TableParagraph">
     <w:name w:val="Table Paragraph"/>
     <w:basedOn w:val="Normal"/>
     <w:uiPriority w:val="1"/>
     <w:qFormat/>
-    <w:pPr/>
-    <w:rPr>
-      <w:lang w:val="en-US" w:eastAsia="en-US" w:bidi="ar-SA"/>
-    </w:rPr>
   </w:style>
 </w:styles>
 </file>

--- a/electrical-focused-english-cv.docx
+++ b/electrical-focused-english-cv.docx
@@ -5,3692 +5,8 @@
     <w:p>
       <w:pPr>
         <w:pStyle w:val="Title"/>
-      </w:pPr>
-      <w:r>
-        <w:t>ALHASSAN</w:t>
-      </w:r>
-      <w:r>
-        <w:rPr>
-          <w:spacing w:val="-29"/>
-        </w:rPr>
-        <w:t xml:space="preserve"> </w:t>
-      </w:r>
-      <w:r>
-        <w:rPr>
-          <w:spacing w:val="-4"/>
-        </w:rPr>
-        <w:t>JAWAD</w:t>
-      </w:r>
-    </w:p>
-    <w:p>
-      <w:pPr>
-        <w:spacing w:before="123"/>
-        <w:ind w:left="4248"/>
-        <w:rPr>
-          <w:rFonts w:ascii="Arial MT"/>
-          <w:sz w:val="20"/>
-        </w:rPr>
-      </w:pPr>
-      <w:r>
-        <w:rPr>
-          <w:rFonts w:ascii="Arial MT"/>
-          <w:spacing w:val="-2"/>
-          <w:sz w:val="20"/>
-        </w:rPr>
-        <w:t>FULL-STACK</w:t>
-      </w:r>
-      <w:r>
-        <w:rPr>
-          <w:rFonts w:ascii="Arial MT"/>
-          <w:spacing w:val="-10"/>
-          <w:sz w:val="20"/>
-        </w:rPr>
-        <w:t xml:space="preserve"> </w:t>
-      </w:r>
-      <w:r>
-        <w:rPr>
-          <w:rFonts w:ascii="Arial MT"/>
-          <w:spacing w:val="-2"/>
-          <w:sz w:val="20"/>
-        </w:rPr>
-        <w:t>DEVELOPER</w:t>
-      </w:r>
-      <w:r>
-        <w:rPr>
-          <w:rFonts w:ascii="Arial MT"/>
-          <w:spacing w:val="-10"/>
-          <w:sz w:val="20"/>
-        </w:rPr>
-        <w:t xml:space="preserve"> </w:t>
-      </w:r>
-      <w:r>
-        <w:rPr>
-          <w:rFonts w:ascii="Arial MT"/>
-          <w:spacing w:val="-2"/>
-          <w:sz w:val="20"/>
-        </w:rPr>
-        <w:t>|</w:t>
-      </w:r>
-      <w:r>
-        <w:rPr>
-          <w:rFonts w:ascii="Arial MT"/>
-          <w:spacing w:val="-10"/>
-          <w:sz w:val="20"/>
-        </w:rPr>
-        <w:t xml:space="preserve"> </w:t>
-      </w:r>
-      <w:r>
-        <w:rPr>
-          <w:rFonts w:ascii="Arial MT"/>
-          <w:spacing w:val="-10"/>
-          <w:sz w:val="20"/>
-        </w:rPr>
-        <w:t>MJUKVARUUTVECKLARE</w:t>
-      </w:r>
-    </w:p>
-    <w:p>
-      <w:pPr>
-        <w:pStyle w:val="BodyText"/>
-        <w:rPr>
-          <w:rFonts w:ascii="Arial MT"/>
-          <w:sz w:val="26"/>
-        </w:rPr>
-      </w:pPr>
-    </w:p>
-    <w:p>
-      <w:pPr>
-        <w:pStyle w:val="BodyText"/>
-        <w:rPr>
-          <w:rFonts w:ascii="Arial MT"/>
-          <w:sz w:val="26"/>
-        </w:rPr>
-      </w:pPr>
-    </w:p>
-    <w:p>
-      <w:pPr>
-        <w:pStyle w:val="BodyText"/>
-        <w:rPr>
-          <w:rFonts w:ascii="Arial MT"/>
-          <w:sz w:val="26"/>
-        </w:rPr>
-      </w:pPr>
-    </w:p>
-    <w:p>
-      <w:pPr>
-        <w:pStyle w:val="BodyText"/>
-        <w:spacing w:before="37"/>
-        <w:rPr>
-          <w:rFonts w:ascii="Arial MT"/>
-          <w:sz w:val="26"/>
-        </w:rPr>
-      </w:pPr>
-    </w:p>
-    <w:p>
-      <w:pPr>
-        <w:pStyle w:val="Heading1"/>
-        <w:ind w:right="965"/>
-        <w:jc w:val="center"/>
-      </w:pPr>
-      <w:r>
-        <w:rPr>
-          <w:color w:val="323B4B"/>
-          <w:spacing w:val="24"/>
-        </w:rPr>
-        <w:t>ABOUT</w:t>
-      </w:r>
-      <w:r>
-        <w:rPr>
-          <w:color w:val="323B4B"/>
-          <w:spacing w:val="53"/>
-        </w:rPr>
-        <w:t xml:space="preserve"> </w:t>
-      </w:r>
-      <w:r>
-        <w:rPr>
-          <w:color w:val="323B4B"/>
-          <w:spacing w:val="10"/>
-        </w:rPr>
-        <w:t>ME</w:t>
-      </w:r>
-    </w:p>
-    <w:p>
-      <w:pPr>
-        <w:pStyle w:val="BodyText"/>
-        <w:spacing w:before="1"/>
-        <w:rPr>
-          <w:rFonts w:ascii="Arial"/>
-          <w:b/>
-          <w:sz w:val="15"/>
-        </w:rPr>
-      </w:pPr>
-    </w:p>
-    <w:p>
-      <w:pPr>
-        <w:pStyle w:val="BodyText"/>
-        <w:rPr>
-          <w:rFonts w:ascii="Arial"/>
-          <w:b/>
-          <w:sz w:val="15"/>
-        </w:rPr>
-        <w:sectPr>
-          <w:type w:val="continuous"/>
-          <w:pgSz w:w="11910" w:h="16850"/>
-          <w:pgMar w:top="1380" w:right="141" w:bottom="0" w:left="283" w:header="720" w:footer="720" w:gutter="0"/>
-          <w:cols w:space="720"/>
-        </w:sectPr>
-      </w:pPr>
-    </w:p>
-    <w:p>
-      <w:pPr>
-        <w:pStyle w:val="BodyText"/>
-        <w:rPr>
-          <w:rFonts w:ascii="Arial"/>
-          <w:b/>
-          <w:sz w:val="22"/>
-        </w:rPr>
-      </w:pPr>
-    </w:p>
-    <w:p>
-      <w:pPr>
-        <w:pStyle w:val="BodyText"/>
-        <w:spacing w:before="125"/>
-        <w:rPr>
-          <w:rFonts w:ascii="Arial"/>
-          <w:b/>
-          <w:sz w:val="22"/>
-        </w:rPr>
-      </w:pPr>
-    </w:p>
-    <w:p>
-      <w:pPr>
-        <w:spacing w:before="1"/>
-        <w:ind w:left="99"/>
-        <w:rPr>
-          <w:rFonts w:ascii="Arial"/>
-          <w:b/>
-        </w:rPr>
-      </w:pPr>
-      <w:r>
-        <w:rPr>
-          <w:rFonts w:ascii="Arial"/>
-          <w:b/>
-          <w:color w:val="323B4B"/>
-          <w:spacing w:val="20"/>
-        </w:rPr>
-        <w:t>CONTACT</w:t>
-      </w:r>
-    </w:p>
-    <w:p>
-      <w:pPr>
-        <w:pStyle w:val="BodyText"/>
-        <w:spacing w:before="55"/>
-        <w:rPr>
-          <w:rFonts w:ascii="Arial"/>
-          <w:b/>
-          <w:sz w:val="22"/>
-        </w:rPr>
-      </w:pPr>
-    </w:p>
-    <w:p>
-      <w:pPr>
-        <w:spacing w:before="1"/>
-        <w:ind w:left="461"/>
-        <w:rPr>
-          <w:sz w:val="20"/>
-        </w:rPr>
-      </w:pPr>
-      <w:r>
-        <w:rPr>
-          <w:color w:val="323B4B"/>
-          <w:sz w:val="20"/>
-        </w:rPr>
-        <w:t>+46</w:t>
-      </w:r>
-      <w:r>
-        <w:rPr>
-          <w:color w:val="323B4B"/>
-          <w:spacing w:val="-9"/>
-          <w:sz w:val="20"/>
-        </w:rPr>
-        <w:t xml:space="preserve"> </w:t>
-      </w:r>
-      <w:r>
-        <w:rPr>
-          <w:color w:val="323B4B"/>
-          <w:sz w:val="20"/>
-        </w:rPr>
-        <w:t>76</w:t>
-      </w:r>
-      <w:r>
-        <w:rPr>
-          <w:color w:val="323B4B"/>
-          <w:spacing w:val="-9"/>
-          <w:sz w:val="20"/>
-        </w:rPr>
-        <w:t xml:space="preserve"> </w:t>
-      </w:r>
-      <w:r>
-        <w:rPr>
-          <w:color w:val="323B4B"/>
-          <w:sz w:val="20"/>
-        </w:rPr>
-        <w:t>281</w:t>
-      </w:r>
-      <w:r>
-        <w:rPr>
-          <w:color w:val="323B4B"/>
-          <w:spacing w:val="-8"/>
-          <w:sz w:val="20"/>
-        </w:rPr>
-        <w:t xml:space="preserve"> </w:t>
-      </w:r>
-      <w:r>
-        <w:rPr>
-          <w:color w:val="323B4B"/>
-          <w:spacing w:val="-4"/>
-          <w:sz w:val="20"/>
-        </w:rPr>
-        <w:t>8440</w:t>
-      </w:r>
-    </w:p>
-    <w:p>
-      <w:pPr>
-        <w:spacing w:before="63"/>
-        <w:ind w:left="461"/>
-        <w:rPr>
-          <w:sz w:val="20"/>
-        </w:rPr>
-      </w:pPr>
-      <w:hyperlink r:id="rId4">
-        <w:r>
-          <w:rPr>
-            <w:color w:val="323B4B"/>
-            <w:spacing w:val="-2"/>
-            <w:sz w:val="20"/>
-          </w:rPr>
-          <w:t>alhassan0000@yahoo.com</w:t>
-        </w:r>
-      </w:hyperlink>
-    </w:p>
-    <w:p>
-      <w:pPr>
-        <w:spacing w:before="53" w:line="223" w:lineRule="auto"/>
-        <w:ind w:left="429"/>
-        <w:rPr>
-          <w:sz w:val="20"/>
-        </w:rPr>
-      </w:pPr>
-      <w:r>
-        <w:rPr>
-          <w:color w:val="323B4B"/>
-          <w:sz w:val="20"/>
-        </w:rPr>
-        <w:t>Blodboksgränd</w:t>
-      </w:r>
-      <w:r>
-        <w:rPr>
-          <w:color w:val="323B4B"/>
-          <w:spacing w:val="-6"/>
-          <w:sz w:val="20"/>
-        </w:rPr>
-        <w:t xml:space="preserve"> </w:t>
-      </w:r>
-      <w:r>
-        <w:rPr>
-          <w:color w:val="323B4B"/>
-          <w:sz w:val="20"/>
-        </w:rPr>
-        <w:t>15,</w:t>
-      </w:r>
-      <w:r>
-        <w:rPr>
-          <w:color w:val="323B4B"/>
-          <w:spacing w:val="-6"/>
-          <w:sz w:val="20"/>
-        </w:rPr>
-        <w:t xml:space="preserve"> </w:t>
-      </w:r>
-      <w:r>
-        <w:rPr>
-          <w:color w:val="323B4B"/>
-          <w:sz w:val="20"/>
-        </w:rPr>
-        <w:t>16577 Hässelby,</w:t>
-      </w:r>
-      <w:r>
-        <w:rPr>
-          <w:color w:val="323B4B"/>
-          <w:spacing w:val="-2"/>
-          <w:sz w:val="20"/>
-        </w:rPr>
-        <w:t xml:space="preserve"> </w:t>
-      </w:r>
-      <w:r>
-        <w:rPr>
-          <w:color w:val="323B4B"/>
-          <w:sz w:val="20"/>
-        </w:rPr>
-        <w:t>Stockholm</w:t>
-      </w:r>
-    </w:p>
-    <w:p>
-      <w:pPr>
-        <w:spacing w:before="98" w:line="266" w:lineRule="auto"/>
-        <w:ind w:left="99" w:right="452"/>
-        <w:jc w:val="both"/>
-        <w:rPr>
-          <w:sz w:val="18"/>
-        </w:rPr>
-      </w:pPr>
-      <w:r>
-        <w:br w:type="column"/>
-      </w:r>
-      <w:r>
-        <w:rPr>
-          <w:color w:val="323B4B"/>
-          <w:sz w:val="18"/>
-        </w:rPr>
-        <w:t>As a Full-Stack Developer with a deep foundation from Master of Science studies</w:t>
-      </w:r>
-      <w:r>
-        <w:rPr>
-          <w:color w:val="323B4B"/>
-          <w:spacing w:val="40"/>
-          <w:sz w:val="18"/>
-        </w:rPr>
-        <w:t xml:space="preserve"> </w:t>
-      </w:r>
-      <w:r>
-        <w:rPr>
-          <w:color w:val="323B4B"/>
-          <w:spacing w:val="-4"/>
-          <w:sz w:val="18"/>
-        </w:rPr>
-        <w:t>in</w:t>
-      </w:r>
-      <w:r>
-        <w:rPr>
-          <w:color w:val="323B4B"/>
-          <w:spacing w:val="-5"/>
-          <w:sz w:val="18"/>
-        </w:rPr>
-        <w:t xml:space="preserve"> </w:t>
-      </w:r>
-      <w:r>
-        <w:rPr>
-          <w:b/>
-          <w:color w:val="323B4B"/>
-          <w:spacing w:val="-4"/>
-          <w:sz w:val="18"/>
-        </w:rPr>
-        <w:t>Electrical Engineering</w:t>
-      </w:r>
-      <w:r>
-        <w:rPr>
-          <w:color w:val="323B4B"/>
-          <w:spacing w:val="-4"/>
-          <w:sz w:val="18"/>
-        </w:rPr>
-        <w:t>,</w:t>
-      </w:r>
-      <w:r>
-        <w:rPr>
-          <w:color w:val="323B4B"/>
-          <w:spacing w:val="-5"/>
-          <w:sz w:val="18"/>
-        </w:rPr>
-        <w:t xml:space="preserve"> </w:t>
-      </w:r>
-      <w:r>
-        <w:rPr>
-          <w:color w:val="323B4B"/>
-          <w:spacing w:val="-4"/>
-          <w:sz w:val="18"/>
-        </w:rPr>
-        <w:t>I</w:t>
-      </w:r>
-      <w:r>
-        <w:rPr>
-          <w:color w:val="323B4B"/>
-          <w:spacing w:val="-5"/>
-          <w:sz w:val="18"/>
-        </w:rPr>
-        <w:t xml:space="preserve"> </w:t>
-      </w:r>
-      <w:r>
-        <w:rPr>
-          <w:color w:val="323B4B"/>
-          <w:spacing w:val="-4"/>
-          <w:sz w:val="18"/>
-        </w:rPr>
-        <w:t>have</w:t>
-      </w:r>
-      <w:r>
-        <w:rPr>
-          <w:color w:val="323B4B"/>
-          <w:spacing w:val="-5"/>
-          <w:sz w:val="18"/>
-        </w:rPr>
-        <w:t xml:space="preserve"> </w:t>
-      </w:r>
-      <w:r>
-        <w:rPr>
-          <w:color w:val="323B4B"/>
-          <w:spacing w:val="-4"/>
-          <w:sz w:val="18"/>
-        </w:rPr>
-        <w:t>a</w:t>
-      </w:r>
-      <w:r>
-        <w:rPr>
-          <w:color w:val="323B4B"/>
-          <w:spacing w:val="-5"/>
-          <w:sz w:val="18"/>
-        </w:rPr>
-        <w:t xml:space="preserve"> </w:t>
-      </w:r>
-      <w:r>
-        <w:rPr>
-          <w:color w:val="323B4B"/>
-          <w:spacing w:val="-4"/>
-          <w:sz w:val="18"/>
-        </w:rPr>
-        <w:t>unique</w:t>
-      </w:r>
-      <w:r>
-        <w:rPr>
-          <w:color w:val="323B4B"/>
-          <w:spacing w:val="-5"/>
-          <w:sz w:val="18"/>
-        </w:rPr>
-        <w:t xml:space="preserve"> </w:t>
-      </w:r>
-      <w:r>
-        <w:rPr>
-          <w:color w:val="323B4B"/>
-          <w:spacing w:val="-4"/>
-          <w:sz w:val="18"/>
-        </w:rPr>
-        <w:t>systems</w:t>
-      </w:r>
-      <w:r>
-        <w:rPr>
-          <w:color w:val="323B4B"/>
-          <w:spacing w:val="-5"/>
-          <w:sz w:val="18"/>
-        </w:rPr>
-        <w:t xml:space="preserve"> </w:t>
-      </w:r>
-      <w:r>
-        <w:rPr>
-          <w:color w:val="323B4B"/>
-          <w:spacing w:val="-4"/>
-          <w:sz w:val="18"/>
-        </w:rPr>
-        <w:t>perspective.</w:t>
-      </w:r>
-      <w:r>
-        <w:rPr>
-          <w:color w:val="323B4B"/>
-          <w:spacing w:val="-5"/>
-          <w:sz w:val="18"/>
-        </w:rPr>
-        <w:t xml:space="preserve"> </w:t>
-      </w:r>
-      <w:r>
-        <w:rPr>
-          <w:color w:val="323B4B"/>
-          <w:spacing w:val="-4"/>
-          <w:sz w:val="18"/>
-        </w:rPr>
-        <w:t>My</w:t>
-      </w:r>
-      <w:r>
-        <w:rPr>
-          <w:color w:val="323B4B"/>
-          <w:spacing w:val="-5"/>
-          <w:sz w:val="18"/>
-        </w:rPr>
-        <w:t xml:space="preserve"> </w:t>
-      </w:r>
-      <w:r>
-        <w:rPr>
-          <w:color w:val="323B4B"/>
-          <w:spacing w:val="-4"/>
-          <w:sz w:val="18"/>
-        </w:rPr>
-        <w:t>expertise</w:t>
-      </w:r>
-      <w:r>
-        <w:rPr>
-          <w:color w:val="323B4B"/>
-          <w:spacing w:val="-5"/>
-          <w:sz w:val="18"/>
-        </w:rPr>
-        <w:t xml:space="preserve"> </w:t>
-      </w:r>
-      <w:r>
-        <w:rPr>
-          <w:color w:val="323B4B"/>
-          <w:spacing w:val="-4"/>
-          <w:sz w:val="18"/>
-        </w:rPr>
-        <w:t xml:space="preserve">ranges </w:t>
-      </w:r>
-      <w:r>
-        <w:rPr>
-          <w:color w:val="323B4B"/>
-          <w:sz w:val="18"/>
-        </w:rPr>
-        <w:t>from</w:t>
-      </w:r>
-      <w:r>
-        <w:rPr>
-          <w:color w:val="323B4B"/>
-          <w:spacing w:val="-12"/>
-          <w:sz w:val="18"/>
-        </w:rPr>
-        <w:t xml:space="preserve"> </w:t>
-      </w:r>
-      <w:r>
-        <w:rPr>
-          <w:b/>
-          <w:color w:val="323B4B"/>
-          <w:sz w:val="18"/>
-        </w:rPr>
-        <w:t>control</w:t>
-      </w:r>
-      <w:r>
-        <w:rPr>
-          <w:b/>
-          <w:color w:val="323B4B"/>
-          <w:spacing w:val="-10"/>
-          <w:sz w:val="18"/>
-        </w:rPr>
-        <w:t xml:space="preserve"> </w:t>
-      </w:r>
-      <w:r>
-        <w:rPr>
-          <w:b/>
-          <w:color w:val="323B4B"/>
-          <w:sz w:val="18"/>
-        </w:rPr>
-        <w:t>systems,</w:t>
-      </w:r>
-      <w:r>
-        <w:rPr>
-          <w:b/>
-          <w:color w:val="323B4B"/>
-          <w:spacing w:val="-10"/>
-          <w:sz w:val="18"/>
-        </w:rPr>
-        <w:t xml:space="preserve"> </w:t>
-      </w:r>
-      <w:r>
-        <w:rPr>
-          <w:b/>
-          <w:color w:val="323B4B"/>
-          <w:sz w:val="18"/>
-        </w:rPr>
-        <w:t>IoT,</w:t>
-      </w:r>
-      <w:r>
-        <w:rPr>
-          <w:b/>
-          <w:color w:val="323B4B"/>
-          <w:spacing w:val="-10"/>
-          <w:sz w:val="18"/>
-        </w:rPr>
-        <w:t xml:space="preserve"> </w:t>
-      </w:r>
-      <w:r>
-        <w:rPr>
-          <w:b/>
-          <w:color w:val="323B4B"/>
-          <w:sz w:val="18"/>
-        </w:rPr>
-        <w:t>and</w:t>
-      </w:r>
-      <w:r>
-        <w:rPr>
-          <w:b/>
-          <w:color w:val="323B4B"/>
-          <w:spacing w:val="-10"/>
-          <w:sz w:val="18"/>
-        </w:rPr>
-        <w:t xml:space="preserve"> </w:t>
-      </w:r>
-      <w:r>
-        <w:rPr>
-          <w:b/>
-          <w:color w:val="323B4B"/>
-          <w:sz w:val="18"/>
-        </w:rPr>
-        <w:t>embedded</w:t>
-      </w:r>
-      <w:r>
-        <w:rPr>
-          <w:b/>
-          <w:color w:val="323B4B"/>
-          <w:spacing w:val="-10"/>
-          <w:sz w:val="18"/>
-        </w:rPr>
-        <w:t xml:space="preserve"> </w:t>
-      </w:r>
-      <w:r>
-        <w:rPr>
-          <w:b/>
-          <w:color w:val="323B4B"/>
-          <w:sz w:val="18"/>
-        </w:rPr>
-        <w:t>systems</w:t>
-      </w:r>
-      <w:r>
-        <w:rPr>
-          <w:b/>
-          <w:color w:val="323B4B"/>
-          <w:spacing w:val="-9"/>
-          <w:sz w:val="18"/>
-        </w:rPr>
-        <w:t xml:space="preserve"> </w:t>
-      </w:r>
-      <w:r>
-        <w:rPr>
-          <w:color w:val="323B4B"/>
-          <w:sz w:val="18"/>
-        </w:rPr>
-        <w:t>(with</w:t>
-      </w:r>
-      <w:r>
-        <w:rPr>
-          <w:color w:val="323B4B"/>
-          <w:spacing w:val="-12"/>
-          <w:sz w:val="18"/>
-        </w:rPr>
-        <w:t xml:space="preserve"> </w:t>
-      </w:r>
-      <w:r>
-        <w:rPr>
-          <w:color w:val="323B4B"/>
-          <w:sz w:val="18"/>
-        </w:rPr>
-        <w:t>experience</w:t>
-      </w:r>
-      <w:r>
-        <w:rPr>
-          <w:color w:val="323B4B"/>
-          <w:spacing w:val="-12"/>
-          <w:sz w:val="18"/>
-        </w:rPr>
-        <w:t xml:space="preserve"> </w:t>
-      </w:r>
-      <w:r>
-        <w:rPr>
-          <w:color w:val="323B4B"/>
-          <w:sz w:val="18"/>
-        </w:rPr>
-        <w:t xml:space="preserve">including </w:t>
-      </w:r>
-      <w:r>
-        <w:rPr>
-          <w:b/>
-          <w:color w:val="323B4B"/>
-          <w:sz w:val="18"/>
-        </w:rPr>
-        <w:t>ESP32 microcontrollers</w:t>
-      </w:r>
-      <w:r>
-        <w:rPr>
-          <w:color w:val="323B4B"/>
-          <w:sz w:val="18"/>
-        </w:rPr>
-        <w:t xml:space="preserve">) to modern web development. With a specialization in </w:t>
-      </w:r>
-      <w:r>
-        <w:rPr>
-          <w:b/>
-          <w:color w:val="323B4B"/>
-          <w:spacing w:val="-6"/>
-          <w:sz w:val="18"/>
-        </w:rPr>
-        <w:t>electrical</w:t>
-      </w:r>
-      <w:r>
-        <w:rPr>
-          <w:b/>
-          <w:color w:val="323B4B"/>
-          <w:spacing w:val="-7"/>
-          <w:sz w:val="18"/>
-        </w:rPr>
-        <w:t xml:space="preserve"> </w:t>
-      </w:r>
-      <w:r>
-        <w:rPr>
-          <w:b/>
-          <w:color w:val="323B4B"/>
-          <w:spacing w:val="-6"/>
-          <w:sz w:val="18"/>
-        </w:rPr>
-        <w:t>control systems</w:t>
-      </w:r>
-      <w:r>
-        <w:rPr>
-          <w:b/>
-          <w:color w:val="323B4B"/>
-          <w:spacing w:val="-7"/>
-          <w:sz w:val="18"/>
-        </w:rPr>
-        <w:t xml:space="preserve"> </w:t>
-      </w:r>
-      <w:r>
-        <w:rPr>
-          <w:b/>
-          <w:color w:val="323B4B"/>
-          <w:spacing w:val="-6"/>
-          <w:sz w:val="18"/>
-        </w:rPr>
-        <w:t>and embedded</w:t>
-      </w:r>
-      <w:r>
-        <w:rPr>
-          <w:b/>
-          <w:color w:val="323B4B"/>
-          <w:spacing w:val="-7"/>
-          <w:sz w:val="18"/>
-        </w:rPr>
-        <w:t xml:space="preserve"> </w:t>
-      </w:r>
-      <w:r>
-        <w:rPr>
-          <w:b/>
-          <w:color w:val="323B4B"/>
-          <w:spacing w:val="-6"/>
-          <w:sz w:val="18"/>
-        </w:rPr>
-        <w:t>systems programming</w:t>
-      </w:r>
-      <w:r>
-        <w:rPr>
-          <w:color w:val="323B4B"/>
-          <w:spacing w:val="-6"/>
-          <w:sz w:val="18"/>
-        </w:rPr>
-        <w:t>,</w:t>
-      </w:r>
-      <w:r>
-        <w:rPr>
-          <w:color w:val="323B4B"/>
-          <w:spacing w:val="-9"/>
-          <w:sz w:val="18"/>
-        </w:rPr>
-        <w:t xml:space="preserve"> </w:t>
-      </w:r>
-      <w:r>
-        <w:rPr>
-          <w:color w:val="323B4B"/>
-          <w:spacing w:val="-6"/>
-          <w:sz w:val="18"/>
-        </w:rPr>
-        <w:t>I</w:t>
-      </w:r>
-      <w:r>
-        <w:rPr>
-          <w:color w:val="323B4B"/>
-          <w:spacing w:val="-8"/>
-          <w:sz w:val="18"/>
-        </w:rPr>
-        <w:t xml:space="preserve"> </w:t>
-      </w:r>
-      <w:r>
-        <w:rPr>
-          <w:color w:val="323B4B"/>
-          <w:spacing w:val="-6"/>
-          <w:sz w:val="18"/>
-        </w:rPr>
-        <w:t>am</w:t>
-      </w:r>
-      <w:r>
-        <w:rPr>
-          <w:color w:val="323B4B"/>
-          <w:spacing w:val="-8"/>
-          <w:sz w:val="18"/>
-        </w:rPr>
-        <w:t xml:space="preserve"> </w:t>
-      </w:r>
-      <w:r>
-        <w:rPr>
-          <w:color w:val="323B4B"/>
-          <w:spacing w:val="-6"/>
-          <w:sz w:val="18"/>
-        </w:rPr>
-        <w:t>driven</w:t>
-      </w:r>
-      <w:r>
-        <w:rPr>
-          <w:color w:val="323B4B"/>
-          <w:spacing w:val="-8"/>
-          <w:sz w:val="18"/>
-        </w:rPr>
-        <w:t xml:space="preserve"> </w:t>
-      </w:r>
-      <w:r>
-        <w:rPr>
-          <w:color w:val="323B4B"/>
-          <w:spacing w:val="-6"/>
-          <w:sz w:val="18"/>
-        </w:rPr>
-        <w:t xml:space="preserve">to </w:t>
-      </w:r>
-      <w:r>
-        <w:rPr>
-          <w:color w:val="323B4B"/>
-          <w:sz w:val="18"/>
-        </w:rPr>
-        <w:t>apply my deep technical skills to build innovative and efficient solutions in a forward-thinking</w:t>
-      </w:r>
-      <w:r>
-        <w:rPr>
-          <w:color w:val="323B4B"/>
-          <w:spacing w:val="-6"/>
-          <w:sz w:val="18"/>
-        </w:rPr>
-        <w:t xml:space="preserve"> </w:t>
-      </w:r>
-      <w:r>
-        <w:rPr>
-          <w:color w:val="323B4B"/>
-          <w:sz w:val="18"/>
-        </w:rPr>
-        <w:t>role.</w:t>
-      </w:r>
-    </w:p>
-    <w:p>
-      <w:pPr>
-        <w:pStyle w:val="Heading1"/>
-        <w:spacing w:before="80"/>
-        <w:ind w:left="99"/>
-        <w:jc w:val="both"/>
-      </w:pPr>
-      <w:r>
-        <w:rPr>
-          <w:color w:val="323B4B"/>
-          <w:spacing w:val="20"/>
-        </w:rPr>
-        <w:t>RELEVANT</w:t>
-      </w:r>
-      <w:r>
-        <w:rPr>
-          <w:color w:val="323B4B"/>
-          <w:spacing w:val="30"/>
-        </w:rPr>
-        <w:t xml:space="preserve"> </w:t>
-      </w:r>
-      <w:r>
-        <w:rPr>
-          <w:color w:val="323B4B"/>
-          <w:spacing w:val="23"/>
-        </w:rPr>
-        <w:t>EXPERIENCE</w:t>
-      </w:r>
-    </w:p>
-    <w:p>
-      <w:pPr>
-        <w:pStyle w:val="Heading1"/>
-        <w:jc w:val="both"/>
-        <w:sectPr>
-          <w:type w:val="continuous"/>
-          <w:pgSz w:w="11910" w:h="16850"/>
-          <w:pgMar w:top="1380" w:right="141" w:bottom="0" w:left="283" w:header="720" w:footer="720" w:gutter="0"/>
-          <w:cols w:num="2" w:space="720" w:equalWidth="0">
-            <w:col w:w="2837" w:space="1514"/>
-            <w:col w:w="7135"/>
-          </w:cols>
-        </w:sectPr>
-      </w:pPr>
-    </w:p>
-    <w:p>
-      <w:pPr>
-        <w:spacing w:before="79"/>
-        <w:ind w:left="412"/>
-        <w:rPr>
-          <w:sz w:val="20"/>
-        </w:rPr>
-      </w:pPr>
-      <w:hyperlink r:id="rId5">
-        <w:r>
-          <w:rPr>
-            <w:color w:val="323B4B"/>
-            <w:spacing w:val="-2"/>
-            <w:sz w:val="20"/>
-          </w:rPr>
-          <w:t>www.alhassanjawad.com</w:t>
-        </w:r>
-      </w:hyperlink>
-    </w:p>
-    <w:p>
-      <w:pPr>
-        <w:spacing w:line="300" w:lineRule="atLeast"/>
-        <w:ind w:left="415"/>
-        <w:rPr>
-          <w:sz w:val="20"/>
-        </w:rPr>
-      </w:pPr>
-      <w:r>
-        <w:rPr>
-          <w:color w:val="323B4B"/>
-          <w:spacing w:val="-2"/>
-          <w:sz w:val="20"/>
-        </w:rPr>
-        <w:t xml:space="preserve">linkedin.com/in/alhassanjawad </w:t>
-      </w:r>
-      <w:hyperlink r:id="rId6">
-        <w:r>
-          <w:rPr>
-            <w:color w:val="323B4B"/>
-            <w:spacing w:val="-2"/>
-            <w:sz w:val="20"/>
-          </w:rPr>
-          <w:t>www.github.com/AcheronEiden</w:t>
-        </w:r>
-      </w:hyperlink>
-    </w:p>
-    <w:p>
-      <w:pPr>
-        <w:spacing w:before="222"/>
-        <w:ind w:left="412"/>
-        <w:rPr>
-          <w:b/>
-          <w:sz w:val="20"/>
-        </w:rPr>
-      </w:pPr>
-      <w:r>
-        <w:br w:type="column"/>
-      </w:r>
-      <w:r>
-        <w:rPr>
-          <w:b/>
-          <w:color w:val="323B4B"/>
-          <w:w w:val="90"/>
-          <w:sz w:val="20"/>
-        </w:rPr>
-        <w:t>Software</w:t>
-      </w:r>
-      <w:r>
-        <w:rPr>
-          <w:b/>
-          <w:color w:val="323B4B"/>
-          <w:spacing w:val="1"/>
-          <w:sz w:val="20"/>
-        </w:rPr>
-        <w:t xml:space="preserve"> </w:t>
-      </w:r>
-      <w:r>
-        <w:rPr>
-          <w:b/>
-          <w:color w:val="323B4B"/>
-          <w:spacing w:val="-2"/>
-          <w:sz w:val="20"/>
-        </w:rPr>
-        <w:t>Engineer</w:t>
-      </w:r>
-    </w:p>
-    <w:p>
-      <w:pPr>
-        <w:spacing w:before="63"/>
-        <w:ind w:left="412"/>
-        <w:rPr>
-          <w:sz w:val="20"/>
-        </w:rPr>
-      </w:pPr>
-      <w:r>
-        <w:rPr>
-          <w:color w:val="323B4B"/>
-          <w:sz w:val="20"/>
-        </w:rPr>
-        <w:t>Portabel</w:t>
-      </w:r>
-      <w:r>
-        <w:rPr>
-          <w:color w:val="323B4B"/>
-          <w:spacing w:val="-1"/>
-          <w:sz w:val="20"/>
-        </w:rPr>
-        <w:t xml:space="preserve"> </w:t>
-      </w:r>
-      <w:r>
-        <w:rPr>
-          <w:color w:val="323B4B"/>
-          <w:sz w:val="20"/>
-        </w:rPr>
-        <w:t>Health</w:t>
-      </w:r>
-      <w:r>
-        <w:rPr>
-          <w:color w:val="323B4B"/>
-          <w:spacing w:val="-1"/>
-          <w:sz w:val="20"/>
-        </w:rPr>
-        <w:t xml:space="preserve"> </w:t>
-      </w:r>
-      <w:r>
-        <w:rPr>
-          <w:color w:val="323B4B"/>
-          <w:spacing w:val="-2"/>
-          <w:sz w:val="20"/>
-        </w:rPr>
-        <w:t>(Internship)</w:t>
-      </w:r>
-    </w:p>
-    <w:p>
-      <w:pPr>
-        <w:spacing w:before="66"/>
-        <w:rPr>
-          <w:sz w:val="18"/>
-        </w:rPr>
-      </w:pPr>
-      <w:r>
-        <w:br w:type="column"/>
-      </w:r>
-    </w:p>
-    <w:p>
-      <w:pPr>
-        <w:ind w:left="412"/>
-        <w:rPr>
-          <w:sz w:val="18"/>
-        </w:rPr>
-      </w:pPr>
-      <w:r>
-        <w:rPr>
-          <w:color w:val="323B4B"/>
-          <w:sz w:val="18"/>
-        </w:rPr>
-        <w:t>Sep</w:t>
-      </w:r>
-      <w:r>
-        <w:rPr>
-          <w:color w:val="323B4B"/>
-          <w:spacing w:val="-10"/>
-          <w:sz w:val="18"/>
-        </w:rPr>
-        <w:t xml:space="preserve"> </w:t>
-      </w:r>
-      <w:r>
-        <w:rPr>
-          <w:color w:val="323B4B"/>
-          <w:sz w:val="18"/>
-        </w:rPr>
-        <w:t>2025</w:t>
-      </w:r>
-      <w:r>
-        <w:rPr>
-          <w:color w:val="323B4B"/>
-          <w:spacing w:val="-9"/>
-          <w:sz w:val="18"/>
-        </w:rPr>
-        <w:t xml:space="preserve"> </w:t>
-      </w:r>
-      <w:r>
-        <w:rPr>
-          <w:color w:val="323B4B"/>
-          <w:sz w:val="18"/>
-        </w:rPr>
-        <w:t>–</w:t>
-      </w:r>
-      <w:r>
-        <w:rPr>
-          <w:color w:val="323B4B"/>
-          <w:spacing w:val="-10"/>
-          <w:sz w:val="18"/>
-        </w:rPr>
-        <w:t xml:space="preserve"> </w:t>
-      </w:r>
-      <w:r>
-        <w:rPr>
-          <w:color w:val="323B4B"/>
-          <w:spacing w:val="-2"/>
-          <w:sz w:val="18"/>
-        </w:rPr>
-        <w:t>Dec 2025</w:t>
-      </w:r>
-    </w:p>
-    <w:p>
-      <w:pPr>
-        <w:rPr>
-          <w:sz w:val="18"/>
-        </w:rPr>
-        <w:sectPr>
-          <w:type w:val="continuous"/>
-          <w:pgSz w:w="11910" w:h="16850"/>
-          <w:pgMar w:top="1380" w:right="141" w:bottom="0" w:left="283" w:header="720" w:footer="720" w:gutter="0"/>
-          <w:cols w:num="3" w:space="720" w:equalWidth="0">
-            <w:col w:w="3283" w:space="755"/>
-            <w:col w:w="2920" w:space="1975"/>
-            <w:col w:w="2553"/>
-          </w:cols>
-        </w:sectPr>
-      </w:pPr>
-    </w:p>
-    <w:p>
-      <w:pPr>
-        <w:spacing w:before="178"/>
-        <w:ind w:left="32"/>
-        <w:rPr>
-          <w:rFonts w:ascii="Arial"/>
-          <w:b/>
+        <w:rPr>
           <w:lang w:val="sv-SE"/>
-        </w:rPr>
-      </w:pPr>
-      <w:r>
-        <w:rPr>
-          <w:rFonts w:ascii="Arial"/>
-          <w:b/>
-          <w:color w:val="323B4B"/>
-          <w:spacing w:val="23"/>
-          <w:w w:val="105"/>
-          <w:lang w:val="sv-SE"/>
-        </w:rPr>
-        <w:t>PROGRAMMING</w:t>
-      </w:r>
-      <w:r>
-        <w:rPr>
-          <w:rFonts w:ascii="Arial"/>
-          <w:b/>
-          <w:color w:val="323B4B"/>
-          <w:spacing w:val="59"/>
-          <w:w w:val="150"/>
-          <w:lang w:val="sv-SE"/>
-        </w:rPr>
-        <w:t xml:space="preserve"> </w:t>
-      </w:r>
-      <w:r>
-        <w:rPr>
-          <w:rFonts w:ascii="Arial"/>
-          <w:b/>
-          <w:color w:val="323B4B"/>
-          <w:spacing w:val="16"/>
-          <w:w w:val="90"/>
-          <w:lang w:val="sv-SE"/>
-        </w:rPr>
-        <w:t>SKILLS</w:t>
-      </w:r>
-    </w:p>
-    <w:p>
-      <w:pPr>
-        <w:spacing w:before="165" w:line="388" w:lineRule="auto"/>
-        <w:ind w:left="274" w:right="1492"/>
-        <w:rPr>
-          <w:sz w:val="20"/>
-          <w:lang w:val="sv-SE"/>
-        </w:rPr>
-      </w:pPr>
-      <w:r>
-        <w:rPr>
-          <w:color w:val="323B4B"/>
-          <w:sz w:val="20"/>
-          <w:lang w:val="sv-SE"/>
-        </w:rPr>
-        <w:t>Python</w:t>
-      </w:r>
-      <w:r>
-        <w:rPr>
-          <w:color w:val="323B4B"/>
-          <w:spacing w:val="-16"/>
-          <w:sz w:val="20"/>
-          <w:lang w:val="sv-SE"/>
-        </w:rPr>
-        <w:t xml:space="preserve"> </w:t>
-      </w:r>
-      <w:r>
-        <w:rPr>
-          <w:color w:val="323B4B"/>
-          <w:sz w:val="20"/>
-          <w:lang w:val="sv-SE"/>
-        </w:rPr>
-        <w:t>&amp;</w:t>
-      </w:r>
-      <w:r>
-        <w:rPr>
-          <w:color w:val="323B4B"/>
-          <w:spacing w:val="-16"/>
-          <w:sz w:val="20"/>
-          <w:lang w:val="sv-SE"/>
-        </w:rPr>
-        <w:t xml:space="preserve"> </w:t>
-      </w:r>
-      <w:r>
-        <w:rPr>
-          <w:color w:val="323B4B"/>
-          <w:sz w:val="20"/>
-          <w:lang w:val="sv-SE"/>
-        </w:rPr>
-        <w:t>Java C &amp; C++</w:t>
-      </w:r>
-    </w:p>
-    <w:p>
-      <w:pPr>
-        <w:spacing w:line="160" w:lineRule="exact"/>
-        <w:ind w:left="32"/>
-        <w:rPr>
-          <w:sz w:val="18"/>
-        </w:rPr>
-      </w:pPr>
-      <w:r>
-        <w:br w:type="column"/>
-      </w:r>
-      <w:r>
-        <w:rPr>
-          <w:color w:val="323B4B"/>
-          <w:w w:val="105"/>
-          <w:sz w:val="18"/>
-        </w:rPr>
-        <w:t>Contribute</w:t>
-      </w:r>
-      <w:r>
-        <w:rPr>
-          <w:color w:val="323B4B"/>
-          <w:spacing w:val="19"/>
-          <w:w w:val="105"/>
-          <w:sz w:val="18"/>
-        </w:rPr>
-        <w:t xml:space="preserve"> </w:t>
-      </w:r>
-      <w:r>
-        <w:rPr>
-          <w:color w:val="323B4B"/>
-          <w:w w:val="105"/>
-          <w:sz w:val="18"/>
-        </w:rPr>
-        <w:t>to</w:t>
-      </w:r>
-      <w:r>
-        <w:rPr>
-          <w:color w:val="323B4B"/>
-          <w:spacing w:val="19"/>
-          <w:w w:val="105"/>
-          <w:sz w:val="18"/>
-        </w:rPr>
-        <w:t xml:space="preserve"> </w:t>
-      </w:r>
-      <w:r>
-        <w:rPr>
-          <w:color w:val="323B4B"/>
-          <w:w w:val="105"/>
-          <w:sz w:val="18"/>
-        </w:rPr>
-        <w:t>the</w:t>
-      </w:r>
-      <w:r>
-        <w:rPr>
-          <w:color w:val="323B4B"/>
-          <w:spacing w:val="19"/>
-          <w:w w:val="105"/>
-          <w:sz w:val="18"/>
-        </w:rPr>
-        <w:t xml:space="preserve"> </w:t>
-      </w:r>
-      <w:r>
-        <w:rPr>
-          <w:color w:val="323B4B"/>
-          <w:w w:val="105"/>
-          <w:sz w:val="18"/>
-        </w:rPr>
-        <w:t>development</w:t>
-      </w:r>
-      <w:r>
-        <w:rPr>
-          <w:color w:val="323B4B"/>
-          <w:spacing w:val="20"/>
-          <w:w w:val="105"/>
-          <w:sz w:val="18"/>
-        </w:rPr>
-        <w:t xml:space="preserve"> </w:t>
-      </w:r>
-      <w:r>
-        <w:rPr>
-          <w:color w:val="323B4B"/>
-          <w:w w:val="105"/>
-          <w:sz w:val="18"/>
-        </w:rPr>
-        <w:t>and</w:t>
-      </w:r>
-      <w:r>
-        <w:rPr>
-          <w:color w:val="323B4B"/>
-          <w:spacing w:val="19"/>
-          <w:w w:val="105"/>
-          <w:sz w:val="18"/>
-        </w:rPr>
-        <w:t xml:space="preserve"> </w:t>
-      </w:r>
-      <w:r>
-        <w:rPr>
-          <w:color w:val="323B4B"/>
-          <w:w w:val="105"/>
-          <w:sz w:val="18"/>
-        </w:rPr>
-        <w:t>implementation</w:t>
-      </w:r>
-      <w:r>
-        <w:rPr>
-          <w:color w:val="323B4B"/>
-          <w:spacing w:val="19"/>
-          <w:w w:val="105"/>
-          <w:sz w:val="18"/>
-        </w:rPr>
-        <w:t xml:space="preserve"> </w:t>
-      </w:r>
-      <w:r>
-        <w:rPr>
-          <w:color w:val="323B4B"/>
-          <w:w w:val="105"/>
-          <w:sz w:val="18"/>
-        </w:rPr>
-        <w:t>of</w:t>
-      </w:r>
-      <w:r>
-        <w:rPr>
-          <w:color w:val="323B4B"/>
-          <w:spacing w:val="20"/>
-          <w:w w:val="105"/>
-          <w:sz w:val="18"/>
-        </w:rPr>
-        <w:t xml:space="preserve"> </w:t>
-      </w:r>
-      <w:r>
-        <w:rPr>
-          <w:color w:val="323B4B"/>
-          <w:w w:val="105"/>
-          <w:sz w:val="18"/>
-        </w:rPr>
-        <w:t>technical</w:t>
-      </w:r>
-      <w:r>
-        <w:rPr>
-          <w:color w:val="323B4B"/>
-          <w:spacing w:val="19"/>
-          <w:w w:val="105"/>
-          <w:sz w:val="18"/>
-        </w:rPr>
-        <w:t xml:space="preserve"> </w:t>
-      </w:r>
-      <w:r>
-        <w:rPr>
-          <w:color w:val="323B4B"/>
-          <w:spacing w:val="-2"/>
-          <w:w w:val="105"/>
-          <w:sz w:val="18"/>
-        </w:rPr>
-        <w:t>solutions</w:t>
-      </w:r>
-    </w:p>
-    <w:p>
-      <w:pPr>
-        <w:spacing w:before="23"/>
-        <w:ind w:left="32"/>
-        <w:rPr>
-          <w:sz w:val="18"/>
-        </w:rPr>
-      </w:pPr>
-      <w:r>
-        <w:rPr>
-          <w:color w:val="323B4B"/>
-          <w:sz w:val="18"/>
-        </w:rPr>
-        <w:t>across</w:t>
-      </w:r>
-      <w:r>
-        <w:rPr>
-          <w:color w:val="323B4B"/>
-          <w:spacing w:val="-3"/>
-          <w:sz w:val="18"/>
-        </w:rPr>
-        <w:t xml:space="preserve"> </w:t>
-      </w:r>
-      <w:r>
-        <w:rPr>
-          <w:color w:val="323B4B"/>
-          <w:sz w:val="18"/>
-        </w:rPr>
-        <w:t>various</w:t>
-      </w:r>
-      <w:r>
-        <w:rPr>
-          <w:color w:val="323B4B"/>
-          <w:spacing w:val="-3"/>
-          <w:sz w:val="18"/>
-        </w:rPr>
-        <w:t xml:space="preserve"> </w:t>
-      </w:r>
-      <w:r>
-        <w:rPr>
-          <w:color w:val="323B4B"/>
-          <w:spacing w:val="-2"/>
-          <w:sz w:val="18"/>
-        </w:rPr>
-        <w:t>projects.</w:t>
-      </w:r>
-    </w:p>
-    <w:p>
-      <w:pPr>
-        <w:spacing w:before="22" w:line="266" w:lineRule="auto"/>
-        <w:ind w:left="32"/>
-        <w:rPr>
-          <w:sz w:val="18"/>
-        </w:rPr>
-      </w:pPr>
-      <w:r>
-        <w:rPr>
-          <w:color w:val="323B4B"/>
-          <w:sz w:val="18"/>
-        </w:rPr>
-        <w:t>Improve</w:t>
-      </w:r>
-      <w:r>
-        <w:rPr>
-          <w:color w:val="323B4B"/>
-          <w:spacing w:val="80"/>
-          <w:sz w:val="18"/>
-        </w:rPr>
-        <w:t xml:space="preserve"> </w:t>
-      </w:r>
-      <w:r>
-        <w:rPr>
-          <w:color w:val="323B4B"/>
-          <w:sz w:val="18"/>
-        </w:rPr>
-        <w:t>work</w:t>
-      </w:r>
-      <w:r>
-        <w:rPr>
-          <w:color w:val="323B4B"/>
-          <w:spacing w:val="80"/>
-          <w:sz w:val="18"/>
-        </w:rPr>
-        <w:t xml:space="preserve"> </w:t>
-      </w:r>
-      <w:r>
-        <w:rPr>
-          <w:color w:val="323B4B"/>
-          <w:sz w:val="18"/>
-        </w:rPr>
-        <w:t>processes</w:t>
-      </w:r>
-      <w:r>
-        <w:rPr>
-          <w:color w:val="323B4B"/>
-          <w:spacing w:val="80"/>
-          <w:sz w:val="18"/>
-        </w:rPr>
-        <w:t xml:space="preserve"> </w:t>
-      </w:r>
-      <w:r>
-        <w:rPr>
-          <w:color w:val="323B4B"/>
-          <w:sz w:val="18"/>
-        </w:rPr>
-        <w:t>by</w:t>
-      </w:r>
-      <w:r>
-        <w:rPr>
-          <w:color w:val="323B4B"/>
-          <w:spacing w:val="80"/>
-          <w:sz w:val="18"/>
-        </w:rPr>
-        <w:t xml:space="preserve"> </w:t>
-      </w:r>
-      <w:r>
-        <w:rPr>
-          <w:color w:val="323B4B"/>
-          <w:sz w:val="18"/>
-        </w:rPr>
-        <w:t>contributing</w:t>
-      </w:r>
-      <w:r>
-        <w:rPr>
-          <w:color w:val="323B4B"/>
-          <w:spacing w:val="80"/>
-          <w:sz w:val="18"/>
-        </w:rPr>
-        <w:t xml:space="preserve"> </w:t>
-      </w:r>
-      <w:r>
-        <w:rPr>
-          <w:color w:val="323B4B"/>
-          <w:sz w:val="18"/>
-        </w:rPr>
-        <w:t>to</w:t>
-      </w:r>
-      <w:r>
-        <w:rPr>
-          <w:color w:val="323B4B"/>
-          <w:spacing w:val="80"/>
-          <w:sz w:val="18"/>
-        </w:rPr>
-        <w:t xml:space="preserve"> </w:t>
-      </w:r>
-      <w:r>
-        <w:rPr>
-          <w:color w:val="323B4B"/>
-          <w:sz w:val="18"/>
-        </w:rPr>
-        <w:t>project</w:t>
-      </w:r>
-      <w:r>
-        <w:rPr>
-          <w:color w:val="323B4B"/>
-          <w:spacing w:val="80"/>
-          <w:sz w:val="18"/>
-        </w:rPr>
-        <w:t xml:space="preserve"> </w:t>
-      </w:r>
-      <w:r>
-        <w:rPr>
-          <w:color w:val="323B4B"/>
-          <w:sz w:val="18"/>
-        </w:rPr>
-        <w:t>management</w:t>
-      </w:r>
-      <w:r>
-        <w:rPr>
-          <w:color w:val="323B4B"/>
-          <w:spacing w:val="80"/>
-          <w:sz w:val="18"/>
-        </w:rPr>
-        <w:t xml:space="preserve"> </w:t>
-      </w:r>
-      <w:r>
-        <w:rPr>
-          <w:color w:val="323B4B"/>
-          <w:sz w:val="18"/>
-        </w:rPr>
-        <w:t>and technical</w:t>
-      </w:r>
-      <w:r>
-        <w:rPr>
-          <w:color w:val="323B4B"/>
-          <w:spacing w:val="-18"/>
-          <w:sz w:val="18"/>
-        </w:rPr>
-        <w:t xml:space="preserve"> </w:t>
-      </w:r>
-      <w:r>
-        <w:rPr>
-          <w:color w:val="323B4B"/>
-          <w:sz w:val="18"/>
-        </w:rPr>
-        <w:t>documentation.</w:t>
-      </w:r>
-    </w:p>
-    <w:p>
-      <w:pPr>
-        <w:spacing w:line="266" w:lineRule="auto"/>
-        <w:ind w:left="32"/>
-        <w:rPr>
-          <w:sz w:val="18"/>
-        </w:rPr>
-      </w:pPr>
-      <w:r>
-        <w:rPr>
-          <w:color w:val="323B4B"/>
-          <w:w w:val="105"/>
-          <w:sz w:val="18"/>
-        </w:rPr>
-        <w:t>Apply industry best practices and technical standards to solve real-world</w:t>
-      </w:r>
-      <w:r>
-        <w:rPr>
-          <w:color w:val="323B4B"/>
-          <w:spacing w:val="40"/>
-          <w:w w:val="105"/>
-          <w:sz w:val="18"/>
-        </w:rPr>
-        <w:t xml:space="preserve"> </w:t>
-      </w:r>
-      <w:r>
-        <w:rPr>
-          <w:color w:val="323B4B"/>
-          <w:spacing w:val="-2"/>
-          <w:w w:val="105"/>
-          <w:sz w:val="18"/>
-        </w:rPr>
-        <w:t>challenges.</w:t>
-      </w:r>
-    </w:p>
-    <w:p>
-      <w:pPr>
-        <w:spacing w:line="266" w:lineRule="auto"/>
-        <w:rPr>
-          <w:sz w:val="18"/>
-        </w:rPr>
-        <w:sectPr>
-          <w:type w:val="continuous"/>
-          <w:pgSz w:w="11910" w:h="16850"/>
-          <w:pgMar w:top="1380" w:right="141" w:bottom="0" w:left="283" w:header="720" w:footer="720" w:gutter="0"/>
-          <w:cols w:num="2" w:space="720" w:equalWidth="0">
-            <w:col w:w="3096" w:space="1642"/>
-            <w:col w:w="6748"/>
-          </w:cols>
-        </w:sectPr>
-      </w:pPr>
-    </w:p>
-    <w:p>
-      <w:pPr>
-        <w:spacing w:line="388" w:lineRule="auto"/>
-        <w:ind w:left="274" w:right="38"/>
-        <w:rPr>
-          <w:sz w:val="20"/>
-        </w:rPr>
-      </w:pPr>
-      <w:r>
-        <w:rPr>
-          <w:color w:val="323B4B"/>
-          <w:sz w:val="20"/>
-        </w:rPr>
-        <w:t>JavaScript</w:t>
-      </w:r>
-      <w:r>
-        <w:rPr>
-          <w:color w:val="323B4B"/>
-          <w:spacing w:val="-16"/>
-          <w:sz w:val="20"/>
-        </w:rPr>
-        <w:t xml:space="preserve"> </w:t>
-      </w:r>
-      <w:r>
-        <w:rPr>
-          <w:color w:val="323B4B"/>
-          <w:sz w:val="20"/>
-        </w:rPr>
-        <w:t>&amp;</w:t>
-      </w:r>
-      <w:r>
-        <w:rPr>
-          <w:color w:val="323B4B"/>
-          <w:spacing w:val="-16"/>
-          <w:sz w:val="20"/>
-        </w:rPr>
-        <w:t xml:space="preserve"> </w:t>
-      </w:r>
-      <w:r>
-        <w:rPr>
-          <w:color w:val="323B4B"/>
-          <w:sz w:val="20"/>
-        </w:rPr>
-        <w:t xml:space="preserve">TypeScript </w:t>
-      </w:r>
-      <w:r>
-        <w:rPr>
-          <w:color w:val="323B4B"/>
-          <w:w w:val="105"/>
-          <w:sz w:val="20"/>
-        </w:rPr>
-        <w:t>HTML &amp; CSS</w:t>
-      </w:r>
-    </w:p>
-    <w:p>
-      <w:pPr>
-        <w:spacing w:before="88"/>
-        <w:ind w:left="274"/>
-        <w:rPr>
-          <w:b/>
-          <w:sz w:val="20"/>
-        </w:rPr>
-      </w:pPr>
-      <w:r>
-        <w:br w:type="column"/>
-      </w:r>
-      <w:r>
-        <w:rPr>
-          <w:b/>
-          <w:color w:val="323B4B"/>
-          <w:w w:val="90"/>
-          <w:sz w:val="20"/>
-        </w:rPr>
-        <w:t>Programmer</w:t>
-      </w:r>
-      <w:r>
-        <w:rPr>
-          <w:b/>
-          <w:color w:val="323B4B"/>
-          <w:spacing w:val="4"/>
-          <w:sz w:val="20"/>
-        </w:rPr>
-        <w:t xml:space="preserve"> </w:t>
-      </w:r>
-      <w:r>
-        <w:rPr>
-          <w:b/>
-          <w:color w:val="323B4B"/>
-          <w:w w:val="90"/>
-          <w:sz w:val="20"/>
-        </w:rPr>
-        <w:t>&amp;</w:t>
-      </w:r>
-      <w:r>
-        <w:rPr>
-          <w:b/>
-          <w:color w:val="323B4B"/>
-          <w:spacing w:val="5"/>
-          <w:sz w:val="20"/>
-        </w:rPr>
-        <w:t xml:space="preserve"> </w:t>
-      </w:r>
-      <w:r>
-        <w:rPr>
-          <w:b/>
-          <w:color w:val="323B4B"/>
-          <w:w w:val="90"/>
-          <w:sz w:val="20"/>
-        </w:rPr>
-        <w:t>SEO</w:t>
-      </w:r>
-      <w:r>
-        <w:rPr>
-          <w:b/>
-          <w:color w:val="323B4B"/>
-          <w:spacing w:val="4"/>
-          <w:sz w:val="20"/>
-        </w:rPr>
-        <w:t xml:space="preserve"> </w:t>
-      </w:r>
-      <w:r>
-        <w:rPr>
-          <w:b/>
-          <w:color w:val="323B4B"/>
-          <w:spacing w:val="-2"/>
-          <w:w w:val="90"/>
-          <w:sz w:val="20"/>
-        </w:rPr>
-        <w:t>Analyst</w:t>
-      </w:r>
-    </w:p>
-    <w:p>
-      <w:pPr>
-        <w:spacing w:before="63"/>
-        <w:ind w:left="274"/>
-        <w:rPr>
-          <w:sz w:val="20"/>
-        </w:rPr>
-      </w:pPr>
-      <w:r>
-        <w:rPr>
-          <w:color w:val="323B4B"/>
-          <w:w w:val="105"/>
-          <w:sz w:val="20"/>
-        </w:rPr>
-        <w:t>Bonn</w:t>
-      </w:r>
-      <w:r>
-        <w:rPr>
-          <w:color w:val="323B4B"/>
-          <w:spacing w:val="-21"/>
-          <w:w w:val="105"/>
-          <w:sz w:val="20"/>
-        </w:rPr>
-        <w:t xml:space="preserve"> </w:t>
-      </w:r>
-      <w:r>
-        <w:rPr>
-          <w:color w:val="323B4B"/>
-          <w:w w:val="105"/>
-          <w:sz w:val="20"/>
-        </w:rPr>
-        <w:t>Bonn</w:t>
-      </w:r>
-      <w:r>
-        <w:rPr>
-          <w:color w:val="323B4B"/>
-          <w:spacing w:val="-21"/>
-          <w:w w:val="105"/>
-          <w:sz w:val="20"/>
-        </w:rPr>
-        <w:t xml:space="preserve"> </w:t>
-      </w:r>
-      <w:r>
-        <w:rPr>
-          <w:color w:val="323B4B"/>
-          <w:w w:val="105"/>
-          <w:sz w:val="20"/>
-        </w:rPr>
-        <w:t>AB</w:t>
-      </w:r>
-      <w:r>
-        <w:rPr>
-          <w:color w:val="323B4B"/>
-          <w:spacing w:val="-21"/>
-          <w:w w:val="105"/>
-          <w:sz w:val="20"/>
-        </w:rPr>
-        <w:t xml:space="preserve"> </w:t>
-      </w:r>
-      <w:r>
-        <w:rPr>
-          <w:color w:val="323B4B"/>
-          <w:spacing w:val="-2"/>
-          <w:w w:val="105"/>
-          <w:sz w:val="20"/>
-        </w:rPr>
-        <w:t>(Freelance/Contract)</w:t>
-      </w:r>
-    </w:p>
-    <w:p>
-      <w:pPr>
-        <w:spacing w:before="149"/>
-        <w:ind w:left="274"/>
-        <w:rPr>
-          <w:sz w:val="18"/>
-        </w:rPr>
-      </w:pPr>
-      <w:r>
-        <w:br w:type="column"/>
-      </w:r>
-      <w:r>
-        <w:rPr>
-          <w:color w:val="323B4B"/>
-          <w:sz w:val="18"/>
-        </w:rPr>
-        <w:t>Jun</w:t>
-      </w:r>
-      <w:r>
-        <w:rPr>
-          <w:color w:val="323B4B"/>
-          <w:spacing w:val="-3"/>
-          <w:sz w:val="18"/>
-        </w:rPr>
-        <w:t xml:space="preserve"> </w:t>
-      </w:r>
-      <w:r>
-        <w:rPr>
-          <w:color w:val="323B4B"/>
-          <w:sz w:val="18"/>
-        </w:rPr>
-        <w:t>2025</w:t>
-      </w:r>
-      <w:r>
-        <w:rPr>
-          <w:color w:val="323B4B"/>
-          <w:spacing w:val="-3"/>
-          <w:sz w:val="18"/>
-        </w:rPr>
-        <w:t xml:space="preserve"> </w:t>
-      </w:r>
-      <w:r>
-        <w:rPr>
-          <w:color w:val="323B4B"/>
-          <w:sz w:val="18"/>
-        </w:rPr>
-        <w:t>-</w:t>
-      </w:r>
-      <w:r>
-        <w:rPr>
-          <w:color w:val="323B4B"/>
-          <w:spacing w:val="-3"/>
-          <w:sz w:val="18"/>
-        </w:rPr>
-        <w:t xml:space="preserve"> </w:t>
-      </w:r>
-      <w:r>
-        <w:rPr>
-          <w:color w:val="323B4B"/>
-          <w:sz w:val="18"/>
-        </w:rPr>
-        <w:t>Sep</w:t>
-      </w:r>
-      <w:r>
-        <w:rPr>
-          <w:color w:val="323B4B"/>
-          <w:spacing w:val="-3"/>
-          <w:sz w:val="18"/>
-        </w:rPr>
-        <w:t xml:space="preserve"> </w:t>
-      </w:r>
-      <w:r>
-        <w:rPr>
-          <w:color w:val="323B4B"/>
-          <w:spacing w:val="-4"/>
-          <w:sz w:val="18"/>
-        </w:rPr>
-        <w:t>2025</w:t>
-      </w:r>
-    </w:p>
-    <w:p>
-      <w:pPr>
-        <w:rPr>
-          <w:sz w:val="18"/>
-        </w:rPr>
-        <w:sectPr>
-          <w:type w:val="continuous"/>
-          <w:pgSz w:w="11910" w:h="16850"/>
-          <w:pgMar w:top="1380" w:right="141" w:bottom="0" w:left="283" w:header="720" w:footer="720" w:gutter="0"/>
-          <w:cols w:num="3" w:space="720" w:equalWidth="0">
-            <w:col w:w="2402" w:space="1774"/>
-            <w:col w:w="3511" w:space="1391"/>
-            <w:col w:w="2408"/>
-          </w:cols>
-        </w:sectPr>
-      </w:pPr>
-    </w:p>
-    <w:p>
-      <w:pPr>
-        <w:spacing w:line="300" w:lineRule="auto"/>
-        <w:ind w:left="32" w:firstLine="241"/>
-        <w:jc w:val="both"/>
-        <w:rPr>
-          <w:rFonts w:ascii="Arial"/>
-          <w:b/>
-        </w:rPr>
-      </w:pPr>
-      <w:r>
-        <w:rPr>
-          <w:color w:val="323B4B"/>
-          <w:sz w:val="20"/>
-        </w:rPr>
-        <w:t>Data</w:t>
-      </w:r>
-      <w:r>
-        <w:rPr>
-          <w:color w:val="323B4B"/>
-          <w:spacing w:val="-16"/>
-          <w:sz w:val="20"/>
-        </w:rPr>
-        <w:t xml:space="preserve"> </w:t>
-      </w:r>
-      <w:r>
-        <w:rPr>
-          <w:color w:val="323B4B"/>
-          <w:sz w:val="20"/>
-        </w:rPr>
-        <w:t>analysis,</w:t>
-      </w:r>
-      <w:r>
-        <w:rPr>
-          <w:color w:val="323B4B"/>
-          <w:spacing w:val="-16"/>
-          <w:sz w:val="20"/>
-        </w:rPr>
-        <w:t xml:space="preserve"> </w:t>
-      </w:r>
-      <w:r>
-        <w:rPr>
-          <w:color w:val="323B4B"/>
-          <w:sz w:val="20"/>
-        </w:rPr>
-        <w:t>System</w:t>
-      </w:r>
-      <w:r>
-        <w:rPr>
-          <w:color w:val="323B4B"/>
-          <w:spacing w:val="-15"/>
-          <w:sz w:val="20"/>
-        </w:rPr>
-        <w:t xml:space="preserve"> </w:t>
-      </w:r>
-      <w:r>
-        <w:rPr>
-          <w:color w:val="323B4B"/>
-          <w:sz w:val="20"/>
-        </w:rPr>
-        <w:t xml:space="preserve">optimization </w:t>
-      </w:r>
-      <w:r>
-        <w:rPr>
-          <w:rFonts w:ascii="Arial"/>
-          <w:b/>
-          <w:color w:val="323B4B"/>
-          <w:spacing w:val="23"/>
-        </w:rPr>
-        <w:t xml:space="preserve">ELECTRICAL </w:t>
-      </w:r>
-      <w:r>
-        <w:rPr>
-          <w:rFonts w:ascii="Arial"/>
-          <w:b/>
-          <w:color w:val="323B4B"/>
-        </w:rPr>
-        <w:t xml:space="preserve">&amp; </w:t>
-      </w:r>
-      <w:r>
-        <w:rPr>
-          <w:rFonts w:ascii="Arial"/>
-          <w:b/>
-          <w:color w:val="323B4B"/>
-          <w:spacing w:val="22"/>
-        </w:rPr>
-        <w:t xml:space="preserve">CONTROL </w:t>
-      </w:r>
-      <w:r>
-        <w:rPr>
-          <w:rFonts w:ascii="Arial"/>
-          <w:b/>
-          <w:color w:val="323B4B"/>
-          <w:spacing w:val="20"/>
-        </w:rPr>
-        <w:t>SYSTEMS</w:t>
-      </w:r>
-    </w:p>
-    <w:p>
-      <w:pPr>
-        <w:spacing w:line="164" w:lineRule="exact"/>
-        <w:ind w:left="32"/>
-        <w:rPr>
-          <w:sz w:val="18"/>
-        </w:rPr>
-      </w:pPr>
-      <w:r>
-        <w:br w:type="column"/>
-      </w:r>
-      <w:r>
-        <w:rPr>
-          <w:color w:val="323B4B"/>
-          <w:w w:val="105"/>
-          <w:sz w:val="18"/>
-        </w:rPr>
-        <w:t>Established</w:t>
-      </w:r>
-      <w:r>
-        <w:rPr>
-          <w:color w:val="323B4B"/>
-          <w:spacing w:val="43"/>
-          <w:w w:val="105"/>
-          <w:sz w:val="18"/>
-        </w:rPr>
-        <w:t xml:space="preserve"> </w:t>
-      </w:r>
-      <w:r>
-        <w:rPr>
-          <w:color w:val="323B4B"/>
-          <w:w w:val="105"/>
-          <w:sz w:val="18"/>
-        </w:rPr>
-        <w:t>the</w:t>
-      </w:r>
-      <w:r>
-        <w:rPr>
-          <w:color w:val="323B4B"/>
-          <w:spacing w:val="44"/>
-          <w:w w:val="105"/>
-          <w:sz w:val="18"/>
-        </w:rPr>
-        <w:t xml:space="preserve"> </w:t>
-      </w:r>
-      <w:r>
-        <w:rPr>
-          <w:color w:val="323B4B"/>
-          <w:w w:val="105"/>
-          <w:sz w:val="18"/>
-        </w:rPr>
-        <w:t>basic</w:t>
-      </w:r>
-      <w:r>
-        <w:rPr>
-          <w:color w:val="323B4B"/>
-          <w:spacing w:val="44"/>
-          <w:w w:val="105"/>
-          <w:sz w:val="18"/>
-        </w:rPr>
-        <w:t xml:space="preserve"> </w:t>
-      </w:r>
-      <w:r>
-        <w:rPr>
-          <w:color w:val="323B4B"/>
-          <w:w w:val="105"/>
-          <w:sz w:val="18"/>
-        </w:rPr>
-        <w:t>structure</w:t>
-      </w:r>
-      <w:r>
-        <w:rPr>
-          <w:color w:val="323B4B"/>
-          <w:spacing w:val="44"/>
-          <w:w w:val="105"/>
-          <w:sz w:val="18"/>
-        </w:rPr>
-        <w:t xml:space="preserve"> </w:t>
-      </w:r>
-      <w:r>
-        <w:rPr>
-          <w:color w:val="323B4B"/>
-          <w:w w:val="105"/>
-          <w:sz w:val="18"/>
-        </w:rPr>
-        <w:t>of</w:t>
-      </w:r>
-      <w:r>
-        <w:rPr>
-          <w:color w:val="323B4B"/>
-          <w:spacing w:val="44"/>
-          <w:w w:val="105"/>
-          <w:sz w:val="18"/>
-        </w:rPr>
-        <w:t xml:space="preserve"> </w:t>
-      </w:r>
-      <w:r>
-        <w:rPr>
-          <w:color w:val="323B4B"/>
-          <w:w w:val="105"/>
-          <w:sz w:val="18"/>
-        </w:rPr>
-        <w:t>the</w:t>
-      </w:r>
-      <w:r>
-        <w:rPr>
-          <w:color w:val="323B4B"/>
-          <w:spacing w:val="43"/>
-          <w:w w:val="105"/>
-          <w:sz w:val="18"/>
-        </w:rPr>
-        <w:t xml:space="preserve"> </w:t>
-      </w:r>
-      <w:r>
-        <w:rPr>
-          <w:color w:val="323B4B"/>
-          <w:w w:val="105"/>
-          <w:sz w:val="18"/>
-        </w:rPr>
-        <w:t>website</w:t>
-      </w:r>
-      <w:r>
-        <w:rPr>
-          <w:color w:val="323B4B"/>
-          <w:spacing w:val="44"/>
-          <w:w w:val="105"/>
-          <w:sz w:val="18"/>
-        </w:rPr>
-        <w:t xml:space="preserve"> </w:t>
-      </w:r>
-      <w:r>
-        <w:rPr>
-          <w:color w:val="323B4B"/>
-          <w:w w:val="105"/>
-          <w:sz w:val="18"/>
-        </w:rPr>
-        <w:t>and</w:t>
-      </w:r>
-      <w:r>
-        <w:rPr>
-          <w:color w:val="323B4B"/>
-          <w:spacing w:val="44"/>
-          <w:w w:val="105"/>
-          <w:sz w:val="18"/>
-        </w:rPr>
-        <w:t xml:space="preserve"> </w:t>
-      </w:r>
-      <w:r>
-        <w:rPr>
-          <w:color w:val="323B4B"/>
-          <w:w w:val="105"/>
-          <w:sz w:val="18"/>
-        </w:rPr>
-        <w:t>integrated</w:t>
-      </w:r>
-      <w:r>
-        <w:rPr>
-          <w:color w:val="323B4B"/>
-          <w:spacing w:val="44"/>
-          <w:w w:val="105"/>
-          <w:sz w:val="18"/>
-        </w:rPr>
-        <w:t xml:space="preserve"> </w:t>
-      </w:r>
-      <w:r>
-        <w:rPr>
-          <w:color w:val="323B4B"/>
-          <w:spacing w:val="-2"/>
-          <w:w w:val="105"/>
-          <w:sz w:val="18"/>
-        </w:rPr>
-        <w:t>payment</w:t>
-      </w:r>
-    </w:p>
-    <w:p>
-      <w:pPr>
-        <w:spacing w:before="23"/>
-        <w:ind w:left="32"/>
-        <w:rPr>
-          <w:sz w:val="18"/>
-        </w:rPr>
-      </w:pPr>
-      <w:r>
-        <w:rPr>
-          <w:color w:val="323B4B"/>
-          <w:sz w:val="18"/>
-        </w:rPr>
-        <w:t>methods</w:t>
-      </w:r>
-      <w:r>
-        <w:rPr>
-          <w:color w:val="323B4B"/>
-          <w:spacing w:val="5"/>
-          <w:sz w:val="18"/>
-        </w:rPr>
-        <w:t xml:space="preserve"> </w:t>
-      </w:r>
-      <w:r>
-        <w:rPr>
-          <w:color w:val="323B4B"/>
-          <w:sz w:val="18"/>
-        </w:rPr>
-        <w:t>and</w:t>
-      </w:r>
-      <w:r>
-        <w:rPr>
-          <w:color w:val="323B4B"/>
-          <w:spacing w:val="5"/>
-          <w:sz w:val="18"/>
-        </w:rPr>
-        <w:t xml:space="preserve"> </w:t>
-      </w:r>
-      <w:r>
-        <w:rPr>
-          <w:color w:val="323B4B"/>
-          <w:sz w:val="18"/>
-        </w:rPr>
-        <w:t>social</w:t>
-      </w:r>
-      <w:r>
-        <w:rPr>
-          <w:color w:val="323B4B"/>
-          <w:spacing w:val="6"/>
-          <w:sz w:val="18"/>
-        </w:rPr>
-        <w:t xml:space="preserve"> </w:t>
-      </w:r>
-      <w:r>
-        <w:rPr>
-          <w:color w:val="323B4B"/>
-          <w:spacing w:val="-4"/>
-          <w:sz w:val="18"/>
-        </w:rPr>
-        <w:t>media</w:t>
-      </w:r>
-    </w:p>
-    <w:p>
-      <w:pPr>
-        <w:spacing w:before="22" w:line="266" w:lineRule="auto"/>
-        <w:ind w:left="32"/>
-        <w:rPr>
-          <w:sz w:val="18"/>
-        </w:rPr>
-      </w:pPr>
-      <w:r>
-        <w:rPr>
-          <w:color w:val="323B4B"/>
-          <w:sz w:val="18"/>
-        </w:rPr>
-        <w:t xml:space="preserve">Fixed an email marketing system with standard strategies, and optimized and </w:t>
-      </w:r>
-      <w:r>
-        <w:rPr>
-          <w:color w:val="323B4B"/>
-          <w:w w:val="105"/>
-          <w:sz w:val="18"/>
-        </w:rPr>
-        <w:t>configured SEO for the website</w:t>
-      </w:r>
-    </w:p>
-    <w:p>
-      <w:pPr>
-        <w:spacing w:line="266" w:lineRule="auto"/>
-        <w:rPr>
-          <w:sz w:val="18"/>
-        </w:rPr>
-        <w:sectPr>
-          <w:type w:val="continuous"/>
-          <w:pgSz w:w="11910" w:h="16850"/>
-          <w:pgMar w:top="1380" w:right="141" w:bottom="0" w:left="283" w:header="720" w:footer="720" w:gutter="0"/>
-          <w:cols w:num="2" w:space="720" w:equalWidth="0">
-            <w:col w:w="3310" w:space="1427"/>
-            <w:col w:w="6749"/>
-          </w:cols>
-        </w:sectPr>
-      </w:pPr>
-    </w:p>
-    <w:p>
-      <w:pPr>
-        <w:spacing w:before="37"/>
-        <w:ind w:left="274"/>
-        <w:rPr>
-          <w:sz w:val="20"/>
-        </w:rPr>
-      </w:pPr>
-      <w:r>
-        <w:rPr>
-          <w:color w:val="323B4B"/>
-          <w:w w:val="105"/>
-          <w:sz w:val="20"/>
-        </w:rPr>
-        <w:t>MATLAB</w:t>
-      </w:r>
-      <w:r>
-        <w:rPr>
-          <w:color w:val="323B4B"/>
-          <w:spacing w:val="1"/>
-          <w:w w:val="105"/>
-          <w:sz w:val="20"/>
-        </w:rPr>
-        <w:t xml:space="preserve"> </w:t>
-      </w:r>
-      <w:r>
-        <w:rPr>
-          <w:color w:val="323B4B"/>
-          <w:w w:val="105"/>
-          <w:sz w:val="20"/>
-        </w:rPr>
-        <w:t>&amp;</w:t>
-      </w:r>
-      <w:r>
-        <w:rPr>
-          <w:color w:val="323B4B"/>
-          <w:spacing w:val="1"/>
-          <w:w w:val="105"/>
-          <w:sz w:val="20"/>
-        </w:rPr>
-        <w:t xml:space="preserve"> </w:t>
-      </w:r>
-      <w:r>
-        <w:rPr>
-          <w:color w:val="323B4B"/>
-          <w:spacing w:val="-2"/>
-          <w:w w:val="105"/>
-          <w:sz w:val="20"/>
-        </w:rPr>
-        <w:t>Assembly</w:t>
-      </w:r>
-    </w:p>
-    <w:p>
-      <w:pPr>
-        <w:spacing w:before="149" w:line="229" w:lineRule="exact"/>
-        <w:ind w:left="274"/>
-        <w:rPr>
-          <w:sz w:val="20"/>
-        </w:rPr>
-      </w:pPr>
-      <w:r>
-        <w:rPr>
-          <w:color w:val="323B4B"/>
-          <w:sz w:val="20"/>
-        </w:rPr>
-        <w:t>Control</w:t>
-      </w:r>
-      <w:r>
-        <w:rPr>
-          <w:color w:val="323B4B"/>
-          <w:spacing w:val="10"/>
-          <w:sz w:val="20"/>
-        </w:rPr>
-        <w:t xml:space="preserve"> </w:t>
-      </w:r>
-      <w:r>
-        <w:rPr>
-          <w:color w:val="323B4B"/>
-          <w:spacing w:val="-2"/>
-          <w:sz w:val="20"/>
-        </w:rPr>
-        <w:t>Systems</w:t>
-      </w:r>
-    </w:p>
-    <w:p>
-      <w:pPr>
-        <w:spacing w:before="20"/>
-        <w:ind w:left="274"/>
-        <w:rPr>
-          <w:b/>
-          <w:sz w:val="20"/>
-        </w:rPr>
-      </w:pPr>
-      <w:r>
-        <w:br w:type="column"/>
-      </w:r>
-      <w:r>
-        <w:rPr>
-          <w:b/>
-          <w:color w:val="323B4B"/>
-          <w:spacing w:val="-4"/>
-          <w:sz w:val="20"/>
-        </w:rPr>
-        <w:t>Teaching</w:t>
-      </w:r>
-      <w:r>
-        <w:rPr>
-          <w:b/>
-          <w:color w:val="323B4B"/>
-          <w:spacing w:val="-11"/>
-          <w:sz w:val="20"/>
-        </w:rPr>
-        <w:t xml:space="preserve"> </w:t>
-      </w:r>
-      <w:r>
-        <w:rPr>
-          <w:b/>
-          <w:color w:val="323B4B"/>
-          <w:spacing w:val="-2"/>
-          <w:sz w:val="20"/>
-        </w:rPr>
-        <w:t>Assistant</w:t>
-      </w:r>
-    </w:p>
-    <w:p>
-      <w:pPr>
-        <w:spacing w:before="63"/>
-        <w:ind w:left="274"/>
-        <w:rPr>
-          <w:sz w:val="20"/>
-        </w:rPr>
-      </w:pPr>
-      <w:r>
-        <w:rPr>
-          <w:color w:val="323B4B"/>
-          <w:spacing w:val="-2"/>
-          <w:w w:val="105"/>
-          <w:sz w:val="20"/>
-        </w:rPr>
-        <w:t>Uppsala</w:t>
-      </w:r>
-      <w:r>
-        <w:rPr>
-          <w:color w:val="323B4B"/>
-          <w:spacing w:val="-15"/>
-          <w:w w:val="105"/>
-          <w:sz w:val="20"/>
-        </w:rPr>
-        <w:t xml:space="preserve"> </w:t>
-      </w:r>
-      <w:r>
-        <w:rPr>
-          <w:color w:val="323B4B"/>
-          <w:spacing w:val="-2"/>
-          <w:w w:val="105"/>
-          <w:sz w:val="20"/>
-        </w:rPr>
-        <w:t>Universitet</w:t>
-      </w:r>
-    </w:p>
-    <w:p>
-      <w:pPr>
-        <w:spacing w:before="27"/>
-        <w:ind w:left="274"/>
-        <w:rPr>
-          <w:sz w:val="18"/>
-        </w:rPr>
-      </w:pPr>
-      <w:r>
-        <w:br w:type="column"/>
-      </w:r>
-      <w:r>
-        <w:rPr>
-          <w:color w:val="323B4B"/>
-          <w:sz w:val="18"/>
-        </w:rPr>
-        <w:t>2023</w:t>
-      </w:r>
-      <w:r>
-        <w:rPr>
-          <w:color w:val="323B4B"/>
-          <w:spacing w:val="-15"/>
-          <w:sz w:val="18"/>
-        </w:rPr>
-        <w:t xml:space="preserve"> </w:t>
-      </w:r>
-      <w:r>
-        <w:rPr>
-          <w:color w:val="323B4B"/>
-          <w:sz w:val="18"/>
-        </w:rPr>
-        <w:t>-</w:t>
-      </w:r>
-      <w:r>
-        <w:rPr>
-          <w:color w:val="323B4B"/>
-          <w:spacing w:val="-14"/>
-          <w:sz w:val="18"/>
-        </w:rPr>
-        <w:t xml:space="preserve"> </w:t>
-      </w:r>
-      <w:r>
-        <w:rPr>
-          <w:color w:val="323B4B"/>
-          <w:spacing w:val="-4"/>
-          <w:sz w:val="18"/>
-        </w:rPr>
-        <w:t>2025</w:t>
-      </w:r>
-    </w:p>
-    <w:p>
-      <w:pPr>
-        <w:rPr>
-          <w:sz w:val="18"/>
-        </w:rPr>
-        <w:sectPr>
-          <w:type w:val="continuous"/>
-          <w:pgSz w:w="11910" w:h="16850"/>
-          <w:pgMar w:top="1380" w:right="141" w:bottom="0" w:left="283" w:header="720" w:footer="720" w:gutter="0"/>
-          <w:cols w:num="3" w:space="720" w:equalWidth="0">
-            <w:col w:w="2207" w:space="1983"/>
-            <w:col w:w="2116" w:space="3488"/>
-            <w:col w:w="1692"/>
-          </w:cols>
-        </w:sectPr>
-      </w:pPr>
-    </w:p>
-    <w:p>
-      <w:pPr>
-        <w:spacing w:before="12" w:line="390" w:lineRule="atLeast"/>
-        <w:ind w:left="274" w:right="38"/>
-        <w:rPr>
-          <w:sz w:val="20"/>
-        </w:rPr>
-      </w:pPr>
-      <w:r>
-        <w:rPr>
-          <w:color w:val="323B4B"/>
-          <w:sz w:val="20"/>
-        </w:rPr>
-        <w:t>Embedded</w:t>
-      </w:r>
-      <w:r>
-        <w:rPr>
-          <w:color w:val="323B4B"/>
-          <w:spacing w:val="-2"/>
-          <w:sz w:val="20"/>
-        </w:rPr>
-        <w:t xml:space="preserve"> </w:t>
-      </w:r>
-      <w:r>
-        <w:rPr>
-          <w:color w:val="323B4B"/>
-          <w:sz w:val="20"/>
-        </w:rPr>
-        <w:t xml:space="preserve">Systems </w:t>
-      </w:r>
-      <w:r>
-        <w:rPr>
-          <w:color w:val="323B4B"/>
-          <w:spacing w:val="-2"/>
-          <w:sz w:val="20"/>
-        </w:rPr>
-        <w:t>IoT</w:t>
-      </w:r>
-      <w:r>
-        <w:rPr>
-          <w:color w:val="323B4B"/>
-          <w:spacing w:val="-14"/>
-          <w:sz w:val="20"/>
-        </w:rPr>
-        <w:t xml:space="preserve"> </w:t>
-      </w:r>
-      <w:r>
-        <w:rPr>
-          <w:color w:val="323B4B"/>
-          <w:spacing w:val="-2"/>
-          <w:sz w:val="20"/>
-        </w:rPr>
-        <w:t>(Sensors</w:t>
-      </w:r>
-      <w:r>
-        <w:rPr>
-          <w:color w:val="323B4B"/>
-          <w:spacing w:val="-14"/>
-          <w:sz w:val="20"/>
-        </w:rPr>
-        <w:t xml:space="preserve"> </w:t>
-      </w:r>
-      <w:r>
-        <w:rPr>
-          <w:color w:val="323B4B"/>
-          <w:spacing w:val="-2"/>
-          <w:sz w:val="20"/>
-        </w:rPr>
-        <w:t>&amp;</w:t>
-      </w:r>
-      <w:r>
-        <w:rPr>
-          <w:color w:val="323B4B"/>
-          <w:spacing w:val="-13"/>
-          <w:sz w:val="20"/>
-        </w:rPr>
-        <w:t xml:space="preserve"> </w:t>
-      </w:r>
-      <w:r>
-        <w:rPr>
-          <w:color w:val="323B4B"/>
-          <w:spacing w:val="-2"/>
-          <w:sz w:val="20"/>
-        </w:rPr>
-        <w:t xml:space="preserve">ESP32) </w:t>
-      </w:r>
-      <w:r>
-        <w:rPr>
-          <w:color w:val="323B4B"/>
-          <w:sz w:val="20"/>
-        </w:rPr>
-        <w:t>Signal</w:t>
-      </w:r>
-      <w:r>
-        <w:rPr>
-          <w:color w:val="323B4B"/>
-          <w:spacing w:val="-2"/>
-          <w:sz w:val="20"/>
-        </w:rPr>
-        <w:t xml:space="preserve"> </w:t>
-      </w:r>
-      <w:r>
-        <w:rPr>
-          <w:color w:val="323B4B"/>
-          <w:sz w:val="20"/>
-        </w:rPr>
-        <w:t>Processing</w:t>
-      </w:r>
-    </w:p>
-    <w:p>
-      <w:pPr>
-        <w:spacing w:line="266" w:lineRule="auto"/>
-        <w:ind w:left="274"/>
-        <w:rPr>
-          <w:sz w:val="18"/>
-        </w:rPr>
-      </w:pPr>
-      <w:r>
-        <w:br w:type="column"/>
-      </w:r>
-      <w:r>
-        <w:rPr>
-          <w:color w:val="323B4B"/>
-          <w:w w:val="105"/>
-          <w:sz w:val="18"/>
-        </w:rPr>
-        <w:t>Assisted over 50 students per semester with concept clarification, concept explanation</w:t>
-      </w:r>
-      <w:r>
-        <w:rPr>
-          <w:color w:val="323B4B"/>
-          <w:spacing w:val="-3"/>
-          <w:w w:val="105"/>
-          <w:sz w:val="18"/>
-        </w:rPr>
-        <w:t xml:space="preserve"> </w:t>
-      </w:r>
-      <w:r>
-        <w:rPr>
-          <w:color w:val="323B4B"/>
-          <w:w w:val="105"/>
-          <w:sz w:val="18"/>
-        </w:rPr>
-        <w:t>&amp;</w:t>
-      </w:r>
-      <w:r>
-        <w:rPr>
-          <w:color w:val="323B4B"/>
-          <w:spacing w:val="-3"/>
-          <w:w w:val="105"/>
-          <w:sz w:val="18"/>
-        </w:rPr>
-        <w:t xml:space="preserve"> </w:t>
-      </w:r>
-      <w:r>
-        <w:rPr>
-          <w:color w:val="323B4B"/>
-          <w:w w:val="105"/>
-          <w:sz w:val="18"/>
-        </w:rPr>
-        <w:t>feedback</w:t>
-      </w:r>
-    </w:p>
-    <w:p>
-      <w:pPr>
-        <w:spacing w:line="215" w:lineRule="exact"/>
-        <w:ind w:left="274"/>
-        <w:rPr>
-          <w:sz w:val="18"/>
-        </w:rPr>
-      </w:pPr>
-      <w:r>
-        <w:rPr>
-          <w:color w:val="323B4B"/>
-          <w:sz w:val="18"/>
-        </w:rPr>
-        <w:t>Graded</w:t>
-      </w:r>
-      <w:r>
-        <w:rPr>
-          <w:color w:val="323B4B"/>
-          <w:spacing w:val="7"/>
-          <w:sz w:val="18"/>
-        </w:rPr>
-        <w:t xml:space="preserve"> </w:t>
-      </w:r>
-      <w:r>
-        <w:rPr>
-          <w:color w:val="323B4B"/>
-          <w:sz w:val="18"/>
-        </w:rPr>
-        <w:t>assignments</w:t>
-      </w:r>
-      <w:r>
-        <w:rPr>
-          <w:color w:val="323B4B"/>
-          <w:spacing w:val="8"/>
-          <w:sz w:val="18"/>
-        </w:rPr>
-        <w:t xml:space="preserve"> </w:t>
-      </w:r>
-      <w:r>
-        <w:rPr>
-          <w:color w:val="323B4B"/>
-          <w:sz w:val="18"/>
-        </w:rPr>
-        <w:t>and</w:t>
-      </w:r>
-      <w:r>
-        <w:rPr>
-          <w:color w:val="323B4B"/>
-          <w:spacing w:val="8"/>
-          <w:sz w:val="18"/>
-        </w:rPr>
-        <w:t xml:space="preserve"> </w:t>
-      </w:r>
-      <w:r>
-        <w:rPr>
-          <w:color w:val="323B4B"/>
-          <w:spacing w:val="-2"/>
-          <w:sz w:val="18"/>
-        </w:rPr>
-        <w:t>examinations</w:t>
-      </w:r>
-    </w:p>
-    <w:p>
-      <w:pPr>
-        <w:spacing w:before="17" w:line="266" w:lineRule="auto"/>
-        <w:ind w:left="274"/>
-        <w:rPr>
-          <w:sz w:val="18"/>
-        </w:rPr>
-      </w:pPr>
-      <w:r>
-        <w:rPr>
-          <w:color w:val="323B4B"/>
-          <w:spacing w:val="-2"/>
-          <w:w w:val="105"/>
-          <w:sz w:val="18"/>
-        </w:rPr>
-        <w:t>Collaborated</w:t>
-      </w:r>
-      <w:r>
-        <w:rPr>
-          <w:color w:val="323B4B"/>
-          <w:spacing w:val="-5"/>
-          <w:w w:val="105"/>
-          <w:sz w:val="18"/>
-        </w:rPr>
-        <w:t xml:space="preserve"> </w:t>
-      </w:r>
-      <w:r>
-        <w:rPr>
-          <w:color w:val="323B4B"/>
-          <w:spacing w:val="-2"/>
-          <w:w w:val="105"/>
-          <w:sz w:val="18"/>
-        </w:rPr>
-        <w:t>with</w:t>
-      </w:r>
-      <w:r>
-        <w:rPr>
-          <w:color w:val="323B4B"/>
-          <w:spacing w:val="-5"/>
-          <w:w w:val="105"/>
-          <w:sz w:val="18"/>
-        </w:rPr>
-        <w:t xml:space="preserve"> </w:t>
-      </w:r>
-      <w:r>
-        <w:rPr>
-          <w:color w:val="323B4B"/>
-          <w:spacing w:val="-2"/>
-          <w:w w:val="105"/>
-          <w:sz w:val="18"/>
-        </w:rPr>
-        <w:t>respective</w:t>
-      </w:r>
-      <w:r>
-        <w:rPr>
-          <w:color w:val="323B4B"/>
-          <w:spacing w:val="-5"/>
-          <w:w w:val="105"/>
-          <w:sz w:val="18"/>
-        </w:rPr>
-        <w:t xml:space="preserve"> </w:t>
-      </w:r>
-      <w:r>
-        <w:rPr>
-          <w:color w:val="323B4B"/>
-          <w:spacing w:val="-2"/>
-          <w:w w:val="105"/>
-          <w:sz w:val="18"/>
-        </w:rPr>
-        <w:t>faculty</w:t>
-      </w:r>
-      <w:r>
-        <w:rPr>
-          <w:color w:val="323B4B"/>
-          <w:spacing w:val="-5"/>
-          <w:w w:val="105"/>
-          <w:sz w:val="18"/>
-        </w:rPr>
-        <w:t xml:space="preserve"> </w:t>
-      </w:r>
-      <w:r>
-        <w:rPr>
-          <w:color w:val="323B4B"/>
-          <w:spacing w:val="-2"/>
-          <w:w w:val="105"/>
-          <w:sz w:val="18"/>
-        </w:rPr>
-        <w:t>to</w:t>
-      </w:r>
-      <w:r>
-        <w:rPr>
-          <w:color w:val="323B4B"/>
-          <w:spacing w:val="-5"/>
-          <w:w w:val="105"/>
-          <w:sz w:val="18"/>
-        </w:rPr>
-        <w:t xml:space="preserve"> </w:t>
-      </w:r>
-      <w:r>
-        <w:rPr>
-          <w:color w:val="323B4B"/>
-          <w:spacing w:val="-2"/>
-          <w:w w:val="105"/>
-          <w:sz w:val="18"/>
-        </w:rPr>
-        <w:t>develop</w:t>
-      </w:r>
-      <w:r>
-        <w:rPr>
-          <w:color w:val="323B4B"/>
-          <w:spacing w:val="-5"/>
-          <w:w w:val="105"/>
-          <w:sz w:val="18"/>
-        </w:rPr>
-        <w:t xml:space="preserve"> </w:t>
-      </w:r>
-      <w:r>
-        <w:rPr>
-          <w:color w:val="323B4B"/>
-          <w:spacing w:val="-2"/>
-          <w:w w:val="105"/>
-          <w:sz w:val="18"/>
-        </w:rPr>
-        <w:t>course</w:t>
-      </w:r>
-      <w:r>
-        <w:rPr>
-          <w:color w:val="323B4B"/>
-          <w:spacing w:val="-5"/>
-          <w:w w:val="105"/>
-          <w:sz w:val="18"/>
-        </w:rPr>
-        <w:t xml:space="preserve"> </w:t>
-      </w:r>
-      <w:r>
-        <w:rPr>
-          <w:color w:val="323B4B"/>
-          <w:spacing w:val="-2"/>
-          <w:w w:val="105"/>
-          <w:sz w:val="18"/>
-        </w:rPr>
-        <w:t>materials</w:t>
-      </w:r>
-      <w:r>
-        <w:rPr>
-          <w:color w:val="323B4B"/>
-          <w:spacing w:val="-5"/>
-          <w:w w:val="105"/>
-          <w:sz w:val="18"/>
-        </w:rPr>
-        <w:t xml:space="preserve"> </w:t>
-      </w:r>
-      <w:r>
-        <w:rPr>
-          <w:color w:val="323B4B"/>
-          <w:spacing w:val="-2"/>
-          <w:w w:val="105"/>
-          <w:sz w:val="18"/>
-        </w:rPr>
-        <w:t>and</w:t>
-      </w:r>
-      <w:r>
-        <w:rPr>
-          <w:color w:val="323B4B"/>
-          <w:spacing w:val="-5"/>
-          <w:w w:val="105"/>
-          <w:sz w:val="18"/>
-        </w:rPr>
-        <w:t xml:space="preserve"> </w:t>
-      </w:r>
-      <w:r>
-        <w:rPr>
-          <w:color w:val="323B4B"/>
-          <w:spacing w:val="-2"/>
-          <w:w w:val="105"/>
-          <w:sz w:val="18"/>
-        </w:rPr>
-        <w:t xml:space="preserve">address </w:t>
-      </w:r>
-      <w:r>
-        <w:rPr>
-          <w:color w:val="323B4B"/>
-          <w:w w:val="105"/>
-          <w:sz w:val="18"/>
-        </w:rPr>
-        <w:t>student</w:t>
-      </w:r>
-      <w:r>
-        <w:rPr>
-          <w:color w:val="323B4B"/>
-          <w:spacing w:val="-21"/>
-          <w:w w:val="105"/>
-          <w:sz w:val="18"/>
-        </w:rPr>
-        <w:t xml:space="preserve"> </w:t>
-      </w:r>
-      <w:r>
-        <w:rPr>
-          <w:color w:val="323B4B"/>
-          <w:w w:val="105"/>
-          <w:sz w:val="18"/>
-        </w:rPr>
-        <w:t>inquiries</w:t>
-      </w:r>
-    </w:p>
-    <w:p>
-      <w:pPr>
-        <w:spacing w:line="266" w:lineRule="auto"/>
-        <w:rPr>
-          <w:sz w:val="18"/>
-        </w:rPr>
-        <w:sectPr>
-          <w:type w:val="continuous"/>
-          <w:pgSz w:w="11910" w:h="16850"/>
-          <w:pgMar w:top="1380" w:right="141" w:bottom="0" w:left="283" w:header="720" w:footer="720" w:gutter="0"/>
-          <w:cols w:num="2" w:space="720" w:equalWidth="0">
-            <w:col w:w="2266" w:space="2230"/>
-            <w:col w:w="6990"/>
-          </w:cols>
-        </w:sectPr>
-      </w:pPr>
-    </w:p>
-    <w:p>
-      <w:pPr>
-        <w:tabs>
-          <w:tab w:val="left" w:pos="3110"/>
-        </w:tabs>
-        <w:spacing w:before="57"/>
-        <w:ind w:left="32"/>
-        <w:rPr>
-          <w:rFonts w:ascii="Arial"/>
-          <w:b/>
-        </w:rPr>
-      </w:pPr>
-      <w:r>
-        <w:rPr>
-          <w:rFonts w:ascii="Arial"/>
-          <w:b/>
-          <w:color w:val="323B4B"/>
-          <w:spacing w:val="19"/>
-          <w:u w:val="single" w:color="323B4B"/>
-        </w:rPr>
-        <w:t>SOFT</w:t>
-      </w:r>
-      <w:r>
-        <w:rPr>
-          <w:rFonts w:ascii="Arial"/>
-          <w:b/>
-          <w:color w:val="323B4B"/>
-          <w:spacing w:val="26"/>
-          <w:u w:val="single" w:color="323B4B"/>
-        </w:rPr>
-        <w:t xml:space="preserve"> </w:t>
-      </w:r>
-      <w:r>
-        <w:rPr>
-          <w:rFonts w:ascii="Arial"/>
-          <w:b/>
-          <w:color w:val="323B4B"/>
-          <w:spacing w:val="19"/>
-          <w:u w:val="single" w:color="323B4B"/>
-        </w:rPr>
-        <w:t>SKILLS</w:t>
-      </w:r>
-      <w:r>
-        <w:rPr>
-          <w:rFonts w:ascii="Arial"/>
-          <w:b/>
-          <w:color w:val="323B4B"/>
-          <w:u w:val="single" w:color="323B4B"/>
-        </w:rPr>
-        <w:tab/>
-      </w:r>
-    </w:p>
-    <w:p>
-      <w:pPr>
-        <w:spacing w:before="23"/>
-        <w:ind w:left="274"/>
-        <w:rPr>
-          <w:sz w:val="20"/>
-        </w:rPr>
-      </w:pPr>
-      <w:r>
-        <w:rPr>
-          <w:color w:val="323B4B"/>
-          <w:sz w:val="20"/>
-        </w:rPr>
-        <w:t>Problem</w:t>
-      </w:r>
-      <w:r>
-        <w:rPr>
-          <w:color w:val="323B4B"/>
-          <w:spacing w:val="-6"/>
-          <w:sz w:val="20"/>
-        </w:rPr>
-        <w:t xml:space="preserve"> </w:t>
-      </w:r>
-      <w:r>
-        <w:rPr>
-          <w:color w:val="323B4B"/>
-          <w:spacing w:val="-2"/>
-          <w:sz w:val="20"/>
-        </w:rPr>
-        <w:t>Solving</w:t>
-      </w:r>
-    </w:p>
-    <w:p>
-      <w:pPr>
-        <w:spacing w:before="45"/>
-        <w:ind w:left="32"/>
-        <w:rPr>
-          <w:b/>
-          <w:sz w:val="20"/>
-        </w:rPr>
-      </w:pPr>
-      <w:r>
-        <w:br w:type="column"/>
-      </w:r>
-      <w:r>
-        <w:rPr>
-          <w:b/>
-          <w:color w:val="323B4B"/>
-          <w:spacing w:val="-6"/>
-          <w:sz w:val="20"/>
-        </w:rPr>
-        <w:t>Co-founder</w:t>
-      </w:r>
-      <w:r>
-        <w:rPr>
-          <w:b/>
-          <w:color w:val="323B4B"/>
-          <w:spacing w:val="-13"/>
-          <w:sz w:val="20"/>
-        </w:rPr>
-        <w:t xml:space="preserve"> </w:t>
-      </w:r>
-      <w:r>
-        <w:rPr>
-          <w:b/>
-          <w:color w:val="323B4B"/>
-          <w:spacing w:val="-6"/>
-          <w:sz w:val="20"/>
-        </w:rPr>
-        <w:t>&amp;</w:t>
-      </w:r>
-      <w:r>
-        <w:rPr>
-          <w:b/>
-          <w:color w:val="323B4B"/>
-          <w:spacing w:val="-12"/>
-          <w:sz w:val="20"/>
-        </w:rPr>
-        <w:t xml:space="preserve"> </w:t>
-      </w:r>
-      <w:r>
-        <w:rPr>
-          <w:b/>
-          <w:color w:val="323B4B"/>
-          <w:spacing w:val="-6"/>
-          <w:sz w:val="20"/>
-        </w:rPr>
-        <w:t>Chief</w:t>
-      </w:r>
-      <w:r>
-        <w:rPr>
-          <w:b/>
-          <w:color w:val="323B4B"/>
-          <w:spacing w:val="-13"/>
-          <w:sz w:val="20"/>
-        </w:rPr>
-        <w:t xml:space="preserve"> </w:t>
-      </w:r>
-      <w:r>
-        <w:rPr>
-          <w:b/>
-          <w:color w:val="323B4B"/>
-          <w:spacing w:val="-6"/>
-          <w:sz w:val="20"/>
-        </w:rPr>
-        <w:t>Technology</w:t>
-      </w:r>
-      <w:r>
-        <w:rPr>
-          <w:b/>
-          <w:color w:val="323B4B"/>
-          <w:spacing w:val="-12"/>
-          <w:sz w:val="20"/>
-        </w:rPr>
-        <w:t xml:space="preserve"> </w:t>
-      </w:r>
-      <w:r>
-        <w:rPr>
-          <w:b/>
-          <w:color w:val="323B4B"/>
-          <w:spacing w:val="-6"/>
-          <w:sz w:val="20"/>
-        </w:rPr>
-        <w:t>Officer</w:t>
-      </w:r>
-      <w:r>
-        <w:rPr>
-          <w:b/>
-          <w:color w:val="323B4B"/>
-          <w:spacing w:val="-12"/>
-          <w:sz w:val="20"/>
-        </w:rPr>
-        <w:t xml:space="preserve"> </w:t>
-      </w:r>
-      <w:r>
-        <w:rPr>
-          <w:b/>
-          <w:color w:val="323B4B"/>
-          <w:spacing w:val="-6"/>
-          <w:sz w:val="20"/>
-        </w:rPr>
-        <w:t>(CTO)</w:t>
-      </w:r>
-    </w:p>
-    <w:p>
-      <w:pPr>
-        <w:spacing w:before="63"/>
-        <w:ind w:left="32"/>
-        <w:rPr>
-          <w:sz w:val="20"/>
-        </w:rPr>
-      </w:pPr>
-      <w:r>
-        <w:rPr>
-          <w:color w:val="323B4B"/>
-          <w:sz w:val="20"/>
-        </w:rPr>
-        <w:t>NordicFlip</w:t>
-      </w:r>
-      <w:r>
-        <w:rPr>
-          <w:color w:val="323B4B"/>
-          <w:spacing w:val="1"/>
-          <w:sz w:val="20"/>
-        </w:rPr>
-        <w:t xml:space="preserve"> </w:t>
-      </w:r>
-      <w:r>
-        <w:rPr>
-          <w:color w:val="323B4B"/>
-          <w:sz w:val="20"/>
-        </w:rPr>
-        <w:t>/</w:t>
-      </w:r>
-      <w:r>
-        <w:rPr>
-          <w:color w:val="323B4B"/>
-          <w:spacing w:val="1"/>
-          <w:sz w:val="20"/>
-        </w:rPr>
-        <w:t xml:space="preserve"> </w:t>
-      </w:r>
-      <w:r>
-        <w:rPr>
-          <w:color w:val="323B4B"/>
-          <w:sz w:val="20"/>
-        </w:rPr>
-        <w:t>FurryTool</w:t>
-      </w:r>
-      <w:r>
-        <w:rPr>
-          <w:color w:val="323B4B"/>
-          <w:spacing w:val="1"/>
-          <w:sz w:val="20"/>
-        </w:rPr>
-        <w:t xml:space="preserve"> </w:t>
-      </w:r>
-      <w:r>
-        <w:rPr>
-          <w:color w:val="323B4B"/>
-          <w:spacing w:val="-2"/>
-          <w:sz w:val="20"/>
-        </w:rPr>
-        <w:t>(Startups)</w:t>
-      </w:r>
-    </w:p>
-    <w:p>
-      <w:pPr>
-        <w:spacing w:before="52"/>
-        <w:ind w:left="32"/>
-        <w:rPr>
-          <w:sz w:val="18"/>
-        </w:rPr>
-      </w:pPr>
-      <w:r>
-        <w:br w:type="column"/>
-      </w:r>
-      <w:r>
-        <w:rPr>
-          <w:color w:val="323B4B"/>
-          <w:sz w:val="18"/>
-        </w:rPr>
-        <w:t>Mars</w:t>
-      </w:r>
-      <w:r>
-        <w:rPr>
-          <w:color w:val="323B4B"/>
-          <w:spacing w:val="-4"/>
-          <w:sz w:val="18"/>
-        </w:rPr>
-        <w:t xml:space="preserve"> </w:t>
-      </w:r>
-      <w:r>
-        <w:rPr>
-          <w:color w:val="323B4B"/>
-          <w:sz w:val="18"/>
-        </w:rPr>
-        <w:t>2023</w:t>
-      </w:r>
-      <w:r>
-        <w:rPr>
-          <w:color w:val="323B4B"/>
-          <w:spacing w:val="-3"/>
-          <w:sz w:val="18"/>
-        </w:rPr>
-        <w:t xml:space="preserve"> </w:t>
-      </w:r>
-      <w:r>
-        <w:rPr>
-          <w:color w:val="323B4B"/>
-          <w:sz w:val="18"/>
-        </w:rPr>
-        <w:t>-</w:t>
-      </w:r>
-      <w:r>
-        <w:rPr>
-          <w:color w:val="323B4B"/>
-          <w:spacing w:val="-3"/>
-          <w:sz w:val="18"/>
-        </w:rPr>
-        <w:t xml:space="preserve"> </w:t>
-      </w:r>
-      <w:r>
-        <w:rPr>
-          <w:color w:val="323B4B"/>
-          <w:sz w:val="18"/>
-        </w:rPr>
-        <w:t>June</w:t>
-      </w:r>
-      <w:r>
-        <w:rPr>
-          <w:color w:val="323B4B"/>
-          <w:spacing w:val="-4"/>
-          <w:sz w:val="18"/>
-        </w:rPr>
-        <w:t xml:space="preserve"> 2024</w:t>
-      </w:r>
-    </w:p>
-    <w:p>
-      <w:pPr>
-        <w:rPr>
-          <w:sz w:val="18"/>
-        </w:rPr>
-        <w:sectPr>
-          <w:type w:val="continuous"/>
-          <w:pgSz w:w="11910" w:h="16850"/>
-          <w:pgMar w:top="1380" w:right="141" w:bottom="0" w:left="283" w:header="720" w:footer="720" w:gutter="0"/>
-          <w:cols w:num="3" w:space="720" w:equalWidth="0">
-            <w:col w:w="3111" w:space="1321"/>
-            <w:col w:w="4300" w:space="423"/>
-            <w:col w:w="2331"/>
-          </w:cols>
-        </w:sectPr>
-      </w:pPr>
-    </w:p>
-    <w:p>
-      <w:pPr>
-        <w:spacing w:before="133"/>
-        <w:ind w:left="274"/>
-        <w:rPr>
-          <w:sz w:val="20"/>
-        </w:rPr>
-      </w:pPr>
-      <w:r>
-        <w:rPr>
-          <w:color w:val="323B4B"/>
-          <w:spacing w:val="-2"/>
-          <w:sz w:val="20"/>
-        </w:rPr>
-        <w:t>Strategic</w:t>
-      </w:r>
-      <w:r>
-        <w:rPr>
-          <w:color w:val="323B4B"/>
-          <w:spacing w:val="-3"/>
-          <w:sz w:val="20"/>
-        </w:rPr>
-        <w:t xml:space="preserve"> </w:t>
-      </w:r>
-      <w:r>
-        <w:rPr>
-          <w:color w:val="323B4B"/>
-          <w:spacing w:val="-2"/>
-          <w:sz w:val="20"/>
-        </w:rPr>
-        <w:t>Planning</w:t>
-      </w:r>
-    </w:p>
-    <w:p>
-      <w:pPr>
-        <w:spacing w:line="390" w:lineRule="atLeast"/>
-        <w:ind w:left="274"/>
-        <w:rPr>
-          <w:sz w:val="20"/>
-        </w:rPr>
-      </w:pPr>
-      <w:r>
-        <w:rPr>
-          <w:color w:val="323B4B"/>
-          <w:sz w:val="20"/>
-        </w:rPr>
-        <w:t>Team</w:t>
-      </w:r>
-      <w:r>
-        <w:rPr>
-          <w:color w:val="323B4B"/>
-          <w:spacing w:val="-16"/>
-          <w:sz w:val="20"/>
-        </w:rPr>
-        <w:t xml:space="preserve"> </w:t>
-      </w:r>
-      <w:r>
-        <w:rPr>
-          <w:color w:val="323B4B"/>
-          <w:sz w:val="20"/>
-        </w:rPr>
-        <w:t>&amp;</w:t>
-      </w:r>
-      <w:r>
-        <w:rPr>
-          <w:color w:val="323B4B"/>
-          <w:spacing w:val="-16"/>
-          <w:sz w:val="20"/>
-        </w:rPr>
-        <w:t xml:space="preserve"> </w:t>
-      </w:r>
-      <w:r>
-        <w:rPr>
-          <w:color w:val="323B4B"/>
-          <w:sz w:val="20"/>
-        </w:rPr>
-        <w:t>Time</w:t>
-      </w:r>
-      <w:r>
-        <w:rPr>
-          <w:color w:val="323B4B"/>
-          <w:spacing w:val="-15"/>
-          <w:sz w:val="20"/>
-        </w:rPr>
-        <w:t xml:space="preserve"> </w:t>
-      </w:r>
-      <w:r>
-        <w:rPr>
-          <w:color w:val="323B4B"/>
-          <w:sz w:val="20"/>
-        </w:rPr>
-        <w:t xml:space="preserve">Management </w:t>
-      </w:r>
-      <w:r>
-        <w:rPr>
-          <w:color w:val="323B4B"/>
-          <w:spacing w:val="-2"/>
-          <w:sz w:val="20"/>
-        </w:rPr>
-        <w:t>Self-taught</w:t>
-      </w:r>
-    </w:p>
-    <w:p>
-      <w:pPr>
-        <w:spacing w:before="63" w:line="214" w:lineRule="exact"/>
-        <w:ind w:left="72"/>
-        <w:rPr>
-          <w:rFonts w:ascii="Arial"/>
-          <w:b/>
-        </w:rPr>
-      </w:pPr>
-      <w:r>
-        <w:rPr>
-          <w:rFonts w:ascii="Arial"/>
-          <w:b/>
-          <w:color w:val="323B4B"/>
-          <w:spacing w:val="21"/>
-        </w:rPr>
-        <w:t>LANGUAGES</w:t>
-      </w:r>
-    </w:p>
-    <w:p>
-      <w:pPr>
-        <w:spacing w:before="86" w:line="266" w:lineRule="auto"/>
-        <w:ind w:left="428"/>
-        <w:rPr>
-          <w:sz w:val="18"/>
-        </w:rPr>
-      </w:pPr>
-      <w:r>
-        <w:br w:type="column"/>
-      </w:r>
-      <w:r>
-        <w:rPr>
-          <w:color w:val="323B4B"/>
-          <w:sz w:val="18"/>
-        </w:rPr>
-        <w:t>Drove</w:t>
-      </w:r>
-      <w:r>
-        <w:rPr>
-          <w:color w:val="323B4B"/>
-          <w:spacing w:val="70"/>
-          <w:sz w:val="18"/>
-        </w:rPr>
-        <w:t xml:space="preserve"> </w:t>
-      </w:r>
-      <w:r>
-        <w:rPr>
-          <w:color w:val="323B4B"/>
-          <w:sz w:val="18"/>
-        </w:rPr>
-        <w:t>a</w:t>
-      </w:r>
-      <w:r>
-        <w:rPr>
-          <w:color w:val="323B4B"/>
-          <w:spacing w:val="70"/>
-          <w:sz w:val="18"/>
-        </w:rPr>
-        <w:t xml:space="preserve"> </w:t>
-      </w:r>
-      <w:r>
-        <w:rPr>
-          <w:color w:val="323B4B"/>
-          <w:sz w:val="18"/>
-        </w:rPr>
-        <w:t>20%</w:t>
-      </w:r>
-      <w:r>
-        <w:rPr>
-          <w:color w:val="323B4B"/>
-          <w:spacing w:val="70"/>
-          <w:sz w:val="18"/>
-        </w:rPr>
-        <w:t xml:space="preserve"> </w:t>
-      </w:r>
-      <w:r>
-        <w:rPr>
-          <w:color w:val="323B4B"/>
-          <w:sz w:val="18"/>
-        </w:rPr>
-        <w:t>increase</w:t>
-      </w:r>
-      <w:r>
-        <w:rPr>
-          <w:color w:val="323B4B"/>
-          <w:spacing w:val="70"/>
-          <w:sz w:val="18"/>
-        </w:rPr>
-        <w:t xml:space="preserve"> </w:t>
-      </w:r>
-      <w:r>
-        <w:rPr>
-          <w:color w:val="323B4B"/>
-          <w:sz w:val="18"/>
-        </w:rPr>
-        <w:t>in</w:t>
-      </w:r>
-      <w:r>
-        <w:rPr>
-          <w:color w:val="323B4B"/>
-          <w:spacing w:val="70"/>
-          <w:sz w:val="18"/>
-        </w:rPr>
-        <w:t xml:space="preserve"> </w:t>
-      </w:r>
-      <w:r>
-        <w:rPr>
-          <w:color w:val="323B4B"/>
-          <w:sz w:val="18"/>
-        </w:rPr>
-        <w:t>user</w:t>
-      </w:r>
-      <w:r>
-        <w:rPr>
-          <w:color w:val="323B4B"/>
-          <w:spacing w:val="70"/>
-          <w:sz w:val="18"/>
-        </w:rPr>
-        <w:t xml:space="preserve"> </w:t>
-      </w:r>
-      <w:r>
-        <w:rPr>
-          <w:color w:val="323B4B"/>
-          <w:sz w:val="18"/>
-        </w:rPr>
-        <w:t>engagement</w:t>
-      </w:r>
-      <w:r>
-        <w:rPr>
-          <w:color w:val="323B4B"/>
-          <w:spacing w:val="70"/>
-          <w:sz w:val="18"/>
-        </w:rPr>
-        <w:t xml:space="preserve"> </w:t>
-      </w:r>
-      <w:r>
-        <w:rPr>
-          <w:color w:val="323B4B"/>
-          <w:sz w:val="18"/>
-        </w:rPr>
-        <w:t>by</w:t>
-      </w:r>
-      <w:r>
-        <w:rPr>
-          <w:color w:val="323B4B"/>
-          <w:spacing w:val="70"/>
-          <w:sz w:val="18"/>
-        </w:rPr>
-        <w:t xml:space="preserve"> </w:t>
-      </w:r>
-      <w:r>
-        <w:rPr>
-          <w:color w:val="323B4B"/>
-          <w:sz w:val="18"/>
-        </w:rPr>
-        <w:t>leading</w:t>
-      </w:r>
-      <w:r>
-        <w:rPr>
-          <w:color w:val="323B4B"/>
-          <w:spacing w:val="70"/>
-          <w:sz w:val="18"/>
-        </w:rPr>
-        <w:t xml:space="preserve"> </w:t>
-      </w:r>
-      <w:r>
-        <w:rPr>
-          <w:color w:val="323B4B"/>
-          <w:sz w:val="18"/>
-        </w:rPr>
-        <w:t>the</w:t>
-      </w:r>
-      <w:r>
-        <w:rPr>
-          <w:color w:val="323B4B"/>
-          <w:spacing w:val="70"/>
-          <w:sz w:val="18"/>
-        </w:rPr>
-        <w:t xml:space="preserve"> </w:t>
-      </w:r>
-      <w:r>
-        <w:rPr>
-          <w:color w:val="323B4B"/>
-          <w:sz w:val="18"/>
-        </w:rPr>
-        <w:t>end-to-end technical development, from initial architecture to feature implementation.</w:t>
-      </w:r>
-    </w:p>
-    <w:p>
-      <w:pPr>
-        <w:pStyle w:val="Heading1"/>
-        <w:spacing w:before="125"/>
-        <w:ind w:left="72"/>
-      </w:pPr>
-      <w:r>
-        <w:rPr>
-          <w:color w:val="323B4B"/>
-          <w:spacing w:val="24"/>
-          <w:w w:val="105"/>
-        </w:rPr>
-        <w:t>EDUCATION</w:t>
-      </w:r>
-    </w:p>
-    <w:p>
-      <w:pPr>
-        <w:pStyle w:val="Heading1"/>
-        <w:sectPr>
-          <w:type w:val="continuous"/>
-          <w:pgSz w:w="11910" w:h="16850"/>
-          <w:pgMar w:top="1380" w:right="141" w:bottom="0" w:left="283" w:header="720" w:footer="720" w:gutter="0"/>
-          <w:cols w:num="2" w:space="720" w:equalWidth="0">
-            <w:col w:w="2654" w:space="1689"/>
-            <w:col w:w="7143"/>
-          </w:cols>
-        </w:sectPr>
-      </w:pPr>
-    </w:p>
-    <w:p>
-      <w:pPr>
-        <w:spacing w:before="106" w:line="268" w:lineRule="auto"/>
-        <w:ind w:left="293" w:right="940"/>
-        <w:rPr>
-          <w:sz w:val="20"/>
         </w:rPr>
       </w:pPr>
       <w:r>
@@ -3701,7 +17,7 @@
         <mc:AlternateContent>
           <mc:Choice Requires="wpg">
             <w:drawing>
-              <wp:anchor distT="0" distB="0" distL="0" distR="0" simplePos="0" relativeHeight="487483392" behindDoc="1" locked="0" layoutInCell="1" allowOverlap="1" wp14:anchorId="29DDF8DD" wp14:editId="01792CC5">
+              <wp:anchor distT="0" distB="0" distL="0" distR="0" simplePos="0" relativeHeight="487483392" behindDoc="1" locked="0" layoutInCell="1" allowOverlap="1" wp14:anchorId="29DDF8DD" wp14:editId="7F74D8D5">
                 <wp:simplePos x="0" y="0"/>
                 <wp:positionH relativeFrom="page">
                   <wp:posOffset>0</wp:posOffset>
@@ -3710,7 +26,7 @@
                   <wp:posOffset>0</wp:posOffset>
                 </wp:positionV>
                 <wp:extent cx="7562850" cy="10696575"/>
-                <wp:effectExtent l="0" t="0" r="0" b="0"/>
+                <wp:effectExtent l="0" t="0" r="0" b="9525"/>
                 <wp:wrapNone/>
                 <wp:docPr id="1" name="Group 1"/>
                 <wp:cNvGraphicFramePr>
@@ -4200,7 +516,7 @@
                           <pic:cNvPicPr/>
                         </pic:nvPicPr>
                         <pic:blipFill>
-                          <a:blip r:embed="rId7" cstate="print"/>
+                          <a:blip r:embed="rId4" cstate="print"/>
                           <a:stretch>
                             <a:fillRect/>
                           </a:stretch>
@@ -4602,7 +918,7 @@
                           <pic:cNvPicPr/>
                         </pic:nvPicPr>
                         <pic:blipFill>
-                          <a:blip r:embed="rId8" cstate="print"/>
+                          <a:blip r:embed="rId5" cstate="print"/>
                           <a:stretch>
                             <a:fillRect/>
                           </a:stretch>
@@ -4909,7 +1225,7 @@
                           <pic:cNvPicPr/>
                         </pic:nvPicPr>
                         <pic:blipFill>
-                          <a:blip r:embed="rId9" cstate="print"/>
+                          <a:blip r:embed="rId6" cstate="print"/>
                           <a:stretch>
                             <a:fillRect/>
                           </a:stretch>
@@ -4969,7 +1285,7 @@
                           <pic:cNvPicPr/>
                         </pic:nvPicPr>
                         <pic:blipFill>
-                          <a:blip r:embed="rId10" cstate="print"/>
+                          <a:blip r:embed="rId7" cstate="print"/>
                           <a:stretch>
                             <a:fillRect/>
                           </a:stretch>
@@ -5068,7 +1384,7 @@
                           <pic:cNvPicPr/>
                         </pic:nvPicPr>
                         <pic:blipFill>
-                          <a:blip r:embed="rId10" cstate="print"/>
+                          <a:blip r:embed="rId7" cstate="print"/>
                           <a:stretch>
                             <a:fillRect/>
                           </a:stretch>
@@ -5089,7 +1405,7 @@
                           <pic:cNvPicPr/>
                         </pic:nvPicPr>
                         <pic:blipFill>
-                          <a:blip r:embed="rId11" cstate="print"/>
+                          <a:blip r:embed="rId8" cstate="print"/>
                           <a:stretch>
                             <a:fillRect/>
                           </a:stretch>
@@ -5540,7 +1856,7 @@
                           <pic:cNvPicPr/>
                         </pic:nvPicPr>
                         <pic:blipFill>
-                          <a:blip r:embed="rId12" cstate="print"/>
+                          <a:blip r:embed="rId9" cstate="print"/>
                           <a:stretch>
                             <a:fillRect/>
                           </a:stretch>
@@ -5561,7 +1877,7 @@
                           <pic:cNvPicPr/>
                         </pic:nvPicPr>
                         <pic:blipFill>
-                          <a:blip r:embed="rId13" cstate="print"/>
+                          <a:blip r:embed="rId10" cstate="print"/>
                           <a:stretch>
                             <a:fillRect/>
                           </a:stretch>
@@ -5582,7 +1898,7 @@
                           <pic:cNvPicPr/>
                         </pic:nvPicPr>
                         <pic:blipFill>
-                          <a:blip r:embed="rId14" cstate="print"/>
+                          <a:blip r:embed="rId11" cstate="print"/>
                           <a:stretch>
                             <a:fillRect/>
                           </a:stretch>
@@ -5603,7 +1919,7 @@
                           <pic:cNvPicPr/>
                         </pic:nvPicPr>
                         <pic:blipFill>
-                          <a:blip r:embed="rId15" cstate="print"/>
+                          <a:blip r:embed="rId12" cstate="print"/>
                           <a:stretch>
                             <a:fillRect/>
                           </a:stretch>
@@ -5624,7 +1940,7 @@
                           <pic:cNvPicPr/>
                         </pic:nvPicPr>
                         <pic:blipFill>
-                          <a:blip r:embed="rId16" cstate="print"/>
+                          <a:blip r:embed="rId13" cstate="print"/>
                           <a:stretch>
                             <a:fillRect/>
                           </a:stretch>
@@ -5645,7 +1961,7 @@
                           <pic:cNvPicPr/>
                         </pic:nvPicPr>
                         <pic:blipFill>
-                          <a:blip r:embed="rId17" cstate="print"/>
+                          <a:blip r:embed="rId14" cstate="print"/>
                           <a:stretch>
                             <a:fillRect/>
                           </a:stretch>
@@ -5666,7 +1982,7 @@
                           <pic:cNvPicPr/>
                         </pic:nvPicPr>
                         <pic:blipFill>
-                          <a:blip r:embed="rId18" cstate="print"/>
+                          <a:blip r:embed="rId15" cstate="print"/>
                           <a:stretch>
                             <a:fillRect/>
                           </a:stretch>
@@ -5946,7 +2262,7 @@
                           <pic:cNvPicPr/>
                         </pic:nvPicPr>
                         <pic:blipFill>
-                          <a:blip r:embed="rId10" cstate="print"/>
+                          <a:blip r:embed="rId7" cstate="print"/>
                           <a:stretch>
                             <a:fillRect/>
                           </a:stretch>
@@ -6061,7 +2377,7 @@
                           <pic:cNvPicPr/>
                         </pic:nvPicPr>
                         <pic:blipFill>
-                          <a:blip r:embed="rId10" cstate="print"/>
+                          <a:blip r:embed="rId7" cstate="print"/>
                           <a:stretch>
                             <a:fillRect/>
                           </a:stretch>
@@ -6209,7 +2525,7 @@
                           <pic:cNvPicPr/>
                         </pic:nvPicPr>
                         <pic:blipFill>
-                          <a:blip r:embed="rId18" cstate="print"/>
+                          <a:blip r:embed="rId15" cstate="print"/>
                           <a:stretch>
                             <a:fillRect/>
                           </a:stretch>
@@ -6285,27 +2601,6 @@
                           <a:noAutofit/>
                         </wps:bodyPr>
                       </wps:wsp>
-                      <pic:pic xmlns:pic="http://schemas.openxmlformats.org/drawingml/2006/picture">
-                        <pic:nvPicPr>
-                          <pic:cNvPr id="32" name="Image 32"/>
-                          <pic:cNvPicPr/>
-                        </pic:nvPicPr>
-                        <pic:blipFill>
-                          <a:blip r:embed="rId19" cstate="print"/>
-                          <a:stretch>
-                            <a:fillRect/>
-                          </a:stretch>
-                        </pic:blipFill>
-                        <pic:spPr>
-                          <a:xfrm>
-                            <a:off x="5370075" y="108698"/>
-                            <a:ext cx="2020060" cy="867101"/>
-                          </a:xfrm>
-                          <a:prstGeom prst="rect">
-                            <a:avLst/>
-                          </a:prstGeom>
-                        </pic:spPr>
-                      </pic:pic>
                     </wpg:wgp>
                   </a:graphicData>
                 </a:graphic>
@@ -6314,7 +2609,7 @@
           </mc:Choice>
           <mc:Fallback>
             <w:pict>
-              <v:group w14:anchorId="268FB1B4" id="Group 1" o:spid="_x0000_s1026" style="position:absolute;margin-left:0;margin-top:0;width:595.5pt;height:842.25pt;z-index:-15833088;mso-wrap-distance-left:0;mso-wrap-distance-right:0;mso-position-horizontal-relative:page;mso-position-vertical-relative:page" coordorigin="" coordsize="75628,106965" o:gfxdata="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">
+              <v:group w14:anchorId="6C2C417B" id="Group 1" o:spid="_x0000_s1026" style="position:absolute;margin-left:0;margin-top:0;width:595.5pt;height:842.25pt;z-index:-15833088;mso-wrap-distance-left:0;mso-wrap-distance-right:0;mso-position-horizontal-relative:page;mso-position-vertical-relative:page" coordorigin="" coordsize="75628,106965" o:gfxdata="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">
                 <v:shape id="Graphic 2" o:spid="_x0000_s1027" style="position:absolute;width:75628;height:106965;visibility:visible;mso-wrap-style:square;v-text-anchor:top" coordsize="7562850,10696575" o:gfxdata="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" path="m7562380,l,,,1281988r,507251l,10696575r2322969,l2322969,1789239r5239411,l7562380,xe" fillcolor="#e3e3e3" stroked="f">
                   <v:path arrowok="t"/>
                 </v:shape>
@@ -6341,7 +2636,7 @@
                   <o:lock v:ext="edit" aspectratio="t"/>
                 </v:shapetype>
                 <v:shape id="Image 4" o:spid="_x0000_s1029" type="#_x0000_t75" style="position:absolute;left:3232;top:8038;width:16947;height:16947;visibility:visible;mso-wrap-style:square" o:gfxdata="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">
-                  <v:imagedata r:id="rId20" o:title=""/>
+                  <v:imagedata r:id="rId16" o:title=""/>
                 </v:shape>
                 <v:shape id="Graphic 5" o:spid="_x0000_s1030" style="position:absolute;left:2267;top:90309;width:19285;height:12909;visibility:visible;mso-wrap-style:square;v-text-anchor:top" coordsize="1928495,1290955" o:gfxdata="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" path="m38112,449503l21590,432968r-5055,l,449503r,5055l16535,471081r5055,l38112,454558r,-2527l38112,449503xem38112,277990l21590,261454r-5055,l,277990r,5054l16535,299567r5055,l38112,283044r,-2527l38112,277990xem38112,106476l21590,89941r-5055,l,106476r,5055l16535,128054r5055,l38112,111531r,-2527l38112,106476xem1928025,1279169r-1924152,l3873,1290612r1924152,l1928025,1279169xem1928025,l4851,r,11455l1928025,11455r,-11455xe" fillcolor="#323b4b" stroked="f">
                   <v:path arrowok="t"/>
@@ -6353,19 +2648,19 @@
                   <v:path arrowok="t"/>
                 </v:shape>
                 <v:shape id="Image 8" o:spid="_x0000_s1033" type="#_x0000_t75" style="position:absolute;left:25933;top:23223;width:1133;height:1334;visibility:visible;mso-wrap-style:square" o:gfxdata="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">
-                  <v:imagedata r:id="rId21" o:title=""/>
+                  <v:imagedata r:id="rId17" o:title=""/>
                 </v:shape>
                 <v:shape id="Graphic 9" o:spid="_x0000_s1034" style="position:absolute;left:25230;top:37669;width:2566;height:2565;visibility:visible;mso-wrap-style:square;v-text-anchor:top" coordsize="256540,256540" o:gfxdata="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" path="m146329,81597r-1435,-7125l140970,68656r-5817,-3912l128041,63309r-7125,1435l115112,68656r-3924,5816l109753,81597r36576,xem181686,110070r-4102,-4089l172542,105981r-94056,l74396,110070r,10097l78486,124256r5054,l83540,135407r4090,4089l97739,139496r4089,-4089l101828,124256r52426,l154254,135407r4089,4089l168440,139496r4102,-4089l172542,124256r5042,l181686,120167r,-10097xem256082,128041l246024,78206,223647,45021r-5068,-7518l206070,29083r,70802l206070,182778r-1448,7125l200710,195707r-5816,3924l187782,201066r-119482,l61188,199631r-5816,-3924l51447,189903r-1435,-7125l50012,99885r1435,-7125l55372,86944r5816,-3912l68300,81597r23165,l94335,67360r7849,-11633l113804,47891r14237,-2870l142278,47891r11620,7836l161734,67360r2883,14237l187782,81597r7112,1435l200710,86944r3912,5816l206070,99885r,-70802l177876,10071,128041,,78206,10071,37503,37503,10058,78206,,128041r10058,49847l37503,218579r40703,27445l128041,256082r49835,-10058l218579,218579r11811,-17513l246024,177888r10058,-49847xe" fillcolor="#323b4b" stroked="f">
                   <v:path arrowok="t"/>
                 </v:shape>
                 <v:shape id="Image 10" o:spid="_x0000_s1035" type="#_x0000_t75" style="position:absolute;left:25620;top:86192;width:1786;height:1229;visibility:visible;mso-wrap-style:square" o:gfxdata="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">
-                  <v:imagedata r:id="rId22" o:title=""/>
+                  <v:imagedata r:id="rId18" o:title=""/>
                 </v:shape>
                 <v:shape id="Graphic 11" o:spid="_x0000_s1036" style="position:absolute;left:26511;top:25192;width:13;height:11430;visibility:visible;mso-wrap-style:square;v-text-anchor:top" coordsize="1270,1143000" o:gfxdata="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" path="m,l,1142933e" filled="f" strokecolor="#323b4b" strokeweight=".26467mm">
                   <v:path arrowok="t"/>
                 </v:shape>
                 <v:shape id="Image 12" o:spid="_x0000_s1037" type="#_x0000_t75" style="position:absolute;left:26041;top:29180;width:940;height:940;visibility:visible;mso-wrap-style:square" o:gfxdata="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">
-                  <v:imagedata r:id="rId23" o:title=""/>
+                  <v:imagedata r:id="rId19" o:title=""/>
                 </v:shape>
                 <v:shape id="Graphic 13" o:spid="_x0000_s1038" style="position:absolute;left:26511;top:40232;width:12;height:44113;visibility:visible;mso-wrap-style:square;v-text-anchor:top" coordsize="1270,4411345" o:gfxdata="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" path="m,l,4411140e" filled="f" strokecolor="#323b4b" strokeweight=".26467mm">
                   <v:path arrowok="t"/>
@@ -6374,58 +2669,55 @@
                   <v:path arrowok="t"/>
                 </v:shape>
                 <v:shape id="Image 15" o:spid="_x0000_s1040" type="#_x0000_t75" style="position:absolute;left:26041;top:90219;width:940;height:939;visibility:visible;mso-wrap-style:square" o:gfxdata="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">
-                  <v:imagedata r:id="rId23" o:title=""/>
+                  <v:imagedata r:id="rId19" o:title=""/>
                 </v:shape>
                 <v:shape id="Image 16" o:spid="_x0000_s1041" type="#_x0000_t75" style="position:absolute;left:26041;top:98371;width:940;height:939;visibility:visible;mso-wrap-style:square" o:gfxdata="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">
-                  <v:imagedata r:id="rId24" o:title=""/>
+                  <v:imagedata r:id="rId20" o:title=""/>
                 </v:shape>
                 <v:shape id="Graphic 17" o:spid="_x0000_s1042" style="position:absolute;left:2004;top:32121;width:19545;height:65482;visibility:visible;mso-wrap-style:square;v-text-anchor:top" coordsize="1954530,6548120" o:gfxdata="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" path="m51803,4411269l35280,4394746r-5054,l13690,4411269r,5054l30226,4432859r5054,l51803,4416323r,-2527l51803,4411269xem51803,4163530l35280,4147007r-5054,l13690,4163530r,5054l30226,4185120r5054,l51803,4168584r,-2527l51803,4163530xem51803,3915791l35280,3899255r-5054,l13690,3915791r,5054l30226,3937368r5054,l51803,3920845r,-2527l51803,3915791xem51803,3668039l35280,3651516r-5054,l13690,3668039r,5055l30226,3689629r5054,l51803,3673094r,-2528l51803,3668039xem51803,3420300l35280,3403765r-5054,l13690,3420300r,5055l30226,3441890r5054,l51803,3425355r,-2528l51803,3420300xem51803,2795473l35280,2778950r-5054,l13690,2795473r,5054l30226,2817063r5054,l51803,2800527r,-2527l51803,2795473xem51803,2547734l35280,2531199r-5054,l13690,2547734r,5055l30226,2569311r5054,l51803,2552789r,-2528l51803,2547734xem51803,2299995l35280,2283460r-5054,l13690,2299995r,5055l30226,2321572r5054,l51803,2305050r,-2528l51803,2299995xem51803,2052243l35280,2035721r-5054,l13690,2052243r,5055l30226,2073833r5054,l51803,2057298r,-2527l51803,2052243xem51803,1804504l35280,1787969r-5054,l13690,1804504r,5055l30226,1826082r5054,l51803,1809559r,-2527l51803,1804504xem1954301,6536576r-1924152,l30149,6548031r1924152,l1954301,6536576xem1954301,3322028l,3322028r,10223l1954301,3332251r,-10223xem1954301,1673682l,1673682r,10223l1954301,1683905r,-10223xem1954301,l31127,r,11442l1954301,11442r,-11442xe" fillcolor="#323b4b" stroked="f">
                   <v:path arrowok="t"/>
                 </v:shape>
                 <v:shape id="Image 18" o:spid="_x0000_s1043" type="#_x0000_t75" style="position:absolute;left:2448;top:33189;width:1215;height:1216;visibility:visible;mso-wrap-style:square" o:gfxdata="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">
+                  <v:imagedata r:id="rId21" o:title=""/>
+                </v:shape>
+                <v:shape id="Image 19" o:spid="_x0000_s1044" type="#_x0000_t75" style="position:absolute;left:2428;top:35277;width:1294;height:924;visibility:visible;mso-wrap-style:square" o:gfxdata="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">
+                  <v:imagedata r:id="rId22" o:title=""/>
+                </v:shape>
+                <v:shape id="Image 20" o:spid="_x0000_s1045" type="#_x0000_t75" style="position:absolute;left:2577;top:37497;width:1057;height:1621;visibility:visible;mso-wrap-style:square" o:gfxdata="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">
+                  <v:imagedata r:id="rId23" o:title=""/>
+                </v:shape>
+                <v:shape id="Image 21" o:spid="_x0000_s1046" type="#_x0000_t75" style="position:absolute;left:2336;top:40266;width:1294;height:1239;visibility:visible;mso-wrap-style:square" o:gfxdata="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">
+                  <v:imagedata r:id="rId24" o:title=""/>
+                </v:shape>
+                <v:shape id="Image 22" o:spid="_x0000_s1047" type="#_x0000_t75" style="position:absolute;left:2352;top:44384;width:1239;height:1239;visibility:visible;mso-wrap-style:square" o:gfxdata="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">
                   <v:imagedata r:id="rId25" o:title=""/>
                 </v:shape>
-                <v:shape id="Image 19" o:spid="_x0000_s1044" type="#_x0000_t75" style="position:absolute;left:2428;top:35277;width:1294;height:924;visibility:visible;mso-wrap-style:square" o:gfxdata="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">
+                <v:shape id="Image 23" o:spid="_x0000_s1048" type="#_x0000_t75" style="position:absolute;left:2352;top:42423;width:1334;height:1334;visibility:visible;mso-wrap-style:square" o:gfxdata="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">
                   <v:imagedata r:id="rId26" o:title=""/>
                 </v:shape>
-                <v:shape id="Image 20" o:spid="_x0000_s1045" type="#_x0000_t75" style="position:absolute;left:2577;top:37497;width:1057;height:1621;visibility:visible;mso-wrap-style:square" o:gfxdata="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">
+                <v:shape id="Image 24" o:spid="_x0000_s1049" type="#_x0000_t75" style="position:absolute;left:26132;top:65850;width:939;height:939;visibility:visible;mso-wrap-style:square" o:gfxdata="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">
                   <v:imagedata r:id="rId27" o:title=""/>
-                </v:shape>
-                <v:shape id="Image 21" o:spid="_x0000_s1046" type="#_x0000_t75" style="position:absolute;left:2336;top:40266;width:1294;height:1239;visibility:visible;mso-wrap-style:square" o:gfxdata="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">
-                  <v:imagedata r:id="rId28" o:title=""/>
-                </v:shape>
-                <v:shape id="Image 22" o:spid="_x0000_s1047" type="#_x0000_t75" style="position:absolute;left:2352;top:44384;width:1239;height:1239;visibility:visible;mso-wrap-style:square" o:gfxdata="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">
-                  <v:imagedata r:id="rId29" o:title=""/>
-                </v:shape>
-                <v:shape id="Image 23" o:spid="_x0000_s1048" type="#_x0000_t75" style="position:absolute;left:2352;top:42423;width:1334;height:1334;visibility:visible;mso-wrap-style:square" o:gfxdata="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">
-                  <v:imagedata r:id="rId30" o:title=""/>
-                </v:shape>
-                <v:shape id="Image 24" o:spid="_x0000_s1049" type="#_x0000_t75" style="position:absolute;left:26132;top:65850;width:939;height:939;visibility:visible;mso-wrap-style:square" o:gfxdata="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">
-                  <v:imagedata r:id="rId31" o:title=""/>
                 </v:shape>
                 <v:shape id="Graphic 25" o:spid="_x0000_s1050" style="position:absolute;left:2141;top:69930;width:28867;height:17691;visibility:visible;mso-wrap-style:square;v-text-anchor:top" coordsize="2886710,1769110" o:gfxdata="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" path="m38112,1747443l21590,1730908r-5055,l,1747443r,5055l16535,1769021r5055,l38112,1752498r,-2527l38112,1747443xem38112,1499692l21590,1483169r-5055,l,1499692r,5054l16535,1521282r5055,l38112,1504746r,-2527l38112,1499692xem38112,1251953l21590,1235417r-5055,l,1251953r,5054l16535,1273543r5055,l38112,1257007r,-2527l38112,1251953xem38112,1004214l21590,987679r-5055,l,1004214r,5055l16535,1025791r5055,l38112,1009269r,-2528l38112,1004214xem2886252,473913r-16535,-16536l2864662,457377r-16522,16536l2848140,478967r16522,16523l2869717,495490r16535,-16523l2886252,476440r,-2527xem2886252,321449r-16535,-16535l2864662,304914r-16522,16535l2848140,326504r16522,16535l2869717,343039r16535,-16535l2886252,323977r,-2528xem2886252,16535l2869717,r-5055,l2848140,16535r,5055l2864662,38125r5055,l2886252,21590r,-2528l2886252,16535xe" fillcolor="#323b4b" stroked="f">
                   <v:path arrowok="t"/>
                 </v:shape>
                 <v:shape id="Image 26" o:spid="_x0000_s1051" type="#_x0000_t75" style="position:absolute;left:26041;top:55386;width:940;height:939;visibility:visible;mso-wrap-style:square" o:gfxdata="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">
-                  <v:imagedata r:id="rId23" o:title=""/>
+                  <v:imagedata r:id="rId19" o:title=""/>
                 </v:shape>
                 <v:shape id="Graphic 27" o:spid="_x0000_s1052" style="position:absolute;left:30622;top:59523;width:388;height:3436;visibility:visible;mso-wrap-style:square;v-text-anchor:top" coordsize="38735,343535" o:gfxdata="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" path="m38112,321449l21577,304914r-5055,l,321449r,5055l16522,343027r5055,l38112,326504r,-2527l38112,321449xem38112,16535l21577,,16522,,,16535r,5055l16522,38112r5055,l38112,21590r,-2528l38112,16535xe" fillcolor="#323b4b" stroked="f">
                   <v:path arrowok="t"/>
                 </v:shape>
                 <v:shape id="Image 28" o:spid="_x0000_s1053" type="#_x0000_t75" style="position:absolute;left:26041;top:41586;width:940;height:940;visibility:visible;mso-wrap-style:square" o:gfxdata="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">
-                  <v:imagedata r:id="rId23" o:title=""/>
+                  <v:imagedata r:id="rId19" o:title=""/>
                 </v:shape>
                 <v:shape id="Graphic 29" o:spid="_x0000_s1054" style="position:absolute;left:30622;top:45724;width:388;height:6483;visibility:visible;mso-wrap-style:square;v-text-anchor:top" coordsize="38735,648335" o:gfxdata="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" path="m38112,626364l21577,609828r-5055,l,626364r,5054l16522,647941r5055,l38112,631418r,-2527l38112,626364xem38112,321449l21577,304914r-5055,l,321449r,5055l16522,343027r5055,l38112,326504r,-2527l38112,321449xem38112,16535l21577,,16522,,,16535r,5042l16522,38112r5055,l38112,21577r,-2515l38112,16535xe" fillcolor="#323b4b" stroked="f">
                   <v:path arrowok="t"/>
                 </v:shape>
                 <v:shape id="Image 30" o:spid="_x0000_s1055" type="#_x0000_t75" style="position:absolute;left:26132;top:77782;width:939;height:939;visibility:visible;mso-wrap-style:square" o:gfxdata="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">
-                  <v:imagedata r:id="rId31" o:title=""/>
+                  <v:imagedata r:id="rId27" o:title=""/>
                 </v:shape>
                 <v:shape id="Graphic 31" o:spid="_x0000_s1056" style="position:absolute;left:30622;top:81862;width:388;height:387;visibility:visible;mso-wrap-style:square;v-text-anchor:top" coordsize="38735,38735" o:gfxdata="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" path="m21584,38114r-5054,l14099,37630,,21584,,16530,16530,r5054,l38114,19057r,2527l21584,38114xe" fillcolor="#323b4b" stroked="f">
                   <v:path arrowok="t"/>
-                </v:shape>
-                <v:shape id="Image 32" o:spid="_x0000_s1057" type="#_x0000_t75" style="position:absolute;left:53700;top:1086;width:20201;height:8671;visibility:visible;mso-wrap-style:square" o:gfxdata="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">
-                  <v:imagedata r:id="rId32" o:title=""/>
                 </v:shape>
                 <w10:wrap anchorx="page" anchory="page"/>
               </v:group>
@@ -6433,6 +2725,3656 @@
           </mc:Fallback>
         </mc:AlternateContent>
       </w:r>
+      <w:r>
+        <w:rPr>
+          <w:lang w:val="sv-SE"/>
+        </w:rPr>
+        <w:t>ALHASSAN</w:t>
+      </w:r>
+      <w:r>
+        <w:rPr>
+          <w:spacing w:val="-29"/>
+          <w:lang w:val="sv-SE"/>
+        </w:rPr>
+        <w:t xml:space="preserve"> </w:t>
+      </w:r>
+      <w:r>
+        <w:rPr>
+          <w:spacing w:val="-4"/>
+          <w:lang w:val="sv-SE"/>
+        </w:rPr>
+        <w:t>JAWAD</w:t>
+      </w:r>
+    </w:p>
+    <w:p>
+      <w:pPr>
+        <w:spacing w:before="123"/>
+        <w:ind w:left="4248"/>
+        <w:rPr>
+          <w:rFonts w:ascii="Arial MT"/>
+          <w:sz w:val="20"/>
+          <w:lang w:val="sv-SE"/>
+        </w:rPr>
+      </w:pPr>
+      <w:r>
+        <w:rPr>
+          <w:rFonts w:ascii="Arial MT"/>
+          <w:spacing w:val="-2"/>
+          <w:sz w:val="20"/>
+          <w:lang w:val="sv-SE"/>
+        </w:rPr>
+        <w:t>ELECTRICAL ENGINEER | SOFTWARE DEVELOPER</w:t>
+      </w:r>
+    </w:p>
+    <w:p>
+      <w:pPr>
+        <w:pStyle w:val="BodyText"/>
+        <w:rPr>
+          <w:rFonts w:ascii="Arial MT"/>
+          <w:sz w:val="26"/>
+          <w:lang w:val="sv-SE"/>
+        </w:rPr>
+      </w:pPr>
+    </w:p>
+    <w:p>
+      <w:pPr>
+        <w:pStyle w:val="BodyText"/>
+        <w:rPr>
+          <w:rFonts w:ascii="Arial MT"/>
+          <w:sz w:val="26"/>
+          <w:lang w:val="sv-SE"/>
+        </w:rPr>
+      </w:pPr>
+    </w:p>
+    <w:p>
+      <w:pPr>
+        <w:pStyle w:val="BodyText"/>
+        <w:rPr>
+          <w:rFonts w:ascii="Arial MT"/>
+          <w:sz w:val="26"/>
+          <w:lang w:val="sv-SE"/>
+        </w:rPr>
+      </w:pPr>
+    </w:p>
+    <w:p>
+      <w:pPr>
+        <w:pStyle w:val="BodyText"/>
+        <w:spacing w:before="37"/>
+        <w:rPr>
+          <w:rFonts w:ascii="Arial MT"/>
+          <w:sz w:val="26"/>
+          <w:lang w:val="sv-SE"/>
+        </w:rPr>
+      </w:pPr>
+    </w:p>
+    <w:p>
+      <w:pPr>
+        <w:pStyle w:val="Heading1"/>
+        <w:ind w:right="965"/>
+        <w:jc w:val="center"/>
+      </w:pPr>
+      <w:r>
+        <w:rPr>
+          <w:color w:val="323B4B"/>
+          <w:spacing w:val="24"/>
+        </w:rPr>
+        <w:t>ABOUT</w:t>
+      </w:r>
+      <w:r>
+        <w:rPr>
+          <w:color w:val="323B4B"/>
+          <w:spacing w:val="53"/>
+        </w:rPr>
+        <w:t xml:space="preserve"> </w:t>
+      </w:r>
+      <w:r>
+        <w:rPr>
+          <w:color w:val="323B4B"/>
+          <w:spacing w:val="10"/>
+        </w:rPr>
+        <w:t>ME</w:t>
+      </w:r>
+    </w:p>
+    <w:p>
+      <w:pPr>
+        <w:pStyle w:val="BodyText"/>
+        <w:spacing w:before="1"/>
+        <w:rPr>
+          <w:rFonts w:ascii="Arial"/>
+          <w:b/>
+          <w:sz w:val="15"/>
+        </w:rPr>
+      </w:pPr>
+    </w:p>
+    <w:p>
+      <w:pPr>
+        <w:pStyle w:val="BodyText"/>
+        <w:rPr>
+          <w:rFonts w:ascii="Arial"/>
+          <w:b/>
+          <w:sz w:val="15"/>
+        </w:rPr>
+        <w:sectPr>
+          <w:type w:val="continuous"/>
+          <w:pgSz w:w="11910" w:h="16850"/>
+          <w:pgMar w:top="1380" w:right="141" w:bottom="0" w:left="283" w:header="720" w:footer="720" w:gutter="0"/>
+          <w:cols w:space="720"/>
+        </w:sectPr>
+      </w:pPr>
+    </w:p>
+    <w:p>
+      <w:pPr>
+        <w:pStyle w:val="BodyText"/>
+        <w:rPr>
+          <w:rFonts w:ascii="Arial"/>
+          <w:b/>
+          <w:sz w:val="22"/>
+        </w:rPr>
+      </w:pPr>
+    </w:p>
+    <w:p>
+      <w:pPr>
+        <w:pStyle w:val="BodyText"/>
+        <w:spacing w:before="125"/>
+        <w:rPr>
+          <w:rFonts w:ascii="Arial"/>
+          <w:b/>
+          <w:sz w:val="22"/>
+        </w:rPr>
+      </w:pPr>
+    </w:p>
+    <w:p>
+      <w:pPr>
+        <w:spacing w:before="1"/>
+        <w:ind w:left="99"/>
+        <w:rPr>
+          <w:rFonts w:ascii="Arial"/>
+          <w:b/>
+        </w:rPr>
+      </w:pPr>
+      <w:r>
+        <w:rPr>
+          <w:rFonts w:ascii="Arial"/>
+          <w:b/>
+          <w:color w:val="323B4B"/>
+          <w:spacing w:val="20"/>
+        </w:rPr>
+        <w:t>CONTACT</w:t>
+      </w:r>
+    </w:p>
+    <w:p>
+      <w:pPr>
+        <w:pStyle w:val="BodyText"/>
+        <w:spacing w:before="55"/>
+        <w:rPr>
+          <w:rFonts w:ascii="Arial"/>
+          <w:b/>
+          <w:sz w:val="22"/>
+        </w:rPr>
+      </w:pPr>
+    </w:p>
+    <w:p>
+      <w:pPr>
+        <w:spacing w:before="1"/>
+        <w:ind w:left="461"/>
+        <w:rPr>
+          <w:sz w:val="20"/>
+        </w:rPr>
+      </w:pPr>
+      <w:r>
+        <w:rPr>
+          <w:color w:val="323B4B"/>
+          <w:sz w:val="20"/>
+        </w:rPr>
+        <w:t>+46</w:t>
+      </w:r>
+      <w:r>
+        <w:rPr>
+          <w:color w:val="323B4B"/>
+          <w:spacing w:val="-9"/>
+          <w:sz w:val="20"/>
+        </w:rPr>
+        <w:t xml:space="preserve"> </w:t>
+      </w:r>
+      <w:r>
+        <w:rPr>
+          <w:color w:val="323B4B"/>
+          <w:sz w:val="20"/>
+        </w:rPr>
+        <w:t>76</w:t>
+      </w:r>
+      <w:r>
+        <w:rPr>
+          <w:color w:val="323B4B"/>
+          <w:spacing w:val="-9"/>
+          <w:sz w:val="20"/>
+        </w:rPr>
+        <w:t xml:space="preserve"> </w:t>
+      </w:r>
+      <w:r>
+        <w:rPr>
+          <w:color w:val="323B4B"/>
+          <w:sz w:val="20"/>
+        </w:rPr>
+        <w:t>281</w:t>
+      </w:r>
+      <w:r>
+        <w:rPr>
+          <w:color w:val="323B4B"/>
+          <w:spacing w:val="-8"/>
+          <w:sz w:val="20"/>
+        </w:rPr>
+        <w:t xml:space="preserve"> </w:t>
+      </w:r>
+      <w:r>
+        <w:rPr>
+          <w:color w:val="323B4B"/>
+          <w:spacing w:val="-4"/>
+          <w:sz w:val="20"/>
+        </w:rPr>
+        <w:t>8440</w:t>
+      </w:r>
+    </w:p>
+    <w:p>
+      <w:pPr>
+        <w:spacing w:before="63"/>
+        <w:ind w:left="461"/>
+        <w:rPr>
+          <w:sz w:val="20"/>
+        </w:rPr>
+      </w:pPr>
+      <w:hyperlink r:id="rId28">
+        <w:r>
+          <w:rPr>
+            <w:color w:val="323B4B"/>
+            <w:spacing w:val="-2"/>
+            <w:sz w:val="20"/>
+          </w:rPr>
+          <w:t>alhassan0000@yahoo.com</w:t>
+        </w:r>
+      </w:hyperlink>
+    </w:p>
+    <w:p>
+      <w:pPr>
+        <w:spacing w:before="53" w:line="223" w:lineRule="auto"/>
+        <w:ind w:left="429"/>
+        <w:rPr>
+          <w:sz w:val="20"/>
+        </w:rPr>
+      </w:pPr>
+      <w:r>
+        <w:rPr>
+          <w:color w:val="323B4B"/>
+          <w:sz w:val="20"/>
+        </w:rPr>
+        <w:t>Blodboksgränd</w:t>
+      </w:r>
+      <w:r>
+        <w:rPr>
+          <w:color w:val="323B4B"/>
+          <w:spacing w:val="-6"/>
+          <w:sz w:val="20"/>
+        </w:rPr>
+        <w:t xml:space="preserve"> </w:t>
+      </w:r>
+      <w:r>
+        <w:rPr>
+          <w:color w:val="323B4B"/>
+          <w:sz w:val="20"/>
+        </w:rPr>
+        <w:t>15,</w:t>
+      </w:r>
+      <w:r>
+        <w:rPr>
+          <w:color w:val="323B4B"/>
+          <w:spacing w:val="-6"/>
+          <w:sz w:val="20"/>
+        </w:rPr>
+        <w:t xml:space="preserve"> </w:t>
+      </w:r>
+      <w:r>
+        <w:rPr>
+          <w:color w:val="323B4B"/>
+          <w:sz w:val="20"/>
+        </w:rPr>
+        <w:t>16577 Hässelby,</w:t>
+      </w:r>
+      <w:r>
+        <w:rPr>
+          <w:color w:val="323B4B"/>
+          <w:spacing w:val="-2"/>
+          <w:sz w:val="20"/>
+        </w:rPr>
+        <w:t xml:space="preserve"> </w:t>
+      </w:r>
+      <w:r>
+        <w:rPr>
+          <w:color w:val="323B4B"/>
+          <w:sz w:val="20"/>
+        </w:rPr>
+        <w:t>Stockholm</w:t>
+      </w:r>
+    </w:p>
+    <w:p>
+      <w:pPr>
+        <w:spacing w:before="98" w:line="266" w:lineRule="auto"/>
+        <w:ind w:left="99" w:right="452"/>
+        <w:jc w:val="both"/>
+        <w:rPr>
+          <w:sz w:val="18"/>
+        </w:rPr>
+      </w:pPr>
+      <w:r>
+        <w:br w:type="column"/>
+      </w:r>
+      <w:r>
+        <w:rPr>
+          <w:color w:val="323B4B"/>
+          <w:sz w:val="18"/>
+        </w:rPr>
+        <w:t>As a Full-Stack Developer with a deep foundation from Master of Science studies</w:t>
+      </w:r>
+      <w:r>
+        <w:rPr>
+          <w:color w:val="323B4B"/>
+          <w:spacing w:val="40"/>
+          <w:sz w:val="18"/>
+        </w:rPr>
+        <w:t xml:space="preserve"> </w:t>
+      </w:r>
+      <w:r>
+        <w:rPr>
+          <w:color w:val="323B4B"/>
+          <w:spacing w:val="-4"/>
+          <w:sz w:val="18"/>
+        </w:rPr>
+        <w:t>in</w:t>
+      </w:r>
+      <w:r>
+        <w:rPr>
+          <w:color w:val="323B4B"/>
+          <w:spacing w:val="-5"/>
+          <w:sz w:val="18"/>
+        </w:rPr>
+        <w:t xml:space="preserve"> </w:t>
+      </w:r>
+      <w:r>
+        <w:rPr>
+          <w:b/>
+          <w:color w:val="323B4B"/>
+          <w:spacing w:val="-4"/>
+          <w:sz w:val="18"/>
+        </w:rPr>
+        <w:t>Electrical Engineering</w:t>
+      </w:r>
+      <w:r>
+        <w:rPr>
+          <w:color w:val="323B4B"/>
+          <w:spacing w:val="-4"/>
+          <w:sz w:val="18"/>
+        </w:rPr>
+        <w:t>,</w:t>
+      </w:r>
+      <w:r>
+        <w:rPr>
+          <w:color w:val="323B4B"/>
+          <w:spacing w:val="-5"/>
+          <w:sz w:val="18"/>
+        </w:rPr>
+        <w:t xml:space="preserve"> </w:t>
+      </w:r>
+      <w:r>
+        <w:rPr>
+          <w:color w:val="323B4B"/>
+          <w:spacing w:val="-4"/>
+          <w:sz w:val="18"/>
+        </w:rPr>
+        <w:t>I</w:t>
+      </w:r>
+      <w:r>
+        <w:rPr>
+          <w:color w:val="323B4B"/>
+          <w:spacing w:val="-5"/>
+          <w:sz w:val="18"/>
+        </w:rPr>
+        <w:t xml:space="preserve"> </w:t>
+      </w:r>
+      <w:r>
+        <w:rPr>
+          <w:color w:val="323B4B"/>
+          <w:spacing w:val="-4"/>
+          <w:sz w:val="18"/>
+        </w:rPr>
+        <w:t>have</w:t>
+      </w:r>
+      <w:r>
+        <w:rPr>
+          <w:color w:val="323B4B"/>
+          <w:spacing w:val="-5"/>
+          <w:sz w:val="18"/>
+        </w:rPr>
+        <w:t xml:space="preserve"> </w:t>
+      </w:r>
+      <w:r>
+        <w:rPr>
+          <w:color w:val="323B4B"/>
+          <w:spacing w:val="-4"/>
+          <w:sz w:val="18"/>
+        </w:rPr>
+        <w:t>a</w:t>
+      </w:r>
+      <w:r>
+        <w:rPr>
+          <w:color w:val="323B4B"/>
+          <w:spacing w:val="-5"/>
+          <w:sz w:val="18"/>
+        </w:rPr>
+        <w:t xml:space="preserve"> </w:t>
+      </w:r>
+      <w:r>
+        <w:rPr>
+          <w:color w:val="323B4B"/>
+          <w:spacing w:val="-4"/>
+          <w:sz w:val="18"/>
+        </w:rPr>
+        <w:t>unique</w:t>
+      </w:r>
+      <w:r>
+        <w:rPr>
+          <w:color w:val="323B4B"/>
+          <w:spacing w:val="-5"/>
+          <w:sz w:val="18"/>
+        </w:rPr>
+        <w:t xml:space="preserve"> </w:t>
+      </w:r>
+      <w:r>
+        <w:rPr>
+          <w:color w:val="323B4B"/>
+          <w:spacing w:val="-4"/>
+          <w:sz w:val="18"/>
+        </w:rPr>
+        <w:t>systems</w:t>
+      </w:r>
+      <w:r>
+        <w:rPr>
+          <w:color w:val="323B4B"/>
+          <w:spacing w:val="-5"/>
+          <w:sz w:val="18"/>
+        </w:rPr>
+        <w:t xml:space="preserve"> </w:t>
+      </w:r>
+      <w:r>
+        <w:rPr>
+          <w:color w:val="323B4B"/>
+          <w:spacing w:val="-4"/>
+          <w:sz w:val="18"/>
+        </w:rPr>
+        <w:t>perspective.</w:t>
+      </w:r>
+      <w:r>
+        <w:rPr>
+          <w:color w:val="323B4B"/>
+          <w:spacing w:val="-5"/>
+          <w:sz w:val="18"/>
+        </w:rPr>
+        <w:t xml:space="preserve"> </w:t>
+      </w:r>
+      <w:r>
+        <w:rPr>
+          <w:color w:val="323B4B"/>
+          <w:spacing w:val="-4"/>
+          <w:sz w:val="18"/>
+        </w:rPr>
+        <w:t>My</w:t>
+      </w:r>
+      <w:r>
+        <w:rPr>
+          <w:color w:val="323B4B"/>
+          <w:spacing w:val="-5"/>
+          <w:sz w:val="18"/>
+        </w:rPr>
+        <w:t xml:space="preserve"> </w:t>
+      </w:r>
+      <w:r>
+        <w:rPr>
+          <w:color w:val="323B4B"/>
+          <w:spacing w:val="-4"/>
+          <w:sz w:val="18"/>
+        </w:rPr>
+        <w:t>expertise</w:t>
+      </w:r>
+      <w:r>
+        <w:rPr>
+          <w:color w:val="323B4B"/>
+          <w:spacing w:val="-5"/>
+          <w:sz w:val="18"/>
+        </w:rPr>
+        <w:t xml:space="preserve"> </w:t>
+      </w:r>
+      <w:r>
+        <w:rPr>
+          <w:color w:val="323B4B"/>
+          <w:spacing w:val="-4"/>
+          <w:sz w:val="18"/>
+        </w:rPr>
+        <w:t xml:space="preserve">ranges </w:t>
+      </w:r>
+      <w:r>
+        <w:rPr>
+          <w:color w:val="323B4B"/>
+          <w:sz w:val="18"/>
+        </w:rPr>
+        <w:t>from</w:t>
+      </w:r>
+      <w:r>
+        <w:rPr>
+          <w:color w:val="323B4B"/>
+          <w:spacing w:val="-12"/>
+          <w:sz w:val="18"/>
+        </w:rPr>
+        <w:t xml:space="preserve"> </w:t>
+      </w:r>
+      <w:r>
+        <w:rPr>
+          <w:b/>
+          <w:color w:val="323B4B"/>
+          <w:sz w:val="18"/>
+        </w:rPr>
+        <w:t>control</w:t>
+      </w:r>
+      <w:r>
+        <w:rPr>
+          <w:b/>
+          <w:color w:val="323B4B"/>
+          <w:spacing w:val="-10"/>
+          <w:sz w:val="18"/>
+        </w:rPr>
+        <w:t xml:space="preserve"> </w:t>
+      </w:r>
+      <w:r>
+        <w:rPr>
+          <w:b/>
+          <w:color w:val="323B4B"/>
+          <w:sz w:val="18"/>
+        </w:rPr>
+        <w:t>systems,</w:t>
+      </w:r>
+      <w:r>
+        <w:rPr>
+          <w:b/>
+          <w:color w:val="323B4B"/>
+          <w:spacing w:val="-10"/>
+          <w:sz w:val="18"/>
+        </w:rPr>
+        <w:t xml:space="preserve"> </w:t>
+      </w:r>
+      <w:r>
+        <w:rPr>
+          <w:b/>
+          <w:color w:val="323B4B"/>
+          <w:sz w:val="18"/>
+        </w:rPr>
+        <w:t>IoT,</w:t>
+      </w:r>
+      <w:r>
+        <w:rPr>
+          <w:b/>
+          <w:color w:val="323B4B"/>
+          <w:spacing w:val="-10"/>
+          <w:sz w:val="18"/>
+        </w:rPr>
+        <w:t xml:space="preserve"> </w:t>
+      </w:r>
+      <w:r>
+        <w:rPr>
+          <w:b/>
+          <w:color w:val="323B4B"/>
+          <w:sz w:val="18"/>
+        </w:rPr>
+        <w:t>and</w:t>
+      </w:r>
+      <w:r>
+        <w:rPr>
+          <w:b/>
+          <w:color w:val="323B4B"/>
+          <w:spacing w:val="-10"/>
+          <w:sz w:val="18"/>
+        </w:rPr>
+        <w:t xml:space="preserve"> </w:t>
+      </w:r>
+      <w:r>
+        <w:rPr>
+          <w:b/>
+          <w:color w:val="323B4B"/>
+          <w:sz w:val="18"/>
+        </w:rPr>
+        <w:t>embedded</w:t>
+      </w:r>
+      <w:r>
+        <w:rPr>
+          <w:b/>
+          <w:color w:val="323B4B"/>
+          <w:spacing w:val="-10"/>
+          <w:sz w:val="18"/>
+        </w:rPr>
+        <w:t xml:space="preserve"> </w:t>
+      </w:r>
+      <w:r>
+        <w:rPr>
+          <w:b/>
+          <w:color w:val="323B4B"/>
+          <w:sz w:val="18"/>
+        </w:rPr>
+        <w:t>systems</w:t>
+      </w:r>
+      <w:r>
+        <w:rPr>
+          <w:b/>
+          <w:color w:val="323B4B"/>
+          <w:spacing w:val="-9"/>
+          <w:sz w:val="18"/>
+        </w:rPr>
+        <w:t xml:space="preserve"> </w:t>
+      </w:r>
+      <w:r>
+        <w:rPr>
+          <w:color w:val="323B4B"/>
+          <w:sz w:val="18"/>
+        </w:rPr>
+        <w:t>(with</w:t>
+      </w:r>
+      <w:r>
+        <w:rPr>
+          <w:color w:val="323B4B"/>
+          <w:spacing w:val="-12"/>
+          <w:sz w:val="18"/>
+        </w:rPr>
+        <w:t xml:space="preserve"> </w:t>
+      </w:r>
+      <w:r>
+        <w:rPr>
+          <w:color w:val="323B4B"/>
+          <w:sz w:val="18"/>
+        </w:rPr>
+        <w:t>experience</w:t>
+      </w:r>
+      <w:r>
+        <w:rPr>
+          <w:color w:val="323B4B"/>
+          <w:spacing w:val="-12"/>
+          <w:sz w:val="18"/>
+        </w:rPr>
+        <w:t xml:space="preserve"> </w:t>
+      </w:r>
+      <w:r>
+        <w:rPr>
+          <w:color w:val="323B4B"/>
+          <w:sz w:val="18"/>
+        </w:rPr>
+        <w:t xml:space="preserve">including </w:t>
+      </w:r>
+      <w:r>
+        <w:rPr>
+          <w:b/>
+          <w:color w:val="323B4B"/>
+          <w:sz w:val="18"/>
+        </w:rPr>
+        <w:t>ESP32 microcontrollers</w:t>
+      </w:r>
+      <w:r>
+        <w:rPr>
+          <w:color w:val="323B4B"/>
+          <w:sz w:val="18"/>
+        </w:rPr>
+        <w:t xml:space="preserve">) to modern web development. With a specialization in </w:t>
+      </w:r>
+      <w:r>
+        <w:rPr>
+          <w:b/>
+          <w:color w:val="323B4B"/>
+          <w:spacing w:val="-6"/>
+          <w:sz w:val="18"/>
+        </w:rPr>
+        <w:t>electrical</w:t>
+      </w:r>
+      <w:r>
+        <w:rPr>
+          <w:b/>
+          <w:color w:val="323B4B"/>
+          <w:spacing w:val="-7"/>
+          <w:sz w:val="18"/>
+        </w:rPr>
+        <w:t xml:space="preserve"> </w:t>
+      </w:r>
+      <w:r>
+        <w:rPr>
+          <w:b/>
+          <w:color w:val="323B4B"/>
+          <w:spacing w:val="-6"/>
+          <w:sz w:val="18"/>
+        </w:rPr>
+        <w:t>control systems</w:t>
+      </w:r>
+      <w:r>
+        <w:rPr>
+          <w:b/>
+          <w:color w:val="323B4B"/>
+          <w:spacing w:val="-7"/>
+          <w:sz w:val="18"/>
+        </w:rPr>
+        <w:t xml:space="preserve"> </w:t>
+      </w:r>
+      <w:r>
+        <w:rPr>
+          <w:b/>
+          <w:color w:val="323B4B"/>
+          <w:spacing w:val="-6"/>
+          <w:sz w:val="18"/>
+        </w:rPr>
+        <w:t>and embedded</w:t>
+      </w:r>
+      <w:r>
+        <w:rPr>
+          <w:b/>
+          <w:color w:val="323B4B"/>
+          <w:spacing w:val="-7"/>
+          <w:sz w:val="18"/>
+        </w:rPr>
+        <w:t xml:space="preserve"> </w:t>
+      </w:r>
+      <w:r>
+        <w:rPr>
+          <w:b/>
+          <w:color w:val="323B4B"/>
+          <w:spacing w:val="-6"/>
+          <w:sz w:val="18"/>
+        </w:rPr>
+        <w:t>systems programming</w:t>
+      </w:r>
+      <w:r>
+        <w:rPr>
+          <w:color w:val="323B4B"/>
+          <w:spacing w:val="-6"/>
+          <w:sz w:val="18"/>
+        </w:rPr>
+        <w:t>,</w:t>
+      </w:r>
+      <w:r>
+        <w:rPr>
+          <w:color w:val="323B4B"/>
+          <w:spacing w:val="-9"/>
+          <w:sz w:val="18"/>
+        </w:rPr>
+        <w:t xml:space="preserve"> </w:t>
+      </w:r>
+      <w:r>
+        <w:rPr>
+          <w:color w:val="323B4B"/>
+          <w:spacing w:val="-6"/>
+          <w:sz w:val="18"/>
+        </w:rPr>
+        <w:t>I</w:t>
+      </w:r>
+      <w:r>
+        <w:rPr>
+          <w:color w:val="323B4B"/>
+          <w:spacing w:val="-8"/>
+          <w:sz w:val="18"/>
+        </w:rPr>
+        <w:t xml:space="preserve"> </w:t>
+      </w:r>
+      <w:r>
+        <w:rPr>
+          <w:color w:val="323B4B"/>
+          <w:spacing w:val="-6"/>
+          <w:sz w:val="18"/>
+        </w:rPr>
+        <w:t>am</w:t>
+      </w:r>
+      <w:r>
+        <w:rPr>
+          <w:color w:val="323B4B"/>
+          <w:spacing w:val="-8"/>
+          <w:sz w:val="18"/>
+        </w:rPr>
+        <w:t xml:space="preserve"> </w:t>
+      </w:r>
+      <w:r>
+        <w:rPr>
+          <w:color w:val="323B4B"/>
+          <w:spacing w:val="-6"/>
+          <w:sz w:val="18"/>
+        </w:rPr>
+        <w:t>driven</w:t>
+      </w:r>
+      <w:r>
+        <w:rPr>
+          <w:color w:val="323B4B"/>
+          <w:spacing w:val="-8"/>
+          <w:sz w:val="18"/>
+        </w:rPr>
+        <w:t xml:space="preserve"> </w:t>
+      </w:r>
+      <w:r>
+        <w:rPr>
+          <w:color w:val="323B4B"/>
+          <w:spacing w:val="-6"/>
+          <w:sz w:val="18"/>
+        </w:rPr>
+        <w:t xml:space="preserve">to </w:t>
+      </w:r>
+      <w:r>
+        <w:rPr>
+          <w:color w:val="323B4B"/>
+          <w:sz w:val="18"/>
+        </w:rPr>
+        <w:t>apply my deep technical skills to build innovative and efficient solutions in a forward-thinking</w:t>
+      </w:r>
+      <w:r>
+        <w:rPr>
+          <w:color w:val="323B4B"/>
+          <w:spacing w:val="-6"/>
+          <w:sz w:val="18"/>
+        </w:rPr>
+        <w:t xml:space="preserve"> </w:t>
+      </w:r>
+      <w:r>
+        <w:rPr>
+          <w:color w:val="323B4B"/>
+          <w:sz w:val="18"/>
+        </w:rPr>
+        <w:t>role.</w:t>
+      </w:r>
+    </w:p>
+    <w:p>
+      <w:pPr>
+        <w:pStyle w:val="Heading1"/>
+        <w:spacing w:before="80"/>
+        <w:ind w:left="99"/>
+        <w:jc w:val="both"/>
+      </w:pPr>
+      <w:r>
+        <w:rPr>
+          <w:color w:val="323B4B"/>
+          <w:spacing w:val="20"/>
+        </w:rPr>
+        <w:t>RELEVANT</w:t>
+      </w:r>
+      <w:r>
+        <w:rPr>
+          <w:color w:val="323B4B"/>
+          <w:spacing w:val="30"/>
+        </w:rPr>
+        <w:t xml:space="preserve"> </w:t>
+      </w:r>
+      <w:r>
+        <w:rPr>
+          <w:color w:val="323B4B"/>
+          <w:spacing w:val="23"/>
+        </w:rPr>
+        <w:t>EXPERIENCE</w:t>
+      </w:r>
+    </w:p>
+    <w:p>
+      <w:pPr>
+        <w:pStyle w:val="Heading1"/>
+        <w:jc w:val="both"/>
+        <w:sectPr>
+          <w:type w:val="continuous"/>
+          <w:pgSz w:w="11910" w:h="16850"/>
+          <w:pgMar w:top="1380" w:right="141" w:bottom="0" w:left="283" w:header="720" w:footer="720" w:gutter="0"/>
+          <w:cols w:num="2" w:space="720" w:equalWidth="0">
+            <w:col w:w="2837" w:space="1514"/>
+            <w:col w:w="7135"/>
+          </w:cols>
+        </w:sectPr>
+      </w:pPr>
+    </w:p>
+    <w:p>
+      <w:pPr>
+        <w:spacing w:before="79"/>
+        <w:ind w:left="412"/>
+        <w:rPr>
+          <w:sz w:val="20"/>
+        </w:rPr>
+      </w:pPr>
+      <w:hyperlink r:id="rId29">
+        <w:r>
+          <w:rPr>
+            <w:color w:val="323B4B"/>
+            <w:spacing w:val="-2"/>
+            <w:sz w:val="20"/>
+          </w:rPr>
+          <w:t>www.alhassanjawad.com</w:t>
+        </w:r>
+      </w:hyperlink>
+    </w:p>
+    <w:p>
+      <w:pPr>
+        <w:spacing w:line="300" w:lineRule="atLeast"/>
+        <w:ind w:left="415"/>
+        <w:rPr>
+          <w:sz w:val="20"/>
+        </w:rPr>
+      </w:pPr>
+      <w:r>
+        <w:rPr>
+          <w:color w:val="323B4B"/>
+          <w:spacing w:val="-2"/>
+          <w:sz w:val="20"/>
+        </w:rPr>
+        <w:t xml:space="preserve">linkedin.com/in/alhassanjawad </w:t>
+      </w:r>
+      <w:hyperlink r:id="rId30">
+        <w:r>
+          <w:rPr>
+            <w:color w:val="323B4B"/>
+            <w:spacing w:val="-2"/>
+            <w:sz w:val="20"/>
+          </w:rPr>
+          <w:t>www.github.com/AcheronEiden</w:t>
+        </w:r>
+      </w:hyperlink>
+    </w:p>
+    <w:p>
+      <w:pPr>
+        <w:spacing w:before="222"/>
+        <w:ind w:left="412"/>
+        <w:rPr>
+          <w:b/>
+          <w:sz w:val="20"/>
+        </w:rPr>
+      </w:pPr>
+      <w:r>
+        <w:br w:type="column"/>
+      </w:r>
+      <w:r>
+        <w:rPr>
+          <w:b/>
+          <w:color w:val="323B4B"/>
+          <w:w w:val="90"/>
+          <w:sz w:val="20"/>
+        </w:rPr>
+        <w:t>Software</w:t>
+      </w:r>
+      <w:r>
+        <w:rPr>
+          <w:b/>
+          <w:color w:val="323B4B"/>
+          <w:spacing w:val="1"/>
+          <w:sz w:val="20"/>
+        </w:rPr>
+        <w:t xml:space="preserve"> </w:t>
+      </w:r>
+      <w:r>
+        <w:rPr>
+          <w:b/>
+          <w:color w:val="323B4B"/>
+          <w:spacing w:val="-2"/>
+          <w:sz w:val="20"/>
+        </w:rPr>
+        <w:t>Engineer</w:t>
+      </w:r>
+    </w:p>
+    <w:p>
+      <w:pPr>
+        <w:spacing w:before="63"/>
+        <w:ind w:left="412"/>
+        <w:rPr>
+          <w:sz w:val="20"/>
+        </w:rPr>
+      </w:pPr>
+      <w:r>
+        <w:rPr>
+          <w:color w:val="323B4B"/>
+          <w:sz w:val="20"/>
+        </w:rPr>
+        <w:t>Portabel</w:t>
+      </w:r>
+      <w:r>
+        <w:rPr>
+          <w:color w:val="323B4B"/>
+          <w:spacing w:val="-1"/>
+          <w:sz w:val="20"/>
+        </w:rPr>
+        <w:t xml:space="preserve"> </w:t>
+      </w:r>
+      <w:r>
+        <w:rPr>
+          <w:color w:val="323B4B"/>
+          <w:sz w:val="20"/>
+        </w:rPr>
+        <w:t>Health</w:t>
+      </w:r>
+      <w:r>
+        <w:rPr>
+          <w:color w:val="323B4B"/>
+          <w:spacing w:val="-1"/>
+          <w:sz w:val="20"/>
+        </w:rPr>
+        <w:t xml:space="preserve"> </w:t>
+      </w:r>
+      <w:r>
+        <w:rPr>
+          <w:color w:val="323B4B"/>
+          <w:spacing w:val="-2"/>
+          <w:sz w:val="20"/>
+        </w:rPr>
+        <w:t>(Internship)</w:t>
+      </w:r>
+    </w:p>
+    <w:p>
+      <w:pPr>
+        <w:spacing w:before="66"/>
+        <w:rPr>
+          <w:sz w:val="18"/>
+        </w:rPr>
+      </w:pPr>
+      <w:r>
+        <w:br w:type="column"/>
+      </w:r>
+    </w:p>
+    <w:p>
+      <w:pPr>
+        <w:ind w:left="412"/>
+        <w:rPr>
+          <w:sz w:val="18"/>
+        </w:rPr>
+      </w:pPr>
+      <w:r>
+        <w:rPr>
+          <w:color w:val="323B4B"/>
+          <w:sz w:val="18"/>
+        </w:rPr>
+        <w:t>Sep</w:t>
+      </w:r>
+      <w:r>
+        <w:rPr>
+          <w:color w:val="323B4B"/>
+          <w:spacing w:val="-10"/>
+          <w:sz w:val="18"/>
+        </w:rPr>
+        <w:t xml:space="preserve"> </w:t>
+      </w:r>
+      <w:r>
+        <w:rPr>
+          <w:color w:val="323B4B"/>
+          <w:sz w:val="18"/>
+        </w:rPr>
+        <w:t>2025</w:t>
+      </w:r>
+      <w:r>
+        <w:rPr>
+          <w:color w:val="323B4B"/>
+          <w:spacing w:val="-9"/>
+          <w:sz w:val="18"/>
+        </w:rPr>
+        <w:t xml:space="preserve"> </w:t>
+      </w:r>
+      <w:r>
+        <w:rPr>
+          <w:color w:val="323B4B"/>
+          <w:sz w:val="18"/>
+        </w:rPr>
+        <w:t>–</w:t>
+      </w:r>
+      <w:r>
+        <w:rPr>
+          <w:color w:val="323B4B"/>
+          <w:spacing w:val="-10"/>
+          <w:sz w:val="18"/>
+        </w:rPr>
+        <w:t xml:space="preserve"> </w:t>
+      </w:r>
+      <w:r>
+        <w:rPr>
+          <w:color w:val="323B4B"/>
+          <w:spacing w:val="-2"/>
+          <w:sz w:val="18"/>
+        </w:rPr>
+        <w:t>Dec 2025</w:t>
+      </w:r>
+    </w:p>
+    <w:p>
+      <w:pPr>
+        <w:rPr>
+          <w:sz w:val="18"/>
+        </w:rPr>
+        <w:sectPr>
+          <w:type w:val="continuous"/>
+          <w:pgSz w:w="11910" w:h="16850"/>
+          <w:pgMar w:top="1380" w:right="141" w:bottom="0" w:left="283" w:header="720" w:footer="720" w:gutter="0"/>
+          <w:cols w:num="3" w:space="720" w:equalWidth="0">
+            <w:col w:w="3283" w:space="755"/>
+            <w:col w:w="2920" w:space="1975"/>
+            <w:col w:w="2553"/>
+          </w:cols>
+        </w:sectPr>
+      </w:pPr>
+    </w:p>
+    <w:p>
+      <w:pPr>
+        <w:spacing w:before="178"/>
+        <w:ind w:left="32"/>
+        <w:rPr>
+          <w:rFonts w:ascii="Arial"/>
+          <w:b/>
+          <w:lang w:val="sv-SE"/>
+        </w:rPr>
+      </w:pPr>
+      <w:r>
+        <w:rPr>
+          <w:rFonts w:ascii="Arial"/>
+          <w:b/>
+          <w:color w:val="323B4B"/>
+          <w:spacing w:val="23"/>
+          <w:w w:val="105"/>
+          <w:lang w:val="sv-SE"/>
+        </w:rPr>
+        <w:t>PROGRAMMING</w:t>
+      </w:r>
+      <w:r>
+        <w:rPr>
+          <w:rFonts w:ascii="Arial"/>
+          <w:b/>
+          <w:color w:val="323B4B"/>
+          <w:spacing w:val="59"/>
+          <w:w w:val="150"/>
+          <w:lang w:val="sv-SE"/>
+        </w:rPr>
+        <w:t xml:space="preserve"> </w:t>
+      </w:r>
+      <w:r>
+        <w:rPr>
+          <w:rFonts w:ascii="Arial"/>
+          <w:b/>
+          <w:color w:val="323B4B"/>
+          <w:spacing w:val="16"/>
+          <w:w w:val="90"/>
+          <w:lang w:val="sv-SE"/>
+        </w:rPr>
+        <w:t>SKILLS</w:t>
+      </w:r>
+    </w:p>
+    <w:p>
+      <w:pPr>
+        <w:spacing w:before="165" w:line="388" w:lineRule="auto"/>
+        <w:ind w:left="274" w:right="1492"/>
+        <w:rPr>
+          <w:sz w:val="20"/>
+          <w:lang w:val="sv-SE"/>
+        </w:rPr>
+      </w:pPr>
+      <w:r>
+        <w:rPr>
+          <w:color w:val="323B4B"/>
+          <w:sz w:val="20"/>
+          <w:lang w:val="sv-SE"/>
+        </w:rPr>
+        <w:t>Python</w:t>
+      </w:r>
+      <w:r>
+        <w:rPr>
+          <w:color w:val="323B4B"/>
+          <w:spacing w:val="-16"/>
+          <w:sz w:val="20"/>
+          <w:lang w:val="sv-SE"/>
+        </w:rPr>
+        <w:t xml:space="preserve"> </w:t>
+      </w:r>
+      <w:r>
+        <w:rPr>
+          <w:color w:val="323B4B"/>
+          <w:sz w:val="20"/>
+          <w:lang w:val="sv-SE"/>
+        </w:rPr>
+        <w:t>&amp;</w:t>
+      </w:r>
+      <w:r>
+        <w:rPr>
+          <w:color w:val="323B4B"/>
+          <w:spacing w:val="-16"/>
+          <w:sz w:val="20"/>
+          <w:lang w:val="sv-SE"/>
+        </w:rPr>
+        <w:t xml:space="preserve"> </w:t>
+      </w:r>
+      <w:r>
+        <w:rPr>
+          <w:color w:val="323B4B"/>
+          <w:sz w:val="20"/>
+          <w:lang w:val="sv-SE"/>
+        </w:rPr>
+        <w:t>Java C &amp; C++</w:t>
+      </w:r>
+    </w:p>
+    <w:p>
+      <w:pPr>
+        <w:spacing w:line="160" w:lineRule="exact"/>
+        <w:ind w:left="32"/>
+        <w:rPr>
+          <w:sz w:val="18"/>
+        </w:rPr>
+      </w:pPr>
+      <w:r>
+        <w:br w:type="column"/>
+      </w:r>
+      <w:r>
+        <w:rPr>
+          <w:color w:val="323B4B"/>
+          <w:w w:val="105"/>
+          <w:sz w:val="18"/>
+        </w:rPr>
+        <w:t>Contribute</w:t>
+      </w:r>
+      <w:r>
+        <w:rPr>
+          <w:color w:val="323B4B"/>
+          <w:spacing w:val="19"/>
+          <w:w w:val="105"/>
+          <w:sz w:val="18"/>
+        </w:rPr>
+        <w:t xml:space="preserve"> </w:t>
+      </w:r>
+      <w:r>
+        <w:rPr>
+          <w:color w:val="323B4B"/>
+          <w:w w:val="105"/>
+          <w:sz w:val="18"/>
+        </w:rPr>
+        <w:t>to</w:t>
+      </w:r>
+      <w:r>
+        <w:rPr>
+          <w:color w:val="323B4B"/>
+          <w:spacing w:val="19"/>
+          <w:w w:val="105"/>
+          <w:sz w:val="18"/>
+        </w:rPr>
+        <w:t xml:space="preserve"> </w:t>
+      </w:r>
+      <w:r>
+        <w:rPr>
+          <w:color w:val="323B4B"/>
+          <w:w w:val="105"/>
+          <w:sz w:val="18"/>
+        </w:rPr>
+        <w:t>the</w:t>
+      </w:r>
+      <w:r>
+        <w:rPr>
+          <w:color w:val="323B4B"/>
+          <w:spacing w:val="19"/>
+          <w:w w:val="105"/>
+          <w:sz w:val="18"/>
+        </w:rPr>
+        <w:t xml:space="preserve"> </w:t>
+      </w:r>
+      <w:r>
+        <w:rPr>
+          <w:color w:val="323B4B"/>
+          <w:w w:val="105"/>
+          <w:sz w:val="18"/>
+        </w:rPr>
+        <w:t>development</w:t>
+      </w:r>
+      <w:r>
+        <w:rPr>
+          <w:color w:val="323B4B"/>
+          <w:spacing w:val="20"/>
+          <w:w w:val="105"/>
+          <w:sz w:val="18"/>
+        </w:rPr>
+        <w:t xml:space="preserve"> </w:t>
+      </w:r>
+      <w:r>
+        <w:rPr>
+          <w:color w:val="323B4B"/>
+          <w:w w:val="105"/>
+          <w:sz w:val="18"/>
+        </w:rPr>
+        <w:t>and</w:t>
+      </w:r>
+      <w:r>
+        <w:rPr>
+          <w:color w:val="323B4B"/>
+          <w:spacing w:val="19"/>
+          <w:w w:val="105"/>
+          <w:sz w:val="18"/>
+        </w:rPr>
+        <w:t xml:space="preserve"> </w:t>
+      </w:r>
+      <w:r>
+        <w:rPr>
+          <w:color w:val="323B4B"/>
+          <w:w w:val="105"/>
+          <w:sz w:val="18"/>
+        </w:rPr>
+        <w:t>implementation</w:t>
+      </w:r>
+      <w:r>
+        <w:rPr>
+          <w:color w:val="323B4B"/>
+          <w:spacing w:val="19"/>
+          <w:w w:val="105"/>
+          <w:sz w:val="18"/>
+        </w:rPr>
+        <w:t xml:space="preserve"> </w:t>
+      </w:r>
+      <w:r>
+        <w:rPr>
+          <w:color w:val="323B4B"/>
+          <w:w w:val="105"/>
+          <w:sz w:val="18"/>
+        </w:rPr>
+        <w:t>of</w:t>
+      </w:r>
+      <w:r>
+        <w:rPr>
+          <w:color w:val="323B4B"/>
+          <w:spacing w:val="20"/>
+          <w:w w:val="105"/>
+          <w:sz w:val="18"/>
+        </w:rPr>
+        <w:t xml:space="preserve"> </w:t>
+      </w:r>
+      <w:r>
+        <w:rPr>
+          <w:color w:val="323B4B"/>
+          <w:w w:val="105"/>
+          <w:sz w:val="18"/>
+        </w:rPr>
+        <w:t>technical</w:t>
+      </w:r>
+      <w:r>
+        <w:rPr>
+          <w:color w:val="323B4B"/>
+          <w:spacing w:val="19"/>
+          <w:w w:val="105"/>
+          <w:sz w:val="18"/>
+        </w:rPr>
+        <w:t xml:space="preserve"> </w:t>
+      </w:r>
+      <w:r>
+        <w:rPr>
+          <w:color w:val="323B4B"/>
+          <w:spacing w:val="-2"/>
+          <w:w w:val="105"/>
+          <w:sz w:val="18"/>
+        </w:rPr>
+        <w:t>solutions</w:t>
+      </w:r>
+    </w:p>
+    <w:p>
+      <w:pPr>
+        <w:spacing w:before="23"/>
+        <w:ind w:left="32"/>
+        <w:rPr>
+          <w:sz w:val="18"/>
+        </w:rPr>
+      </w:pPr>
+      <w:r>
+        <w:rPr>
+          <w:color w:val="323B4B"/>
+          <w:sz w:val="18"/>
+        </w:rPr>
+        <w:t>across</w:t>
+      </w:r>
+      <w:r>
+        <w:rPr>
+          <w:color w:val="323B4B"/>
+          <w:spacing w:val="-3"/>
+          <w:sz w:val="18"/>
+        </w:rPr>
+        <w:t xml:space="preserve"> </w:t>
+      </w:r>
+      <w:r>
+        <w:rPr>
+          <w:color w:val="323B4B"/>
+          <w:sz w:val="18"/>
+        </w:rPr>
+        <w:t>various</w:t>
+      </w:r>
+      <w:r>
+        <w:rPr>
+          <w:color w:val="323B4B"/>
+          <w:spacing w:val="-3"/>
+          <w:sz w:val="18"/>
+        </w:rPr>
+        <w:t xml:space="preserve"> </w:t>
+      </w:r>
+      <w:r>
+        <w:rPr>
+          <w:color w:val="323B4B"/>
+          <w:spacing w:val="-2"/>
+          <w:sz w:val="18"/>
+        </w:rPr>
+        <w:t>projects.</w:t>
+      </w:r>
+    </w:p>
+    <w:p>
+      <w:pPr>
+        <w:spacing w:before="22" w:line="266" w:lineRule="auto"/>
+        <w:ind w:left="32"/>
+        <w:rPr>
+          <w:sz w:val="18"/>
+        </w:rPr>
+      </w:pPr>
+      <w:r>
+        <w:rPr>
+          <w:color w:val="323B4B"/>
+          <w:sz w:val="18"/>
+        </w:rPr>
+        <w:t>Improve</w:t>
+      </w:r>
+      <w:r>
+        <w:rPr>
+          <w:color w:val="323B4B"/>
+          <w:spacing w:val="80"/>
+          <w:sz w:val="18"/>
+        </w:rPr>
+        <w:t xml:space="preserve"> </w:t>
+      </w:r>
+      <w:r>
+        <w:rPr>
+          <w:color w:val="323B4B"/>
+          <w:sz w:val="18"/>
+        </w:rPr>
+        <w:t>work</w:t>
+      </w:r>
+      <w:r>
+        <w:rPr>
+          <w:color w:val="323B4B"/>
+          <w:spacing w:val="80"/>
+          <w:sz w:val="18"/>
+        </w:rPr>
+        <w:t xml:space="preserve"> </w:t>
+      </w:r>
+      <w:r>
+        <w:rPr>
+          <w:color w:val="323B4B"/>
+          <w:sz w:val="18"/>
+        </w:rPr>
+        <w:t>processes</w:t>
+      </w:r>
+      <w:r>
+        <w:rPr>
+          <w:color w:val="323B4B"/>
+          <w:spacing w:val="80"/>
+          <w:sz w:val="18"/>
+        </w:rPr>
+        <w:t xml:space="preserve"> </w:t>
+      </w:r>
+      <w:r>
+        <w:rPr>
+          <w:color w:val="323B4B"/>
+          <w:sz w:val="18"/>
+        </w:rPr>
+        <w:t>by</w:t>
+      </w:r>
+      <w:r>
+        <w:rPr>
+          <w:color w:val="323B4B"/>
+          <w:spacing w:val="80"/>
+          <w:sz w:val="18"/>
+        </w:rPr>
+        <w:t xml:space="preserve"> </w:t>
+      </w:r>
+      <w:r>
+        <w:rPr>
+          <w:color w:val="323B4B"/>
+          <w:sz w:val="18"/>
+        </w:rPr>
+        <w:t>contributing</w:t>
+      </w:r>
+      <w:r>
+        <w:rPr>
+          <w:color w:val="323B4B"/>
+          <w:spacing w:val="80"/>
+          <w:sz w:val="18"/>
+        </w:rPr>
+        <w:t xml:space="preserve"> </w:t>
+      </w:r>
+      <w:r>
+        <w:rPr>
+          <w:color w:val="323B4B"/>
+          <w:sz w:val="18"/>
+        </w:rPr>
+        <w:t>to</w:t>
+      </w:r>
+      <w:r>
+        <w:rPr>
+          <w:color w:val="323B4B"/>
+          <w:spacing w:val="80"/>
+          <w:sz w:val="18"/>
+        </w:rPr>
+        <w:t xml:space="preserve"> </w:t>
+      </w:r>
+      <w:r>
+        <w:rPr>
+          <w:color w:val="323B4B"/>
+          <w:sz w:val="18"/>
+        </w:rPr>
+        <w:t>project</w:t>
+      </w:r>
+      <w:r>
+        <w:rPr>
+          <w:color w:val="323B4B"/>
+          <w:spacing w:val="80"/>
+          <w:sz w:val="18"/>
+        </w:rPr>
+        <w:t xml:space="preserve"> </w:t>
+      </w:r>
+      <w:r>
+        <w:rPr>
+          <w:color w:val="323B4B"/>
+          <w:sz w:val="18"/>
+        </w:rPr>
+        <w:t>management</w:t>
+      </w:r>
+      <w:r>
+        <w:rPr>
+          <w:color w:val="323B4B"/>
+          <w:spacing w:val="80"/>
+          <w:sz w:val="18"/>
+        </w:rPr>
+        <w:t xml:space="preserve"> </w:t>
+      </w:r>
+      <w:r>
+        <w:rPr>
+          <w:color w:val="323B4B"/>
+          <w:sz w:val="18"/>
+        </w:rPr>
+        <w:t>and technical</w:t>
+      </w:r>
+      <w:r>
+        <w:rPr>
+          <w:color w:val="323B4B"/>
+          <w:spacing w:val="-18"/>
+          <w:sz w:val="18"/>
+        </w:rPr>
+        <w:t xml:space="preserve"> </w:t>
+      </w:r>
+      <w:r>
+        <w:rPr>
+          <w:color w:val="323B4B"/>
+          <w:sz w:val="18"/>
+        </w:rPr>
+        <w:t>documentation.</w:t>
+      </w:r>
+    </w:p>
+    <w:p>
+      <w:pPr>
+        <w:spacing w:line="266" w:lineRule="auto"/>
+        <w:ind w:left="32"/>
+        <w:rPr>
+          <w:sz w:val="18"/>
+        </w:rPr>
+      </w:pPr>
+      <w:r>
+        <w:rPr>
+          <w:color w:val="323B4B"/>
+          <w:w w:val="105"/>
+          <w:sz w:val="18"/>
+        </w:rPr>
+        <w:t>Apply industry best practices and technical standards to solve real-world</w:t>
+      </w:r>
+      <w:r>
+        <w:rPr>
+          <w:color w:val="323B4B"/>
+          <w:spacing w:val="40"/>
+          <w:w w:val="105"/>
+          <w:sz w:val="18"/>
+        </w:rPr>
+        <w:t xml:space="preserve"> </w:t>
+      </w:r>
+      <w:r>
+        <w:rPr>
+          <w:color w:val="323B4B"/>
+          <w:spacing w:val="-2"/>
+          <w:w w:val="105"/>
+          <w:sz w:val="18"/>
+        </w:rPr>
+        <w:t>challenges.</w:t>
+      </w:r>
+    </w:p>
+    <w:p>
+      <w:pPr>
+        <w:spacing w:line="266" w:lineRule="auto"/>
+        <w:rPr>
+          <w:sz w:val="18"/>
+        </w:rPr>
+        <w:sectPr>
+          <w:type w:val="continuous"/>
+          <w:pgSz w:w="11910" w:h="16850"/>
+          <w:pgMar w:top="1380" w:right="141" w:bottom="0" w:left="283" w:header="720" w:footer="720" w:gutter="0"/>
+          <w:cols w:num="2" w:space="720" w:equalWidth="0">
+            <w:col w:w="3096" w:space="1642"/>
+            <w:col w:w="6748"/>
+          </w:cols>
+        </w:sectPr>
+      </w:pPr>
+    </w:p>
+    <w:p>
+      <w:pPr>
+        <w:spacing w:line="388" w:lineRule="auto"/>
+        <w:ind w:left="274" w:right="38"/>
+        <w:rPr>
+          <w:sz w:val="20"/>
+        </w:rPr>
+      </w:pPr>
+      <w:r>
+        <w:rPr>
+          <w:color w:val="323B4B"/>
+          <w:sz w:val="20"/>
+        </w:rPr>
+        <w:t>JavaScript</w:t>
+      </w:r>
+      <w:r>
+        <w:rPr>
+          <w:color w:val="323B4B"/>
+          <w:spacing w:val="-16"/>
+          <w:sz w:val="20"/>
+        </w:rPr>
+        <w:t xml:space="preserve"> </w:t>
+      </w:r>
+      <w:r>
+        <w:rPr>
+          <w:color w:val="323B4B"/>
+          <w:sz w:val="20"/>
+        </w:rPr>
+        <w:t>&amp;</w:t>
+      </w:r>
+      <w:r>
+        <w:rPr>
+          <w:color w:val="323B4B"/>
+          <w:spacing w:val="-16"/>
+          <w:sz w:val="20"/>
+        </w:rPr>
+        <w:t xml:space="preserve"> </w:t>
+      </w:r>
+      <w:r>
+        <w:rPr>
+          <w:color w:val="323B4B"/>
+          <w:sz w:val="20"/>
+        </w:rPr>
+        <w:t xml:space="preserve">TypeScript </w:t>
+      </w:r>
+      <w:r>
+        <w:rPr>
+          <w:color w:val="323B4B"/>
+          <w:w w:val="105"/>
+          <w:sz w:val="20"/>
+        </w:rPr>
+        <w:t>HTML &amp; CSS</w:t>
+      </w:r>
+    </w:p>
+    <w:p>
+      <w:pPr>
+        <w:spacing w:before="88"/>
+        <w:ind w:left="274"/>
+        <w:rPr>
+          <w:b/>
+          <w:sz w:val="20"/>
+        </w:rPr>
+      </w:pPr>
+      <w:r>
+        <w:br w:type="column"/>
+      </w:r>
+      <w:r>
+        <w:rPr>
+          <w:b/>
+          <w:color w:val="323B4B"/>
+          <w:w w:val="90"/>
+          <w:sz w:val="20"/>
+        </w:rPr>
+        <w:t>Programmer</w:t>
+      </w:r>
+      <w:r>
+        <w:rPr>
+          <w:b/>
+          <w:color w:val="323B4B"/>
+          <w:spacing w:val="4"/>
+          <w:sz w:val="20"/>
+        </w:rPr>
+        <w:t xml:space="preserve"> </w:t>
+      </w:r>
+      <w:r>
+        <w:rPr>
+          <w:b/>
+          <w:color w:val="323B4B"/>
+          <w:w w:val="90"/>
+          <w:sz w:val="20"/>
+        </w:rPr>
+        <w:t>&amp;</w:t>
+      </w:r>
+      <w:r>
+        <w:rPr>
+          <w:b/>
+          <w:color w:val="323B4B"/>
+          <w:spacing w:val="5"/>
+          <w:sz w:val="20"/>
+        </w:rPr>
+        <w:t xml:space="preserve"> </w:t>
+      </w:r>
+      <w:r>
+        <w:rPr>
+          <w:b/>
+          <w:color w:val="323B4B"/>
+          <w:w w:val="90"/>
+          <w:sz w:val="20"/>
+        </w:rPr>
+        <w:t>SEO</w:t>
+      </w:r>
+      <w:r>
+        <w:rPr>
+          <w:b/>
+          <w:color w:val="323B4B"/>
+          <w:spacing w:val="4"/>
+          <w:sz w:val="20"/>
+        </w:rPr>
+        <w:t xml:space="preserve"> </w:t>
+      </w:r>
+      <w:r>
+        <w:rPr>
+          <w:b/>
+          <w:color w:val="323B4B"/>
+          <w:spacing w:val="-2"/>
+          <w:w w:val="90"/>
+          <w:sz w:val="20"/>
+        </w:rPr>
+        <w:t>Analyst</w:t>
+      </w:r>
+    </w:p>
+    <w:p>
+      <w:pPr>
+        <w:spacing w:before="63"/>
+        <w:ind w:left="274"/>
+        <w:rPr>
+          <w:sz w:val="20"/>
+        </w:rPr>
+      </w:pPr>
+      <w:r>
+        <w:rPr>
+          <w:color w:val="323B4B"/>
+          <w:w w:val="105"/>
+          <w:sz w:val="20"/>
+        </w:rPr>
+        <w:t>Bonn</w:t>
+      </w:r>
+      <w:r>
+        <w:rPr>
+          <w:color w:val="323B4B"/>
+          <w:spacing w:val="-21"/>
+          <w:w w:val="105"/>
+          <w:sz w:val="20"/>
+        </w:rPr>
+        <w:t xml:space="preserve"> </w:t>
+      </w:r>
+      <w:r>
+        <w:rPr>
+          <w:color w:val="323B4B"/>
+          <w:w w:val="105"/>
+          <w:sz w:val="20"/>
+        </w:rPr>
+        <w:t>Bonn</w:t>
+      </w:r>
+      <w:r>
+        <w:rPr>
+          <w:color w:val="323B4B"/>
+          <w:spacing w:val="-21"/>
+          <w:w w:val="105"/>
+          <w:sz w:val="20"/>
+        </w:rPr>
+        <w:t xml:space="preserve"> </w:t>
+      </w:r>
+      <w:r>
+        <w:rPr>
+          <w:color w:val="323B4B"/>
+          <w:w w:val="105"/>
+          <w:sz w:val="20"/>
+        </w:rPr>
+        <w:t>AB</w:t>
+      </w:r>
+      <w:r>
+        <w:rPr>
+          <w:color w:val="323B4B"/>
+          <w:spacing w:val="-21"/>
+          <w:w w:val="105"/>
+          <w:sz w:val="20"/>
+        </w:rPr>
+        <w:t xml:space="preserve"> </w:t>
+      </w:r>
+      <w:r>
+        <w:rPr>
+          <w:color w:val="323B4B"/>
+          <w:spacing w:val="-2"/>
+          <w:w w:val="105"/>
+          <w:sz w:val="20"/>
+        </w:rPr>
+        <w:t>(Freelance/Contract)</w:t>
+      </w:r>
+    </w:p>
+    <w:p>
+      <w:pPr>
+        <w:spacing w:before="149"/>
+        <w:ind w:left="274"/>
+        <w:rPr>
+          <w:sz w:val="18"/>
+        </w:rPr>
+      </w:pPr>
+      <w:r>
+        <w:br w:type="column"/>
+      </w:r>
+      <w:r>
+        <w:rPr>
+          <w:color w:val="323B4B"/>
+          <w:sz w:val="18"/>
+        </w:rPr>
+        <w:t>Jun</w:t>
+      </w:r>
+      <w:r>
+        <w:rPr>
+          <w:color w:val="323B4B"/>
+          <w:spacing w:val="-3"/>
+          <w:sz w:val="18"/>
+        </w:rPr>
+        <w:t xml:space="preserve"> </w:t>
+      </w:r>
+      <w:r>
+        <w:rPr>
+          <w:color w:val="323B4B"/>
+          <w:sz w:val="18"/>
+        </w:rPr>
+        <w:t>2025</w:t>
+      </w:r>
+      <w:r>
+        <w:rPr>
+          <w:color w:val="323B4B"/>
+          <w:spacing w:val="-3"/>
+          <w:sz w:val="18"/>
+        </w:rPr>
+        <w:t xml:space="preserve"> </w:t>
+      </w:r>
+      <w:r>
+        <w:rPr>
+          <w:color w:val="323B4B"/>
+          <w:sz w:val="18"/>
+        </w:rPr>
+        <w:t>-</w:t>
+      </w:r>
+      <w:r>
+        <w:rPr>
+          <w:color w:val="323B4B"/>
+          <w:spacing w:val="-3"/>
+          <w:sz w:val="18"/>
+        </w:rPr>
+        <w:t xml:space="preserve"> </w:t>
+      </w:r>
+      <w:r>
+        <w:rPr>
+          <w:color w:val="323B4B"/>
+          <w:sz w:val="18"/>
+        </w:rPr>
+        <w:t>Sep</w:t>
+      </w:r>
+      <w:r>
+        <w:rPr>
+          <w:color w:val="323B4B"/>
+          <w:spacing w:val="-3"/>
+          <w:sz w:val="18"/>
+        </w:rPr>
+        <w:t xml:space="preserve"> </w:t>
+      </w:r>
+      <w:r>
+        <w:rPr>
+          <w:color w:val="323B4B"/>
+          <w:spacing w:val="-4"/>
+          <w:sz w:val="18"/>
+        </w:rPr>
+        <w:t>2025</w:t>
+      </w:r>
+    </w:p>
+    <w:p>
+      <w:pPr>
+        <w:rPr>
+          <w:sz w:val="18"/>
+        </w:rPr>
+        <w:sectPr>
+          <w:type w:val="continuous"/>
+          <w:pgSz w:w="11910" w:h="16850"/>
+          <w:pgMar w:top="1380" w:right="141" w:bottom="0" w:left="283" w:header="720" w:footer="720" w:gutter="0"/>
+          <w:cols w:num="3" w:space="720" w:equalWidth="0">
+            <w:col w:w="2402" w:space="1774"/>
+            <w:col w:w="3511" w:space="1391"/>
+            <w:col w:w="2408"/>
+          </w:cols>
+        </w:sectPr>
+      </w:pPr>
+    </w:p>
+    <w:p>
+      <w:pPr>
+        <w:spacing w:line="300" w:lineRule="auto"/>
+        <w:ind w:left="32" w:firstLine="241"/>
+        <w:jc w:val="both"/>
+        <w:rPr>
+          <w:rFonts w:ascii="Arial"/>
+          <w:b/>
+        </w:rPr>
+      </w:pPr>
+      <w:r>
+        <w:rPr>
+          <w:color w:val="323B4B"/>
+          <w:sz w:val="20"/>
+        </w:rPr>
+        <w:t>Data</w:t>
+      </w:r>
+      <w:r>
+        <w:rPr>
+          <w:color w:val="323B4B"/>
+          <w:spacing w:val="-16"/>
+          <w:sz w:val="20"/>
+        </w:rPr>
+        <w:t xml:space="preserve"> </w:t>
+      </w:r>
+      <w:r>
+        <w:rPr>
+          <w:color w:val="323B4B"/>
+          <w:sz w:val="20"/>
+        </w:rPr>
+        <w:t>analysis,</w:t>
+      </w:r>
+      <w:r>
+        <w:rPr>
+          <w:color w:val="323B4B"/>
+          <w:spacing w:val="-16"/>
+          <w:sz w:val="20"/>
+        </w:rPr>
+        <w:t xml:space="preserve"> </w:t>
+      </w:r>
+      <w:r>
+        <w:rPr>
+          <w:color w:val="323B4B"/>
+          <w:sz w:val="20"/>
+        </w:rPr>
+        <w:t>System</w:t>
+      </w:r>
+      <w:r>
+        <w:rPr>
+          <w:color w:val="323B4B"/>
+          <w:spacing w:val="-15"/>
+          <w:sz w:val="20"/>
+        </w:rPr>
+        <w:t xml:space="preserve"> </w:t>
+      </w:r>
+      <w:r>
+        <w:rPr>
+          <w:color w:val="323B4B"/>
+          <w:sz w:val="20"/>
+        </w:rPr>
+        <w:t xml:space="preserve">optimization </w:t>
+      </w:r>
+      <w:r>
+        <w:rPr>
+          <w:rFonts w:ascii="Arial"/>
+          <w:b/>
+          <w:color w:val="323B4B"/>
+          <w:spacing w:val="23"/>
+        </w:rPr>
+        <w:t xml:space="preserve">ELECTRICAL </w:t>
+      </w:r>
+      <w:r>
+        <w:rPr>
+          <w:rFonts w:ascii="Arial"/>
+          <w:b/>
+          <w:color w:val="323B4B"/>
+        </w:rPr>
+        <w:t xml:space="preserve">&amp; </w:t>
+      </w:r>
+      <w:r>
+        <w:rPr>
+          <w:rFonts w:ascii="Arial"/>
+          <w:b/>
+          <w:color w:val="323B4B"/>
+          <w:spacing w:val="22"/>
+        </w:rPr>
+        <w:t xml:space="preserve">CONTROL </w:t>
+      </w:r>
+      <w:r>
+        <w:rPr>
+          <w:rFonts w:ascii="Arial"/>
+          <w:b/>
+          <w:color w:val="323B4B"/>
+          <w:spacing w:val="20"/>
+        </w:rPr>
+        <w:t>SYSTEMS</w:t>
+      </w:r>
+    </w:p>
+    <w:p>
+      <w:pPr>
+        <w:spacing w:line="164" w:lineRule="exact"/>
+        <w:ind w:left="32"/>
+        <w:rPr>
+          <w:sz w:val="18"/>
+        </w:rPr>
+      </w:pPr>
+      <w:r>
+        <w:br w:type="column"/>
+      </w:r>
+      <w:r>
+        <w:rPr>
+          <w:color w:val="323B4B"/>
+          <w:w w:val="105"/>
+          <w:sz w:val="18"/>
+        </w:rPr>
+        <w:t>Established</w:t>
+      </w:r>
+      <w:r>
+        <w:rPr>
+          <w:color w:val="323B4B"/>
+          <w:spacing w:val="43"/>
+          <w:w w:val="105"/>
+          <w:sz w:val="18"/>
+        </w:rPr>
+        <w:t xml:space="preserve"> </w:t>
+      </w:r>
+      <w:r>
+        <w:rPr>
+          <w:color w:val="323B4B"/>
+          <w:w w:val="105"/>
+          <w:sz w:val="18"/>
+        </w:rPr>
+        <w:t>the</w:t>
+      </w:r>
+      <w:r>
+        <w:rPr>
+          <w:color w:val="323B4B"/>
+          <w:spacing w:val="44"/>
+          <w:w w:val="105"/>
+          <w:sz w:val="18"/>
+        </w:rPr>
+        <w:t xml:space="preserve"> </w:t>
+      </w:r>
+      <w:r>
+        <w:rPr>
+          <w:color w:val="323B4B"/>
+          <w:w w:val="105"/>
+          <w:sz w:val="18"/>
+        </w:rPr>
+        <w:t>basic</w:t>
+      </w:r>
+      <w:r>
+        <w:rPr>
+          <w:color w:val="323B4B"/>
+          <w:spacing w:val="44"/>
+          <w:w w:val="105"/>
+          <w:sz w:val="18"/>
+        </w:rPr>
+        <w:t xml:space="preserve"> </w:t>
+      </w:r>
+      <w:r>
+        <w:rPr>
+          <w:color w:val="323B4B"/>
+          <w:w w:val="105"/>
+          <w:sz w:val="18"/>
+        </w:rPr>
+        <w:t>structure</w:t>
+      </w:r>
+      <w:r>
+        <w:rPr>
+          <w:color w:val="323B4B"/>
+          <w:spacing w:val="44"/>
+          <w:w w:val="105"/>
+          <w:sz w:val="18"/>
+        </w:rPr>
+        <w:t xml:space="preserve"> </w:t>
+      </w:r>
+      <w:r>
+        <w:rPr>
+          <w:color w:val="323B4B"/>
+          <w:w w:val="105"/>
+          <w:sz w:val="18"/>
+        </w:rPr>
+        <w:t>of</w:t>
+      </w:r>
+      <w:r>
+        <w:rPr>
+          <w:color w:val="323B4B"/>
+          <w:spacing w:val="44"/>
+          <w:w w:val="105"/>
+          <w:sz w:val="18"/>
+        </w:rPr>
+        <w:t xml:space="preserve"> </w:t>
+      </w:r>
+      <w:r>
+        <w:rPr>
+          <w:color w:val="323B4B"/>
+          <w:w w:val="105"/>
+          <w:sz w:val="18"/>
+        </w:rPr>
+        <w:t>the</w:t>
+      </w:r>
+      <w:r>
+        <w:rPr>
+          <w:color w:val="323B4B"/>
+          <w:spacing w:val="43"/>
+          <w:w w:val="105"/>
+          <w:sz w:val="18"/>
+        </w:rPr>
+        <w:t xml:space="preserve"> </w:t>
+      </w:r>
+      <w:r>
+        <w:rPr>
+          <w:color w:val="323B4B"/>
+          <w:w w:val="105"/>
+          <w:sz w:val="18"/>
+        </w:rPr>
+        <w:t>website</w:t>
+      </w:r>
+      <w:r>
+        <w:rPr>
+          <w:color w:val="323B4B"/>
+          <w:spacing w:val="44"/>
+          <w:w w:val="105"/>
+          <w:sz w:val="18"/>
+        </w:rPr>
+        <w:t xml:space="preserve"> </w:t>
+      </w:r>
+      <w:r>
+        <w:rPr>
+          <w:color w:val="323B4B"/>
+          <w:w w:val="105"/>
+          <w:sz w:val="18"/>
+        </w:rPr>
+        <w:t>and</w:t>
+      </w:r>
+      <w:r>
+        <w:rPr>
+          <w:color w:val="323B4B"/>
+          <w:spacing w:val="44"/>
+          <w:w w:val="105"/>
+          <w:sz w:val="18"/>
+        </w:rPr>
+        <w:t xml:space="preserve"> </w:t>
+      </w:r>
+      <w:r>
+        <w:rPr>
+          <w:color w:val="323B4B"/>
+          <w:w w:val="105"/>
+          <w:sz w:val="18"/>
+        </w:rPr>
+        <w:t>integrated</w:t>
+      </w:r>
+      <w:r>
+        <w:rPr>
+          <w:color w:val="323B4B"/>
+          <w:spacing w:val="44"/>
+          <w:w w:val="105"/>
+          <w:sz w:val="18"/>
+        </w:rPr>
+        <w:t xml:space="preserve"> </w:t>
+      </w:r>
+      <w:r>
+        <w:rPr>
+          <w:color w:val="323B4B"/>
+          <w:spacing w:val="-2"/>
+          <w:w w:val="105"/>
+          <w:sz w:val="18"/>
+        </w:rPr>
+        <w:t>payment</w:t>
+      </w:r>
+    </w:p>
+    <w:p>
+      <w:pPr>
+        <w:spacing w:before="23"/>
+        <w:ind w:left="32"/>
+        <w:rPr>
+          <w:sz w:val="18"/>
+        </w:rPr>
+      </w:pPr>
+      <w:r>
+        <w:rPr>
+          <w:color w:val="323B4B"/>
+          <w:sz w:val="18"/>
+        </w:rPr>
+        <w:t>methods</w:t>
+      </w:r>
+      <w:r>
+        <w:rPr>
+          <w:color w:val="323B4B"/>
+          <w:spacing w:val="5"/>
+          <w:sz w:val="18"/>
+        </w:rPr>
+        <w:t xml:space="preserve"> </w:t>
+      </w:r>
+      <w:r>
+        <w:rPr>
+          <w:color w:val="323B4B"/>
+          <w:sz w:val="18"/>
+        </w:rPr>
+        <w:t>and</w:t>
+      </w:r>
+      <w:r>
+        <w:rPr>
+          <w:color w:val="323B4B"/>
+          <w:spacing w:val="5"/>
+          <w:sz w:val="18"/>
+        </w:rPr>
+        <w:t xml:space="preserve"> </w:t>
+      </w:r>
+      <w:r>
+        <w:rPr>
+          <w:color w:val="323B4B"/>
+          <w:sz w:val="18"/>
+        </w:rPr>
+        <w:t>social</w:t>
+      </w:r>
+      <w:r>
+        <w:rPr>
+          <w:color w:val="323B4B"/>
+          <w:spacing w:val="6"/>
+          <w:sz w:val="18"/>
+        </w:rPr>
+        <w:t xml:space="preserve"> </w:t>
+      </w:r>
+      <w:r>
+        <w:rPr>
+          <w:color w:val="323B4B"/>
+          <w:spacing w:val="-4"/>
+          <w:sz w:val="18"/>
+        </w:rPr>
+        <w:t>media</w:t>
+      </w:r>
+    </w:p>
+    <w:p>
+      <w:pPr>
+        <w:spacing w:before="22" w:line="266" w:lineRule="auto"/>
+        <w:ind w:left="32"/>
+        <w:rPr>
+          <w:sz w:val="18"/>
+        </w:rPr>
+      </w:pPr>
+      <w:r>
+        <w:rPr>
+          <w:color w:val="323B4B"/>
+          <w:sz w:val="18"/>
+        </w:rPr>
+        <w:t xml:space="preserve">Fixed an email marketing system with standard strategies, and optimized and </w:t>
+      </w:r>
+      <w:r>
+        <w:rPr>
+          <w:color w:val="323B4B"/>
+          <w:w w:val="105"/>
+          <w:sz w:val="18"/>
+        </w:rPr>
+        <w:t>configured SEO for the website</w:t>
+      </w:r>
+    </w:p>
+    <w:p>
+      <w:pPr>
+        <w:spacing w:line="266" w:lineRule="auto"/>
+        <w:rPr>
+          <w:sz w:val="18"/>
+        </w:rPr>
+        <w:sectPr>
+          <w:type w:val="continuous"/>
+          <w:pgSz w:w="11910" w:h="16850"/>
+          <w:pgMar w:top="1380" w:right="141" w:bottom="0" w:left="283" w:header="720" w:footer="720" w:gutter="0"/>
+          <w:cols w:num="2" w:space="720" w:equalWidth="0">
+            <w:col w:w="3310" w:space="1427"/>
+            <w:col w:w="6749"/>
+          </w:cols>
+        </w:sectPr>
+      </w:pPr>
+    </w:p>
+    <w:p>
+      <w:pPr>
+        <w:spacing w:before="37"/>
+        <w:ind w:left="274"/>
+        <w:rPr>
+          <w:sz w:val="20"/>
+        </w:rPr>
+      </w:pPr>
+      <w:r>
+        <w:rPr>
+          <w:color w:val="323B4B"/>
+          <w:w w:val="105"/>
+          <w:sz w:val="20"/>
+        </w:rPr>
+        <w:t>MATLAB</w:t>
+      </w:r>
+      <w:r>
+        <w:rPr>
+          <w:color w:val="323B4B"/>
+          <w:spacing w:val="1"/>
+          <w:w w:val="105"/>
+          <w:sz w:val="20"/>
+        </w:rPr>
+        <w:t xml:space="preserve"> </w:t>
+      </w:r>
+      <w:r>
+        <w:rPr>
+          <w:color w:val="323B4B"/>
+          <w:w w:val="105"/>
+          <w:sz w:val="20"/>
+        </w:rPr>
+        <w:t>&amp;</w:t>
+      </w:r>
+      <w:r>
+        <w:rPr>
+          <w:color w:val="323B4B"/>
+          <w:spacing w:val="1"/>
+          <w:w w:val="105"/>
+          <w:sz w:val="20"/>
+        </w:rPr>
+        <w:t xml:space="preserve"> </w:t>
+      </w:r>
+      <w:r>
+        <w:rPr>
+          <w:color w:val="323B4B"/>
+          <w:spacing w:val="-2"/>
+          <w:w w:val="105"/>
+          <w:sz w:val="20"/>
+        </w:rPr>
+        <w:t>Assembly</w:t>
+      </w:r>
+    </w:p>
+    <w:p>
+      <w:pPr>
+        <w:spacing w:before="149" w:line="229" w:lineRule="exact"/>
+        <w:ind w:left="274"/>
+        <w:rPr>
+          <w:sz w:val="20"/>
+        </w:rPr>
+      </w:pPr>
+      <w:r>
+        <w:rPr>
+          <w:color w:val="323B4B"/>
+          <w:sz w:val="20"/>
+        </w:rPr>
+        <w:t>Control</w:t>
+      </w:r>
+      <w:r>
+        <w:rPr>
+          <w:color w:val="323B4B"/>
+          <w:spacing w:val="10"/>
+          <w:sz w:val="20"/>
+        </w:rPr>
+        <w:t xml:space="preserve"> </w:t>
+      </w:r>
+      <w:r>
+        <w:rPr>
+          <w:color w:val="323B4B"/>
+          <w:spacing w:val="-2"/>
+          <w:sz w:val="20"/>
+        </w:rPr>
+        <w:t>Systems</w:t>
+      </w:r>
+    </w:p>
+    <w:p>
+      <w:pPr>
+        <w:spacing w:before="20"/>
+        <w:ind w:left="274"/>
+        <w:rPr>
+          <w:b/>
+          <w:sz w:val="20"/>
+        </w:rPr>
+      </w:pPr>
+      <w:r>
+        <w:br w:type="column"/>
+      </w:r>
+      <w:r>
+        <w:rPr>
+          <w:b/>
+          <w:color w:val="323B4B"/>
+          <w:spacing w:val="-4"/>
+          <w:sz w:val="20"/>
+        </w:rPr>
+        <w:t>Teaching</w:t>
+      </w:r>
+      <w:r>
+        <w:rPr>
+          <w:b/>
+          <w:color w:val="323B4B"/>
+          <w:spacing w:val="-11"/>
+          <w:sz w:val="20"/>
+        </w:rPr>
+        <w:t xml:space="preserve"> </w:t>
+      </w:r>
+      <w:r>
+        <w:rPr>
+          <w:b/>
+          <w:color w:val="323B4B"/>
+          <w:spacing w:val="-2"/>
+          <w:sz w:val="20"/>
+        </w:rPr>
+        <w:t>Assistant</w:t>
+      </w:r>
+    </w:p>
+    <w:p>
+      <w:pPr>
+        <w:spacing w:before="63"/>
+        <w:ind w:left="274"/>
+        <w:rPr>
+          <w:sz w:val="20"/>
+        </w:rPr>
+      </w:pPr>
+      <w:r>
+        <w:rPr>
+          <w:color w:val="323B4B"/>
+          <w:spacing w:val="-2"/>
+          <w:w w:val="105"/>
+          <w:sz w:val="20"/>
+        </w:rPr>
+        <w:t>Uppsala</w:t>
+      </w:r>
+      <w:r>
+        <w:rPr>
+          <w:color w:val="323B4B"/>
+          <w:spacing w:val="-15"/>
+          <w:w w:val="105"/>
+          <w:sz w:val="20"/>
+        </w:rPr>
+        <w:t xml:space="preserve"> </w:t>
+      </w:r>
+      <w:r>
+        <w:rPr>
+          <w:color w:val="323B4B"/>
+          <w:spacing w:val="-2"/>
+          <w:w w:val="105"/>
+          <w:sz w:val="20"/>
+        </w:rPr>
+        <w:t>Universitet</w:t>
+      </w:r>
+    </w:p>
+    <w:p>
+      <w:pPr>
+        <w:spacing w:before="27"/>
+        <w:ind w:left="274"/>
+        <w:rPr>
+          <w:sz w:val="18"/>
+        </w:rPr>
+      </w:pPr>
+      <w:r>
+        <w:br w:type="column"/>
+      </w:r>
+      <w:r>
+        <w:rPr>
+          <w:color w:val="323B4B"/>
+          <w:sz w:val="18"/>
+        </w:rPr>
+        <w:t>2023</w:t>
+      </w:r>
+      <w:r>
+        <w:rPr>
+          <w:color w:val="323B4B"/>
+          <w:spacing w:val="-15"/>
+          <w:sz w:val="18"/>
+        </w:rPr>
+        <w:t xml:space="preserve"> </w:t>
+      </w:r>
+      <w:r>
+        <w:rPr>
+          <w:color w:val="323B4B"/>
+          <w:sz w:val="18"/>
+        </w:rPr>
+        <w:t>-</w:t>
+      </w:r>
+      <w:r>
+        <w:rPr>
+          <w:color w:val="323B4B"/>
+          <w:spacing w:val="-14"/>
+          <w:sz w:val="18"/>
+        </w:rPr>
+        <w:t xml:space="preserve"> </w:t>
+      </w:r>
+      <w:r>
+        <w:rPr>
+          <w:color w:val="323B4B"/>
+          <w:spacing w:val="-4"/>
+          <w:sz w:val="18"/>
+        </w:rPr>
+        <w:t>2025</w:t>
+      </w:r>
+    </w:p>
+    <w:p>
+      <w:pPr>
+        <w:rPr>
+          <w:sz w:val="18"/>
+        </w:rPr>
+        <w:sectPr>
+          <w:type w:val="continuous"/>
+          <w:pgSz w:w="11910" w:h="16850"/>
+          <w:pgMar w:top="1380" w:right="141" w:bottom="0" w:left="283" w:header="720" w:footer="720" w:gutter="0"/>
+          <w:cols w:num="3" w:space="720" w:equalWidth="0">
+            <w:col w:w="2207" w:space="1983"/>
+            <w:col w:w="2116" w:space="3488"/>
+            <w:col w:w="1692"/>
+          </w:cols>
+        </w:sectPr>
+      </w:pPr>
+    </w:p>
+    <w:p>
+      <w:pPr>
+        <w:spacing w:before="12" w:line="390" w:lineRule="atLeast"/>
+        <w:ind w:left="274" w:right="38"/>
+        <w:rPr>
+          <w:sz w:val="20"/>
+        </w:rPr>
+      </w:pPr>
+      <w:r>
+        <w:rPr>
+          <w:color w:val="323B4B"/>
+          <w:sz w:val="20"/>
+        </w:rPr>
+        <w:t>Embedded</w:t>
+      </w:r>
+      <w:r>
+        <w:rPr>
+          <w:color w:val="323B4B"/>
+          <w:spacing w:val="-2"/>
+          <w:sz w:val="20"/>
+        </w:rPr>
+        <w:t xml:space="preserve"> </w:t>
+      </w:r>
+      <w:r>
+        <w:rPr>
+          <w:color w:val="323B4B"/>
+          <w:sz w:val="20"/>
+        </w:rPr>
+        <w:t xml:space="preserve">Systems </w:t>
+      </w:r>
+      <w:r>
+        <w:rPr>
+          <w:color w:val="323B4B"/>
+          <w:spacing w:val="-2"/>
+          <w:sz w:val="20"/>
+        </w:rPr>
+        <w:t>IoT</w:t>
+      </w:r>
+      <w:r>
+        <w:rPr>
+          <w:color w:val="323B4B"/>
+          <w:spacing w:val="-14"/>
+          <w:sz w:val="20"/>
+        </w:rPr>
+        <w:t xml:space="preserve"> </w:t>
+      </w:r>
+      <w:r>
+        <w:rPr>
+          <w:color w:val="323B4B"/>
+          <w:spacing w:val="-2"/>
+          <w:sz w:val="20"/>
+        </w:rPr>
+        <w:t>(Sensors</w:t>
+      </w:r>
+      <w:r>
+        <w:rPr>
+          <w:color w:val="323B4B"/>
+          <w:spacing w:val="-14"/>
+          <w:sz w:val="20"/>
+        </w:rPr>
+        <w:t xml:space="preserve"> </w:t>
+      </w:r>
+      <w:r>
+        <w:rPr>
+          <w:color w:val="323B4B"/>
+          <w:spacing w:val="-2"/>
+          <w:sz w:val="20"/>
+        </w:rPr>
+        <w:t>&amp;</w:t>
+      </w:r>
+      <w:r>
+        <w:rPr>
+          <w:color w:val="323B4B"/>
+          <w:spacing w:val="-13"/>
+          <w:sz w:val="20"/>
+        </w:rPr>
+        <w:t xml:space="preserve"> </w:t>
+      </w:r>
+      <w:r>
+        <w:rPr>
+          <w:color w:val="323B4B"/>
+          <w:spacing w:val="-2"/>
+          <w:sz w:val="20"/>
+        </w:rPr>
+        <w:t xml:space="preserve">ESP32) </w:t>
+      </w:r>
+      <w:r>
+        <w:rPr>
+          <w:color w:val="323B4B"/>
+          <w:sz w:val="20"/>
+        </w:rPr>
+        <w:t>Signal</w:t>
+      </w:r>
+      <w:r>
+        <w:rPr>
+          <w:color w:val="323B4B"/>
+          <w:spacing w:val="-2"/>
+          <w:sz w:val="20"/>
+        </w:rPr>
+        <w:t xml:space="preserve"> </w:t>
+      </w:r>
+      <w:r>
+        <w:rPr>
+          <w:color w:val="323B4B"/>
+          <w:sz w:val="20"/>
+        </w:rPr>
+        <w:t>Processing</w:t>
+      </w:r>
+    </w:p>
+    <w:p>
+      <w:pPr>
+        <w:spacing w:line="266" w:lineRule="auto"/>
+        <w:ind w:left="274"/>
+        <w:rPr>
+          <w:sz w:val="18"/>
+        </w:rPr>
+      </w:pPr>
+      <w:r>
+        <w:br w:type="column"/>
+      </w:r>
+      <w:r>
+        <w:rPr>
+          <w:color w:val="323B4B"/>
+          <w:w w:val="105"/>
+          <w:sz w:val="18"/>
+        </w:rPr>
+        <w:t>Assisted over 50 students per semester with concept clarification, concept explanation</w:t>
+      </w:r>
+      <w:r>
+        <w:rPr>
+          <w:color w:val="323B4B"/>
+          <w:spacing w:val="-3"/>
+          <w:w w:val="105"/>
+          <w:sz w:val="18"/>
+        </w:rPr>
+        <w:t xml:space="preserve"> </w:t>
+      </w:r>
+      <w:r>
+        <w:rPr>
+          <w:color w:val="323B4B"/>
+          <w:w w:val="105"/>
+          <w:sz w:val="18"/>
+        </w:rPr>
+        <w:t>&amp;</w:t>
+      </w:r>
+      <w:r>
+        <w:rPr>
+          <w:color w:val="323B4B"/>
+          <w:spacing w:val="-3"/>
+          <w:w w:val="105"/>
+          <w:sz w:val="18"/>
+        </w:rPr>
+        <w:t xml:space="preserve"> </w:t>
+      </w:r>
+      <w:r>
+        <w:rPr>
+          <w:color w:val="323B4B"/>
+          <w:w w:val="105"/>
+          <w:sz w:val="18"/>
+        </w:rPr>
+        <w:t>feedback</w:t>
+      </w:r>
+    </w:p>
+    <w:p>
+      <w:pPr>
+        <w:spacing w:line="215" w:lineRule="exact"/>
+        <w:ind w:left="274"/>
+        <w:rPr>
+          <w:sz w:val="18"/>
+        </w:rPr>
+      </w:pPr>
+      <w:r>
+        <w:rPr>
+          <w:color w:val="323B4B"/>
+          <w:sz w:val="18"/>
+        </w:rPr>
+        <w:t>Graded</w:t>
+      </w:r>
+      <w:r>
+        <w:rPr>
+          <w:color w:val="323B4B"/>
+          <w:spacing w:val="7"/>
+          <w:sz w:val="18"/>
+        </w:rPr>
+        <w:t xml:space="preserve"> </w:t>
+      </w:r>
+      <w:r>
+        <w:rPr>
+          <w:color w:val="323B4B"/>
+          <w:sz w:val="18"/>
+        </w:rPr>
+        <w:t>assignments</w:t>
+      </w:r>
+      <w:r>
+        <w:rPr>
+          <w:color w:val="323B4B"/>
+          <w:spacing w:val="8"/>
+          <w:sz w:val="18"/>
+        </w:rPr>
+        <w:t xml:space="preserve"> </w:t>
+      </w:r>
+      <w:r>
+        <w:rPr>
+          <w:color w:val="323B4B"/>
+          <w:sz w:val="18"/>
+        </w:rPr>
+        <w:t>and</w:t>
+      </w:r>
+      <w:r>
+        <w:rPr>
+          <w:color w:val="323B4B"/>
+          <w:spacing w:val="8"/>
+          <w:sz w:val="18"/>
+        </w:rPr>
+        <w:t xml:space="preserve"> </w:t>
+      </w:r>
+      <w:r>
+        <w:rPr>
+          <w:color w:val="323B4B"/>
+          <w:spacing w:val="-2"/>
+          <w:sz w:val="18"/>
+        </w:rPr>
+        <w:t>examinations</w:t>
+      </w:r>
+    </w:p>
+    <w:p>
+      <w:pPr>
+        <w:spacing w:before="17" w:line="266" w:lineRule="auto"/>
+        <w:ind w:left="274"/>
+        <w:rPr>
+          <w:sz w:val="18"/>
+        </w:rPr>
+      </w:pPr>
+      <w:r>
+        <w:rPr>
+          <w:color w:val="323B4B"/>
+          <w:spacing w:val="-2"/>
+          <w:w w:val="105"/>
+          <w:sz w:val="18"/>
+        </w:rPr>
+        <w:t>Collaborated</w:t>
+      </w:r>
+      <w:r>
+        <w:rPr>
+          <w:color w:val="323B4B"/>
+          <w:spacing w:val="-5"/>
+          <w:w w:val="105"/>
+          <w:sz w:val="18"/>
+        </w:rPr>
+        <w:t xml:space="preserve"> </w:t>
+      </w:r>
+      <w:r>
+        <w:rPr>
+          <w:color w:val="323B4B"/>
+          <w:spacing w:val="-2"/>
+          <w:w w:val="105"/>
+          <w:sz w:val="18"/>
+        </w:rPr>
+        <w:t>with</w:t>
+      </w:r>
+      <w:r>
+        <w:rPr>
+          <w:color w:val="323B4B"/>
+          <w:spacing w:val="-5"/>
+          <w:w w:val="105"/>
+          <w:sz w:val="18"/>
+        </w:rPr>
+        <w:t xml:space="preserve"> </w:t>
+      </w:r>
+      <w:r>
+        <w:rPr>
+          <w:color w:val="323B4B"/>
+          <w:spacing w:val="-2"/>
+          <w:w w:val="105"/>
+          <w:sz w:val="18"/>
+        </w:rPr>
+        <w:t>respective</w:t>
+      </w:r>
+      <w:r>
+        <w:rPr>
+          <w:color w:val="323B4B"/>
+          <w:spacing w:val="-5"/>
+          <w:w w:val="105"/>
+          <w:sz w:val="18"/>
+        </w:rPr>
+        <w:t xml:space="preserve"> </w:t>
+      </w:r>
+      <w:r>
+        <w:rPr>
+          <w:color w:val="323B4B"/>
+          <w:spacing w:val="-2"/>
+          <w:w w:val="105"/>
+          <w:sz w:val="18"/>
+        </w:rPr>
+        <w:t>faculty</w:t>
+      </w:r>
+      <w:r>
+        <w:rPr>
+          <w:color w:val="323B4B"/>
+          <w:spacing w:val="-5"/>
+          <w:w w:val="105"/>
+          <w:sz w:val="18"/>
+        </w:rPr>
+        <w:t xml:space="preserve"> </w:t>
+      </w:r>
+      <w:r>
+        <w:rPr>
+          <w:color w:val="323B4B"/>
+          <w:spacing w:val="-2"/>
+          <w:w w:val="105"/>
+          <w:sz w:val="18"/>
+        </w:rPr>
+        <w:t>to</w:t>
+      </w:r>
+      <w:r>
+        <w:rPr>
+          <w:color w:val="323B4B"/>
+          <w:spacing w:val="-5"/>
+          <w:w w:val="105"/>
+          <w:sz w:val="18"/>
+        </w:rPr>
+        <w:t xml:space="preserve"> </w:t>
+      </w:r>
+      <w:r>
+        <w:rPr>
+          <w:color w:val="323B4B"/>
+          <w:spacing w:val="-2"/>
+          <w:w w:val="105"/>
+          <w:sz w:val="18"/>
+        </w:rPr>
+        <w:t>develop</w:t>
+      </w:r>
+      <w:r>
+        <w:rPr>
+          <w:color w:val="323B4B"/>
+          <w:spacing w:val="-5"/>
+          <w:w w:val="105"/>
+          <w:sz w:val="18"/>
+        </w:rPr>
+        <w:t xml:space="preserve"> </w:t>
+      </w:r>
+      <w:r>
+        <w:rPr>
+          <w:color w:val="323B4B"/>
+          <w:spacing w:val="-2"/>
+          <w:w w:val="105"/>
+          <w:sz w:val="18"/>
+        </w:rPr>
+        <w:t>course</w:t>
+      </w:r>
+      <w:r>
+        <w:rPr>
+          <w:color w:val="323B4B"/>
+          <w:spacing w:val="-5"/>
+          <w:w w:val="105"/>
+          <w:sz w:val="18"/>
+        </w:rPr>
+        <w:t xml:space="preserve"> </w:t>
+      </w:r>
+      <w:r>
+        <w:rPr>
+          <w:color w:val="323B4B"/>
+          <w:spacing w:val="-2"/>
+          <w:w w:val="105"/>
+          <w:sz w:val="18"/>
+        </w:rPr>
+        <w:t>materials</w:t>
+      </w:r>
+      <w:r>
+        <w:rPr>
+          <w:color w:val="323B4B"/>
+          <w:spacing w:val="-5"/>
+          <w:w w:val="105"/>
+          <w:sz w:val="18"/>
+        </w:rPr>
+        <w:t xml:space="preserve"> </w:t>
+      </w:r>
+      <w:r>
+        <w:rPr>
+          <w:color w:val="323B4B"/>
+          <w:spacing w:val="-2"/>
+          <w:w w:val="105"/>
+          <w:sz w:val="18"/>
+        </w:rPr>
+        <w:t>and</w:t>
+      </w:r>
+      <w:r>
+        <w:rPr>
+          <w:color w:val="323B4B"/>
+          <w:spacing w:val="-5"/>
+          <w:w w:val="105"/>
+          <w:sz w:val="18"/>
+        </w:rPr>
+        <w:t xml:space="preserve"> </w:t>
+      </w:r>
+      <w:r>
+        <w:rPr>
+          <w:color w:val="323B4B"/>
+          <w:spacing w:val="-2"/>
+          <w:w w:val="105"/>
+          <w:sz w:val="18"/>
+        </w:rPr>
+        <w:t xml:space="preserve">address </w:t>
+      </w:r>
+      <w:r>
+        <w:rPr>
+          <w:color w:val="323B4B"/>
+          <w:w w:val="105"/>
+          <w:sz w:val="18"/>
+        </w:rPr>
+        <w:t>student</w:t>
+      </w:r>
+      <w:r>
+        <w:rPr>
+          <w:color w:val="323B4B"/>
+          <w:spacing w:val="-21"/>
+          <w:w w:val="105"/>
+          <w:sz w:val="18"/>
+        </w:rPr>
+        <w:t xml:space="preserve"> </w:t>
+      </w:r>
+      <w:r>
+        <w:rPr>
+          <w:color w:val="323B4B"/>
+          <w:w w:val="105"/>
+          <w:sz w:val="18"/>
+        </w:rPr>
+        <w:t>inquiries</w:t>
+      </w:r>
+    </w:p>
+    <w:p>
+      <w:pPr>
+        <w:spacing w:line="266" w:lineRule="auto"/>
+        <w:rPr>
+          <w:sz w:val="18"/>
+        </w:rPr>
+        <w:sectPr>
+          <w:type w:val="continuous"/>
+          <w:pgSz w:w="11910" w:h="16850"/>
+          <w:pgMar w:top="1380" w:right="141" w:bottom="0" w:left="283" w:header="720" w:footer="720" w:gutter="0"/>
+          <w:cols w:num="2" w:space="720" w:equalWidth="0">
+            <w:col w:w="2266" w:space="2230"/>
+            <w:col w:w="6990"/>
+          </w:cols>
+        </w:sectPr>
+      </w:pPr>
+    </w:p>
+    <w:p>
+      <w:pPr>
+        <w:tabs>
+          <w:tab w:val="left" w:pos="3110"/>
+        </w:tabs>
+        <w:spacing w:before="57"/>
+        <w:ind w:left="32"/>
+        <w:rPr>
+          <w:rFonts w:ascii="Arial"/>
+          <w:b/>
+        </w:rPr>
+      </w:pPr>
+      <w:r>
+        <w:rPr>
+          <w:rFonts w:ascii="Arial"/>
+          <w:b/>
+          <w:color w:val="323B4B"/>
+          <w:spacing w:val="19"/>
+          <w:u w:val="single" w:color="323B4B"/>
+        </w:rPr>
+        <w:t>SOFT</w:t>
+      </w:r>
+      <w:r>
+        <w:rPr>
+          <w:rFonts w:ascii="Arial"/>
+          <w:b/>
+          <w:color w:val="323B4B"/>
+          <w:spacing w:val="26"/>
+          <w:u w:val="single" w:color="323B4B"/>
+        </w:rPr>
+        <w:t xml:space="preserve"> </w:t>
+      </w:r>
+      <w:r>
+        <w:rPr>
+          <w:rFonts w:ascii="Arial"/>
+          <w:b/>
+          <w:color w:val="323B4B"/>
+          <w:spacing w:val="19"/>
+          <w:u w:val="single" w:color="323B4B"/>
+        </w:rPr>
+        <w:t>SKILLS</w:t>
+      </w:r>
+      <w:r>
+        <w:rPr>
+          <w:rFonts w:ascii="Arial"/>
+          <w:b/>
+          <w:color w:val="323B4B"/>
+          <w:u w:val="single" w:color="323B4B"/>
+        </w:rPr>
+        <w:tab/>
+      </w:r>
+    </w:p>
+    <w:p>
+      <w:pPr>
+        <w:spacing w:before="23"/>
+        <w:ind w:left="274"/>
+        <w:rPr>
+          <w:sz w:val="20"/>
+        </w:rPr>
+      </w:pPr>
+      <w:r>
+        <w:rPr>
+          <w:color w:val="323B4B"/>
+          <w:sz w:val="20"/>
+        </w:rPr>
+        <w:t>Problem</w:t>
+      </w:r>
+      <w:r>
+        <w:rPr>
+          <w:color w:val="323B4B"/>
+          <w:spacing w:val="-6"/>
+          <w:sz w:val="20"/>
+        </w:rPr>
+        <w:t xml:space="preserve"> </w:t>
+      </w:r>
+      <w:r>
+        <w:rPr>
+          <w:color w:val="323B4B"/>
+          <w:spacing w:val="-2"/>
+          <w:sz w:val="20"/>
+        </w:rPr>
+        <w:t>Solving</w:t>
+      </w:r>
+    </w:p>
+    <w:p>
+      <w:pPr>
+        <w:spacing w:before="45"/>
+        <w:ind w:left="32"/>
+        <w:rPr>
+          <w:b/>
+          <w:sz w:val="20"/>
+        </w:rPr>
+      </w:pPr>
+      <w:r>
+        <w:br w:type="column"/>
+      </w:r>
+      <w:r>
+        <w:rPr>
+          <w:b/>
+          <w:color w:val="323B4B"/>
+          <w:spacing w:val="-6"/>
+          <w:sz w:val="20"/>
+        </w:rPr>
+        <w:t>Co-founder</w:t>
+      </w:r>
+      <w:r>
+        <w:rPr>
+          <w:b/>
+          <w:color w:val="323B4B"/>
+          <w:spacing w:val="-13"/>
+          <w:sz w:val="20"/>
+        </w:rPr>
+        <w:t xml:space="preserve"> </w:t>
+      </w:r>
+      <w:r>
+        <w:rPr>
+          <w:b/>
+          <w:color w:val="323B4B"/>
+          <w:spacing w:val="-6"/>
+          <w:sz w:val="20"/>
+        </w:rPr>
+        <w:t>&amp;</w:t>
+      </w:r>
+      <w:r>
+        <w:rPr>
+          <w:b/>
+          <w:color w:val="323B4B"/>
+          <w:spacing w:val="-12"/>
+          <w:sz w:val="20"/>
+        </w:rPr>
+        <w:t xml:space="preserve"> </w:t>
+      </w:r>
+      <w:r>
+        <w:rPr>
+          <w:b/>
+          <w:color w:val="323B4B"/>
+          <w:spacing w:val="-6"/>
+          <w:sz w:val="20"/>
+        </w:rPr>
+        <w:t>Chief</w:t>
+      </w:r>
+      <w:r>
+        <w:rPr>
+          <w:b/>
+          <w:color w:val="323B4B"/>
+          <w:spacing w:val="-13"/>
+          <w:sz w:val="20"/>
+        </w:rPr>
+        <w:t xml:space="preserve"> </w:t>
+      </w:r>
+      <w:r>
+        <w:rPr>
+          <w:b/>
+          <w:color w:val="323B4B"/>
+          <w:spacing w:val="-6"/>
+          <w:sz w:val="20"/>
+        </w:rPr>
+        <w:t>Technology</w:t>
+      </w:r>
+      <w:r>
+        <w:rPr>
+          <w:b/>
+          <w:color w:val="323B4B"/>
+          <w:spacing w:val="-12"/>
+          <w:sz w:val="20"/>
+        </w:rPr>
+        <w:t xml:space="preserve"> </w:t>
+      </w:r>
+      <w:r>
+        <w:rPr>
+          <w:b/>
+          <w:color w:val="323B4B"/>
+          <w:spacing w:val="-6"/>
+          <w:sz w:val="20"/>
+        </w:rPr>
+        <w:t>Officer</w:t>
+      </w:r>
+      <w:r>
+        <w:rPr>
+          <w:b/>
+          <w:color w:val="323B4B"/>
+          <w:spacing w:val="-12"/>
+          <w:sz w:val="20"/>
+        </w:rPr>
+        <w:t xml:space="preserve"> </w:t>
+      </w:r>
+      <w:r>
+        <w:rPr>
+          <w:b/>
+          <w:color w:val="323B4B"/>
+          <w:spacing w:val="-6"/>
+          <w:sz w:val="20"/>
+        </w:rPr>
+        <w:t>(CTO)</w:t>
+      </w:r>
+    </w:p>
+    <w:p>
+      <w:pPr>
+        <w:spacing w:before="63"/>
+        <w:ind w:left="32"/>
+        <w:rPr>
+          <w:sz w:val="20"/>
+        </w:rPr>
+      </w:pPr>
+      <w:r>
+        <w:rPr>
+          <w:color w:val="323B4B"/>
+          <w:sz w:val="20"/>
+        </w:rPr>
+        <w:t>NordicFlip</w:t>
+      </w:r>
+      <w:r>
+        <w:rPr>
+          <w:color w:val="323B4B"/>
+          <w:spacing w:val="1"/>
+          <w:sz w:val="20"/>
+        </w:rPr>
+        <w:t xml:space="preserve"> </w:t>
+      </w:r>
+      <w:r>
+        <w:rPr>
+          <w:color w:val="323B4B"/>
+          <w:sz w:val="20"/>
+        </w:rPr>
+        <w:t>/</w:t>
+      </w:r>
+      <w:r>
+        <w:rPr>
+          <w:color w:val="323B4B"/>
+          <w:spacing w:val="1"/>
+          <w:sz w:val="20"/>
+        </w:rPr>
+        <w:t xml:space="preserve"> </w:t>
+      </w:r>
+      <w:r>
+        <w:rPr>
+          <w:color w:val="323B4B"/>
+          <w:sz w:val="20"/>
+        </w:rPr>
+        <w:t>FurryTool</w:t>
+      </w:r>
+      <w:r>
+        <w:rPr>
+          <w:color w:val="323B4B"/>
+          <w:spacing w:val="1"/>
+          <w:sz w:val="20"/>
+        </w:rPr>
+        <w:t xml:space="preserve"> </w:t>
+      </w:r>
+      <w:r>
+        <w:rPr>
+          <w:color w:val="323B4B"/>
+          <w:spacing w:val="-2"/>
+          <w:sz w:val="20"/>
+        </w:rPr>
+        <w:t>(Startups)</w:t>
+      </w:r>
+    </w:p>
+    <w:p>
+      <w:pPr>
+        <w:spacing w:before="52"/>
+        <w:ind w:left="32"/>
+        <w:rPr>
+          <w:sz w:val="18"/>
+        </w:rPr>
+      </w:pPr>
+      <w:r>
+        <w:br w:type="column"/>
+      </w:r>
+      <w:r>
+        <w:rPr>
+          <w:color w:val="323B4B"/>
+          <w:sz w:val="18"/>
+        </w:rPr>
+        <w:t>Mars</w:t>
+      </w:r>
+      <w:r>
+        <w:rPr>
+          <w:color w:val="323B4B"/>
+          <w:spacing w:val="-4"/>
+          <w:sz w:val="18"/>
+        </w:rPr>
+        <w:t xml:space="preserve"> </w:t>
+      </w:r>
+      <w:r>
+        <w:rPr>
+          <w:color w:val="323B4B"/>
+          <w:sz w:val="18"/>
+        </w:rPr>
+        <w:t>2023</w:t>
+      </w:r>
+      <w:r>
+        <w:rPr>
+          <w:color w:val="323B4B"/>
+          <w:spacing w:val="-3"/>
+          <w:sz w:val="18"/>
+        </w:rPr>
+        <w:t xml:space="preserve"> </w:t>
+      </w:r>
+      <w:r>
+        <w:rPr>
+          <w:color w:val="323B4B"/>
+          <w:sz w:val="18"/>
+        </w:rPr>
+        <w:t>-</w:t>
+      </w:r>
+      <w:r>
+        <w:rPr>
+          <w:color w:val="323B4B"/>
+          <w:spacing w:val="-3"/>
+          <w:sz w:val="18"/>
+        </w:rPr>
+        <w:t xml:space="preserve"> </w:t>
+      </w:r>
+      <w:r>
+        <w:rPr>
+          <w:color w:val="323B4B"/>
+          <w:sz w:val="18"/>
+        </w:rPr>
+        <w:t>June</w:t>
+      </w:r>
+      <w:r>
+        <w:rPr>
+          <w:color w:val="323B4B"/>
+          <w:spacing w:val="-4"/>
+          <w:sz w:val="18"/>
+        </w:rPr>
+        <w:t xml:space="preserve"> 2024</w:t>
+      </w:r>
+    </w:p>
+    <w:p>
+      <w:pPr>
+        <w:rPr>
+          <w:sz w:val="18"/>
+        </w:rPr>
+        <w:sectPr>
+          <w:type w:val="continuous"/>
+          <w:pgSz w:w="11910" w:h="16850"/>
+          <w:pgMar w:top="1380" w:right="141" w:bottom="0" w:left="283" w:header="720" w:footer="720" w:gutter="0"/>
+          <w:cols w:num="3" w:space="720" w:equalWidth="0">
+            <w:col w:w="3111" w:space="1321"/>
+            <w:col w:w="4300" w:space="423"/>
+            <w:col w:w="2331"/>
+          </w:cols>
+        </w:sectPr>
+      </w:pPr>
+    </w:p>
+    <w:p>
+      <w:pPr>
+        <w:spacing w:before="133"/>
+        <w:ind w:left="274"/>
+        <w:rPr>
+          <w:sz w:val="20"/>
+        </w:rPr>
+      </w:pPr>
+      <w:r>
+        <w:rPr>
+          <w:color w:val="323B4B"/>
+          <w:spacing w:val="-2"/>
+          <w:sz w:val="20"/>
+        </w:rPr>
+        <w:t>Strategic</w:t>
+      </w:r>
+      <w:r>
+        <w:rPr>
+          <w:color w:val="323B4B"/>
+          <w:spacing w:val="-3"/>
+          <w:sz w:val="20"/>
+        </w:rPr>
+        <w:t xml:space="preserve"> </w:t>
+      </w:r>
+      <w:r>
+        <w:rPr>
+          <w:color w:val="323B4B"/>
+          <w:spacing w:val="-2"/>
+          <w:sz w:val="20"/>
+        </w:rPr>
+        <w:t>Planning</w:t>
+      </w:r>
+    </w:p>
+    <w:p>
+      <w:pPr>
+        <w:spacing w:line="390" w:lineRule="atLeast"/>
+        <w:ind w:left="274"/>
+        <w:rPr>
+          <w:sz w:val="20"/>
+        </w:rPr>
+      </w:pPr>
+      <w:r>
+        <w:rPr>
+          <w:color w:val="323B4B"/>
+          <w:sz w:val="20"/>
+        </w:rPr>
+        <w:t>Team</w:t>
+      </w:r>
+      <w:r>
+        <w:rPr>
+          <w:color w:val="323B4B"/>
+          <w:spacing w:val="-16"/>
+          <w:sz w:val="20"/>
+        </w:rPr>
+        <w:t xml:space="preserve"> </w:t>
+      </w:r>
+      <w:r>
+        <w:rPr>
+          <w:color w:val="323B4B"/>
+          <w:sz w:val="20"/>
+        </w:rPr>
+        <w:t>&amp;</w:t>
+      </w:r>
+      <w:r>
+        <w:rPr>
+          <w:color w:val="323B4B"/>
+          <w:spacing w:val="-16"/>
+          <w:sz w:val="20"/>
+        </w:rPr>
+        <w:t xml:space="preserve"> </w:t>
+      </w:r>
+      <w:r>
+        <w:rPr>
+          <w:color w:val="323B4B"/>
+          <w:sz w:val="20"/>
+        </w:rPr>
+        <w:t>Time</w:t>
+      </w:r>
+      <w:r>
+        <w:rPr>
+          <w:color w:val="323B4B"/>
+          <w:spacing w:val="-15"/>
+          <w:sz w:val="20"/>
+        </w:rPr>
+        <w:t xml:space="preserve"> </w:t>
+      </w:r>
+      <w:r>
+        <w:rPr>
+          <w:color w:val="323B4B"/>
+          <w:sz w:val="20"/>
+        </w:rPr>
+        <w:t xml:space="preserve">Management </w:t>
+      </w:r>
+      <w:r>
+        <w:rPr>
+          <w:color w:val="323B4B"/>
+          <w:spacing w:val="-2"/>
+          <w:sz w:val="20"/>
+        </w:rPr>
+        <w:t>Self-taught</w:t>
+      </w:r>
+    </w:p>
+    <w:p>
+      <w:pPr>
+        <w:spacing w:before="63" w:line="214" w:lineRule="exact"/>
+        <w:ind w:left="72"/>
+        <w:rPr>
+          <w:rFonts w:ascii="Arial"/>
+          <w:b/>
+        </w:rPr>
+      </w:pPr>
+      <w:r>
+        <w:rPr>
+          <w:rFonts w:ascii="Arial"/>
+          <w:b/>
+          <w:color w:val="323B4B"/>
+          <w:spacing w:val="21"/>
+        </w:rPr>
+        <w:t>LANGUAGES</w:t>
+      </w:r>
+    </w:p>
+    <w:p>
+      <w:pPr>
+        <w:spacing w:before="86" w:line="266" w:lineRule="auto"/>
+        <w:ind w:left="428"/>
+        <w:rPr>
+          <w:sz w:val="18"/>
+        </w:rPr>
+      </w:pPr>
+      <w:r>
+        <w:br w:type="column"/>
+      </w:r>
+      <w:r>
+        <w:rPr>
+          <w:color w:val="323B4B"/>
+          <w:sz w:val="18"/>
+        </w:rPr>
+        <w:t>Drove</w:t>
+      </w:r>
+      <w:r>
+        <w:rPr>
+          <w:color w:val="323B4B"/>
+          <w:spacing w:val="70"/>
+          <w:sz w:val="18"/>
+        </w:rPr>
+        <w:t xml:space="preserve"> </w:t>
+      </w:r>
+      <w:r>
+        <w:rPr>
+          <w:color w:val="323B4B"/>
+          <w:sz w:val="18"/>
+        </w:rPr>
+        <w:t>a</w:t>
+      </w:r>
+      <w:r>
+        <w:rPr>
+          <w:color w:val="323B4B"/>
+          <w:spacing w:val="70"/>
+          <w:sz w:val="18"/>
+        </w:rPr>
+        <w:t xml:space="preserve"> </w:t>
+      </w:r>
+      <w:r>
+        <w:rPr>
+          <w:color w:val="323B4B"/>
+          <w:sz w:val="18"/>
+        </w:rPr>
+        <w:t>20%</w:t>
+      </w:r>
+      <w:r>
+        <w:rPr>
+          <w:color w:val="323B4B"/>
+          <w:spacing w:val="70"/>
+          <w:sz w:val="18"/>
+        </w:rPr>
+        <w:t xml:space="preserve"> </w:t>
+      </w:r>
+      <w:r>
+        <w:rPr>
+          <w:color w:val="323B4B"/>
+          <w:sz w:val="18"/>
+        </w:rPr>
+        <w:t>increase</w:t>
+      </w:r>
+      <w:r>
+        <w:rPr>
+          <w:color w:val="323B4B"/>
+          <w:spacing w:val="70"/>
+          <w:sz w:val="18"/>
+        </w:rPr>
+        <w:t xml:space="preserve"> </w:t>
+      </w:r>
+      <w:r>
+        <w:rPr>
+          <w:color w:val="323B4B"/>
+          <w:sz w:val="18"/>
+        </w:rPr>
+        <w:t>in</w:t>
+      </w:r>
+      <w:r>
+        <w:rPr>
+          <w:color w:val="323B4B"/>
+          <w:spacing w:val="70"/>
+          <w:sz w:val="18"/>
+        </w:rPr>
+        <w:t xml:space="preserve"> </w:t>
+      </w:r>
+      <w:r>
+        <w:rPr>
+          <w:color w:val="323B4B"/>
+          <w:sz w:val="18"/>
+        </w:rPr>
+        <w:t>user</w:t>
+      </w:r>
+      <w:r>
+        <w:rPr>
+          <w:color w:val="323B4B"/>
+          <w:spacing w:val="70"/>
+          <w:sz w:val="18"/>
+        </w:rPr>
+        <w:t xml:space="preserve"> </w:t>
+      </w:r>
+      <w:r>
+        <w:rPr>
+          <w:color w:val="323B4B"/>
+          <w:sz w:val="18"/>
+        </w:rPr>
+        <w:t>engagement</w:t>
+      </w:r>
+      <w:r>
+        <w:rPr>
+          <w:color w:val="323B4B"/>
+          <w:spacing w:val="70"/>
+          <w:sz w:val="18"/>
+        </w:rPr>
+        <w:t xml:space="preserve"> </w:t>
+      </w:r>
+      <w:r>
+        <w:rPr>
+          <w:color w:val="323B4B"/>
+          <w:sz w:val="18"/>
+        </w:rPr>
+        <w:t>by</w:t>
+      </w:r>
+      <w:r>
+        <w:rPr>
+          <w:color w:val="323B4B"/>
+          <w:spacing w:val="70"/>
+          <w:sz w:val="18"/>
+        </w:rPr>
+        <w:t xml:space="preserve"> </w:t>
+      </w:r>
+      <w:r>
+        <w:rPr>
+          <w:color w:val="323B4B"/>
+          <w:sz w:val="18"/>
+        </w:rPr>
+        <w:t>leading</w:t>
+      </w:r>
+      <w:r>
+        <w:rPr>
+          <w:color w:val="323B4B"/>
+          <w:spacing w:val="70"/>
+          <w:sz w:val="18"/>
+        </w:rPr>
+        <w:t xml:space="preserve"> </w:t>
+      </w:r>
+      <w:r>
+        <w:rPr>
+          <w:color w:val="323B4B"/>
+          <w:sz w:val="18"/>
+        </w:rPr>
+        <w:t>the</w:t>
+      </w:r>
+      <w:r>
+        <w:rPr>
+          <w:color w:val="323B4B"/>
+          <w:spacing w:val="70"/>
+          <w:sz w:val="18"/>
+        </w:rPr>
+        <w:t xml:space="preserve"> </w:t>
+      </w:r>
+      <w:r>
+        <w:rPr>
+          <w:color w:val="323B4B"/>
+          <w:sz w:val="18"/>
+        </w:rPr>
+        <w:t>end-to-end technical development, from initial architecture to feature implementation.</w:t>
+      </w:r>
+    </w:p>
+    <w:p>
+      <w:pPr>
+        <w:pStyle w:val="Heading1"/>
+        <w:spacing w:before="125"/>
+        <w:ind w:left="72"/>
+      </w:pPr>
+      <w:r>
+        <w:rPr>
+          <w:color w:val="323B4B"/>
+          <w:spacing w:val="24"/>
+          <w:w w:val="105"/>
+        </w:rPr>
+        <w:t>EDUCATION</w:t>
+      </w:r>
+    </w:p>
+    <w:p>
+      <w:pPr>
+        <w:pStyle w:val="Heading1"/>
+        <w:sectPr>
+          <w:type w:val="continuous"/>
+          <w:pgSz w:w="11910" w:h="16850"/>
+          <w:pgMar w:top="1380" w:right="141" w:bottom="0" w:left="283" w:header="720" w:footer="720" w:gutter="0"/>
+          <w:cols w:num="2" w:space="720" w:equalWidth="0">
+            <w:col w:w="2654" w:space="1689"/>
+            <w:col w:w="7143"/>
+          </w:cols>
+        </w:sectPr>
+      </w:pPr>
+    </w:p>
+    <w:p>
+      <w:pPr>
+        <w:spacing w:before="106" w:line="268" w:lineRule="auto"/>
+        <w:ind w:left="293" w:right="940"/>
+        <w:rPr>
+          <w:sz w:val="20"/>
+        </w:rPr>
+      </w:pPr>
       <w:r>
         <w:rPr>
           <w:color w:val="323B4B"/>
@@ -7326,60 +7268,10 @@
       <w:r>
         <w:rPr>
           <w:rFonts w:ascii="Arial Black"/>
-          <w:noProof/>
-          <w:sz w:val="15"/>
-        </w:rPr>
-        <w:lastRenderedPageBreak/>
-        <w:drawing>
-          <wp:anchor distT="0" distB="0" distL="0" distR="0" simplePos="0" relativeHeight="15729152" behindDoc="0" locked="0" layoutInCell="1" allowOverlap="1" wp14:anchorId="1111DA0C" wp14:editId="74E6B7D4">
-            <wp:simplePos x="0" y="0"/>
-            <wp:positionH relativeFrom="page">
-              <wp:posOffset>5370075</wp:posOffset>
-            </wp:positionH>
-            <wp:positionV relativeFrom="paragraph">
-              <wp:posOffset>6082</wp:posOffset>
-            </wp:positionV>
-            <wp:extent cx="2020060" cy="867101"/>
-            <wp:effectExtent l="0" t="0" r="0" b="0"/>
-            <wp:wrapNone/>
-            <wp:docPr id="33" name="Image 33"/>
-            <wp:cNvGraphicFramePr>
-              <a:graphicFrameLocks xmlns:a="http://schemas.openxmlformats.org/drawingml/2006/main"/>
-            </wp:cNvGraphicFramePr>
-            <a:graphic xmlns:a="http://schemas.openxmlformats.org/drawingml/2006/main">
-              <a:graphicData uri="http://schemas.openxmlformats.org/drawingml/2006/picture">
-                <pic:pic xmlns:pic="http://schemas.openxmlformats.org/drawingml/2006/picture">
-                  <pic:nvPicPr>
-                    <pic:cNvPr id="33" name="Image 33"/>
-                    <pic:cNvPicPr/>
-                  </pic:nvPicPr>
-                  <pic:blipFill>
-                    <a:blip r:embed="rId19" cstate="print"/>
-                    <a:stretch>
-                      <a:fillRect/>
-                    </a:stretch>
-                  </pic:blipFill>
-                  <pic:spPr>
-                    <a:xfrm>
-                      <a:off x="0" y="0"/>
-                      <a:ext cx="2020060" cy="867101"/>
-                    </a:xfrm>
-                    <a:prstGeom prst="rect">
-                      <a:avLst/>
-                    </a:prstGeom>
-                  </pic:spPr>
-                </pic:pic>
-              </a:graphicData>
-            </a:graphic>
-          </wp:anchor>
-        </w:drawing>
-      </w:r>
-      <w:r>
-        <w:rPr>
-          <w:rFonts w:ascii="Arial Black"/>
           <w:w w:val="85"/>
           <w:sz w:val="15"/>
         </w:rPr>
+        <w:lastRenderedPageBreak/>
         <w:t>Alhassan</w:t>
       </w:r>
       <w:r>
@@ -7552,7 +7444,7 @@
                     <pic:cNvPicPr/>
                   </pic:nvPicPr>
                   <pic:blipFill>
-                    <a:blip r:embed="rId33" cstate="print"/>
+                    <a:blip r:embed="rId31" cstate="print"/>
                     <a:stretch>
                       <a:fillRect/>
                     </a:stretch>
@@ -7842,7 +7734,7 @@
                     <pic:cNvPicPr/>
                   </pic:nvPicPr>
                   <pic:blipFill>
-                    <a:blip r:embed="rId33" cstate="print"/>
+                    <a:blip r:embed="rId31" cstate="print"/>
                     <a:stretch>
                       <a:fillRect/>
                     </a:stretch>
@@ -8049,7 +7941,7 @@
                     <pic:cNvPicPr/>
                   </pic:nvPicPr>
                   <pic:blipFill>
-                    <a:blip r:embed="rId33" cstate="print"/>
+                    <a:blip r:embed="rId31" cstate="print"/>
                     <a:stretch>
                       <a:fillRect/>
                     </a:stretch>
@@ -8301,7 +8193,7 @@
                     <pic:cNvPicPr/>
                   </pic:nvPicPr>
                   <pic:blipFill>
-                    <a:blip r:embed="rId33" cstate="print"/>
+                    <a:blip r:embed="rId31" cstate="print"/>
                     <a:stretch>
                       <a:fillRect/>
                     </a:stretch>
@@ -8476,7 +8368,7 @@
                     <pic:cNvPicPr/>
                   </pic:nvPicPr>
                   <pic:blipFill>
-                    <a:blip r:embed="rId33" cstate="print"/>
+                    <a:blip r:embed="rId31" cstate="print"/>
                     <a:stretch>
                       <a:fillRect/>
                     </a:stretch>
@@ -8744,7 +8636,7 @@
                     <pic:cNvPicPr/>
                   </pic:nvPicPr>
                   <pic:blipFill>
-                    <a:blip r:embed="rId33" cstate="print"/>
+                    <a:blip r:embed="rId31" cstate="print"/>
                     <a:stretch>
                       <a:fillRect/>
                     </a:stretch>
@@ -8938,7 +8830,7 @@
                     <pic:cNvPicPr/>
                   </pic:nvPicPr>
                   <pic:blipFill>
-                    <a:blip r:embed="rId34" cstate="print"/>
+                    <a:blip r:embed="rId32" cstate="print"/>
                     <a:stretch>
                       <a:fillRect/>
                     </a:stretch>

--- a/electrical-focused-english-cv.docx
+++ b/electrical-focused-english-cv.docx
@@ -5,9 +5,6 @@
     <w:p>
       <w:pPr>
         <w:pStyle w:val="Title"/>
-        <w:rPr>
-          <w:lang w:val="sv-SE"/>
-        </w:rPr>
       </w:pPr>
       <w:r>
         <w:rPr>
@@ -17,7 +14,7 @@
         <mc:AlternateContent>
           <mc:Choice Requires="wpg">
             <w:drawing>
-              <wp:anchor distT="0" distB="0" distL="0" distR="0" simplePos="0" relativeHeight="487483392" behindDoc="1" locked="0" layoutInCell="1" allowOverlap="1" wp14:anchorId="29DDF8DD" wp14:editId="7F74D8D5">
+              <wp:anchor distT="0" distB="0" distL="0" distR="0" simplePos="0" relativeHeight="487483392" behindDoc="1" locked="0" layoutInCell="1" allowOverlap="1" wp14:anchorId="29DDF8DD" wp14:editId="38433BBF">
                 <wp:simplePos x="0" y="0"/>
                 <wp:positionH relativeFrom="page">
                   <wp:posOffset>0</wp:posOffset>
@@ -699,7 +696,7 @@
                         <wps:cNvSpPr/>
                         <wps:spPr>
                           <a:xfrm>
-                            <a:off x="2987725" y="2514484"/>
+                            <a:off x="2987725" y="2556047"/>
                             <a:ext cx="4197350" cy="6301105"/>
                           </a:xfrm>
                           <a:custGeom>
@@ -1279,27 +1276,6 @@
                           <a:noAutofit/>
                         </wps:bodyPr>
                       </wps:wsp>
-                      <pic:pic xmlns:pic="http://schemas.openxmlformats.org/drawingml/2006/picture">
-                        <pic:nvPicPr>
-                          <pic:cNvPr id="12" name="Image 12"/>
-                          <pic:cNvPicPr/>
-                        </pic:nvPicPr>
-                        <pic:blipFill>
-                          <a:blip r:embed="rId7" cstate="print"/>
-                          <a:stretch>
-                            <a:fillRect/>
-                          </a:stretch>
-                        </pic:blipFill>
-                        <pic:spPr>
-                          <a:xfrm>
-                            <a:off x="2604165" y="2918063"/>
-                            <a:ext cx="93945" cy="93945"/>
-                          </a:xfrm>
-                          <a:prstGeom prst="rect">
-                            <a:avLst/>
-                          </a:prstGeom>
-                        </pic:spPr>
-                      </pic:pic>
                       <wps:wsp>
                         <wps:cNvPr id="13" name="Graphic 13"/>
                         <wps:cNvSpPr/>
@@ -2609,7 +2585,7 @@
           </mc:Choice>
           <mc:Fallback>
             <w:pict>
-              <v:group w14:anchorId="6C2C417B" id="Group 1" o:spid="_x0000_s1026" style="position:absolute;margin-left:0;margin-top:0;width:595.5pt;height:842.25pt;z-index:-15833088;mso-wrap-distance-left:0;mso-wrap-distance-right:0;mso-position-horizontal-relative:page;mso-position-vertical-relative:page" coordorigin="" coordsize="75628,106965" o:gfxdata="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">
+              <v:group w14:anchorId="7AD96323" id="Group 1" o:spid="_x0000_s1026" style="position:absolute;margin-left:0;margin-top:0;width:595.5pt;height:842.25pt;z-index:-15833088;mso-wrap-distance-left:0;mso-wrap-distance-right:0;mso-position-horizontal-relative:page;mso-position-vertical-relative:page" coordorigin="" coordsize="75628,106965" o:gfxdata="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">
                 <v:shape id="Graphic 2" o:spid="_x0000_s1027" style="position:absolute;width:75628;height:106965;visibility:visible;mso-wrap-style:square;v-text-anchor:top" coordsize="7562850,10696575" o:gfxdata="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" path="m7562380,l,,,1281988r,507251l,10696575r2322969,l2322969,1789239r5239411,l7562380,xe" fillcolor="#e3e3e3" stroked="f">
                   <v:path arrowok="t"/>
                 </v:shape>
@@ -2641,7 +2617,7 @@
                 <v:shape id="Graphic 5" o:spid="_x0000_s1030" style="position:absolute;left:2267;top:90309;width:19285;height:12909;visibility:visible;mso-wrap-style:square;v-text-anchor:top" coordsize="1928495,1290955" o:gfxdata="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" path="m38112,449503l21590,432968r-5055,l,449503r,5055l16535,471081r5055,l38112,454558r,-2527l38112,449503xem38112,277990l21590,261454r-5055,l,277990r,5054l16535,299567r5055,l38112,283044r,-2527l38112,277990xem38112,106476l21590,89941r-5055,l,106476r,5055l16535,128054r5055,l38112,111531r,-2527l38112,106476xem1928025,1279169r-1924152,l3873,1290612r1924152,l1928025,1279169xem1928025,l4851,r,11455l1928025,11455r,-11455xe" fillcolor="#323b4b" stroked="f">
                   <v:path arrowok="t"/>
                 </v:shape>
-                <v:shape id="Graphic 6" o:spid="_x0000_s1031" style="position:absolute;left:29877;top:25144;width:41973;height:63011;visibility:visible;mso-wrap-style:square;v-text-anchor:top" coordsize="4197350,6301105" o:gfxdata="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" path="m4188028,1503997r-4170160,l17868,1514767r4170160,l4188028,1503997xem4197070,6289713l,6289713r,10769l4197070,6300482r,-10769xem4197070,l17868,r,10769l4197070,10769r,-10769xe" fillcolor="#163753" stroked="f">
+                <v:shape id="Graphic 6" o:spid="_x0000_s1031" style="position:absolute;left:29877;top:25560;width:41973;height:63011;visibility:visible;mso-wrap-style:square;v-text-anchor:top" coordsize="4197350,6301105" o:gfxdata="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" path="m4188028,1503997r-4170160,l17868,1514767r4170160,l4188028,1503997xem4197070,6289713l,6289713r,10769l4197070,6300482r,-10769xem4197070,l17868,r,10769l4197070,10769r,-10769xe" fillcolor="#163753" stroked="f">
                   <v:path arrowok="t"/>
                 </v:shape>
                 <v:shape id="Graphic 7" o:spid="_x0000_s1032" style="position:absolute;left:25230;top:22629;width:2566;height:65462;visibility:visible;mso-wrap-style:square;v-text-anchor:top" coordsize="256540,6546215" o:gfxdata="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" path="m256222,6417818r-10071,-49860l218706,6327229r-40729,-27458l128117,6289700r-49873,10071l37528,6327229r-27457,40729l,6417818r10071,49873l37528,6508407r40716,27457l128117,6545935r49860,-10071l218706,6508407r27445,-40716l256222,6417818xem256222,128117l246151,78244,218706,37528,177977,10071,128117,,78244,10071,37528,37528,10071,78244,,128117r10071,49860l37528,218706r40716,27458l128117,256222r49860,-10058l218706,218706r27445,-40729l256222,128117xe" fillcolor="#323b4b" stroked="f">
@@ -2659,64 +2635,61 @@
                 <v:shape id="Graphic 11" o:spid="_x0000_s1036" style="position:absolute;left:26511;top:25192;width:13;height:11430;visibility:visible;mso-wrap-style:square;v-text-anchor:top" coordsize="1270,1143000" o:gfxdata="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" path="m,l,1142933e" filled="f" strokecolor="#323b4b" strokeweight=".26467mm">
                   <v:path arrowok="t"/>
                 </v:shape>
-                <v:shape id="Image 12" o:spid="_x0000_s1037" type="#_x0000_t75" style="position:absolute;left:26041;top:29180;width:940;height:940;visibility:visible;mso-wrap-style:square" o:gfxdata="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">
+                <v:shape id="Graphic 13" o:spid="_x0000_s1037" style="position:absolute;left:26511;top:40232;width:12;height:44113;visibility:visible;mso-wrap-style:square;v-text-anchor:top" coordsize="1270,4411345" o:gfxdata="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" path="m,l,4411140e" filled="f" strokecolor="#323b4b" strokeweight=".26467mm">
+                  <v:path arrowok="t"/>
+                </v:shape>
+                <v:shape id="Graphic 14" o:spid="_x0000_s1038" style="position:absolute;left:26511;top:88089;width:13;height:14719;visibility:visible;mso-wrap-style:square;v-text-anchor:top" coordsize="1270,1471930" o:gfxdata="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" path="m,l,1471828e" filled="f" strokecolor="#323b4b" strokeweight=".26467mm">
+                  <v:path arrowok="t"/>
+                </v:shape>
+                <v:shape id="Image 15" o:spid="_x0000_s1039" type="#_x0000_t75" style="position:absolute;left:26041;top:90219;width:940;height:939;visibility:visible;mso-wrap-style:square" o:gfxdata="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">
                   <v:imagedata r:id="rId19" o:title=""/>
                 </v:shape>
-                <v:shape id="Graphic 13" o:spid="_x0000_s1038" style="position:absolute;left:26511;top:40232;width:12;height:44113;visibility:visible;mso-wrap-style:square;v-text-anchor:top" coordsize="1270,4411345" o:gfxdata="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" path="m,l,4411140e" filled="f" strokecolor="#323b4b" strokeweight=".26467mm">
+                <v:shape id="Image 16" o:spid="_x0000_s1040" type="#_x0000_t75" style="position:absolute;left:26041;top:98371;width:940;height:939;visibility:visible;mso-wrap-style:square" o:gfxdata="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">
+                  <v:imagedata r:id="rId20" o:title=""/>
+                </v:shape>
+                <v:shape id="Graphic 17" o:spid="_x0000_s1041" style="position:absolute;left:2004;top:32121;width:19545;height:65482;visibility:visible;mso-wrap-style:square;v-text-anchor:top" coordsize="1954530,6548120" o:gfxdata="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" path="m51803,4411269l35280,4394746r-5054,l13690,4411269r,5054l30226,4432859r5054,l51803,4416323r,-2527l51803,4411269xem51803,4163530l35280,4147007r-5054,l13690,4163530r,5054l30226,4185120r5054,l51803,4168584r,-2527l51803,4163530xem51803,3915791l35280,3899255r-5054,l13690,3915791r,5054l30226,3937368r5054,l51803,3920845r,-2527l51803,3915791xem51803,3668039l35280,3651516r-5054,l13690,3668039r,5055l30226,3689629r5054,l51803,3673094r,-2528l51803,3668039xem51803,3420300l35280,3403765r-5054,l13690,3420300r,5055l30226,3441890r5054,l51803,3425355r,-2528l51803,3420300xem51803,2795473l35280,2778950r-5054,l13690,2795473r,5054l30226,2817063r5054,l51803,2800527r,-2527l51803,2795473xem51803,2547734l35280,2531199r-5054,l13690,2547734r,5055l30226,2569311r5054,l51803,2552789r,-2528l51803,2547734xem51803,2299995l35280,2283460r-5054,l13690,2299995r,5055l30226,2321572r5054,l51803,2305050r,-2528l51803,2299995xem51803,2052243l35280,2035721r-5054,l13690,2052243r,5055l30226,2073833r5054,l51803,2057298r,-2527l51803,2052243xem51803,1804504l35280,1787969r-5054,l13690,1804504r,5055l30226,1826082r5054,l51803,1809559r,-2527l51803,1804504xem1954301,6536576r-1924152,l30149,6548031r1924152,l1954301,6536576xem1954301,3322028l,3322028r,10223l1954301,3332251r,-10223xem1954301,1673682l,1673682r,10223l1954301,1683905r,-10223xem1954301,l31127,r,11442l1954301,11442r,-11442xe" fillcolor="#323b4b" stroked="f">
                   <v:path arrowok="t"/>
                 </v:shape>
-                <v:shape id="Graphic 14" o:spid="_x0000_s1039" style="position:absolute;left:26511;top:88089;width:13;height:14719;visibility:visible;mso-wrap-style:square;v-text-anchor:top" coordsize="1270,1471930" o:gfxdata="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" path="m,l,1471828e" filled="f" strokecolor="#323b4b" strokeweight=".26467mm">
+                <v:shape id="Image 18" o:spid="_x0000_s1042" type="#_x0000_t75" style="position:absolute;left:2448;top:33189;width:1215;height:1216;visibility:visible;mso-wrap-style:square" o:gfxdata="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">
+                  <v:imagedata r:id="rId21" o:title=""/>
+                </v:shape>
+                <v:shape id="Image 19" o:spid="_x0000_s1043" type="#_x0000_t75" style="position:absolute;left:2428;top:35277;width:1294;height:924;visibility:visible;mso-wrap-style:square" o:gfxdata="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">
+                  <v:imagedata r:id="rId22" o:title=""/>
+                </v:shape>
+                <v:shape id="Image 20" o:spid="_x0000_s1044" type="#_x0000_t75" style="position:absolute;left:2577;top:37497;width:1057;height:1621;visibility:visible;mso-wrap-style:square" o:gfxdata="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">
+                  <v:imagedata r:id="rId23" o:title=""/>
+                </v:shape>
+                <v:shape id="Image 21" o:spid="_x0000_s1045" type="#_x0000_t75" style="position:absolute;left:2336;top:40266;width:1294;height:1239;visibility:visible;mso-wrap-style:square" o:gfxdata="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">
+                  <v:imagedata r:id="rId24" o:title=""/>
+                </v:shape>
+                <v:shape id="Image 22" o:spid="_x0000_s1046" type="#_x0000_t75" style="position:absolute;left:2352;top:44384;width:1239;height:1239;visibility:visible;mso-wrap-style:square" o:gfxdata="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">
+                  <v:imagedata r:id="rId25" o:title=""/>
+                </v:shape>
+                <v:shape id="Image 23" o:spid="_x0000_s1047" type="#_x0000_t75" style="position:absolute;left:2352;top:42423;width:1334;height:1334;visibility:visible;mso-wrap-style:square" o:gfxdata="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">
+                  <v:imagedata r:id="rId26" o:title=""/>
+                </v:shape>
+                <v:shape id="Image 24" o:spid="_x0000_s1048" type="#_x0000_t75" style="position:absolute;left:26132;top:65850;width:939;height:939;visibility:visible;mso-wrap-style:square" o:gfxdata="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">
+                  <v:imagedata r:id="rId27" o:title=""/>
+                </v:shape>
+                <v:shape id="Graphic 25" o:spid="_x0000_s1049" style="position:absolute;left:2141;top:69930;width:28867;height:17691;visibility:visible;mso-wrap-style:square;v-text-anchor:top" coordsize="2886710,1769110" o:gfxdata="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" path="m38112,1747443l21590,1730908r-5055,l,1747443r,5055l16535,1769021r5055,l38112,1752498r,-2527l38112,1747443xem38112,1499692l21590,1483169r-5055,l,1499692r,5054l16535,1521282r5055,l38112,1504746r,-2527l38112,1499692xem38112,1251953l21590,1235417r-5055,l,1251953r,5054l16535,1273543r5055,l38112,1257007r,-2527l38112,1251953xem38112,1004214l21590,987679r-5055,l,1004214r,5055l16535,1025791r5055,l38112,1009269r,-2528l38112,1004214xem2886252,473913r-16535,-16536l2864662,457377r-16522,16536l2848140,478967r16522,16523l2869717,495490r16535,-16523l2886252,476440r,-2527xem2886252,321449r-16535,-16535l2864662,304914r-16522,16535l2848140,326504r16522,16535l2869717,343039r16535,-16535l2886252,323977r,-2528xem2886252,16535l2869717,r-5055,l2848140,16535r,5055l2864662,38125r5055,l2886252,21590r,-2528l2886252,16535xe" fillcolor="#323b4b" stroked="f">
                   <v:path arrowok="t"/>
                 </v:shape>
-                <v:shape id="Image 15" o:spid="_x0000_s1040" type="#_x0000_t75" style="position:absolute;left:26041;top:90219;width:940;height:939;visibility:visible;mso-wrap-style:square" o:gfxdata="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">
+                <v:shape id="Image 26" o:spid="_x0000_s1050" type="#_x0000_t75" style="position:absolute;left:26041;top:55386;width:940;height:939;visibility:visible;mso-wrap-style:square" o:gfxdata="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">
                   <v:imagedata r:id="rId19" o:title=""/>
                 </v:shape>
-                <v:shape id="Image 16" o:spid="_x0000_s1041" type="#_x0000_t75" style="position:absolute;left:26041;top:98371;width:940;height:939;visibility:visible;mso-wrap-style:square" o:gfxdata="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">
-                  <v:imagedata r:id="rId20" o:title=""/>
-                </v:shape>
-                <v:shape id="Graphic 17" o:spid="_x0000_s1042" style="position:absolute;left:2004;top:32121;width:19545;height:65482;visibility:visible;mso-wrap-style:square;v-text-anchor:top" coordsize="1954530,6548120" o:gfxdata="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" path="m51803,4411269l35280,4394746r-5054,l13690,4411269r,5054l30226,4432859r5054,l51803,4416323r,-2527l51803,4411269xem51803,4163530l35280,4147007r-5054,l13690,4163530r,5054l30226,4185120r5054,l51803,4168584r,-2527l51803,4163530xem51803,3915791l35280,3899255r-5054,l13690,3915791r,5054l30226,3937368r5054,l51803,3920845r,-2527l51803,3915791xem51803,3668039l35280,3651516r-5054,l13690,3668039r,5055l30226,3689629r5054,l51803,3673094r,-2528l51803,3668039xem51803,3420300l35280,3403765r-5054,l13690,3420300r,5055l30226,3441890r5054,l51803,3425355r,-2528l51803,3420300xem51803,2795473l35280,2778950r-5054,l13690,2795473r,5054l30226,2817063r5054,l51803,2800527r,-2527l51803,2795473xem51803,2547734l35280,2531199r-5054,l13690,2547734r,5055l30226,2569311r5054,l51803,2552789r,-2528l51803,2547734xem51803,2299995l35280,2283460r-5054,l13690,2299995r,5055l30226,2321572r5054,l51803,2305050r,-2528l51803,2299995xem51803,2052243l35280,2035721r-5054,l13690,2052243r,5055l30226,2073833r5054,l51803,2057298r,-2527l51803,2052243xem51803,1804504l35280,1787969r-5054,l13690,1804504r,5055l30226,1826082r5054,l51803,1809559r,-2527l51803,1804504xem1954301,6536576r-1924152,l30149,6548031r1924152,l1954301,6536576xem1954301,3322028l,3322028r,10223l1954301,3332251r,-10223xem1954301,1673682l,1673682r,10223l1954301,1683905r,-10223xem1954301,l31127,r,11442l1954301,11442r,-11442xe" fillcolor="#323b4b" stroked="f">
+                <v:shape id="Graphic 27" o:spid="_x0000_s1051" style="position:absolute;left:30622;top:59523;width:388;height:3436;visibility:visible;mso-wrap-style:square;v-text-anchor:top" coordsize="38735,343535" o:gfxdata="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" path="m38112,321449l21577,304914r-5055,l,321449r,5055l16522,343027r5055,l38112,326504r,-2527l38112,321449xem38112,16535l21577,,16522,,,16535r,5055l16522,38112r5055,l38112,21590r,-2528l38112,16535xe" fillcolor="#323b4b" stroked="f">
                   <v:path arrowok="t"/>
                 </v:shape>
-                <v:shape id="Image 18" o:spid="_x0000_s1043" type="#_x0000_t75" style="position:absolute;left:2448;top:33189;width:1215;height:1216;visibility:visible;mso-wrap-style:square" o:gfxdata="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">
-                  <v:imagedata r:id="rId21" o:title=""/>
+                <v:shape id="Image 28" o:spid="_x0000_s1052" type="#_x0000_t75" style="position:absolute;left:26041;top:41586;width:940;height:940;visibility:visible;mso-wrap-style:square" o:gfxdata="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">
+                  <v:imagedata r:id="rId19" o:title=""/>
                 </v:shape>
-                <v:shape id="Image 19" o:spid="_x0000_s1044" type="#_x0000_t75" style="position:absolute;left:2428;top:35277;width:1294;height:924;visibility:visible;mso-wrap-style:square" o:gfxdata="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">
-                  <v:imagedata r:id="rId22" o:title=""/>
+                <v:shape id="Graphic 29" o:spid="_x0000_s1053" style="position:absolute;left:30622;top:45724;width:388;height:6483;visibility:visible;mso-wrap-style:square;v-text-anchor:top" coordsize="38735,648335" o:gfxdata="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" path="m38112,626364l21577,609828r-5055,l,626364r,5054l16522,647941r5055,l38112,631418r,-2527l38112,626364xem38112,321449l21577,304914r-5055,l,321449r,5055l16522,343027r5055,l38112,326504r,-2527l38112,321449xem38112,16535l21577,,16522,,,16535r,5042l16522,38112r5055,l38112,21577r,-2515l38112,16535xe" fillcolor="#323b4b" stroked="f">
+                  <v:path arrowok="t"/>
                 </v:shape>
-                <v:shape id="Image 20" o:spid="_x0000_s1045" type="#_x0000_t75" style="position:absolute;left:2577;top:37497;width:1057;height:1621;visibility:visible;mso-wrap-style:square" o:gfxdata="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">
-                  <v:imagedata r:id="rId23" o:title=""/>
-                </v:shape>
-                <v:shape id="Image 21" o:spid="_x0000_s1046" type="#_x0000_t75" style="position:absolute;left:2336;top:40266;width:1294;height:1239;visibility:visible;mso-wrap-style:square" o:gfxdata="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">
-                  <v:imagedata r:id="rId24" o:title=""/>
-                </v:shape>
-                <v:shape id="Image 22" o:spid="_x0000_s1047" type="#_x0000_t75" style="position:absolute;left:2352;top:44384;width:1239;height:1239;visibility:visible;mso-wrap-style:square" o:gfxdata="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">
-                  <v:imagedata r:id="rId25" o:title=""/>
-                </v:shape>
-                <v:shape id="Image 23" o:spid="_x0000_s1048" type="#_x0000_t75" style="position:absolute;left:2352;top:42423;width:1334;height:1334;visibility:visible;mso-wrap-style:square" o:gfxdata="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">
-                  <v:imagedata r:id="rId26" o:title=""/>
-                </v:shape>
-                <v:shape id="Image 24" o:spid="_x0000_s1049" type="#_x0000_t75" style="position:absolute;left:26132;top:65850;width:939;height:939;visibility:visible;mso-wrap-style:square" o:gfxdata="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">
+                <v:shape id="Image 30" o:spid="_x0000_s1054" type="#_x0000_t75" style="position:absolute;left:26132;top:77782;width:939;height:939;visibility:visible;mso-wrap-style:square" o:gfxdata="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">
                   <v:imagedata r:id="rId27" o:title=""/>
                 </v:shape>
-                <v:shape id="Graphic 25" o:spid="_x0000_s1050" style="position:absolute;left:2141;top:69930;width:28867;height:17691;visibility:visible;mso-wrap-style:square;v-text-anchor:top" coordsize="2886710,1769110" o:gfxdata="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" path="m38112,1747443l21590,1730908r-5055,l,1747443r,5055l16535,1769021r5055,l38112,1752498r,-2527l38112,1747443xem38112,1499692l21590,1483169r-5055,l,1499692r,5054l16535,1521282r5055,l38112,1504746r,-2527l38112,1499692xem38112,1251953l21590,1235417r-5055,l,1251953r,5054l16535,1273543r5055,l38112,1257007r,-2527l38112,1251953xem38112,1004214l21590,987679r-5055,l,1004214r,5055l16535,1025791r5055,l38112,1009269r,-2528l38112,1004214xem2886252,473913r-16535,-16536l2864662,457377r-16522,16536l2848140,478967r16522,16523l2869717,495490r16535,-16523l2886252,476440r,-2527xem2886252,321449r-16535,-16535l2864662,304914r-16522,16535l2848140,326504r16522,16535l2869717,343039r16535,-16535l2886252,323977r,-2528xem2886252,16535l2869717,r-5055,l2848140,16535r,5055l2864662,38125r5055,l2886252,21590r,-2528l2886252,16535xe" fillcolor="#323b4b" stroked="f">
-                  <v:path arrowok="t"/>
-                </v:shape>
-                <v:shape id="Image 26" o:spid="_x0000_s1051" type="#_x0000_t75" style="position:absolute;left:26041;top:55386;width:940;height:939;visibility:visible;mso-wrap-style:square" o:gfxdata="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">
-                  <v:imagedata r:id="rId19" o:title=""/>
-                </v:shape>
-                <v:shape id="Graphic 27" o:spid="_x0000_s1052" style="position:absolute;left:30622;top:59523;width:388;height:3436;visibility:visible;mso-wrap-style:square;v-text-anchor:top" coordsize="38735,343535" o:gfxdata="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" path="m38112,321449l21577,304914r-5055,l,321449r,5055l16522,343027r5055,l38112,326504r,-2527l38112,321449xem38112,16535l21577,,16522,,,16535r,5055l16522,38112r5055,l38112,21590r,-2528l38112,16535xe" fillcolor="#323b4b" stroked="f">
-                  <v:path arrowok="t"/>
-                </v:shape>
-                <v:shape id="Image 28" o:spid="_x0000_s1053" type="#_x0000_t75" style="position:absolute;left:26041;top:41586;width:940;height:940;visibility:visible;mso-wrap-style:square" o:gfxdata="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">
-                  <v:imagedata r:id="rId19" o:title=""/>
-                </v:shape>
-                <v:shape id="Graphic 29" o:spid="_x0000_s1054" style="position:absolute;left:30622;top:45724;width:388;height:6483;visibility:visible;mso-wrap-style:square;v-text-anchor:top" coordsize="38735,648335" o:gfxdata="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" path="m38112,626364l21577,609828r-5055,l,626364r,5054l16522,647941r5055,l38112,631418r,-2527l38112,626364xem38112,321449l21577,304914r-5055,l,321449r,5055l16522,343027r5055,l38112,326504r,-2527l38112,321449xem38112,16535l21577,,16522,,,16535r,5042l16522,38112r5055,l38112,21577r,-2515l38112,16535xe" fillcolor="#323b4b" stroked="f">
-                  <v:path arrowok="t"/>
-                </v:shape>
-                <v:shape id="Image 30" o:spid="_x0000_s1055" type="#_x0000_t75" style="position:absolute;left:26132;top:77782;width:939;height:939;visibility:visible;mso-wrap-style:square" o:gfxdata="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">
-                  <v:imagedata r:id="rId27" o:title=""/>
-                </v:shape>
-                <v:shape id="Graphic 31" o:spid="_x0000_s1056" style="position:absolute;left:30622;top:81862;width:388;height:387;visibility:visible;mso-wrap-style:square;v-text-anchor:top" coordsize="38735,38735" o:gfxdata="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" path="m21584,38114r-5054,l14099,37630,,21584,,16530,16530,r5054,l38114,19057r,2527l21584,38114xe" fillcolor="#323b4b" stroked="f">
+                <v:shape id="Graphic 31" o:spid="_x0000_s1055" style="position:absolute;left:30622;top:81862;width:388;height:387;visibility:visible;mso-wrap-style:square;v-text-anchor:top" coordsize="38735,38735" o:gfxdata="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" path="m21584,38114r-5054,l14099,37630,,21584,,16530,16530,r5054,l38114,19057r,2527l21584,38114xe" fillcolor="#323b4b" stroked="f">
                   <v:path arrowok="t"/>
                 </v:shape>
                 <w10:wrap anchorx="page" anchory="page"/>
@@ -2726,22 +2699,17 @@
         </mc:AlternateContent>
       </w:r>
       <w:r>
-        <w:rPr>
-          <w:lang w:val="sv-SE"/>
-        </w:rPr>
         <w:t>ALHASSAN</w:t>
       </w:r>
       <w:r>
         <w:rPr>
           <w:spacing w:val="-29"/>
-          <w:lang w:val="sv-SE"/>
         </w:rPr>
         <w:t xml:space="preserve"> </w:t>
       </w:r>
       <w:r>
         <w:rPr>
           <w:spacing w:val="-4"/>
-          <w:lang w:val="sv-SE"/>
         </w:rPr>
         <w:t>JAWAD</w:t>
       </w:r>
@@ -2753,7 +2721,6 @@
         <w:rPr>
           <w:rFonts w:ascii="Arial MT"/>
           <w:sz w:val="20"/>
-          <w:lang w:val="sv-SE"/>
         </w:rPr>
       </w:pPr>
       <w:r>
@@ -2761,7 +2728,6 @@
           <w:rFonts w:ascii="Arial MT"/>
           <w:spacing w:val="-2"/>
           <w:sz w:val="20"/>
-          <w:lang w:val="sv-SE"/>
         </w:rPr>
         <w:t>ELECTRICAL ENGINEER | SOFTWARE DEVELOPER</w:t>
       </w:r>
@@ -2772,7 +2738,6 @@
         <w:rPr>
           <w:rFonts w:ascii="Arial MT"/>
           <w:sz w:val="26"/>
-          <w:lang w:val="sv-SE"/>
         </w:rPr>
       </w:pPr>
     </w:p>
@@ -2782,7 +2747,6 @@
         <w:rPr>
           <w:rFonts w:ascii="Arial MT"/>
           <w:sz w:val="26"/>
-          <w:lang w:val="sv-SE"/>
         </w:rPr>
       </w:pPr>
     </w:p>
@@ -2792,7 +2756,6 @@
         <w:rPr>
           <w:rFonts w:ascii="Arial MT"/>
           <w:sz w:val="26"/>
-          <w:lang w:val="sv-SE"/>
         </w:rPr>
       </w:pPr>
     </w:p>
@@ -2803,7 +2766,6 @@
         <w:rPr>
           <w:rFonts w:ascii="Arial MT"/>
           <w:sz w:val="26"/>
-          <w:lang w:val="sv-SE"/>
         </w:rPr>
       </w:pPr>
     </w:p>
@@ -3072,37 +3034,13 @@
           <w:color w:val="323B4B"/>
           <w:sz w:val="18"/>
         </w:rPr>
-        <w:t>As a Full-Stack Developer with a deep foundation from Master of Science studies</w:t>
-      </w:r>
-      <w:r>
-        <w:rPr>
-          <w:color w:val="323B4B"/>
-          <w:spacing w:val="40"/>
-          <w:sz w:val="18"/>
-        </w:rPr>
-        <w:t xml:space="preserve"> </w:t>
-      </w:r>
-      <w:r>
-        <w:rPr>
-          <w:color w:val="323B4B"/>
-          <w:spacing w:val="-4"/>
-          <w:sz w:val="18"/>
-        </w:rPr>
-        <w:t>in</w:t>
-      </w:r>
-      <w:r>
-        <w:rPr>
-          <w:color w:val="323B4B"/>
-          <w:spacing w:val="-5"/>
-          <w:sz w:val="18"/>
-        </w:rPr>
-        <w:t xml:space="preserve"> </w:t>
+        <w:t xml:space="preserve">Holding a Bachelor’s degree in </w:t>
       </w:r>
       <w:r>
         <w:rPr>
           <w:b/>
-          <w:color w:val="323B4B"/>
-          <w:spacing w:val="-4"/>
+          <w:bCs/>
+          <w:color w:val="323B4B"/>
           <w:sz w:val="18"/>
         </w:rPr>
         <w:t>Electrical Engineering</w:t>
@@ -3110,480 +3048,73 @@
       <w:r>
         <w:rPr>
           <w:color w:val="323B4B"/>
-          <w:spacing w:val="-4"/>
-          <w:sz w:val="18"/>
-        </w:rPr>
-        <w:t>,</w:t>
-      </w:r>
-      <w:r>
-        <w:rPr>
-          <w:color w:val="323B4B"/>
-          <w:spacing w:val="-5"/>
-          <w:sz w:val="18"/>
-        </w:rPr>
-        <w:t xml:space="preserve"> </w:t>
-      </w:r>
-      <w:r>
-        <w:rPr>
-          <w:color w:val="323B4B"/>
-          <w:spacing w:val="-4"/>
-          <w:sz w:val="18"/>
-        </w:rPr>
-        <w:t>I</w:t>
-      </w:r>
-      <w:r>
-        <w:rPr>
-          <w:color w:val="323B4B"/>
-          <w:spacing w:val="-5"/>
-          <w:sz w:val="18"/>
-        </w:rPr>
-        <w:t xml:space="preserve"> </w:t>
-      </w:r>
-      <w:r>
-        <w:rPr>
-          <w:color w:val="323B4B"/>
-          <w:spacing w:val="-4"/>
-          <w:sz w:val="18"/>
-        </w:rPr>
-        <w:t>have</w:t>
-      </w:r>
-      <w:r>
-        <w:rPr>
-          <w:color w:val="323B4B"/>
-          <w:spacing w:val="-5"/>
-          <w:sz w:val="18"/>
-        </w:rPr>
-        <w:t xml:space="preserve"> </w:t>
-      </w:r>
-      <w:r>
-        <w:rPr>
-          <w:color w:val="323B4B"/>
-          <w:spacing w:val="-4"/>
-          <w:sz w:val="18"/>
-        </w:rPr>
-        <w:t>a</w:t>
-      </w:r>
-      <w:r>
-        <w:rPr>
-          <w:color w:val="323B4B"/>
-          <w:spacing w:val="-5"/>
-          <w:sz w:val="18"/>
-        </w:rPr>
-        <w:t xml:space="preserve"> </w:t>
-      </w:r>
-      <w:r>
-        <w:rPr>
-          <w:color w:val="323B4B"/>
-          <w:spacing w:val="-4"/>
-          <w:sz w:val="18"/>
-        </w:rPr>
-        <w:t>unique</w:t>
-      </w:r>
-      <w:r>
-        <w:rPr>
-          <w:color w:val="323B4B"/>
-          <w:spacing w:val="-5"/>
-          <w:sz w:val="18"/>
-        </w:rPr>
-        <w:t xml:space="preserve"> </w:t>
-      </w:r>
-      <w:r>
-        <w:rPr>
-          <w:color w:val="323B4B"/>
-          <w:spacing w:val="-4"/>
-          <w:sz w:val="18"/>
-        </w:rPr>
-        <w:t>systems</w:t>
-      </w:r>
-      <w:r>
-        <w:rPr>
-          <w:color w:val="323B4B"/>
-          <w:spacing w:val="-5"/>
-          <w:sz w:val="18"/>
-        </w:rPr>
-        <w:t xml:space="preserve"> </w:t>
-      </w:r>
-      <w:r>
-        <w:rPr>
-          <w:color w:val="323B4B"/>
-          <w:spacing w:val="-4"/>
-          <w:sz w:val="18"/>
-        </w:rPr>
-        <w:t>perspective.</w:t>
-      </w:r>
-      <w:r>
-        <w:rPr>
-          <w:color w:val="323B4B"/>
-          <w:spacing w:val="-5"/>
-          <w:sz w:val="18"/>
-        </w:rPr>
-        <w:t xml:space="preserve"> </w:t>
-      </w:r>
-      <w:r>
-        <w:rPr>
-          <w:color w:val="323B4B"/>
-          <w:spacing w:val="-4"/>
-          <w:sz w:val="18"/>
-        </w:rPr>
-        <w:t>My</w:t>
-      </w:r>
-      <w:r>
-        <w:rPr>
-          <w:color w:val="323B4B"/>
-          <w:spacing w:val="-5"/>
-          <w:sz w:val="18"/>
-        </w:rPr>
-        <w:t xml:space="preserve"> </w:t>
-      </w:r>
-      <w:r>
-        <w:rPr>
-          <w:color w:val="323B4B"/>
-          <w:spacing w:val="-4"/>
-          <w:sz w:val="18"/>
-        </w:rPr>
-        <w:t>expertise</w:t>
-      </w:r>
-      <w:r>
-        <w:rPr>
-          <w:color w:val="323B4B"/>
-          <w:spacing w:val="-5"/>
-          <w:sz w:val="18"/>
-        </w:rPr>
-        <w:t xml:space="preserve"> </w:t>
-      </w:r>
-      <w:r>
-        <w:rPr>
-          <w:color w:val="323B4B"/>
-          <w:spacing w:val="-4"/>
-          <w:sz w:val="18"/>
-        </w:rPr>
-        <w:t xml:space="preserve">ranges </w:t>
-      </w:r>
-      <w:r>
-        <w:rPr>
-          <w:color w:val="323B4B"/>
-          <w:sz w:val="18"/>
-        </w:rPr>
-        <w:t>from</w:t>
-      </w:r>
-      <w:r>
-        <w:rPr>
-          <w:color w:val="323B4B"/>
-          <w:spacing w:val="-12"/>
-          <w:sz w:val="18"/>
-        </w:rPr>
-        <w:t xml:space="preserve"> </w:t>
+          <w:sz w:val="18"/>
+        </w:rPr>
+        <w:t xml:space="preserve"> and currently pursuing a Master’s in </w:t>
       </w:r>
       <w:r>
         <w:rPr>
           <w:b/>
-          <w:color w:val="323B4B"/>
-          <w:sz w:val="18"/>
-        </w:rPr>
-        <w:t>control</w:t>
+          <w:bCs/>
+          <w:color w:val="323B4B"/>
+          <w:sz w:val="18"/>
+        </w:rPr>
+        <w:t>Control of Electrical Systems</w:t>
+      </w:r>
+      <w:r>
+        <w:rPr>
+          <w:color w:val="323B4B"/>
+          <w:sz w:val="18"/>
+        </w:rPr>
+        <w:t xml:space="preserve">, I possess a deep systems perspective ranging from low-level hardware programming to modern software architecture. My experience spans </w:t>
       </w:r>
       <w:r>
         <w:rPr>
           <w:b/>
-          <w:color w:val="323B4B"/>
-          <w:spacing w:val="-10"/>
-          <w:sz w:val="18"/>
-        </w:rPr>
-        <w:t xml:space="preserve"> </w:t>
+          <w:bCs/>
+          <w:color w:val="323B4B"/>
+          <w:sz w:val="18"/>
+        </w:rPr>
+        <w:t>control theory</w:t>
+      </w:r>
+      <w:r>
+        <w:rPr>
+          <w:color w:val="323B4B"/>
+          <w:sz w:val="18"/>
+        </w:rPr>
+        <w:t xml:space="preserve">, </w:t>
       </w:r>
       <w:r>
         <w:rPr>
           <w:b/>
-          <w:color w:val="323B4B"/>
-          <w:sz w:val="18"/>
-        </w:rPr>
-        <w:t>systems,</w:t>
+          <w:bCs/>
+          <w:color w:val="323B4B"/>
+          <w:sz w:val="18"/>
+        </w:rPr>
+        <w:t>IoT</w:t>
+      </w:r>
+      <w:r>
+        <w:rPr>
+          <w:color w:val="323B4B"/>
+          <w:sz w:val="18"/>
+        </w:rPr>
+        <w:t xml:space="preserve"> (e.g., ESP32 microcontrollers), </w:t>
       </w:r>
       <w:r>
         <w:rPr>
           <w:b/>
-          <w:color w:val="323B4B"/>
-          <w:spacing w:val="-10"/>
-          <w:sz w:val="18"/>
-        </w:rPr>
-        <w:t xml:space="preserve"> </w:t>
-      </w:r>
-      <w:r>
-        <w:rPr>
-          <w:b/>
-          <w:color w:val="323B4B"/>
-          <w:sz w:val="18"/>
-        </w:rPr>
-        <w:t>IoT,</w:t>
-      </w:r>
-      <w:r>
-        <w:rPr>
-          <w:b/>
-          <w:color w:val="323B4B"/>
-          <w:spacing w:val="-10"/>
-          <w:sz w:val="18"/>
-        </w:rPr>
-        <w:t xml:space="preserve"> </w:t>
-      </w:r>
-      <w:r>
-        <w:rPr>
-          <w:b/>
-          <w:color w:val="323B4B"/>
-          <w:sz w:val="18"/>
-        </w:rPr>
-        <w:t>and</w:t>
-      </w:r>
-      <w:r>
-        <w:rPr>
-          <w:b/>
-          <w:color w:val="323B4B"/>
-          <w:spacing w:val="-10"/>
-          <w:sz w:val="18"/>
-        </w:rPr>
-        <w:t xml:space="preserve"> </w:t>
-      </w:r>
-      <w:r>
-        <w:rPr>
-          <w:b/>
-          <w:color w:val="323B4B"/>
-          <w:sz w:val="18"/>
-        </w:rPr>
-        <w:t>embedded</w:t>
-      </w:r>
-      <w:r>
-        <w:rPr>
-          <w:b/>
-          <w:color w:val="323B4B"/>
-          <w:spacing w:val="-10"/>
-          <w:sz w:val="18"/>
-        </w:rPr>
-        <w:t xml:space="preserve"> </w:t>
-      </w:r>
-      <w:r>
-        <w:rPr>
-          <w:b/>
-          <w:color w:val="323B4B"/>
-          <w:sz w:val="18"/>
-        </w:rPr>
-        <w:t>systems</w:t>
-      </w:r>
-      <w:r>
-        <w:rPr>
-          <w:b/>
-          <w:color w:val="323B4B"/>
-          <w:spacing w:val="-9"/>
-          <w:sz w:val="18"/>
-        </w:rPr>
-        <w:t xml:space="preserve"> </w:t>
-      </w:r>
-      <w:r>
-        <w:rPr>
-          <w:color w:val="323B4B"/>
-          <w:sz w:val="18"/>
-        </w:rPr>
-        <w:t>(with</w:t>
-      </w:r>
-      <w:r>
-        <w:rPr>
-          <w:color w:val="323B4B"/>
-          <w:spacing w:val="-12"/>
-          <w:sz w:val="18"/>
-        </w:rPr>
-        <w:t xml:space="preserve"> </w:t>
-      </w:r>
-      <w:r>
-        <w:rPr>
-          <w:color w:val="323B4B"/>
-          <w:sz w:val="18"/>
-        </w:rPr>
-        <w:t>experience</w:t>
-      </w:r>
-      <w:r>
-        <w:rPr>
-          <w:color w:val="323B4B"/>
-          <w:spacing w:val="-12"/>
-          <w:sz w:val="18"/>
-        </w:rPr>
-        <w:t xml:space="preserve"> </w:t>
-      </w:r>
-      <w:r>
-        <w:rPr>
-          <w:color w:val="323B4B"/>
-          <w:sz w:val="18"/>
-        </w:rPr>
-        <w:t xml:space="preserve">including </w:t>
-      </w:r>
-      <w:r>
-        <w:rPr>
-          <w:b/>
-          <w:color w:val="323B4B"/>
-          <w:sz w:val="18"/>
-        </w:rPr>
-        <w:t>ESP32 microcontrollers</w:t>
-      </w:r>
-      <w:r>
-        <w:rPr>
-          <w:color w:val="323B4B"/>
-          <w:sz w:val="18"/>
-        </w:rPr>
-        <w:t xml:space="preserve">) to modern web development. With a specialization in </w:t>
-      </w:r>
-      <w:r>
-        <w:rPr>
-          <w:b/>
-          <w:color w:val="323B4B"/>
-          <w:spacing w:val="-6"/>
-          <w:sz w:val="18"/>
-        </w:rPr>
-        <w:t>electrical</w:t>
-      </w:r>
-      <w:r>
-        <w:rPr>
-          <w:b/>
-          <w:color w:val="323B4B"/>
-          <w:spacing w:val="-7"/>
-          <w:sz w:val="18"/>
-        </w:rPr>
-        <w:t xml:space="preserve"> </w:t>
-      </w:r>
-      <w:r>
-        <w:rPr>
-          <w:b/>
-          <w:color w:val="323B4B"/>
-          <w:spacing w:val="-6"/>
-          <w:sz w:val="18"/>
-        </w:rPr>
-        <w:t>control systems</w:t>
-      </w:r>
-      <w:r>
-        <w:rPr>
-          <w:b/>
-          <w:color w:val="323B4B"/>
-          <w:spacing w:val="-7"/>
-          <w:sz w:val="18"/>
-        </w:rPr>
-        <w:t xml:space="preserve"> </w:t>
-      </w:r>
-      <w:r>
-        <w:rPr>
-          <w:b/>
-          <w:color w:val="323B4B"/>
-          <w:spacing w:val="-6"/>
-          <w:sz w:val="18"/>
-        </w:rPr>
-        <w:t>and embedded</w:t>
-      </w:r>
-      <w:r>
-        <w:rPr>
-          <w:b/>
-          <w:color w:val="323B4B"/>
-          <w:spacing w:val="-7"/>
-          <w:sz w:val="18"/>
-        </w:rPr>
-        <w:t xml:space="preserve"> </w:t>
-      </w:r>
-      <w:r>
-        <w:rPr>
-          <w:b/>
-          <w:color w:val="323B4B"/>
-          <w:spacing w:val="-6"/>
-          <w:sz w:val="18"/>
-        </w:rPr>
-        <w:t>systems programming</w:t>
-      </w:r>
-      <w:r>
-        <w:rPr>
-          <w:color w:val="323B4B"/>
-          <w:spacing w:val="-6"/>
-          <w:sz w:val="18"/>
-        </w:rPr>
-        <w:t>,</w:t>
-      </w:r>
-      <w:r>
-        <w:rPr>
-          <w:color w:val="323B4B"/>
-          <w:spacing w:val="-9"/>
-          <w:sz w:val="18"/>
-        </w:rPr>
-        <w:t xml:space="preserve"> </w:t>
-      </w:r>
-      <w:r>
-        <w:rPr>
-          <w:color w:val="323B4B"/>
-          <w:spacing w:val="-6"/>
-          <w:sz w:val="18"/>
-        </w:rPr>
-        <w:t>I</w:t>
-      </w:r>
-      <w:r>
-        <w:rPr>
-          <w:color w:val="323B4B"/>
-          <w:spacing w:val="-8"/>
-          <w:sz w:val="18"/>
-        </w:rPr>
-        <w:t xml:space="preserve"> </w:t>
-      </w:r>
-      <w:r>
-        <w:rPr>
-          <w:color w:val="323B4B"/>
-          <w:spacing w:val="-6"/>
-          <w:sz w:val="18"/>
-        </w:rPr>
-        <w:t>am</w:t>
-      </w:r>
-      <w:r>
-        <w:rPr>
-          <w:color w:val="323B4B"/>
-          <w:spacing w:val="-8"/>
-          <w:sz w:val="18"/>
-        </w:rPr>
-        <w:t xml:space="preserve"> </w:t>
-      </w:r>
-      <w:r>
-        <w:rPr>
-          <w:color w:val="323B4B"/>
-          <w:spacing w:val="-6"/>
-          <w:sz w:val="18"/>
-        </w:rPr>
-        <w:t>driven</w:t>
-      </w:r>
-      <w:r>
-        <w:rPr>
-          <w:color w:val="323B4B"/>
-          <w:spacing w:val="-8"/>
-          <w:sz w:val="18"/>
-        </w:rPr>
-        <w:t xml:space="preserve"> </w:t>
-      </w:r>
-      <w:r>
-        <w:rPr>
-          <w:color w:val="323B4B"/>
-          <w:spacing w:val="-6"/>
-          <w:sz w:val="18"/>
-        </w:rPr>
-        <w:t xml:space="preserve">to </w:t>
-      </w:r>
-      <w:r>
-        <w:rPr>
-          <w:color w:val="323B4B"/>
-          <w:sz w:val="18"/>
-        </w:rPr>
-        <w:t>apply my deep technical skills to build innovative and efficient solutions in a forward-thinking</w:t>
-      </w:r>
-      <w:r>
-        <w:rPr>
-          <w:color w:val="323B4B"/>
-          <w:spacing w:val="-6"/>
-          <w:sz w:val="18"/>
-        </w:rPr>
-        <w:t xml:space="preserve"> </w:t>
-      </w:r>
-      <w:r>
-        <w:rPr>
-          <w:color w:val="323B4B"/>
-          <w:sz w:val="18"/>
-        </w:rPr>
-        <w:t>role.</w:t>
+          <w:bCs/>
+          <w:color w:val="323B4B"/>
+          <w:sz w:val="18"/>
+        </w:rPr>
+        <w:t>embedded systems</w:t>
+      </w:r>
+      <w:r>
+        <w:rPr>
+          <w:color w:val="323B4B"/>
+          <w:sz w:val="18"/>
+        </w:rPr>
+        <w:t xml:space="preserve"> and advanced problem-solving in complex IT environments. I am driven by the integration of technical engineering expertise with security-conscious software development to build robust, future-proof solutions for critical infrastructure.</w:t>
       </w:r>
     </w:p>
     <w:p>
@@ -5975,12 +5506,11 @@
           <w:color w:val="323B4B"/>
           <w:sz w:val="18"/>
         </w:rPr>
-        <w:t>Mars</w:t>
-      </w:r>
-      <w:r>
-        <w:rPr>
-          <w:color w:val="323B4B"/>
-          <w:spacing w:val="-4"/>
+        <w:t>March</w:t>
+      </w:r>
+      <w:r>
+        <w:rPr>
+          <w:color w:val="323B4B"/>
           <w:sz w:val="18"/>
         </w:rPr>
         <w:t xml:space="preserve"> </w:t>
@@ -9393,7 +8923,6 @@
   <w:style w:type="character" w:default="1" w:styleId="DefaultParagraphFont">
     <w:name w:val="Default Paragraph Font"/>
     <w:uiPriority w:val="1"/>
-    <w:semiHidden/>
     <w:unhideWhenUsed/>
   </w:style>
   <w:style w:type="table" w:default="1" w:styleId="TableNormal">
